--- a/arb/docx/37.content.docx
+++ b/arb/docx/37.content.docx
@@ -32,23 +32,6 @@
     </w:p>
     <w:p>
       <w:pPr>
-        <w:pStyle w:val="Heading2"/>
-        <w:bidi/>
-      </w:pPr>
-      <w:r>
-        <w:rPr>
-          <w:lang w:val="ar_AE" w:bidi="ar_AE"/>
-        </w:rPr>
-        <w:t>License Information</w:t>
-      </w:r>
-      <w:r>
-        <w:rPr>
-          <w:lang w:val="ar_AE" w:bidi="ar_AE"/>
-        </w:rPr>
-      </w:r>
-    </w:p>
-    <w:p>
-      <w:pPr>
         <w:bidi/>
       </w:pPr>
       <w:r>
@@ -61,19 +44,23 @@
           <w:b/>
           <w:lang w:val="ar_AE" w:bidi="ar_AE"/>
         </w:rPr>
-        <w:t>ملاحظات الدراسة (تينديل)</w:t>
-      </w:r>
-      <w:r>
-        <w:rPr>
-          <w:lang w:val="ar_AE" w:bidi="ar_AE"/>
-        </w:rPr>
-        <w:t xml:space="preserve"> (Arabic) is based on</w:t>
-      </w:r>
-      <w:r>
-        <w:rPr>
-          <w:lang w:val="ar_AE" w:bidi="ar_AE"/>
-        </w:rPr>
-        <w:t xml:space="preserve">: </w:t>
+        <w:t>Aquifer Open Study Notes</w:t>
+      </w:r>
+    </w:p>
+    <w:p>
+      <w:pPr>
+        <w:bidi/>
+      </w:pPr>
+      <w:r>
+        <w:rPr>
+          <w:lang w:val="ar_AE" w:bidi="ar_AE"/>
+        </w:rPr>
+      </w:r>
+      <w:r>
+        <w:rPr>
+          <w:lang w:val="ar_AE" w:bidi="ar_AE"/>
+        </w:rPr>
+        <w:t xml:space="preserve">This work is an adaptation of </w:t>
       </w:r>
       <w:r>
         <w:rPr>
@@ -85,64 +72,35 @@
         <w:rPr>
           <w:lang w:val="ar_AE" w:bidi="ar_AE"/>
         </w:rPr>
-        <w:t xml:space="preserve">, </w:t>
-      </w:r>
-      <w:hyperlink r:id="rId13">
-        <w:r>
-          <w:rPr>
-            <w:lang w:val="ar_AE" w:bidi="ar_AE"/>
-          </w:rPr>
-          <w:rPr>
-            <w:color w:val="0000EE"/>
-            <w:u w:val="single"/>
-          </w:rPr>
-          <w:t>Tyndale House Publishers</w:t>
-        </w:r>
-      </w:hyperlink>
-      <w:r>
-        <w:rPr>
-          <w:lang w:val="ar_AE" w:bidi="ar_AE"/>
-        </w:rPr>
-        <w:t xml:space="preserve">, 2019, which is licensed under a </w:t>
-      </w:r>
-      <w:hyperlink r:id="rId14">
-        <w:r>
-          <w:rPr>
-            <w:lang w:val="ar_AE" w:bidi="ar_AE"/>
-          </w:rPr>
-          <w:rPr>
-            <w:color w:val="0000EE"/>
-            <w:u w:val="single"/>
-          </w:rPr>
-          <w:t>CC BY-SA 4.0 license</w:t>
-        </w:r>
-      </w:hyperlink>
-      <w:r>
-        <w:rPr>
-          <w:lang w:val="ar_AE" w:bidi="ar_AE"/>
-        </w:rPr>
-        <w:t>.</w:t>
-      </w:r>
-      <w:r>
-        <w:rPr>
-          <w:lang w:val="ar_AE" w:bidi="ar_AE"/>
-        </w:rPr>
-      </w:r>
-    </w:p>
-    <w:p>
-      <w:pPr>
-        <w:bidi/>
-      </w:pPr>
-      <w:r>
-        <w:rPr>
-          <w:lang w:val="ar_AE" w:bidi="ar_AE"/>
-        </w:rPr>
-      </w:r>
-      <w:r>
-        <w:rPr>
-          <w:lang w:val="ar_AE" w:bidi="ar_AE"/>
-        </w:rPr>
-        <w:t>This PDF version is provided under the same license.</w:t>
+        <w:t xml:space="preserve"> © 2023 Tyndale House Publishers, licensed under the CC BY-SA 4.0 license. The adaptation, </w:t>
+      </w:r>
+      <w:r>
+        <w:rPr>
+          <w:lang w:val="ar_AE" w:bidi="ar_AE"/>
+        </w:rPr>
+        <w:t>Aquifer Open Study Notes</w:t>
+      </w:r>
+      <w:r>
+        <w:rPr>
+          <w:lang w:val="ar_AE" w:bidi="ar_AE"/>
+        </w:rPr>
+        <w:t>, was created by Mission Mutual and is also licensed under CC BY-SA 4.0.</w:t>
+      </w:r>
+    </w:p>
+    <w:p>
+      <w:pPr>
+        <w:bidi/>
+      </w:pPr>
+      <w:r>
+        <w:rPr>
+          <w:lang w:val="ar_AE" w:bidi="ar_AE"/>
+        </w:rPr>
+      </w:r>
+      <w:r>
+        <w:rPr>
+          <w:lang w:val="ar_AE" w:bidi="ar_AE"/>
+        </w:rPr>
+        <w:t>This resource has been adapted into multiple languages, including English, Tok Pisin, Arabic (عربي), French (Français), Hindi (हिंदी), Indonesian (Bahasa Indonesia), Portuguese (Português), Russian (Русский), Spanish (Español), Swahili (Kiswahili), and Simplified Chinese (简体中文).</w:t>
       </w:r>
       <w:r>
         <w:rPr>
@@ -330,6 +288,42 @@
         </w:rPr>
         <w:t xml:space="preserve">) الكاتب والجمهور والتاريخ والمناسبة التي أدت إلى النبوة. • فِي السَّنَةِ الثَّانِيَةِ: حكم الملك داريوس الأول (هستاسبس) بلاد فارس من 521 إلى 486 قبل الميلاد، في بداية الإمبراطورية الفارسية (539–331 قبل الميلاد). تُعدّ رسائل حجّي من بين النبوات الأكثر تحديدًا في العهد القديم. • النبيّ (بالعبرية نبي'nabi): يُعيَّن حجّي كممثل لله الذي يتحدث بسلطان الله الذي أرسله. • قاد زربّابل مجموعة من العبرانيين للعودة إلى إسرائيل بعد السبي البابلي وكان هو الحاكم المُعيَّن من قِبَل الفرس ليهوذا في زمن خدمة حجّي (انظر </w:t>
       </w:r>
+      <w:hyperlink r:id="rId13">
+        <w:r>
+          <w:rPr>
+            <w:lang w:val="ar_AE" w:bidi="ar_AE"/>
+          </w:rPr>
+          <w:rPr>
+            <w:color w:val="0000EE"/>
+            <w:u w:val="single"/>
+          </w:rPr>
+          <w:t>عزرا 2:1–2</w:t>
+        </w:r>
+      </w:hyperlink>
+      <w:r>
+        <w:rPr>
+          <w:lang w:val="ar_AE" w:bidi="ar_AE"/>
+        </w:rPr>
+        <w:t xml:space="preserve">؛ </w:t>
+      </w:r>
+      <w:hyperlink r:id="rId14">
+        <w:r>
+          <w:rPr>
+            <w:lang w:val="ar_AE" w:bidi="ar_AE"/>
+          </w:rPr>
+          <w:rPr>
+            <w:color w:val="0000EE"/>
+            <w:u w:val="single"/>
+          </w:rPr>
+          <w:t>3:2</w:t>
+        </w:r>
+      </w:hyperlink>
+      <w:r>
+        <w:rPr>
+          <w:lang w:val="ar_AE" w:bidi="ar_AE"/>
+        </w:rPr>
+        <w:t xml:space="preserve">؛ </w:t>
+      </w:r>
       <w:hyperlink r:id="rId15">
         <w:r>
           <w:rPr>
@@ -339,7 +333,25 @@
             <w:color w:val="0000EE"/>
             <w:u w:val="single"/>
           </w:rPr>
-          <w:t>عزرا 2:1–2</w:t>
+          <w:t>نحميا 7:7</w:t>
+        </w:r>
+      </w:hyperlink>
+      <w:r>
+        <w:rPr>
+          <w:lang w:val="ar_AE" w:bidi="ar_AE"/>
+        </w:rPr>
+        <w:t>). • كان يشوع (يهوشع) رئيسًا للكهنة في ذلك الوقت. وتحت إشرافه أعيد بناء المذبح وتم تدشين الهيكل الثاني (</w:t>
+      </w:r>
+      <w:hyperlink r:id="rId14">
+        <w:r>
+          <w:rPr>
+            <w:lang w:val="ar_AE" w:bidi="ar_AE"/>
+          </w:rPr>
+          <w:rPr>
+            <w:color w:val="0000EE"/>
+            <w:u w:val="single"/>
+          </w:rPr>
+          <w:t>عزرا 3:2</w:t>
         </w:r>
       </w:hyperlink>
       <w:r>
@@ -357,7 +369,7 @@
             <w:color w:val="0000EE"/>
             <w:u w:val="single"/>
           </w:rPr>
-          <w:t>3:2</w:t>
+          <w:t>5:2</w:t>
         </w:r>
       </w:hyperlink>
       <w:r>
@@ -375,25 +387,131 @@
             <w:color w:val="0000EE"/>
             <w:u w:val="single"/>
           </w:rPr>
-          <w:t>نحميا 7:7</w:t>
-        </w:r>
-      </w:hyperlink>
-      <w:r>
-        <w:rPr>
-          <w:lang w:val="ar_AE" w:bidi="ar_AE"/>
-        </w:rPr>
-        <w:t>). • كان يشوع (يهوشع) رئيسًا للكهنة في ذلك الوقت. وتحت إشرافه أعيد بناء المذبح وتم تدشين الهيكل الثاني (</w:t>
-      </w:r>
-      <w:hyperlink r:id="rId16">
-        <w:r>
-          <w:rPr>
-            <w:lang w:val="ar_AE" w:bidi="ar_AE"/>
-          </w:rPr>
-          <w:rPr>
-            <w:color w:val="0000EE"/>
-            <w:u w:val="single"/>
-          </w:rPr>
-          <w:t>عزرا 3:2</w:t>
+          <w:t>6:15</w:t>
+        </w:r>
+      </w:hyperlink>
+      <w:r>
+        <w:rPr>
+          <w:lang w:val="ar_AE" w:bidi="ar_AE"/>
+        </w:rPr>
+        <w:t>).</w:t>
+      </w:r>
+      <w:r>
+        <w:rPr>
+          <w:lang w:val="ar_AE" w:bidi="ar_AE"/>
+        </w:rPr>
+      </w:r>
+      <w:r>
+        <w:rPr>
+          <w:lang w:val="ar_AE" w:bidi="ar_AE"/>
+        </w:rPr>
+      </w:r>
+    </w:p>
+    <w:p>
+      <w:pPr>
+        <w:bidi/>
+      </w:pPr>
+      <w:r>
+        <w:rPr>
+          <w:lang w:val="ar_AE" w:bidi="ar_AE"/>
+        </w:rPr>
+      </w:r>
+    </w:p>
+    <w:p>
+      <w:pPr>
+        <w:pStyle w:val="Heading2"/>
+        <w:bidi/>
+      </w:pPr>
+      <w:r>
+        <w:rPr>
+          <w:lang w:val="ar_AE" w:bidi="ar_AE"/>
+        </w:rPr>
+        <w:t>حجّي 1: 1–15</w:t>
+      </w:r>
+      <w:r>
+        <w:rPr>
+          <w:lang w:val="ar_AE" w:bidi="ar_AE"/>
+        </w:rPr>
+      </w:r>
+    </w:p>
+    <w:p>
+      <w:pPr>
+        <w:bidi/>
+      </w:pPr>
+      <w:r>
+        <w:rPr>
+          <w:lang w:val="ar_AE" w:bidi="ar_AE"/>
+        </w:rPr>
+      </w:r>
+      <w:r>
+        <w:rPr>
+          <w:lang w:val="ar_AE" w:bidi="ar_AE"/>
+        </w:rPr>
+        <w:t>تدعو الرسالة الأولى سكان أورشليم إلى التركيز على استعادة العبادة الصحيحة لله.</w:t>
+      </w:r>
+      <w:r>
+        <w:rPr>
+          <w:lang w:val="ar_AE" w:bidi="ar_AE"/>
+        </w:rPr>
+      </w:r>
+      <w:r>
+        <w:rPr>
+          <w:lang w:val="ar_AE" w:bidi="ar_AE"/>
+        </w:rPr>
+      </w:r>
+    </w:p>
+    <w:p>
+      <w:pPr>
+        <w:bidi/>
+      </w:pPr>
+      <w:r>
+        <w:rPr>
+          <w:lang w:val="ar_AE" w:bidi="ar_AE"/>
+        </w:rPr>
+      </w:r>
+    </w:p>
+    <w:p>
+      <w:pPr>
+        <w:pStyle w:val="Heading2"/>
+        <w:bidi/>
+      </w:pPr>
+      <w:r>
+        <w:rPr>
+          <w:lang w:val="ar_AE" w:bidi="ar_AE"/>
+        </w:rPr>
+        <w:t>حجّي 1: 2</w:t>
+      </w:r>
+      <w:r>
+        <w:rPr>
+          <w:lang w:val="ar_AE" w:bidi="ar_AE"/>
+        </w:rPr>
+      </w:r>
+    </w:p>
+    <w:p>
+      <w:pPr>
+        <w:bidi/>
+      </w:pPr>
+      <w:r>
+        <w:rPr>
+          <w:lang w:val="ar_AE" w:bidi="ar_AE"/>
+        </w:rPr>
+      </w:r>
+      <w:r>
+        <w:rPr>
+          <w:lang w:val="ar_AE" w:bidi="ar_AE"/>
+        </w:rPr>
+        <w:t>رَبُّ الْجُنُودِ: التعبير المفضل لحجّي وزكريّا عن الله يُبرز القوة التي لا تُقهر وراء كلمة الله. يمكن للرب أن يستدعي أعدادًا لا حصر لها من القوات السماوية لتنفيذ إرادته في لحظة (</w:t>
+      </w:r>
+      <w:hyperlink r:id="rId18">
+        <w:r>
+          <w:rPr>
+            <w:lang w:val="ar_AE" w:bidi="ar_AE"/>
+          </w:rPr>
+          <w:rPr>
+            <w:color w:val="0000EE"/>
+            <w:u w:val="single"/>
+          </w:rPr>
+          <w:t>2 ملوك 6:17</w:t>
         </w:r>
       </w:hyperlink>
       <w:r>
@@ -402,16 +520,282 @@
         </w:rPr>
         <w:t xml:space="preserve">؛ </w:t>
       </w:r>
-      <w:hyperlink r:id="rId18">
-        <w:r>
-          <w:rPr>
-            <w:lang w:val="ar_AE" w:bidi="ar_AE"/>
-          </w:rPr>
-          <w:rPr>
-            <w:color w:val="0000EE"/>
-            <w:u w:val="single"/>
-          </w:rPr>
-          <w:t>5:2</w:t>
+      <w:hyperlink r:id="rId19">
+        <w:r>
+          <w:rPr>
+            <w:lang w:val="ar_AE" w:bidi="ar_AE"/>
+          </w:rPr>
+          <w:rPr>
+            <w:color w:val="0000EE"/>
+            <w:u w:val="single"/>
+          </w:rPr>
+          <w:t>متى 26:53</w:t>
+        </w:r>
+      </w:hyperlink>
+      <w:r>
+        <w:rPr>
+          <w:lang w:val="ar_AE" w:bidi="ar_AE"/>
+        </w:rPr>
+        <w:t>). كان الهدف من هذا الفكر هو تشجيع اليهود الذين شعروا بالعجز وعدم الأهمية. • إِنَّ الْوَقْتَ لَمْ يَبْلُغْ وَقْتَ: أدى ضعف المحاصيل بسبب الجفاف والأوبئة إلى إضعاف اقتصاد يهوذا (</w:t>
+      </w:r>
+      <w:hyperlink r:id="rId20">
+        <w:r>
+          <w:rPr>
+            <w:lang w:val="ar_AE" w:bidi="ar_AE"/>
+          </w:rPr>
+          <w:rPr>
+            <w:color w:val="0000EE"/>
+            <w:u w:val="single"/>
+          </w:rPr>
+          <w:t>حجي 1:6</w:t>
+        </w:r>
+      </w:hyperlink>
+      <w:r>
+        <w:rPr>
+          <w:lang w:val="ar_AE" w:bidi="ar_AE"/>
+        </w:rPr>
+        <w:t xml:space="preserve">، </w:t>
+      </w:r>
+      <w:hyperlink r:id="rId21">
+        <w:r>
+          <w:rPr>
+            <w:lang w:val="ar_AE" w:bidi="ar_AE"/>
+          </w:rPr>
+          <w:rPr>
+            <w:color w:val="0000EE"/>
+            <w:u w:val="single"/>
+          </w:rPr>
+          <w:t>9–11</w:t>
+        </w:r>
+      </w:hyperlink>
+      <w:r>
+        <w:rPr>
+          <w:lang w:val="ar_AE" w:bidi="ar_AE"/>
+        </w:rPr>
+        <w:t>) لدرجة أن الناس اعتقدوا أنهم لا يستطيعون تحمل تكلفة إعادة بناء الهيكل. أقنعهم حجي أنهم لا يستطيعون ترك الهيكل في حالة خراب، لأن الله لن يُباركهم ويُنجحهم إذا لم يعيدوا بناء بيت الرب (</w:t>
+      </w:r>
+      <w:hyperlink r:id="rId22">
+        <w:r>
+          <w:rPr>
+            <w:lang w:val="ar_AE" w:bidi="ar_AE"/>
+          </w:rPr>
+          <w:rPr>
+            <w:color w:val="0000EE"/>
+            <w:u w:val="single"/>
+          </w:rPr>
+          <w:t>1:4</w:t>
+        </w:r>
+      </w:hyperlink>
+      <w:r>
+        <w:rPr>
+          <w:lang w:val="ar_AE" w:bidi="ar_AE"/>
+        </w:rPr>
+        <w:t xml:space="preserve">، </w:t>
+      </w:r>
+      <w:hyperlink r:id="rId23">
+        <w:r>
+          <w:rPr>
+            <w:lang w:val="ar_AE" w:bidi="ar_AE"/>
+          </w:rPr>
+          <w:rPr>
+            <w:color w:val="0000EE"/>
+            <w:u w:val="single"/>
+          </w:rPr>
+          <w:t>7–8</w:t>
+        </w:r>
+      </w:hyperlink>
+      <w:r>
+        <w:rPr>
+          <w:lang w:val="ar_AE" w:bidi="ar_AE"/>
+        </w:rPr>
+        <w:t>).</w:t>
+      </w:r>
+      <w:r>
+        <w:rPr>
+          <w:lang w:val="ar_AE" w:bidi="ar_AE"/>
+        </w:rPr>
+      </w:r>
+      <w:r>
+        <w:rPr>
+          <w:lang w:val="ar_AE" w:bidi="ar_AE"/>
+        </w:rPr>
+      </w:r>
+    </w:p>
+    <w:p>
+      <w:pPr>
+        <w:bidi/>
+      </w:pPr>
+      <w:r>
+        <w:rPr>
+          <w:lang w:val="ar_AE" w:bidi="ar_AE"/>
+        </w:rPr>
+      </w:r>
+    </w:p>
+    <w:p>
+      <w:pPr>
+        <w:pStyle w:val="Heading2"/>
+        <w:bidi/>
+      </w:pPr>
+      <w:r>
+        <w:rPr>
+          <w:lang w:val="ar_AE" w:bidi="ar_AE"/>
+        </w:rPr>
+        <w:t>حجّي 1: 4</w:t>
+      </w:r>
+      <w:r>
+        <w:rPr>
+          <w:lang w:val="ar_AE" w:bidi="ar_AE"/>
+        </w:rPr>
+      </w:r>
+    </w:p>
+    <w:p>
+      <w:pPr>
+        <w:bidi/>
+      </w:pPr>
+      <w:r>
+        <w:rPr>
+          <w:lang w:val="ar_AE" w:bidi="ar_AE"/>
+        </w:rPr>
+      </w:r>
+      <w:r>
+        <w:rPr>
+          <w:lang w:val="ar_AE" w:bidi="ar_AE"/>
+        </w:rPr>
+        <w:t xml:space="preserve">هَلِ الْوَقْتُ لَكُمْ؟ إن الأسئلة البلاغية في الأدب النبوي تدعو إلى الاتفاق وليس الرد (انظر </w:t>
+      </w:r>
+      <w:hyperlink r:id="rId24">
+        <w:r>
+          <w:rPr>
+            <w:lang w:val="ar_AE" w:bidi="ar_AE"/>
+          </w:rPr>
+          <w:rPr>
+            <w:color w:val="0000EE"/>
+            <w:u w:val="single"/>
+          </w:rPr>
+          <w:t>2:3</w:t>
+        </w:r>
+      </w:hyperlink>
+      <w:r>
+        <w:rPr>
+          <w:lang w:val="ar_AE" w:bidi="ar_AE"/>
+        </w:rPr>
+        <w:t xml:space="preserve">). والغرض من هذا السؤال هو إزالة فرصة المستمعين في تقديم الأعذار عند الرد على الرسالة. • البيوت الفاخرة (أو </w:t>
+      </w:r>
+      <w:r>
+        <w:rPr>
+          <w:i/>
+          <w:lang w:val="ar_AE" w:bidi="ar_AE"/>
+        </w:rPr>
+        <w:t>المغطاة، الْمُغَشَّاةِ</w:t>
+      </w:r>
+      <w:r>
+        <w:rPr>
+          <w:lang w:val="ar_AE" w:bidi="ar_AE"/>
+        </w:rPr>
+        <w:t xml:space="preserve">) للناس تتناقض مع هيكل الله، الذي كان مُهدَّم (أو </w:t>
+      </w:r>
+      <w:r>
+        <w:rPr>
+          <w:i/>
+          <w:lang w:val="ar_AE" w:bidi="ar_AE"/>
+        </w:rPr>
+        <w:t>خَرَابٌ</w:t>
+      </w:r>
+      <w:r>
+        <w:rPr>
+          <w:lang w:val="ar_AE" w:bidi="ar_AE"/>
+        </w:rPr>
+        <w:t>) وبالتالي غير صالح للاستخدام.</w:t>
+      </w:r>
+      <w:r>
+        <w:rPr>
+          <w:lang w:val="ar_AE" w:bidi="ar_AE"/>
+        </w:rPr>
+      </w:r>
+      <w:r>
+        <w:rPr>
+          <w:lang w:val="ar_AE" w:bidi="ar_AE"/>
+        </w:rPr>
+      </w:r>
+    </w:p>
+    <w:p>
+      <w:pPr>
+        <w:bidi/>
+      </w:pPr>
+      <w:r>
+        <w:rPr>
+          <w:lang w:val="ar_AE" w:bidi="ar_AE"/>
+        </w:rPr>
+      </w:r>
+    </w:p>
+    <w:p>
+      <w:pPr>
+        <w:pStyle w:val="Heading2"/>
+        <w:bidi/>
+      </w:pPr>
+      <w:r>
+        <w:rPr>
+          <w:lang w:val="ar_AE" w:bidi="ar_AE"/>
+        </w:rPr>
+        <w:t>حجّي 1: 5</w:t>
+      </w:r>
+      <w:r>
+        <w:rPr>
+          <w:lang w:val="ar_AE" w:bidi="ar_AE"/>
+        </w:rPr>
+      </w:r>
+    </w:p>
+    <w:p>
+      <w:pPr>
+        <w:bidi/>
+      </w:pPr>
+      <w:r>
+        <w:rPr>
+          <w:lang w:val="ar_AE" w:bidi="ar_AE"/>
+        </w:rPr>
+      </w:r>
+      <w:r>
+        <w:rPr>
+          <w:lang w:val="ar_AE" w:bidi="ar_AE"/>
+        </w:rPr>
+        <w:t xml:space="preserve">تأملوا في ما يحدث لكم (حرفيًا </w:t>
+      </w:r>
+      <w:r>
+        <w:rPr>
+          <w:i/>
+          <w:lang w:val="ar_AE" w:bidi="ar_AE"/>
+        </w:rPr>
+        <w:t>اجْعَلُوا قَلْبَكُمْ عَلَى طُرُقِكُمْ</w:t>
+      </w:r>
+      <w:r>
+        <w:rPr>
+          <w:lang w:val="ar_AE" w:bidi="ar_AE"/>
+        </w:rPr>
+        <w:t xml:space="preserve">): بالنسبة للعبرانيين، كان </w:t>
+      </w:r>
+      <w:r>
+        <w:rPr>
+          <w:i/>
+          <w:lang w:val="ar_AE" w:bidi="ar_AE"/>
+        </w:rPr>
+        <w:t>القلب</w:t>
+      </w:r>
+      <w:r>
+        <w:rPr>
+          <w:lang w:val="ar_AE" w:bidi="ar_AE"/>
+        </w:rPr>
+        <w:t xml:space="preserve"> هو موضع التفكير والشعور والإرادة. لذا فإن هذا الأمر (أيضًا </w:t>
+      </w:r>
+      <w:hyperlink r:id="rId25">
+        <w:r>
+          <w:rPr>
+            <w:lang w:val="ar_AE" w:bidi="ar_AE"/>
+          </w:rPr>
+          <w:rPr>
+            <w:color w:val="0000EE"/>
+            <w:u w:val="single"/>
+          </w:rPr>
+          <w:t>1:7</w:t>
         </w:r>
       </w:hyperlink>
       <w:r>
@@ -420,16 +804,70 @@
         </w:rPr>
         <w:t xml:space="preserve">؛ </w:t>
       </w:r>
-      <w:hyperlink r:id="rId19">
-        <w:r>
-          <w:rPr>
-            <w:lang w:val="ar_AE" w:bidi="ar_AE"/>
-          </w:rPr>
-          <w:rPr>
-            <w:color w:val="0000EE"/>
-            <w:u w:val="single"/>
-          </w:rPr>
-          <w:t>6:15</w:t>
+      <w:hyperlink r:id="rId26">
+        <w:r>
+          <w:rPr>
+            <w:lang w:val="ar_AE" w:bidi="ar_AE"/>
+          </w:rPr>
+          <w:rPr>
+            <w:color w:val="0000EE"/>
+            <w:u w:val="single"/>
+          </w:rPr>
+          <w:t>2:15</w:t>
+        </w:r>
+      </w:hyperlink>
+      <w:r>
+        <w:rPr>
+          <w:lang w:val="ar_AE" w:bidi="ar_AE"/>
+        </w:rPr>
+        <w:t xml:space="preserve">، </w:t>
+      </w:r>
+      <w:hyperlink r:id="rId27">
+        <w:r>
+          <w:rPr>
+            <w:lang w:val="ar_AE" w:bidi="ar_AE"/>
+          </w:rPr>
+          <w:rPr>
+            <w:color w:val="0000EE"/>
+            <w:u w:val="single"/>
+          </w:rPr>
+          <w:t>18</w:t>
+        </w:r>
+      </w:hyperlink>
+      <w:r>
+        <w:rPr>
+          <w:lang w:val="ar_AE" w:bidi="ar_AE"/>
+        </w:rPr>
+        <w:t xml:space="preserve">) يدعو الناس إلى التفكير بعناية واستخلاص الاستنتاجات الصحيحة بشأن العلاقة بين ما يحدث لهم (الجفاف والفقر، </w:t>
+      </w:r>
+      <w:hyperlink r:id="rId20">
+        <w:r>
+          <w:rPr>
+            <w:lang w:val="ar_AE" w:bidi="ar_AE"/>
+          </w:rPr>
+          <w:rPr>
+            <w:color w:val="0000EE"/>
+            <w:u w:val="single"/>
+          </w:rPr>
+          <w:t>1:6</w:t>
+        </w:r>
+      </w:hyperlink>
+      <w:r>
+        <w:rPr>
+          <w:lang w:val="ar_AE" w:bidi="ar_AE"/>
+        </w:rPr>
+        <w:t>) وإخفاقهم في استعادة العبادة الصحيحة للرب (</w:t>
+      </w:r>
+      <w:hyperlink r:id="rId28">
+        <w:r>
+          <w:rPr>
+            <w:lang w:val="ar_AE" w:bidi="ar_AE"/>
+          </w:rPr>
+          <w:rPr>
+            <w:color w:val="0000EE"/>
+            <w:u w:val="single"/>
+          </w:rPr>
+          <w:t>1:8–9</w:t>
         </w:r>
       </w:hyperlink>
       <w:r>
@@ -468,28 +906,41 @@
         <w:rPr>
           <w:lang w:val="ar_AE" w:bidi="ar_AE"/>
         </w:rPr>
-        <w:t>حجّي 1: 1–15</w:t>
-      </w:r>
-      <w:r>
-        <w:rPr>
-          <w:lang w:val="ar_AE" w:bidi="ar_AE"/>
-        </w:rPr>
-      </w:r>
-    </w:p>
-    <w:p>
-      <w:pPr>
-        <w:bidi/>
-      </w:pPr>
-      <w:r>
-        <w:rPr>
-          <w:lang w:val="ar_AE" w:bidi="ar_AE"/>
-        </w:rPr>
-      </w:r>
-      <w:r>
-        <w:rPr>
-          <w:lang w:val="ar_AE" w:bidi="ar_AE"/>
-        </w:rPr>
-        <w:t>تدعو الرسالة الأولى سكان أورشليم إلى التركيز على استعادة العبادة الصحيحة لله.</w:t>
+        <w:t>حجّي 1: 6</w:t>
+      </w:r>
+      <w:r>
+        <w:rPr>
+          <w:lang w:val="ar_AE" w:bidi="ar_AE"/>
+        </w:rPr>
+      </w:r>
+    </w:p>
+    <w:p>
+      <w:pPr>
+        <w:bidi/>
+      </w:pPr>
+      <w:r>
+        <w:rPr>
+          <w:lang w:val="ar_AE" w:bidi="ar_AE"/>
+        </w:rPr>
+      </w:r>
+      <w:r>
+        <w:rPr>
+          <w:lang w:val="ar_AE" w:bidi="ar_AE"/>
+        </w:rPr>
+        <w:t xml:space="preserve">تَأْكُلُونَ … تَشْرَبُونَ … تَكْتَسُونَ: كل من هذه الأفعال يعبر عن فعل مستمر (أي أنكم تستمرون في ملء أطباقكم … تشربون وتشربون … ترتدون طبقة ثياب بعد طبقة ثياب)، مما يزيد من الشعور بعدم الجدوى. • جيوب مليئة بالثقوب (حرفيًا </w:t>
+      </w:r>
+      <w:r>
+        <w:rPr>
+          <w:i/>
+          <w:lang w:val="ar_AE" w:bidi="ar_AE"/>
+        </w:rPr>
+        <w:t>كِيسٍ مَنْقُوبٍ</w:t>
+      </w:r>
+      <w:r>
+        <w:rPr>
+          <w:lang w:val="ar_AE" w:bidi="ar_AE"/>
+        </w:rPr>
+        <w:t>): تصوّر الصورة فقدان الأجور. حيث واجهت العديد من العائلات الفقر برغم عملهم المستمر.</w:t>
       </w:r>
       <w:r>
         <w:rPr>
@@ -521,39 +972,110 @@
         <w:rPr>
           <w:lang w:val="ar_AE" w:bidi="ar_AE"/>
         </w:rPr>
-        <w:t>حجّي 1: 2</w:t>
-      </w:r>
-      <w:r>
-        <w:rPr>
-          <w:lang w:val="ar_AE" w:bidi="ar_AE"/>
-        </w:rPr>
-      </w:r>
-    </w:p>
-    <w:p>
-      <w:pPr>
-        <w:bidi/>
-      </w:pPr>
-      <w:r>
-        <w:rPr>
-          <w:lang w:val="ar_AE" w:bidi="ar_AE"/>
-        </w:rPr>
-      </w:r>
-      <w:r>
-        <w:rPr>
-          <w:lang w:val="ar_AE" w:bidi="ar_AE"/>
-        </w:rPr>
-        <w:t>رَبُّ الْجُنُودِ: التعبير المفضل لحجّي وزكريّا عن الله يُبرز القوة التي لا تُقهر وراء كلمة الله. يمكن للرب أن يستدعي أعدادًا لا حصر لها من القوات السماوية لتنفيذ إرادته في لحظة (</w:t>
-      </w:r>
-      <w:hyperlink r:id="rId20">
-        <w:r>
-          <w:rPr>
-            <w:lang w:val="ar_AE" w:bidi="ar_AE"/>
-          </w:rPr>
-          <w:rPr>
-            <w:color w:val="0000EE"/>
-            <w:u w:val="single"/>
-          </w:rPr>
-          <w:t>2 ملوك 6:17</w:t>
+        <w:t>حجّي 1: 8</w:t>
+      </w:r>
+      <w:r>
+        <w:rPr>
+          <w:lang w:val="ar_AE" w:bidi="ar_AE"/>
+        </w:rPr>
+      </w:r>
+    </w:p>
+    <w:p>
+      <w:pPr>
+        <w:bidi/>
+      </w:pPr>
+      <w:r>
+        <w:rPr>
+          <w:lang w:val="ar_AE" w:bidi="ar_AE"/>
+        </w:rPr>
+      </w:r>
+      <w:r>
+        <w:rPr>
+          <w:lang w:val="ar_AE" w:bidi="ar_AE"/>
+        </w:rPr>
+        <w:t>اِصْعَدُوا إِلَى الْجَبَلِ: لم تكن الأشجار المحيطة بأورشليم كافية لتلبية متطلبات مشروع الهيكل. كانت هذه الإمدادات تُستورد من لبنان وسوريا في الشمال. • التحدي لإعادة بناء البيت يبرز أهمية العبادة في حياة الجماعة والحاجة إلى مسكن مناسب حتى تتم عبادة الرب وفقًا للشريعة. ستشهد الأرض بركة وازدهارًا عندما يُعاد بناء هيكل الرب، مكان سكنه (</w:t>
+      </w:r>
+      <w:hyperlink r:id="rId29">
+        <w:r>
+          <w:rPr>
+            <w:lang w:val="ar_AE" w:bidi="ar_AE"/>
+          </w:rPr>
+          <w:rPr>
+            <w:color w:val="0000EE"/>
+            <w:u w:val="single"/>
+          </w:rPr>
+          <w:t>2:4</w:t>
+        </w:r>
+      </w:hyperlink>
+      <w:r>
+        <w:rPr>
+          <w:lang w:val="ar_AE" w:bidi="ar_AE"/>
+        </w:rPr>
+        <w:t>).</w:t>
+      </w:r>
+      <w:r>
+        <w:rPr>
+          <w:lang w:val="ar_AE" w:bidi="ar_AE"/>
+        </w:rPr>
+      </w:r>
+      <w:r>
+        <w:rPr>
+          <w:lang w:val="ar_AE" w:bidi="ar_AE"/>
+        </w:rPr>
+      </w:r>
+    </w:p>
+    <w:p>
+      <w:pPr>
+        <w:bidi/>
+      </w:pPr>
+      <w:r>
+        <w:rPr>
+          <w:lang w:val="ar_AE" w:bidi="ar_AE"/>
+        </w:rPr>
+      </w:r>
+    </w:p>
+    <w:p>
+      <w:pPr>
+        <w:pStyle w:val="Heading2"/>
+        <w:bidi/>
+      </w:pPr>
+      <w:r>
+        <w:rPr>
+          <w:lang w:val="ar_AE" w:bidi="ar_AE"/>
+        </w:rPr>
+        <w:t>حجّي 1: 9</w:t>
+      </w:r>
+      <w:r>
+        <w:rPr>
+          <w:lang w:val="ar_AE" w:bidi="ar_AE"/>
+        </w:rPr>
+      </w:r>
+    </w:p>
+    <w:p>
+      <w:pPr>
+        <w:bidi/>
+      </w:pPr>
+      <w:r>
+        <w:rPr>
+          <w:lang w:val="ar_AE" w:bidi="ar_AE"/>
+        </w:rPr>
+      </w:r>
+      <w:r>
+        <w:rPr>
+          <w:lang w:val="ar_AE" w:bidi="ar_AE"/>
+        </w:rPr>
+        <w:t>نَفَخْتُ عَلَيْهِ: أهلك الرب الحصاد لأن أولويات الناس كانت خاطئة—فقد كانوا يفكرون في أنفسهم فقط وليس في الله. • يَقُولُ رَبُّ الْجُنُودِ: "صيغة الله كالمتحدث"، التي غالبًا ما تختتم كل نبوة (</w:t>
+      </w:r>
+      <w:hyperlink r:id="rId30">
+        <w:r>
+          <w:rPr>
+            <w:lang w:val="ar_AE" w:bidi="ar_AE"/>
+          </w:rPr>
+          <w:rPr>
+            <w:color w:val="0000EE"/>
+            <w:u w:val="single"/>
+          </w:rPr>
+          <w:t>1:13</w:t>
         </w:r>
       </w:hyperlink>
       <w:r>
@@ -562,23 +1084,166 @@
         </w:rPr>
         <w:t xml:space="preserve">؛ </w:t>
       </w:r>
-      <w:hyperlink r:id="rId21">
-        <w:r>
-          <w:rPr>
-            <w:lang w:val="ar_AE" w:bidi="ar_AE"/>
-          </w:rPr>
-          <w:rPr>
-            <w:color w:val="0000EE"/>
-            <w:u w:val="single"/>
-          </w:rPr>
-          <w:t>متى 26:53</w:t>
-        </w:r>
-      </w:hyperlink>
-      <w:r>
-        <w:rPr>
-          <w:lang w:val="ar_AE" w:bidi="ar_AE"/>
-        </w:rPr>
-        <w:t>). كان الهدف من هذا الفكر هو تشجيع اليهود الذين شعروا بالعجز وعدم الأهمية. • إِنَّ الْوَقْتَ لَمْ يَبْلُغْ وَقْتَ: أدى ضعف المحاصيل بسبب الجفاف والأوبئة إلى إضعاف اقتصاد يهوذا (</w:t>
+      <w:hyperlink r:id="rId31">
+        <w:r>
+          <w:rPr>
+            <w:lang w:val="ar_AE" w:bidi="ar_AE"/>
+          </w:rPr>
+          <w:rPr>
+            <w:color w:val="0000EE"/>
+            <w:u w:val="single"/>
+          </w:rPr>
+          <w:t>2:8</w:t>
+        </w:r>
+      </w:hyperlink>
+      <w:r>
+        <w:rPr>
+          <w:lang w:val="ar_AE" w:bidi="ar_AE"/>
+        </w:rPr>
+        <w:t xml:space="preserve">، </w:t>
+      </w:r>
+      <w:hyperlink r:id="rId32">
+        <w:r>
+          <w:rPr>
+            <w:lang w:val="ar_AE" w:bidi="ar_AE"/>
+          </w:rPr>
+          <w:rPr>
+            <w:color w:val="0000EE"/>
+            <w:u w:val="single"/>
+          </w:rPr>
+          <w:t>17</w:t>
+        </w:r>
+      </w:hyperlink>
+      <w:r>
+        <w:rPr>
+          <w:lang w:val="ar_AE" w:bidi="ar_AE"/>
+        </w:rPr>
+        <w:t xml:space="preserve">، </w:t>
+      </w:r>
+      <w:hyperlink r:id="rId33">
+        <w:r>
+          <w:rPr>
+            <w:lang w:val="ar_AE" w:bidi="ar_AE"/>
+          </w:rPr>
+          <w:rPr>
+            <w:color w:val="0000EE"/>
+            <w:u w:val="single"/>
+          </w:rPr>
+          <w:t>23</w:t>
+        </w:r>
+      </w:hyperlink>
+      <w:r>
+        <w:rPr>
+          <w:lang w:val="ar_AE" w:bidi="ar_AE"/>
+        </w:rPr>
+        <w:t>)، أيَّدت رسالة حجّي باعتبارها كلمة الله المؤكدة.</w:t>
+      </w:r>
+      <w:r>
+        <w:rPr>
+          <w:lang w:val="ar_AE" w:bidi="ar_AE"/>
+        </w:rPr>
+      </w:r>
+      <w:r>
+        <w:rPr>
+          <w:lang w:val="ar_AE" w:bidi="ar_AE"/>
+        </w:rPr>
+      </w:r>
+    </w:p>
+    <w:p>
+      <w:pPr>
+        <w:bidi/>
+      </w:pPr>
+      <w:r>
+        <w:rPr>
+          <w:lang w:val="ar_AE" w:bidi="ar_AE"/>
+        </w:rPr>
+      </w:r>
+    </w:p>
+    <w:p>
+      <w:pPr>
+        <w:pStyle w:val="Heading2"/>
+        <w:bidi/>
+      </w:pPr>
+      <w:r>
+        <w:rPr>
+          <w:lang w:val="ar_AE" w:bidi="ar_AE"/>
+        </w:rPr>
+        <w:t>حجّي 1: 11</w:t>
+      </w:r>
+      <w:r>
+        <w:rPr>
+          <w:lang w:val="ar_AE" w:bidi="ar_AE"/>
+        </w:rPr>
+      </w:r>
+    </w:p>
+    <w:p>
+      <w:pPr>
+        <w:bidi/>
+      </w:pPr>
+      <w:r>
+        <w:rPr>
+          <w:lang w:val="ar_AE" w:bidi="ar_AE"/>
+        </w:rPr>
+      </w:r>
+      <w:r>
+        <w:rPr>
+          <w:lang w:val="ar_AE" w:bidi="ar_AE"/>
+        </w:rPr>
+        <w:t>وَدَعَوْتُ بِالْحَرِّ عَلَى الأَرْضِ: فشل الشعب في إدراك محنتهم كدينونة إلهية على أولوياتهم التي كانت في غير محلها، لذلك فسر حجّي الوضع في ضوء اللعنات المرتبطة بالعهد (</w:t>
+      </w:r>
+      <w:hyperlink r:id="rId34">
+        <w:r>
+          <w:rPr>
+            <w:lang w:val="ar_AE" w:bidi="ar_AE"/>
+          </w:rPr>
+          <w:rPr>
+            <w:color w:val="0000EE"/>
+            <w:u w:val="single"/>
+          </w:rPr>
+          <w:t>تثنية 28:15–68</w:t>
+        </w:r>
+      </w:hyperlink>
+      <w:r>
+        <w:rPr>
+          <w:lang w:val="ar_AE" w:bidi="ar_AE"/>
+        </w:rPr>
+        <w:t xml:space="preserve">، خاصة الآيات </w:t>
+      </w:r>
+      <w:hyperlink r:id="rId35">
+        <w:r>
+          <w:rPr>
+            <w:lang w:val="ar_AE" w:bidi="ar_AE"/>
+          </w:rPr>
+          <w:rPr>
+            <w:color w:val="0000EE"/>
+            <w:u w:val="single"/>
+          </w:rPr>
+          <w:t>22–24</w:t>
+        </w:r>
+      </w:hyperlink>
+      <w:r>
+        <w:rPr>
+          <w:lang w:val="ar_AE" w:bidi="ar_AE"/>
+        </w:rPr>
+        <w:t xml:space="preserve">، </w:t>
+      </w:r>
+      <w:hyperlink r:id="rId36">
+        <w:r>
+          <w:rPr>
+            <w:lang w:val="ar_AE" w:bidi="ar_AE"/>
+          </w:rPr>
+          <w:rPr>
+            <w:color w:val="0000EE"/>
+            <w:u w:val="single"/>
+          </w:rPr>
+          <w:t>38–40</w:t>
+        </w:r>
+      </w:hyperlink>
+      <w:r>
+        <w:rPr>
+          <w:lang w:val="ar_AE" w:bidi="ar_AE"/>
+        </w:rPr>
+        <w:t>). • الجفاف أو الحر (العبرية خوريب khoreb) هو تلاعب لفظي مع كلمة "الخراب" (</w:t>
       </w:r>
       <w:hyperlink r:id="rId22">
         <w:r>
@@ -589,7 +1254,390 @@
             <w:color w:val="0000EE"/>
             <w:u w:val="single"/>
           </w:rPr>
-          <w:t>حجي 1:6</w:t>
+          <w:t>حجي 1:4،</w:t>
+        </w:r>
+      </w:hyperlink>
+      <w:r>
+        <w:rPr>
+          <w:lang w:val="ar_AE" w:bidi="ar_AE"/>
+        </w:rPr>
+        <w:t xml:space="preserve"> </w:t>
+      </w:r>
+      <w:hyperlink r:id="rId37">
+        <w:r>
+          <w:rPr>
+            <w:lang w:val="ar_AE" w:bidi="ar_AE"/>
+          </w:rPr>
+          <w:rPr>
+            <w:color w:val="0000EE"/>
+            <w:u w:val="single"/>
+          </w:rPr>
+          <w:t>9</w:t>
+        </w:r>
+      </w:hyperlink>
+      <w:r>
+        <w:rPr>
+          <w:lang w:val="ar_AE" w:bidi="ar_AE"/>
+        </w:rPr>
+        <w:t>؛ العبرية خاريب khareb)—تتوافق اختبارات يهوذا مع الحالة التي تركوا فيها هيكل الرب.</w:t>
+      </w:r>
+      <w:r>
+        <w:rPr>
+          <w:lang w:val="ar_AE" w:bidi="ar_AE"/>
+        </w:rPr>
+      </w:r>
+      <w:r>
+        <w:rPr>
+          <w:lang w:val="ar_AE" w:bidi="ar_AE"/>
+        </w:rPr>
+      </w:r>
+    </w:p>
+    <w:p>
+      <w:pPr>
+        <w:bidi/>
+      </w:pPr>
+      <w:r>
+        <w:rPr>
+          <w:lang w:val="ar_AE" w:bidi="ar_AE"/>
+        </w:rPr>
+      </w:r>
+    </w:p>
+    <w:p>
+      <w:pPr>
+        <w:pStyle w:val="Heading2"/>
+        <w:bidi/>
+      </w:pPr>
+      <w:r>
+        <w:rPr>
+          <w:lang w:val="ar_AE" w:bidi="ar_AE"/>
+        </w:rPr>
+        <w:t>حجّي 1: 12</w:t>
+      </w:r>
+      <w:r>
+        <w:rPr>
+          <w:lang w:val="ar_AE" w:bidi="ar_AE"/>
+        </w:rPr>
+      </w:r>
+    </w:p>
+    <w:p>
+      <w:pPr>
+        <w:bidi/>
+      </w:pPr>
+      <w:r>
+        <w:rPr>
+          <w:lang w:val="ar_AE" w:bidi="ar_AE"/>
+        </w:rPr>
+      </w:r>
+      <w:r>
+        <w:rPr>
+          <w:lang w:val="ar_AE" w:bidi="ar_AE"/>
+        </w:rPr>
+        <w:t>كُلُّ بَقِيَّةِ الشَّعْبِ تعني الشعب الذي عاد من بابل. كلهم كانوا متحدين في مشروع إعادة البناء. • وَخَافَ الشَّعْبُ أَمَامَ وَجْهِ الرَّبِّ: لقد استجابوا له بالخشوع والعبادة، وأعادوا ترتيب أولوياتهم من خلال وضع القيم الروحية فوق ازدهارهم المادي.</w:t>
+      </w:r>
+      <w:r>
+        <w:rPr>
+          <w:lang w:val="ar_AE" w:bidi="ar_AE"/>
+        </w:rPr>
+      </w:r>
+      <w:r>
+        <w:rPr>
+          <w:lang w:val="ar_AE" w:bidi="ar_AE"/>
+        </w:rPr>
+      </w:r>
+    </w:p>
+    <w:p>
+      <w:pPr>
+        <w:bidi/>
+      </w:pPr>
+      <w:r>
+        <w:rPr>
+          <w:lang w:val="ar_AE" w:bidi="ar_AE"/>
+        </w:rPr>
+      </w:r>
+    </w:p>
+    <w:p>
+      <w:pPr>
+        <w:pStyle w:val="Heading2"/>
+        <w:bidi/>
+      </w:pPr>
+      <w:r>
+        <w:rPr>
+          <w:lang w:val="ar_AE" w:bidi="ar_AE"/>
+        </w:rPr>
+        <w:t>حجّي 1: 13</w:t>
+      </w:r>
+      <w:r>
+        <w:rPr>
+          <w:lang w:val="ar_AE" w:bidi="ar_AE"/>
+        </w:rPr>
+      </w:r>
+    </w:p>
+    <w:p>
+      <w:pPr>
+        <w:bidi/>
+      </w:pPr>
+      <w:r>
+        <w:rPr>
+          <w:lang w:val="ar_AE" w:bidi="ar_AE"/>
+        </w:rPr>
+      </w:r>
+      <w:r>
+        <w:rPr>
+          <w:lang w:val="ar_AE" w:bidi="ar_AE"/>
+        </w:rPr>
+        <w:t xml:space="preserve">اللقب غير المعتاد لحجّي باعتباره رسول الرب (غالبًا ما تُترجم العبارة العبرية نفسها </w:t>
+      </w:r>
+      <w:r>
+        <w:rPr>
+          <w:i/>
+          <w:lang w:val="ar_AE" w:bidi="ar_AE"/>
+        </w:rPr>
+        <w:t>ملاك</w:t>
+      </w:r>
+      <w:r>
+        <w:rPr>
+          <w:lang w:val="ar_AE" w:bidi="ar_AE"/>
+        </w:rPr>
+        <w:t xml:space="preserve"> الرب) يمنح حجّي سلطة مميزة كوكيل للرب. • أَنَا مَعَكُمْ: هذا يؤكد عهد الله مع شعب يهوذا، وحضوره الشخصي، ودعمه في مشروع البناء (</w:t>
+      </w:r>
+      <w:hyperlink r:id="rId38">
+        <w:r>
+          <w:rPr>
+            <w:lang w:val="ar_AE" w:bidi="ar_AE"/>
+          </w:rPr>
+          <w:rPr>
+            <w:color w:val="0000EE"/>
+            <w:u w:val="single"/>
+          </w:rPr>
+          <w:t>2:4–5</w:t>
+        </w:r>
+      </w:hyperlink>
+      <w:r>
+        <w:rPr>
+          <w:lang w:val="ar_AE" w:bidi="ar_AE"/>
+        </w:rPr>
+        <w:t xml:space="preserve">؛ انظر </w:t>
+      </w:r>
+      <w:hyperlink r:id="rId39">
+        <w:r>
+          <w:rPr>
+            <w:lang w:val="ar_AE" w:bidi="ar_AE"/>
+          </w:rPr>
+          <w:rPr>
+            <w:color w:val="0000EE"/>
+            <w:u w:val="single"/>
+          </w:rPr>
+          <w:t>تكوين 26:3</w:t>
+        </w:r>
+      </w:hyperlink>
+      <w:r>
+        <w:rPr>
+          <w:lang w:val="ar_AE" w:bidi="ar_AE"/>
+        </w:rPr>
+        <w:t xml:space="preserve">؛ </w:t>
+      </w:r>
+      <w:hyperlink r:id="rId40">
+        <w:r>
+          <w:rPr>
+            <w:lang w:val="ar_AE" w:bidi="ar_AE"/>
+          </w:rPr>
+          <w:rPr>
+            <w:color w:val="0000EE"/>
+            <w:u w:val="single"/>
+          </w:rPr>
+          <w:t>خروج 3:12</w:t>
+        </w:r>
+      </w:hyperlink>
+      <w:r>
+        <w:rPr>
+          <w:lang w:val="ar_AE" w:bidi="ar_AE"/>
+        </w:rPr>
+        <w:t xml:space="preserve">؛ </w:t>
+      </w:r>
+      <w:hyperlink r:id="rId41">
+        <w:r>
+          <w:rPr>
+            <w:lang w:val="ar_AE" w:bidi="ar_AE"/>
+          </w:rPr>
+          <w:rPr>
+            <w:color w:val="0000EE"/>
+            <w:u w:val="single"/>
+          </w:rPr>
+          <w:t>إشعياء 41:10</w:t>
+        </w:r>
+      </w:hyperlink>
+      <w:r>
+        <w:rPr>
+          <w:lang w:val="ar_AE" w:bidi="ar_AE"/>
+        </w:rPr>
+        <w:t xml:space="preserve">؛ </w:t>
+      </w:r>
+      <w:hyperlink r:id="rId42">
+        <w:r>
+          <w:rPr>
+            <w:lang w:val="ar_AE" w:bidi="ar_AE"/>
+          </w:rPr>
+          <w:rPr>
+            <w:color w:val="0000EE"/>
+            <w:u w:val="single"/>
+          </w:rPr>
+          <w:t>43:5</w:t>
+        </w:r>
+      </w:hyperlink>
+      <w:r>
+        <w:rPr>
+          <w:lang w:val="ar_AE" w:bidi="ar_AE"/>
+        </w:rPr>
+        <w:t xml:space="preserve">؛ </w:t>
+      </w:r>
+      <w:hyperlink r:id="rId43">
+        <w:r>
+          <w:rPr>
+            <w:lang w:val="ar_AE" w:bidi="ar_AE"/>
+          </w:rPr>
+          <w:rPr>
+            <w:color w:val="0000EE"/>
+            <w:u w:val="single"/>
+          </w:rPr>
+          <w:t>إرميا 30:11</w:t>
+        </w:r>
+      </w:hyperlink>
+      <w:r>
+        <w:rPr>
+          <w:lang w:val="ar_AE" w:bidi="ar_AE"/>
+        </w:rPr>
+        <w:t>).</w:t>
+      </w:r>
+      <w:r>
+        <w:rPr>
+          <w:lang w:val="ar_AE" w:bidi="ar_AE"/>
+        </w:rPr>
+      </w:r>
+      <w:r>
+        <w:rPr>
+          <w:lang w:val="ar_AE" w:bidi="ar_AE"/>
+        </w:rPr>
+      </w:r>
+    </w:p>
+    <w:p>
+      <w:pPr>
+        <w:bidi/>
+      </w:pPr>
+      <w:r>
+        <w:rPr>
+          <w:lang w:val="ar_AE" w:bidi="ar_AE"/>
+        </w:rPr>
+      </w:r>
+    </w:p>
+    <w:p>
+      <w:pPr>
+        <w:pStyle w:val="Heading2"/>
+        <w:bidi/>
+      </w:pPr>
+      <w:r>
+        <w:rPr>
+          <w:lang w:val="ar_AE" w:bidi="ar_AE"/>
+        </w:rPr>
+        <w:t>حجّي 1: 14</w:t>
+      </w:r>
+      <w:r>
+        <w:rPr>
+          <w:lang w:val="ar_AE" w:bidi="ar_AE"/>
+        </w:rPr>
+      </w:r>
+    </w:p>
+    <w:p>
+      <w:pPr>
+        <w:bidi/>
+      </w:pPr>
+      <w:r>
+        <w:rPr>
+          <w:lang w:val="ar_AE" w:bidi="ar_AE"/>
+        </w:rPr>
+      </w:r>
+      <w:r>
+        <w:rPr>
+          <w:lang w:val="ar_AE" w:bidi="ar_AE"/>
+        </w:rPr>
+        <w:t xml:space="preserve">ألهب الرب حماس الشعب (حرفيًا </w:t>
+      </w:r>
+      <w:r>
+        <w:rPr>
+          <w:i/>
+          <w:lang w:val="ar_AE" w:bidi="ar_AE"/>
+        </w:rPr>
+        <w:t>نَبَّهَ الرَّبُّ رُوحَ</w:t>
+      </w:r>
+      <w:r>
+        <w:rPr>
+          <w:lang w:val="ar_AE" w:bidi="ar_AE"/>
+        </w:rPr>
+        <w:t xml:space="preserve">) لتحقيق مقاصده (انظر </w:t>
+      </w:r>
+      <w:hyperlink r:id="rId44">
+        <w:r>
+          <w:rPr>
+            <w:lang w:val="ar_AE" w:bidi="ar_AE"/>
+          </w:rPr>
+          <w:rPr>
+            <w:color w:val="0000EE"/>
+            <w:u w:val="single"/>
+          </w:rPr>
+          <w:t>عزرا 1:1</w:t>
+        </w:r>
+      </w:hyperlink>
+      <w:r>
+        <w:rPr>
+          <w:lang w:val="ar_AE" w:bidi="ar_AE"/>
+        </w:rPr>
+        <w:t xml:space="preserve">؛ </w:t>
+      </w:r>
+      <w:hyperlink r:id="rId45">
+        <w:r>
+          <w:rPr>
+            <w:lang w:val="ar_AE" w:bidi="ar_AE"/>
+          </w:rPr>
+          <w:rPr>
+            <w:color w:val="0000EE"/>
+            <w:u w:val="single"/>
+          </w:rPr>
+          <w:t>إشعياء 13:17</w:t>
+        </w:r>
+      </w:hyperlink>
+      <w:r>
+        <w:rPr>
+          <w:lang w:val="ar_AE" w:bidi="ar_AE"/>
+        </w:rPr>
+        <w:t xml:space="preserve">؛ </w:t>
+      </w:r>
+      <w:hyperlink r:id="rId46">
+        <w:r>
+          <w:rPr>
+            <w:lang w:val="ar_AE" w:bidi="ar_AE"/>
+          </w:rPr>
+          <w:rPr>
+            <w:color w:val="0000EE"/>
+            <w:u w:val="single"/>
+          </w:rPr>
+          <w:t>41:25</w:t>
+        </w:r>
+      </w:hyperlink>
+      <w:r>
+        <w:rPr>
+          <w:lang w:val="ar_AE" w:bidi="ar_AE"/>
+        </w:rPr>
+        <w:t xml:space="preserve">؛ </w:t>
+      </w:r>
+      <w:hyperlink r:id="rId47">
+        <w:r>
+          <w:rPr>
+            <w:lang w:val="ar_AE" w:bidi="ar_AE"/>
+          </w:rPr>
+          <w:rPr>
+            <w:color w:val="0000EE"/>
+            <w:u w:val="single"/>
+          </w:rPr>
+          <w:t>إرميا 51:1</w:t>
         </w:r>
       </w:hyperlink>
       <w:r>
@@ -598,34 +1646,1338 @@
         </w:rPr>
         <w:t xml:space="preserve">، </w:t>
       </w:r>
-      <w:hyperlink r:id="rId23">
-        <w:r>
-          <w:rPr>
-            <w:lang w:val="ar_AE" w:bidi="ar_AE"/>
-          </w:rPr>
-          <w:rPr>
-            <w:color w:val="0000EE"/>
-            <w:u w:val="single"/>
-          </w:rPr>
-          <w:t>9–11</w:t>
-        </w:r>
-      </w:hyperlink>
-      <w:r>
-        <w:rPr>
-          <w:lang w:val="ar_AE" w:bidi="ar_AE"/>
-        </w:rPr>
-        <w:t>) لدرجة أن الناس اعتقدوا أنهم لا يستطيعون تحمل تكلفة إعادة بناء الهيكل. أقنعهم حجي أنهم لا يستطيعون ترك الهيكل في حالة خراب، لأن الله لن يُباركهم ويُنجحهم إذا لم يعيدوا بناء بيت الرب (</w:t>
-      </w:r>
-      <w:hyperlink r:id="rId24">
-        <w:r>
-          <w:rPr>
-            <w:lang w:val="ar_AE" w:bidi="ar_AE"/>
-          </w:rPr>
-          <w:rPr>
-            <w:color w:val="0000EE"/>
-            <w:u w:val="single"/>
-          </w:rPr>
-          <w:t>1:4</w:t>
+      <w:hyperlink r:id="rId48">
+        <w:r>
+          <w:rPr>
+            <w:lang w:val="ar_AE" w:bidi="ar_AE"/>
+          </w:rPr>
+          <w:rPr>
+            <w:color w:val="0000EE"/>
+            <w:u w:val="single"/>
+          </w:rPr>
+          <w:t>11</w:t>
+        </w:r>
+      </w:hyperlink>
+      <w:r>
+        <w:rPr>
+          <w:lang w:val="ar_AE" w:bidi="ar_AE"/>
+        </w:rPr>
+        <w:t>). العبادة الحقيقية لله تُحفز الخدمة المُضحِّية من قِبَل شعب الله.</w:t>
+      </w:r>
+      <w:r>
+        <w:rPr>
+          <w:lang w:val="ar_AE" w:bidi="ar_AE"/>
+        </w:rPr>
+      </w:r>
+      <w:r>
+        <w:rPr>
+          <w:lang w:val="ar_AE" w:bidi="ar_AE"/>
+        </w:rPr>
+      </w:r>
+    </w:p>
+    <w:p>
+      <w:pPr>
+        <w:bidi/>
+      </w:pPr>
+      <w:r>
+        <w:rPr>
+          <w:lang w:val="ar_AE" w:bidi="ar_AE"/>
+        </w:rPr>
+      </w:r>
+    </w:p>
+    <w:p>
+      <w:pPr>
+        <w:pStyle w:val="Heading2"/>
+        <w:bidi/>
+      </w:pPr>
+      <w:r>
+        <w:rPr>
+          <w:lang w:val="ar_AE" w:bidi="ar_AE"/>
+        </w:rPr>
+        <w:t>حجّي 2: 1</w:t>
+      </w:r>
+      <w:r>
+        <w:rPr>
+          <w:lang w:val="ar_AE" w:bidi="ar_AE"/>
+        </w:rPr>
+      </w:r>
+    </w:p>
+    <w:p>
+      <w:pPr>
+        <w:bidi/>
+      </w:pPr>
+      <w:r>
+        <w:rPr>
+          <w:lang w:val="ar_AE" w:bidi="ar_AE"/>
+        </w:rPr>
+      </w:r>
+      <w:r>
+        <w:rPr>
+          <w:lang w:val="ar_AE" w:bidi="ar_AE"/>
+        </w:rPr>
+        <w:t xml:space="preserve">في 17 أكتوبر من نفس العام (فِي الشَّهْرِ السَّابعِ فِي الْحَادِي وَالْعِشْرِينَ مِنَ الشَّهْرِ): كان هذا اليوم هو الأخير من عيد المظال، وهو الاحتفال بحصاد الصيف (انظر </w:t>
+      </w:r>
+      <w:hyperlink r:id="rId49">
+        <w:r>
+          <w:rPr>
+            <w:lang w:val="ar_AE" w:bidi="ar_AE"/>
+          </w:rPr>
+          <w:rPr>
+            <w:color w:val="0000EE"/>
+            <w:u w:val="single"/>
+          </w:rPr>
+          <w:t>لاويين 23:34–43</w:t>
+        </w:r>
+      </w:hyperlink>
+      <w:r>
+        <w:rPr>
+          <w:lang w:val="ar_AE" w:bidi="ar_AE"/>
+        </w:rPr>
+        <w:t>). قبل مئات السنين، تم تقديس هيكل سليمان خلال هذا العيد (</w:t>
+      </w:r>
+      <w:hyperlink r:id="rId50">
+        <w:r>
+          <w:rPr>
+            <w:lang w:val="ar_AE" w:bidi="ar_AE"/>
+          </w:rPr>
+          <w:rPr>
+            <w:color w:val="0000EE"/>
+            <w:u w:val="single"/>
+          </w:rPr>
+          <w:t>1 ملوك 8:2</w:t>
+        </w:r>
+      </w:hyperlink>
+      <w:r>
+        <w:rPr>
+          <w:lang w:val="ar_AE" w:bidi="ar_AE"/>
+        </w:rPr>
+        <w:t>). كانت رسالة حجّي تهدف إلى تقديم الرجاء والتشجيع للناس في محنتهم الحالية وإحباطهم.</w:t>
+      </w:r>
+      <w:r>
+        <w:rPr>
+          <w:lang w:val="ar_AE" w:bidi="ar_AE"/>
+        </w:rPr>
+      </w:r>
+      <w:r>
+        <w:rPr>
+          <w:lang w:val="ar_AE" w:bidi="ar_AE"/>
+        </w:rPr>
+      </w:r>
+    </w:p>
+    <w:p>
+      <w:pPr>
+        <w:bidi/>
+      </w:pPr>
+      <w:r>
+        <w:rPr>
+          <w:lang w:val="ar_AE" w:bidi="ar_AE"/>
+        </w:rPr>
+      </w:r>
+    </w:p>
+    <w:p>
+      <w:pPr>
+        <w:pStyle w:val="Heading2"/>
+        <w:bidi/>
+      </w:pPr>
+      <w:r>
+        <w:rPr>
+          <w:lang w:val="ar_AE" w:bidi="ar_AE"/>
+        </w:rPr>
+        <w:t>حجّي 2: 1–9</w:t>
+      </w:r>
+      <w:r>
+        <w:rPr>
+          <w:lang w:val="ar_AE" w:bidi="ar_AE"/>
+        </w:rPr>
+      </w:r>
+    </w:p>
+    <w:p>
+      <w:pPr>
+        <w:bidi/>
+      </w:pPr>
+      <w:r>
+        <w:rPr>
+          <w:lang w:val="ar_AE" w:bidi="ar_AE"/>
+        </w:rPr>
+      </w:r>
+      <w:r>
+        <w:rPr>
+          <w:lang w:val="ar_AE" w:bidi="ar_AE"/>
+        </w:rPr>
+        <w:t xml:space="preserve">تؤكد رسالة حجي الثانية لجماعة الرب أن الله لم ينس وعوده، التي قطعها من خلال الأنبياء السابقين، بمباركتهم واستردادهم (مثلًا، </w:t>
+      </w:r>
+      <w:hyperlink r:id="rId51">
+        <w:r>
+          <w:rPr>
+            <w:lang w:val="ar_AE" w:bidi="ar_AE"/>
+          </w:rPr>
+          <w:rPr>
+            <w:color w:val="0000EE"/>
+            <w:u w:val="single"/>
+          </w:rPr>
+          <w:t>إشعياء 35</w:t>
+        </w:r>
+      </w:hyperlink>
+      <w:r>
+        <w:rPr>
+          <w:lang w:val="ar_AE" w:bidi="ar_AE"/>
+        </w:rPr>
+        <w:t xml:space="preserve">؛ </w:t>
+      </w:r>
+      <w:hyperlink r:id="rId52">
+        <w:r>
+          <w:rPr>
+            <w:lang w:val="ar_AE" w:bidi="ar_AE"/>
+          </w:rPr>
+          <w:rPr>
+            <w:color w:val="0000EE"/>
+            <w:u w:val="single"/>
+          </w:rPr>
+          <w:t>40:1–11</w:t>
+        </w:r>
+      </w:hyperlink>
+      <w:r>
+        <w:rPr>
+          <w:lang w:val="ar_AE" w:bidi="ar_AE"/>
+        </w:rPr>
+        <w:t xml:space="preserve">؛ </w:t>
+      </w:r>
+      <w:hyperlink r:id="rId53">
+        <w:r>
+          <w:rPr>
+            <w:lang w:val="ar_AE" w:bidi="ar_AE"/>
+          </w:rPr>
+          <w:rPr>
+            <w:color w:val="0000EE"/>
+            <w:u w:val="single"/>
+          </w:rPr>
+          <w:t>52:1–12</w:t>
+        </w:r>
+      </w:hyperlink>
+      <w:r>
+        <w:rPr>
+          <w:lang w:val="ar_AE" w:bidi="ar_AE"/>
+        </w:rPr>
+        <w:t xml:space="preserve">؛ </w:t>
+      </w:r>
+      <w:hyperlink r:id="rId54">
+        <w:r>
+          <w:rPr>
+            <w:lang w:val="ar_AE" w:bidi="ar_AE"/>
+          </w:rPr>
+          <w:rPr>
+            <w:color w:val="0000EE"/>
+            <w:u w:val="single"/>
+          </w:rPr>
+          <w:t>إرميا 32:36–44</w:t>
+        </w:r>
+      </w:hyperlink>
+      <w:r>
+        <w:rPr>
+          <w:lang w:val="ar_AE" w:bidi="ar_AE"/>
+        </w:rPr>
+        <w:t xml:space="preserve">؛ </w:t>
+      </w:r>
+      <w:hyperlink r:id="rId55">
+        <w:r>
+          <w:rPr>
+            <w:lang w:val="ar_AE" w:bidi="ar_AE"/>
+          </w:rPr>
+          <w:rPr>
+            <w:color w:val="0000EE"/>
+            <w:u w:val="single"/>
+          </w:rPr>
+          <w:t>33:6–26</w:t>
+        </w:r>
+      </w:hyperlink>
+      <w:r>
+        <w:rPr>
+          <w:lang w:val="ar_AE" w:bidi="ar_AE"/>
+        </w:rPr>
+        <w:t>).</w:t>
+      </w:r>
+      <w:r>
+        <w:rPr>
+          <w:lang w:val="ar_AE" w:bidi="ar_AE"/>
+        </w:rPr>
+      </w:r>
+      <w:r>
+        <w:rPr>
+          <w:lang w:val="ar_AE" w:bidi="ar_AE"/>
+        </w:rPr>
+      </w:r>
+    </w:p>
+    <w:p>
+      <w:pPr>
+        <w:bidi/>
+      </w:pPr>
+      <w:r>
+        <w:rPr>
+          <w:lang w:val="ar_AE" w:bidi="ar_AE"/>
+        </w:rPr>
+      </w:r>
+    </w:p>
+    <w:p>
+      <w:pPr>
+        <w:pStyle w:val="Heading2"/>
+        <w:bidi/>
+      </w:pPr>
+      <w:r>
+        <w:rPr>
+          <w:lang w:val="ar_AE" w:bidi="ar_AE"/>
+        </w:rPr>
+        <w:t>حجّي 2: 3</w:t>
+      </w:r>
+      <w:r>
+        <w:rPr>
+          <w:lang w:val="ar_AE" w:bidi="ar_AE"/>
+        </w:rPr>
+      </w:r>
+    </w:p>
+    <w:p>
+      <w:pPr>
+        <w:bidi/>
+      </w:pPr>
+      <w:r>
+        <w:rPr>
+          <w:lang w:val="ar_AE" w:bidi="ar_AE"/>
+        </w:rPr>
+      </w:r>
+      <w:r>
+        <w:rPr>
+          <w:lang w:val="ar_AE" w:bidi="ar_AE"/>
+        </w:rPr>
+        <w:t>كانت هناك عظمة سابقة لهيكل سليمان (</w:t>
+      </w:r>
+      <w:hyperlink r:id="rId56">
+        <w:r>
+          <w:rPr>
+            <w:lang w:val="ar_AE" w:bidi="ar_AE"/>
+          </w:rPr>
+          <w:rPr>
+            <w:color w:val="0000EE"/>
+            <w:u w:val="single"/>
+          </w:rPr>
+          <w:t>1 ملوك 6:38</w:t>
+        </w:r>
+      </w:hyperlink>
+      <w:r>
+        <w:rPr>
+          <w:lang w:val="ar_AE" w:bidi="ar_AE"/>
+        </w:rPr>
+        <w:t>)، وقد رآها بعض كبار السن من يهوذا في شبابهم قبل الذهاب إلى السبي في بابل. وقد بكوا عندما رأوا الأساس الجديد يُوضع (</w:t>
+      </w:r>
+      <w:hyperlink r:id="rId57">
+        <w:r>
+          <w:rPr>
+            <w:lang w:val="ar_AE" w:bidi="ar_AE"/>
+          </w:rPr>
+          <w:rPr>
+            <w:color w:val="0000EE"/>
+            <w:u w:val="single"/>
+          </w:rPr>
+          <w:t>عزرا 3:12–13</w:t>
+        </w:r>
+      </w:hyperlink>
+      <w:r>
+        <w:rPr>
+          <w:lang w:val="ar_AE" w:bidi="ar_AE"/>
+        </w:rPr>
+        <w:t>)، لأنه بدا وكأنه لا شيء على الإطلاق بالمقارنة.</w:t>
+      </w:r>
+      <w:r>
+        <w:rPr>
+          <w:lang w:val="ar_AE" w:bidi="ar_AE"/>
+        </w:rPr>
+      </w:r>
+      <w:r>
+        <w:rPr>
+          <w:lang w:val="ar_AE" w:bidi="ar_AE"/>
+        </w:rPr>
+      </w:r>
+    </w:p>
+    <w:p>
+      <w:pPr>
+        <w:bidi/>
+      </w:pPr>
+      <w:r>
+        <w:rPr>
+          <w:lang w:val="ar_AE" w:bidi="ar_AE"/>
+        </w:rPr>
+      </w:r>
+    </w:p>
+    <w:p>
+      <w:pPr>
+        <w:pStyle w:val="Heading2"/>
+        <w:bidi/>
+      </w:pPr>
+      <w:r>
+        <w:rPr>
+          <w:lang w:val="ar_AE" w:bidi="ar_AE"/>
+        </w:rPr>
+        <w:t>حجّي 2: 4</w:t>
+      </w:r>
+      <w:r>
+        <w:rPr>
+          <w:lang w:val="ar_AE" w:bidi="ar_AE"/>
+        </w:rPr>
+      </w:r>
+    </w:p>
+    <w:p>
+      <w:pPr>
+        <w:bidi/>
+      </w:pPr>
+      <w:r>
+        <w:rPr>
+          <w:lang w:val="ar_AE" w:bidi="ar_AE"/>
+        </w:rPr>
+      </w:r>
+      <w:r>
+        <w:rPr>
+          <w:lang w:val="ar_AE" w:bidi="ar_AE"/>
+        </w:rPr>
+        <w:t xml:space="preserve">فَالآنَ … تَشَدَّدْ: يشير هذا إلى انتقال من التوبيخ والتحدي إلى التشجيع والدعم (قارن </w:t>
+      </w:r>
+      <w:hyperlink r:id="rId58">
+        <w:r>
+          <w:rPr>
+            <w:lang w:val="ar_AE" w:bidi="ar_AE"/>
+          </w:rPr>
+          <w:rPr>
+            <w:color w:val="0000EE"/>
+            <w:u w:val="single"/>
+          </w:rPr>
+          <w:t>يشوع 1:6–7</w:t>
+        </w:r>
+      </w:hyperlink>
+      <w:r>
+        <w:rPr>
+          <w:lang w:val="ar_AE" w:bidi="ar_AE"/>
+        </w:rPr>
+        <w:t>).</w:t>
+      </w:r>
+      <w:r>
+        <w:rPr>
+          <w:lang w:val="ar_AE" w:bidi="ar_AE"/>
+        </w:rPr>
+      </w:r>
+      <w:r>
+        <w:rPr>
+          <w:lang w:val="ar_AE" w:bidi="ar_AE"/>
+        </w:rPr>
+      </w:r>
+    </w:p>
+    <w:p>
+      <w:pPr>
+        <w:bidi/>
+      </w:pPr>
+      <w:r>
+        <w:rPr>
+          <w:lang w:val="ar_AE" w:bidi="ar_AE"/>
+        </w:rPr>
+      </w:r>
+    </w:p>
+    <w:p>
+      <w:pPr>
+        <w:pStyle w:val="Heading2"/>
+        <w:bidi/>
+      </w:pPr>
+      <w:r>
+        <w:rPr>
+          <w:lang w:val="ar_AE" w:bidi="ar_AE"/>
+        </w:rPr>
+        <w:t>حجّي 2: 5</w:t>
+      </w:r>
+      <w:r>
+        <w:rPr>
+          <w:lang w:val="ar_AE" w:bidi="ar_AE"/>
+        </w:rPr>
+      </w:r>
+    </w:p>
+    <w:p>
+      <w:pPr>
+        <w:bidi/>
+      </w:pPr>
+      <w:r>
+        <w:rPr>
+          <w:lang w:val="ar_AE" w:bidi="ar_AE"/>
+        </w:rPr>
+      </w:r>
+      <w:r>
+        <w:rPr>
+          <w:lang w:val="ar_AE" w:bidi="ar_AE"/>
+        </w:rPr>
+        <w:t xml:space="preserve">رُوحِي قَائِمٌ فِي وَسَطِكُمْ: انظر </w:t>
+      </w:r>
+      <w:hyperlink r:id="rId59">
+        <w:r>
+          <w:rPr>
+            <w:lang w:val="ar_AE" w:bidi="ar_AE"/>
+          </w:rPr>
+          <w:rPr>
+            <w:color w:val="0000EE"/>
+            <w:u w:val="single"/>
+          </w:rPr>
+          <w:t>خروج 29:46</w:t>
+        </w:r>
+      </w:hyperlink>
+      <w:r>
+        <w:rPr>
+          <w:lang w:val="ar_AE" w:bidi="ar_AE"/>
+        </w:rPr>
+        <w:t xml:space="preserve">؛ </w:t>
+      </w:r>
+      <w:hyperlink r:id="rId60">
+        <w:r>
+          <w:rPr>
+            <w:lang w:val="ar_AE" w:bidi="ar_AE"/>
+          </w:rPr>
+          <w:rPr>
+            <w:color w:val="0000EE"/>
+            <w:u w:val="single"/>
+          </w:rPr>
+          <w:t>إشعياء 63:11</w:t>
+        </w:r>
+      </w:hyperlink>
+      <w:r>
+        <w:rPr>
+          <w:lang w:val="ar_AE" w:bidi="ar_AE"/>
+        </w:rPr>
+        <w:t xml:space="preserve">؛ </w:t>
+      </w:r>
+      <w:hyperlink r:id="rId61">
+        <w:r>
+          <w:rPr>
+            <w:lang w:val="ar_AE" w:bidi="ar_AE"/>
+          </w:rPr>
+          <w:rPr>
+            <w:color w:val="0000EE"/>
+            <w:u w:val="single"/>
+          </w:rPr>
+          <w:t>حزقيال 36:26–27</w:t>
+        </w:r>
+      </w:hyperlink>
+      <w:r>
+        <w:rPr>
+          <w:lang w:val="ar_AE" w:bidi="ar_AE"/>
+        </w:rPr>
+        <w:t>. • تمامًا كما وعدت (حرفيًا</w:t>
+      </w:r>
+      <w:r>
+        <w:rPr>
+          <w:i/>
+          <w:lang w:val="ar_AE" w:bidi="ar_AE"/>
+        </w:rPr>
+        <w:t xml:space="preserve"> حَسَبَ الْكَلاَمِ الَّذِي عَاهَدْتُكُمْ بِهِ</w:t>
+      </w:r>
+      <w:r>
+        <w:rPr>
+          <w:lang w:val="ar_AE" w:bidi="ar_AE"/>
+        </w:rPr>
+        <w:t xml:space="preserve">): العبارة "عَاهَدْتُكُمْ بِهِ" هي التعبير الاصطلاحي العبري لصنع عهد (انظر </w:t>
+      </w:r>
+      <w:hyperlink r:id="rId62">
+        <w:r>
+          <w:rPr>
+            <w:lang w:val="ar_AE" w:bidi="ar_AE"/>
+          </w:rPr>
+          <w:rPr>
+            <w:color w:val="0000EE"/>
+            <w:u w:val="single"/>
+          </w:rPr>
+          <w:t>تكوين 15:18</w:t>
+        </w:r>
+      </w:hyperlink>
+      <w:r>
+        <w:rPr>
+          <w:lang w:val="ar_AE" w:bidi="ar_AE"/>
+        </w:rPr>
+        <w:t xml:space="preserve">؛ </w:t>
+      </w:r>
+      <w:hyperlink r:id="rId63">
+        <w:r>
+          <w:rPr>
+            <w:lang w:val="ar_AE" w:bidi="ar_AE"/>
+          </w:rPr>
+          <w:rPr>
+            <w:color w:val="0000EE"/>
+            <w:u w:val="single"/>
+          </w:rPr>
+          <w:t>خروج 34:27</w:t>
+        </w:r>
+      </w:hyperlink>
+      <w:r>
+        <w:rPr>
+          <w:lang w:val="ar_AE" w:bidi="ar_AE"/>
+        </w:rPr>
+        <w:t xml:space="preserve">). عبارة حجّي، "حسب الكلام الذي عاهدتكم"، فريدة في العهد القديم، حيث تستخدم لغة تخلق عن عمد صلة بين نبوته وعلاقة العهد بين الله وشعبه. ومن خلال عمل هذا الارتباط، أكد حجّي على استمرارية أعمال الله في إنقاذ شعبه، أولًا من مصر ثم من بابل (انظر </w:t>
+      </w:r>
+      <w:hyperlink r:id="rId64">
+        <w:r>
+          <w:rPr>
+            <w:lang w:val="ar_AE" w:bidi="ar_AE"/>
+          </w:rPr>
+          <w:rPr>
+            <w:color w:val="0000EE"/>
+            <w:u w:val="single"/>
+          </w:rPr>
+          <w:t>حزقيال 20:33–38</w:t>
+        </w:r>
+      </w:hyperlink>
+      <w:r>
+        <w:rPr>
+          <w:lang w:val="ar_AE" w:bidi="ar_AE"/>
+        </w:rPr>
+        <w:t>).</w:t>
+      </w:r>
+      <w:r>
+        <w:rPr>
+          <w:lang w:val="ar_AE" w:bidi="ar_AE"/>
+        </w:rPr>
+      </w:r>
+      <w:r>
+        <w:rPr>
+          <w:lang w:val="ar_AE" w:bidi="ar_AE"/>
+        </w:rPr>
+      </w:r>
+    </w:p>
+    <w:p>
+      <w:pPr>
+        <w:bidi/>
+      </w:pPr>
+      <w:r>
+        <w:rPr>
+          <w:lang w:val="ar_AE" w:bidi="ar_AE"/>
+        </w:rPr>
+      </w:r>
+    </w:p>
+    <w:p>
+      <w:pPr>
+        <w:pStyle w:val="Heading2"/>
+        <w:bidi/>
+      </w:pPr>
+      <w:r>
+        <w:rPr>
+          <w:lang w:val="ar_AE" w:bidi="ar_AE"/>
+        </w:rPr>
+        <w:t>حجّي 2: 6–7</w:t>
+      </w:r>
+      <w:r>
+        <w:rPr>
+          <w:lang w:val="ar_AE" w:bidi="ar_AE"/>
+        </w:rPr>
+      </w:r>
+    </w:p>
+    <w:p>
+      <w:pPr>
+        <w:bidi/>
+      </w:pPr>
+      <w:r>
+        <w:rPr>
+          <w:lang w:val="ar_AE" w:bidi="ar_AE"/>
+        </w:rPr>
+      </w:r>
+      <w:r>
+        <w:rPr>
+          <w:lang w:val="ar_AE" w:bidi="ar_AE"/>
+        </w:rPr>
+        <w:t xml:space="preserve">سيزلزل الله السماوات والأرض مرة أخرى في يوم الدينونة القادم (انظر </w:t>
+      </w:r>
+      <w:hyperlink r:id="rId65">
+        <w:r>
+          <w:rPr>
+            <w:lang w:val="ar_AE" w:bidi="ar_AE"/>
+          </w:rPr>
+          <w:rPr>
+            <w:color w:val="0000EE"/>
+            <w:u w:val="single"/>
+          </w:rPr>
+          <w:t>إشعياء 2:19–21</w:t>
+        </w:r>
+      </w:hyperlink>
+      <w:r>
+        <w:rPr>
+          <w:lang w:val="ar_AE" w:bidi="ar_AE"/>
+        </w:rPr>
+        <w:t xml:space="preserve">؛ </w:t>
+      </w:r>
+      <w:hyperlink r:id="rId66">
+        <w:r>
+          <w:rPr>
+            <w:lang w:val="ar_AE" w:bidi="ar_AE"/>
+          </w:rPr>
+          <w:rPr>
+            <w:color w:val="0000EE"/>
+            <w:u w:val="single"/>
+          </w:rPr>
+          <w:t>30:28</w:t>
+        </w:r>
+      </w:hyperlink>
+      <w:r>
+        <w:rPr>
+          <w:lang w:val="ar_AE" w:bidi="ar_AE"/>
+        </w:rPr>
+        <w:t>). الزلزلة السابقة كانت الدينونة على مصر في زمن الخروج (</w:t>
+      </w:r>
+      <w:hyperlink r:id="rId67">
+        <w:r>
+          <w:rPr>
+            <w:lang w:val="ar_AE" w:bidi="ar_AE"/>
+          </w:rPr>
+          <w:rPr>
+            <w:color w:val="0000EE"/>
+            <w:u w:val="single"/>
+          </w:rPr>
+          <w:t>حجي 2:21–22</w:t>
+        </w:r>
+      </w:hyperlink>
+      <w:r>
+        <w:rPr>
+          <w:lang w:val="ar_AE" w:bidi="ar_AE"/>
+        </w:rPr>
+        <w:t xml:space="preserve">؛ </w:t>
+      </w:r>
+      <w:hyperlink r:id="rId68">
+        <w:r>
+          <w:rPr>
+            <w:lang w:val="ar_AE" w:bidi="ar_AE"/>
+          </w:rPr>
+          <w:rPr>
+            <w:color w:val="0000EE"/>
+            <w:u w:val="single"/>
+          </w:rPr>
+          <w:t>خروج 14:31</w:t>
+        </w:r>
+      </w:hyperlink>
+      <w:r>
+        <w:rPr>
+          <w:lang w:val="ar_AE" w:bidi="ar_AE"/>
+        </w:rPr>
+        <w:t>). ويربط العهد الجديد هذا الحدث بعودة يسوع المسيح في المستقبل القريب (</w:t>
+      </w:r>
+      <w:hyperlink r:id="rId69">
+        <w:r>
+          <w:rPr>
+            <w:lang w:val="ar_AE" w:bidi="ar_AE"/>
+          </w:rPr>
+          <w:rPr>
+            <w:color w:val="0000EE"/>
+            <w:u w:val="single"/>
+          </w:rPr>
+          <w:t>عبرانيين 12:26–27</w:t>
+        </w:r>
+      </w:hyperlink>
+      <w:r>
+        <w:rPr>
+          <w:lang w:val="ar_AE" w:bidi="ar_AE"/>
+        </w:rPr>
+        <w:t xml:space="preserve">). وربما رأى حجّي دينونة الله النهائية مُنبئًا بها من خلال أحداث سوف تحدث بعد زمنه (مثل سقوط فارس أمام اليونان، وسقوط اليونان أمام الرومان؛ انظر </w:t>
+      </w:r>
+      <w:hyperlink r:id="rId70">
+        <w:r>
+          <w:rPr>
+            <w:lang w:val="ar_AE" w:bidi="ar_AE"/>
+          </w:rPr>
+          <w:rPr>
+            <w:color w:val="0000EE"/>
+            <w:u w:val="single"/>
+          </w:rPr>
+          <w:t>دانيآل 2:39–45</w:t>
+        </w:r>
+      </w:hyperlink>
+      <w:r>
+        <w:rPr>
+          <w:lang w:val="ar_AE" w:bidi="ar_AE"/>
+        </w:rPr>
+        <w:t>).</w:t>
+      </w:r>
+      <w:r>
+        <w:rPr>
+          <w:lang w:val="ar_AE" w:bidi="ar_AE"/>
+        </w:rPr>
+      </w:r>
+      <w:r>
+        <w:rPr>
+          <w:lang w:val="ar_AE" w:bidi="ar_AE"/>
+        </w:rPr>
+      </w:r>
+    </w:p>
+    <w:p>
+      <w:pPr>
+        <w:bidi/>
+      </w:pPr>
+      <w:r>
+        <w:rPr>
+          <w:lang w:val="ar_AE" w:bidi="ar_AE"/>
+        </w:rPr>
+      </w:r>
+    </w:p>
+    <w:p>
+      <w:pPr>
+        <w:pStyle w:val="Heading2"/>
+        <w:bidi/>
+      </w:pPr>
+      <w:r>
+        <w:rPr>
+          <w:lang w:val="ar_AE" w:bidi="ar_AE"/>
+        </w:rPr>
+        <w:t>حجّي 2: 7</w:t>
+      </w:r>
+      <w:r>
+        <w:rPr>
+          <w:lang w:val="ar_AE" w:bidi="ar_AE"/>
+        </w:rPr>
+      </w:r>
+    </w:p>
+    <w:p>
+      <w:pPr>
+        <w:bidi/>
+      </w:pPr>
+      <w:r>
+        <w:rPr>
+          <w:lang w:val="ar_AE" w:bidi="ar_AE"/>
+        </w:rPr>
+      </w:r>
+      <w:r>
+        <w:rPr>
+          <w:lang w:val="ar_AE" w:bidi="ar_AE"/>
+        </w:rPr>
+        <w:t>الكنوز (مُشْتَهَى كُلِّ الأُمَمِ) … ستُجلب إلى الهيكل من قِبَل جميع الأمم كإكرام وإجلال لإله إسرائيل.</w:t>
+      </w:r>
+      <w:r>
+        <w:rPr>
+          <w:lang w:val="ar_AE" w:bidi="ar_AE"/>
+        </w:rPr>
+      </w:r>
+      <w:r>
+        <w:rPr>
+          <w:lang w:val="ar_AE" w:bidi="ar_AE"/>
+        </w:rPr>
+      </w:r>
+    </w:p>
+    <w:p>
+      <w:pPr>
+        <w:bidi/>
+      </w:pPr>
+      <w:r>
+        <w:rPr>
+          <w:lang w:val="ar_AE" w:bidi="ar_AE"/>
+        </w:rPr>
+      </w:r>
+    </w:p>
+    <w:p>
+      <w:pPr>
+        <w:pStyle w:val="Heading2"/>
+        <w:bidi/>
+      </w:pPr>
+      <w:r>
+        <w:rPr>
+          <w:lang w:val="ar_AE" w:bidi="ar_AE"/>
+        </w:rPr>
+        <w:t>حجّي 2: 9</w:t>
+      </w:r>
+      <w:r>
+        <w:rPr>
+          <w:lang w:val="ar_AE" w:bidi="ar_AE"/>
+        </w:rPr>
+      </w:r>
+    </w:p>
+    <w:p>
+      <w:pPr>
+        <w:bidi/>
+      </w:pPr>
+      <w:r>
+        <w:rPr>
+          <w:lang w:val="ar_AE" w:bidi="ar_AE"/>
+        </w:rPr>
+      </w:r>
+      <w:r>
+        <w:rPr>
+          <w:lang w:val="ar_AE" w:bidi="ar_AE"/>
+        </w:rPr>
+        <w:t xml:space="preserve">مَجْدُ هذَا الْبَيْتِ الأَخِيرِ: ربما كان في ذهن حجّي مجيء المسيّا إلى هيكله (انظر </w:t>
+      </w:r>
+      <w:hyperlink r:id="rId71">
+        <w:r>
+          <w:rPr>
+            <w:lang w:val="ar_AE" w:bidi="ar_AE"/>
+          </w:rPr>
+          <w:rPr>
+            <w:color w:val="0000EE"/>
+            <w:u w:val="single"/>
+          </w:rPr>
+          <w:t>ملاخي 3:1</w:t>
+        </w:r>
+      </w:hyperlink>
+      <w:r>
+        <w:rPr>
+          <w:lang w:val="ar_AE" w:bidi="ar_AE"/>
+        </w:rPr>
+        <w:t>). تم تقديم يسوع (باعتباره الابن البكر لله) في هيكل الرب كطفل (</w:t>
+      </w:r>
+      <w:hyperlink r:id="rId72">
+        <w:r>
+          <w:rPr>
+            <w:lang w:val="ar_AE" w:bidi="ar_AE"/>
+          </w:rPr>
+          <w:rPr>
+            <w:color w:val="0000EE"/>
+            <w:u w:val="single"/>
+          </w:rPr>
+          <w:t>لوقا 2:22</w:t>
+        </w:r>
+      </w:hyperlink>
+      <w:r>
+        <w:rPr>
+          <w:lang w:val="ar_AE" w:bidi="ar_AE"/>
+        </w:rPr>
+        <w:t>)، وعلّم هناك كشخص بالغ (</w:t>
+      </w:r>
+      <w:hyperlink r:id="rId73">
+        <w:r>
+          <w:rPr>
+            <w:lang w:val="ar_AE" w:bidi="ar_AE"/>
+          </w:rPr>
+          <w:rPr>
+            <w:color w:val="0000EE"/>
+            <w:u w:val="single"/>
+          </w:rPr>
+          <w:t>لوقا 19:45–47</w:t>
+        </w:r>
+      </w:hyperlink>
+      <w:r>
+        <w:rPr>
+          <w:lang w:val="ar_AE" w:bidi="ar_AE"/>
+        </w:rPr>
+        <w:t>). يسوع، كلمة الله المتجسد، هو أعظم من الهيكل (</w:t>
+      </w:r>
+      <w:hyperlink r:id="rId74">
+        <w:r>
+          <w:rPr>
+            <w:lang w:val="ar_AE" w:bidi="ar_AE"/>
+          </w:rPr>
+          <w:rPr>
+            <w:color w:val="0000EE"/>
+            <w:u w:val="single"/>
+          </w:rPr>
+          <w:t>متى 12:6</w:t>
+        </w:r>
+      </w:hyperlink>
+      <w:r>
+        <w:rPr>
+          <w:lang w:val="ar_AE" w:bidi="ar_AE"/>
+        </w:rPr>
+        <w:t xml:space="preserve">؛ انظر </w:t>
+      </w:r>
+      <w:hyperlink r:id="rId75">
+        <w:r>
+          <w:rPr>
+            <w:lang w:val="ar_AE" w:bidi="ar_AE"/>
+          </w:rPr>
+          <w:rPr>
+            <w:color w:val="0000EE"/>
+            <w:u w:val="single"/>
+          </w:rPr>
+          <w:t>يوحنا 2:13–22</w:t>
+        </w:r>
+      </w:hyperlink>
+      <w:r>
+        <w:rPr>
+          <w:lang w:val="ar_AE" w:bidi="ar_AE"/>
+        </w:rPr>
+        <w:t xml:space="preserve">). وبرغم أنه تم التعرف عليه من قِبَل القليلين فقط، فإن وجود يسوع في الهيكل تجاوز بكثير المجد في خيمة الاجتماع في زمن موسى وفي هيكل سليمان (قارن </w:t>
+      </w:r>
+      <w:hyperlink r:id="rId76">
+        <w:r>
+          <w:rPr>
+            <w:lang w:val="ar_AE" w:bidi="ar_AE"/>
+          </w:rPr>
+          <w:rPr>
+            <w:color w:val="0000EE"/>
+            <w:u w:val="single"/>
+          </w:rPr>
+          <w:t>لوقا 2:29–32</w:t>
+        </w:r>
+      </w:hyperlink>
+      <w:r>
+        <w:rPr>
+          <w:lang w:val="ar_AE" w:bidi="ar_AE"/>
+        </w:rPr>
+        <w:t>). • وَفِي هذَا الْمَكَانِ أُعْطِي السَّلاَمَ: كانت البركة الكهنوتية (</w:t>
+      </w:r>
+      <w:hyperlink r:id="rId77">
+        <w:r>
+          <w:rPr>
+            <w:lang w:val="ar_AE" w:bidi="ar_AE"/>
+          </w:rPr>
+          <w:rPr>
+            <w:color w:val="0000EE"/>
+            <w:u w:val="single"/>
+          </w:rPr>
+          <w:t>عدد 6:24–26</w:t>
+        </w:r>
+      </w:hyperlink>
+      <w:r>
+        <w:rPr>
+          <w:lang w:val="ar_AE" w:bidi="ar_AE"/>
+        </w:rPr>
+        <w:t>) تُعلن كجزء من طقوس الهيكل. وفي الأيام الأخيرة، سيقوم الله بعقد عهد سلام مع إسرائيل (</w:t>
+      </w:r>
+      <w:hyperlink r:id="rId78">
+        <w:r>
+          <w:rPr>
+            <w:lang w:val="ar_AE" w:bidi="ar_AE"/>
+          </w:rPr>
+          <w:rPr>
+            <w:color w:val="0000EE"/>
+            <w:u w:val="single"/>
+          </w:rPr>
+          <w:t>حزقيال 34:25</w:t>
+        </w:r>
+      </w:hyperlink>
+      <w:r>
+        <w:rPr>
+          <w:lang w:val="ar_AE" w:bidi="ar_AE"/>
+        </w:rPr>
+        <w:t xml:space="preserve">؛ </w:t>
+      </w:r>
+      <w:hyperlink r:id="rId79">
+        <w:r>
+          <w:rPr>
+            <w:lang w:val="ar_AE" w:bidi="ar_AE"/>
+          </w:rPr>
+          <w:rPr>
+            <w:color w:val="0000EE"/>
+            <w:u w:val="single"/>
+          </w:rPr>
+          <w:t>37:26</w:t>
+        </w:r>
+      </w:hyperlink>
+      <w:r>
+        <w:rPr>
+          <w:lang w:val="ar_AE" w:bidi="ar_AE"/>
+        </w:rPr>
+        <w:t xml:space="preserve">). كانت النتيجة الإيجابية لإعادة بناء الهيكل ضمانًا لذلك </w:t>
+      </w:r>
+      <w:r>
+        <w:rPr>
+          <w:i/>
+          <w:lang w:val="ar_AE" w:bidi="ar_AE"/>
+        </w:rPr>
+        <w:t>السلام</w:t>
+      </w:r>
+      <w:r>
+        <w:rPr>
+          <w:lang w:val="ar_AE" w:bidi="ar_AE"/>
+        </w:rPr>
+        <w:t xml:space="preserve"> المستقبلي.</w:t>
+      </w:r>
+      <w:r>
+        <w:rPr>
+          <w:lang w:val="ar_AE" w:bidi="ar_AE"/>
+        </w:rPr>
+      </w:r>
+      <w:r>
+        <w:rPr>
+          <w:lang w:val="ar_AE" w:bidi="ar_AE"/>
+        </w:rPr>
+      </w:r>
+    </w:p>
+    <w:p>
+      <w:pPr>
+        <w:bidi/>
+      </w:pPr>
+      <w:r>
+        <w:rPr>
+          <w:lang w:val="ar_AE" w:bidi="ar_AE"/>
+        </w:rPr>
+      </w:r>
+    </w:p>
+    <w:p>
+      <w:pPr>
+        <w:pStyle w:val="Heading2"/>
+        <w:bidi/>
+      </w:pPr>
+      <w:r>
+        <w:rPr>
+          <w:lang w:val="ar_AE" w:bidi="ar_AE"/>
+        </w:rPr>
+        <w:t>حجّي 2: 10–19</w:t>
+      </w:r>
+      <w:r>
+        <w:rPr>
+          <w:lang w:val="ar_AE" w:bidi="ar_AE"/>
+        </w:rPr>
+      </w:r>
+    </w:p>
+    <w:p>
+      <w:pPr>
+        <w:bidi/>
+      </w:pPr>
+      <w:r>
+        <w:rPr>
+          <w:lang w:val="ar_AE" w:bidi="ar_AE"/>
+        </w:rPr>
+      </w:r>
+      <w:r>
+        <w:rPr>
+          <w:lang w:val="ar_AE" w:bidi="ar_AE"/>
+        </w:rPr>
+        <w:t>موضوع الرسالة الثالثة هو تعليمات الشريعة المتعلقة بالطهارة الطقسية. وكانت هذه التعليمات لا تزل سارية. يتوقع الله من شعبه أن يكونوا قديسين، كما هو قدوس (</w:t>
+      </w:r>
+      <w:hyperlink r:id="rId80">
+        <w:r>
+          <w:rPr>
+            <w:lang w:val="ar_AE" w:bidi="ar_AE"/>
+          </w:rPr>
+          <w:rPr>
+            <w:color w:val="0000EE"/>
+            <w:u w:val="single"/>
+          </w:rPr>
+          <w:t>لاويين 11:44–45</w:t>
+        </w:r>
+      </w:hyperlink>
+      <w:r>
+        <w:rPr>
+          <w:lang w:val="ar_AE" w:bidi="ar_AE"/>
+        </w:rPr>
+        <w:t>).</w:t>
+      </w:r>
+      <w:r>
+        <w:rPr>
+          <w:lang w:val="ar_AE" w:bidi="ar_AE"/>
+        </w:rPr>
+      </w:r>
+      <w:r>
+        <w:rPr>
+          <w:lang w:val="ar_AE" w:bidi="ar_AE"/>
+        </w:rPr>
+      </w:r>
+    </w:p>
+    <w:p>
+      <w:pPr>
+        <w:bidi/>
+      </w:pPr>
+      <w:r>
+        <w:rPr>
+          <w:lang w:val="ar_AE" w:bidi="ar_AE"/>
+        </w:rPr>
+      </w:r>
+    </w:p>
+    <w:p>
+      <w:pPr>
+        <w:pStyle w:val="Heading2"/>
+        <w:bidi/>
+      </w:pPr>
+      <w:r>
+        <w:rPr>
+          <w:lang w:val="ar_AE" w:bidi="ar_AE"/>
+        </w:rPr>
+        <w:t>حجّي 2: 11</w:t>
+      </w:r>
+      <w:r>
+        <w:rPr>
+          <w:lang w:val="ar_AE" w:bidi="ar_AE"/>
+        </w:rPr>
+      </w:r>
+    </w:p>
+    <w:p>
+      <w:pPr>
+        <w:bidi/>
+      </w:pPr>
+      <w:r>
+        <w:rPr>
+          <w:lang w:val="ar_AE" w:bidi="ar_AE"/>
+        </w:rPr>
+      </w:r>
+      <w:r>
+        <w:rPr>
+          <w:lang w:val="ar_AE" w:bidi="ar_AE"/>
+        </w:rPr>
+        <w:t>اِسْأَلِ الْكَهَنَةَ: كان دور الكهنة يتمثل في تعليم وتفسير الشريعة (</w:t>
+      </w:r>
+      <w:hyperlink r:id="rId81">
+        <w:r>
+          <w:rPr>
+            <w:lang w:val="ar_AE" w:bidi="ar_AE"/>
+          </w:rPr>
+          <w:rPr>
+            <w:color w:val="0000EE"/>
+            <w:u w:val="single"/>
+          </w:rPr>
+          <w:t>تثنية 33:10</w:t>
+        </w:r>
+      </w:hyperlink>
+      <w:r>
+        <w:rPr>
+          <w:lang w:val="ar_AE" w:bidi="ar_AE"/>
+        </w:rPr>
+        <w:t xml:space="preserve">؛ </w:t>
+      </w:r>
+      <w:hyperlink r:id="rId82">
+        <w:r>
+          <w:rPr>
+            <w:lang w:val="ar_AE" w:bidi="ar_AE"/>
+          </w:rPr>
+          <w:rPr>
+            <w:color w:val="0000EE"/>
+            <w:u w:val="single"/>
+          </w:rPr>
+          <w:t>ملاخي 2:7–9</w:t>
+        </w:r>
+      </w:hyperlink>
+      <w:r>
+        <w:rPr>
+          <w:lang w:val="ar_AE" w:bidi="ar_AE"/>
+        </w:rPr>
+        <w:t>)، ولذلك كانت الرسالة المتعلقة بالطهارة الطقسية موجهة إليهم.</w:t>
+      </w:r>
+      <w:r>
+        <w:rPr>
+          <w:lang w:val="ar_AE" w:bidi="ar_AE"/>
+        </w:rPr>
+      </w:r>
+      <w:r>
+        <w:rPr>
+          <w:lang w:val="ar_AE" w:bidi="ar_AE"/>
+        </w:rPr>
+      </w:r>
+    </w:p>
+    <w:p>
+      <w:pPr>
+        <w:bidi/>
+      </w:pPr>
+      <w:r>
+        <w:rPr>
+          <w:lang w:val="ar_AE" w:bidi="ar_AE"/>
+        </w:rPr>
+      </w:r>
+    </w:p>
+    <w:p>
+      <w:pPr>
+        <w:pStyle w:val="Heading2"/>
+        <w:bidi/>
+      </w:pPr>
+      <w:r>
+        <w:rPr>
+          <w:lang w:val="ar_AE" w:bidi="ar_AE"/>
+        </w:rPr>
+        <w:t>حجّي 2: 12</w:t>
+      </w:r>
+      <w:r>
+        <w:rPr>
+          <w:lang w:val="ar_AE" w:bidi="ar_AE"/>
+        </w:rPr>
+      </w:r>
+    </w:p>
+    <w:p>
+      <w:pPr>
+        <w:bidi/>
+      </w:pPr>
+      <w:r>
+        <w:rPr>
+          <w:lang w:val="ar_AE" w:bidi="ar_AE"/>
+        </w:rPr>
+      </w:r>
+      <w:r>
+        <w:rPr>
+          <w:lang w:val="ar_AE" w:bidi="ar_AE"/>
+        </w:rPr>
+        <w:t>فَهَلْ يَتَقَدَّسُ؟ يشير هذا السؤال إلى اللحم من الذبيحة المُقَدَّسة والطريقة التي يمكن أن تنتقل بها الطهارة والنجاسة الطقسية (انظر ملاحظة الموضوع "</w:t>
+      </w:r>
+      <w:r>
+        <w:rPr>
+          <w:lang w:val="ar_AE" w:bidi="ar_AE"/>
+        </w:rPr>
+        <w:t>طاهر، ونجس، ومُقَدَّس</w:t>
+      </w:r>
+      <w:r>
+        <w:rPr>
+          <w:lang w:val="ar_AE" w:bidi="ar_AE"/>
+        </w:rPr>
+        <w:t xml:space="preserve">"). حمل الذبيحة المُقَدَّسة - اللحم الموضوع جانبًا والمجهَّز للتقدمة—كان يجعل الرداء مقدسًا (قارن </w:t>
+      </w:r>
+      <w:hyperlink r:id="rId83">
+        <w:r>
+          <w:rPr>
+            <w:lang w:val="ar_AE" w:bidi="ar_AE"/>
+          </w:rPr>
+          <w:rPr>
+            <w:color w:val="0000EE"/>
+            <w:u w:val="single"/>
+          </w:rPr>
+          <w:t>لاويين 6:18</w:t>
+        </w:r>
+      </w:hyperlink>
+      <w:r>
+        <w:rPr>
+          <w:lang w:val="ar_AE" w:bidi="ar_AE"/>
+        </w:rPr>
+        <w:t>). ومع ذلك، لم يكن من الممكن نقل هذه القداسة إلى طرف ثالث.</w:t>
+      </w:r>
+      <w:r>
+        <w:rPr>
+          <w:lang w:val="ar_AE" w:bidi="ar_AE"/>
+        </w:rPr>
+      </w:r>
+      <w:r>
+        <w:rPr>
+          <w:lang w:val="ar_AE" w:bidi="ar_AE"/>
+        </w:rPr>
+      </w:r>
+    </w:p>
+    <w:p>
+      <w:pPr>
+        <w:bidi/>
+      </w:pPr>
+      <w:r>
+        <w:rPr>
+          <w:lang w:val="ar_AE" w:bidi="ar_AE"/>
+        </w:rPr>
+      </w:r>
+    </w:p>
+    <w:p>
+      <w:pPr>
+        <w:pStyle w:val="Heading2"/>
+        <w:bidi/>
+      </w:pPr>
+      <w:r>
+        <w:rPr>
+          <w:lang w:val="ar_AE" w:bidi="ar_AE"/>
+        </w:rPr>
+        <w:t>حجّي 2: 13</w:t>
+      </w:r>
+      <w:r>
+        <w:rPr>
+          <w:lang w:val="ar_AE" w:bidi="ar_AE"/>
+        </w:rPr>
+      </w:r>
+    </w:p>
+    <w:p>
+      <w:pPr>
+        <w:bidi/>
+      </w:pPr>
+      <w:r>
+        <w:rPr>
+          <w:lang w:val="ar_AE" w:bidi="ar_AE"/>
+        </w:rPr>
+      </w:r>
+      <w:r>
+        <w:rPr>
+          <w:lang w:val="ar_AE" w:bidi="ar_AE"/>
+        </w:rPr>
+        <w:t xml:space="preserve">تنتقل النجاسة الطقسية بسهولة أكبر بكثير من الطهارة الطقسية. فأي شخص يلمس جثة يصبح نجسًا وبذلك غير طاهر. وأي شيء يلمسه شخص نجس طقسيًا يصبح أيضًا غير طاهر (انظر </w:t>
+      </w:r>
+      <w:hyperlink r:id="rId84">
+        <w:r>
+          <w:rPr>
+            <w:lang w:val="ar_AE" w:bidi="ar_AE"/>
+          </w:rPr>
+          <w:rPr>
+            <w:color w:val="0000EE"/>
+            <w:u w:val="single"/>
+          </w:rPr>
+          <w:t>عدد 19:11–13</w:t>
         </w:r>
       </w:hyperlink>
       <w:r>
@@ -634,6 +2986,178 @@
         </w:rPr>
         <w:t xml:space="preserve">، </w:t>
       </w:r>
+      <w:hyperlink r:id="rId85">
+        <w:r>
+          <w:rPr>
+            <w:lang w:val="ar_AE" w:bidi="ar_AE"/>
+          </w:rPr>
+          <w:rPr>
+            <w:color w:val="0000EE"/>
+            <w:u w:val="single"/>
+          </w:rPr>
+          <w:t>22</w:t>
+        </w:r>
+      </w:hyperlink>
+      <w:r>
+        <w:rPr>
+          <w:lang w:val="ar_AE" w:bidi="ar_AE"/>
+        </w:rPr>
+        <w:t xml:space="preserve">). يُطبق حجّي هذا في </w:t>
+      </w:r>
+      <w:hyperlink r:id="rId86">
+        <w:r>
+          <w:rPr>
+            <w:lang w:val="ar_AE" w:bidi="ar_AE"/>
+          </w:rPr>
+          <w:rPr>
+            <w:color w:val="0000EE"/>
+            <w:u w:val="single"/>
+          </w:rPr>
+          <w:t>حجّي 2:14</w:t>
+        </w:r>
+      </w:hyperlink>
+      <w:r>
+        <w:rPr>
+          <w:lang w:val="ar_AE" w:bidi="ar_AE"/>
+        </w:rPr>
+        <w:t>.</w:t>
+      </w:r>
+      <w:r>
+        <w:rPr>
+          <w:lang w:val="ar_AE" w:bidi="ar_AE"/>
+        </w:rPr>
+      </w:r>
+      <w:r>
+        <w:rPr>
+          <w:lang w:val="ar_AE" w:bidi="ar_AE"/>
+        </w:rPr>
+      </w:r>
+    </w:p>
+    <w:p>
+      <w:pPr>
+        <w:bidi/>
+      </w:pPr>
+      <w:r>
+        <w:rPr>
+          <w:lang w:val="ar_AE" w:bidi="ar_AE"/>
+        </w:rPr>
+      </w:r>
+    </w:p>
+    <w:p>
+      <w:pPr>
+        <w:pStyle w:val="Heading2"/>
+        <w:bidi/>
+      </w:pPr>
+      <w:r>
+        <w:rPr>
+          <w:lang w:val="ar_AE" w:bidi="ar_AE"/>
+        </w:rPr>
+        <w:t>حجّي 2: 14</w:t>
+      </w:r>
+      <w:r>
+        <w:rPr>
+          <w:lang w:val="ar_AE" w:bidi="ar_AE"/>
+        </w:rPr>
+      </w:r>
+    </w:p>
+    <w:p>
+      <w:pPr>
+        <w:bidi/>
+      </w:pPr>
+      <w:r>
+        <w:rPr>
+          <w:lang w:val="ar_AE" w:bidi="ar_AE"/>
+        </w:rPr>
+      </w:r>
+      <w:r>
+        <w:rPr>
+          <w:lang w:val="ar_AE" w:bidi="ar_AE"/>
+        </w:rPr>
+        <w:t>هكَذَا هذَا الشَّعْبُ: إن مجرد العودة من السبي إلى الأرض التي وعد الله بها إسرائيل لم تجعل شعب يهوذا مُقَدَّسًا. كانوا لا يزالون غير طاهرين، لأنهم لم يلتزموا بوصايا عهد الله معهم. وكانت أعمالهم وحتى عبادتهم ملوثة بالنجاسة؛ وكانت أنقاض هيكل الرب ترمز إلى عصيان الشعب. وكان إعادة بناء الهيكل علامة ملموسة على تغير القلوب وتجديد الطاعة لعهد الله.</w:t>
+      </w:r>
+      <w:r>
+        <w:rPr>
+          <w:lang w:val="ar_AE" w:bidi="ar_AE"/>
+        </w:rPr>
+      </w:r>
+      <w:r>
+        <w:rPr>
+          <w:lang w:val="ar_AE" w:bidi="ar_AE"/>
+        </w:rPr>
+      </w:r>
+    </w:p>
+    <w:p>
+      <w:pPr>
+        <w:bidi/>
+      </w:pPr>
+      <w:r>
+        <w:rPr>
+          <w:lang w:val="ar_AE" w:bidi="ar_AE"/>
+        </w:rPr>
+      </w:r>
+    </w:p>
+    <w:p>
+      <w:pPr>
+        <w:pStyle w:val="Heading2"/>
+        <w:bidi/>
+      </w:pPr>
+      <w:r>
+        <w:rPr>
+          <w:lang w:val="ar_AE" w:bidi="ar_AE"/>
+        </w:rPr>
+        <w:t>حجّي 2: 15</w:t>
+      </w:r>
+      <w:r>
+        <w:rPr>
+          <w:lang w:val="ar_AE" w:bidi="ar_AE"/>
+        </w:rPr>
+      </w:r>
+    </w:p>
+    <w:p>
+      <w:pPr>
+        <w:bidi/>
+      </w:pPr>
+      <w:r>
+        <w:rPr>
+          <w:lang w:val="ar_AE" w:bidi="ar_AE"/>
+        </w:rPr>
+      </w:r>
+      <w:r>
+        <w:rPr>
+          <w:lang w:val="ar_AE" w:bidi="ar_AE"/>
+        </w:rPr>
+        <w:t xml:space="preserve">وَالآنَ فَاجْعَلُوا قَلْبَكُمْ مِنْ هذَا الْيَوْمِ فَرَاجِعًا (انظر </w:t>
+      </w:r>
+      <w:r>
+        <w:rPr>
+          <w:lang w:val="ar_AE" w:bidi="ar_AE"/>
+        </w:rPr>
+        <w:t>ملاحظة الدراسة على 1:5</w:t>
+      </w:r>
+      <w:r>
+        <w:rPr>
+          <w:lang w:val="ar_AE" w:bidi="ar_AE"/>
+        </w:rPr>
+        <w:t>): البركة الإلهية، سواء كانت روحية أو مادية، تعتمد على طاعة شعب الله (</w:t>
+      </w:r>
+      <w:hyperlink r:id="rId87">
+        <w:r>
+          <w:rPr>
+            <w:lang w:val="ar_AE" w:bidi="ar_AE"/>
+          </w:rPr>
+          <w:rPr>
+            <w:color w:val="0000EE"/>
+            <w:u w:val="single"/>
+          </w:rPr>
+          <w:t>تثنية 30:6–10</w:t>
+        </w:r>
+      </w:hyperlink>
+      <w:r>
+        <w:rPr>
+          <w:lang w:val="ar_AE" w:bidi="ar_AE"/>
+        </w:rPr>
+        <w:t xml:space="preserve">). دعا حجّي الشعب إلى المثابرة في امتحان الذات الذي يقود إلى التوبة وفي خوف الرب الذي بدأته رسالته الأولى (انظر </w:t>
+      </w:r>
       <w:hyperlink r:id="rId25">
         <w:r>
           <w:rPr>
@@ -643,7 +3167,25 @@
             <w:color w:val="0000EE"/>
             <w:u w:val="single"/>
           </w:rPr>
-          <w:t>7–8</w:t>
+          <w:t>حجّي 1:7</w:t>
+        </w:r>
+      </w:hyperlink>
+      <w:r>
+        <w:rPr>
+          <w:lang w:val="ar_AE" w:bidi="ar_AE"/>
+        </w:rPr>
+        <w:t xml:space="preserve">، </w:t>
+      </w:r>
+      <w:hyperlink r:id="rId88">
+        <w:r>
+          <w:rPr>
+            <w:lang w:val="ar_AE" w:bidi="ar_AE"/>
+          </w:rPr>
+          <w:rPr>
+            <w:color w:val="0000EE"/>
+            <w:u w:val="single"/>
+          </w:rPr>
+          <w:t>12</w:t>
         </w:r>
       </w:hyperlink>
       <w:r>
@@ -682,72 +3224,179 @@
         <w:rPr>
           <w:lang w:val="ar_AE" w:bidi="ar_AE"/>
         </w:rPr>
-        <w:t>حجّي 1: 4</w:t>
-      </w:r>
-      <w:r>
-        <w:rPr>
-          <w:lang w:val="ar_AE" w:bidi="ar_AE"/>
-        </w:rPr>
-      </w:r>
-    </w:p>
-    <w:p>
-      <w:pPr>
-        <w:bidi/>
-      </w:pPr>
-      <w:r>
-        <w:rPr>
-          <w:lang w:val="ar_AE" w:bidi="ar_AE"/>
-        </w:rPr>
-      </w:r>
-      <w:r>
-        <w:rPr>
-          <w:lang w:val="ar_AE" w:bidi="ar_AE"/>
-        </w:rPr>
-        <w:t xml:space="preserve">هَلِ الْوَقْتُ لَكُمْ؟ إن الأسئلة البلاغية في الأدب النبوي تدعو إلى الاتفاق وليس الرد (انظر </w:t>
-      </w:r>
-      <w:hyperlink r:id="rId26">
-        <w:r>
-          <w:rPr>
-            <w:lang w:val="ar_AE" w:bidi="ar_AE"/>
-          </w:rPr>
-          <w:rPr>
-            <w:color w:val="0000EE"/>
-            <w:u w:val="single"/>
-          </w:rPr>
-          <w:t>2:3</w:t>
-        </w:r>
-      </w:hyperlink>
-      <w:r>
-        <w:rPr>
-          <w:lang w:val="ar_AE" w:bidi="ar_AE"/>
-        </w:rPr>
-        <w:t xml:space="preserve">). والغرض من هذا السؤال هو إزالة فرصة المستمعين في تقديم الأعذار عند الرد على الرسالة. • البيوت الفاخرة (أو </w:t>
+        <w:t>حجّي 2: 17</w:t>
+      </w:r>
+      <w:r>
+        <w:rPr>
+          <w:lang w:val="ar_AE" w:bidi="ar_AE"/>
+        </w:rPr>
+      </w:r>
+    </w:p>
+    <w:p>
+      <w:pPr>
+        <w:bidi/>
+      </w:pPr>
+      <w:r>
+        <w:rPr>
+          <w:lang w:val="ar_AE" w:bidi="ar_AE"/>
+        </w:rPr>
+      </w:r>
+      <w:r>
+        <w:rPr>
+          <w:lang w:val="ar_AE" w:bidi="ar_AE"/>
+        </w:rPr>
+        <w:t>الرجوع غالبًا ما يشير إلى التوبة. • وَمَا رَجَعْتُمْ إِلَيَّ: كان الشعب العبري عنيدًا ومتمردًا منذ زمن موسى (</w:t>
+      </w:r>
+      <w:hyperlink r:id="rId89">
+        <w:r>
+          <w:rPr>
+            <w:lang w:val="ar_AE" w:bidi="ar_AE"/>
+          </w:rPr>
+          <w:rPr>
+            <w:color w:val="0000EE"/>
+            <w:u w:val="single"/>
+          </w:rPr>
+          <w:t>تثنية 31:27</w:t>
+        </w:r>
+      </w:hyperlink>
+      <w:r>
+        <w:rPr>
+          <w:lang w:val="ar_AE" w:bidi="ar_AE"/>
+        </w:rPr>
+        <w:t>) إلى زمن يسوع (</w:t>
+      </w:r>
+      <w:hyperlink r:id="rId90">
+        <w:r>
+          <w:rPr>
+            <w:lang w:val="ar_AE" w:bidi="ar_AE"/>
+          </w:rPr>
+          <w:rPr>
+            <w:color w:val="0000EE"/>
+            <w:u w:val="single"/>
+          </w:rPr>
+          <w:t>متى 17:17</w:t>
+        </w:r>
+      </w:hyperlink>
+      <w:r>
+        <w:rPr>
+          <w:lang w:val="ar_AE" w:bidi="ar_AE"/>
+        </w:rPr>
+        <w:t xml:space="preserve">). • بِاللَّفْحِ وَبِالْيَرَقَانِ: ما حدث كان نتيجة العصيان لعهد الله (انظر </w:t>
+      </w:r>
+      <w:hyperlink r:id="rId91">
+        <w:r>
+          <w:rPr>
+            <w:lang w:val="ar_AE" w:bidi="ar_AE"/>
+          </w:rPr>
+          <w:rPr>
+            <w:color w:val="0000EE"/>
+            <w:u w:val="single"/>
+          </w:rPr>
+          <w:t>تثنية 28:22</w:t>
+        </w:r>
+      </w:hyperlink>
+      <w:r>
+        <w:rPr>
+          <w:lang w:val="ar_AE" w:bidi="ar_AE"/>
+        </w:rPr>
+        <w:t>).</w:t>
+      </w:r>
+      <w:r>
+        <w:rPr>
+          <w:lang w:val="ar_AE" w:bidi="ar_AE"/>
+        </w:rPr>
+      </w:r>
+      <w:r>
+        <w:rPr>
+          <w:lang w:val="ar_AE" w:bidi="ar_AE"/>
+        </w:rPr>
+      </w:r>
+    </w:p>
+    <w:p>
+      <w:pPr>
+        <w:bidi/>
+      </w:pPr>
+      <w:r>
+        <w:rPr>
+          <w:lang w:val="ar_AE" w:bidi="ar_AE"/>
+        </w:rPr>
+      </w:r>
+    </w:p>
+    <w:p>
+      <w:pPr>
+        <w:pStyle w:val="Heading2"/>
+        <w:bidi/>
+      </w:pPr>
+      <w:r>
+        <w:rPr>
+          <w:lang w:val="ar_AE" w:bidi="ar_AE"/>
+        </w:rPr>
+        <w:t>حجّي 2: 18</w:t>
+      </w:r>
+      <w:r>
+        <w:rPr>
+          <w:lang w:val="ar_AE" w:bidi="ar_AE"/>
+        </w:rPr>
+      </w:r>
+    </w:p>
+    <w:p>
+      <w:pPr>
+        <w:bidi/>
+      </w:pPr>
+      <w:r>
+        <w:rPr>
+          <w:lang w:val="ar_AE" w:bidi="ar_AE"/>
+        </w:rPr>
+      </w:r>
+      <w:r>
+        <w:rPr>
+          <w:lang w:val="ar_AE" w:bidi="ar_AE"/>
+        </w:rPr>
+        <w:t xml:space="preserve">تأملوا في هذا اليوم الثامن عشر من ديسمبر: أو </w:t>
       </w:r>
       <w:r>
         <w:rPr>
           <w:i/>
           <w:lang w:val="ar_AE" w:bidi="ar_AE"/>
         </w:rPr>
-        <w:t>المغطاة، الْمُغَشَّاةِ</w:t>
-      </w:r>
-      <w:r>
-        <w:rPr>
-          <w:lang w:val="ar_AE" w:bidi="ar_AE"/>
-        </w:rPr>
-        <w:t xml:space="preserve">) للناس تتناقض مع هيكل الله، الذي كان مُهدَّم (أو </w:t>
+        <w:t>في هذا اليوم الثامن عشر من ديسمبر، تأملوا في اليوم؛</w:t>
+      </w:r>
+      <w:r>
+        <w:rPr>
+          <w:lang w:val="ar_AE" w:bidi="ar_AE"/>
+        </w:rPr>
+        <w:t xml:space="preserve"> حرفيًا </w:t>
       </w:r>
       <w:r>
         <w:rPr>
           <w:i/>
           <w:lang w:val="ar_AE" w:bidi="ar_AE"/>
         </w:rPr>
-        <w:t>خَرَابٌ</w:t>
-      </w:r>
-      <w:r>
-        <w:rPr>
-          <w:lang w:val="ar_AE" w:bidi="ar_AE"/>
-        </w:rPr>
-        <w:t>) وبالتالي غير صالح للاستخدام.</w:t>
+        <w:t>فَاجْعَلُوا قَلْبَكُمْ مِنْ هذَا الْيَوْمِ فَصَاعِدًا، مِنَ الْيَوْمِ الرَّابعِ وَالْعِشْرِينَ مِنَ الشَّهْرِ التَّاسِعِ.</w:t>
+      </w:r>
+      <w:r>
+        <w:rPr>
+          <w:lang w:val="ar_AE" w:bidi="ar_AE"/>
+        </w:rPr>
+        <w:t xml:space="preserve"> يعتقد البعض أن عبارة "هذا اليوم" تشير إلى تاريخ إزالة الأنقاض الأولية من موقع الهيكل والحصول على مواد البناء (21 سبتمبر، 520 قبل الميلاد؛ انظر </w:t>
+      </w:r>
+      <w:hyperlink r:id="rId92">
+        <w:r>
+          <w:rPr>
+            <w:lang w:val="ar_AE" w:bidi="ar_AE"/>
+          </w:rPr>
+          <w:rPr>
+            <w:color w:val="0000EE"/>
+            <w:u w:val="single"/>
+          </w:rPr>
+          <w:t>1:14–15</w:t>
+        </w:r>
+      </w:hyperlink>
+      <w:r>
+        <w:rPr>
+          <w:lang w:val="ar_AE" w:bidi="ar_AE"/>
+        </w:rPr>
+        <w:t>).</w:t>
       </w:r>
       <w:r>
         <w:rPr>
@@ -779,65 +3428,420 @@
         <w:rPr>
           <w:lang w:val="ar_AE" w:bidi="ar_AE"/>
         </w:rPr>
-        <w:t>حجّي 1: 5</w:t>
-      </w:r>
-      <w:r>
-        <w:rPr>
-          <w:lang w:val="ar_AE" w:bidi="ar_AE"/>
-        </w:rPr>
-      </w:r>
-    </w:p>
-    <w:p>
-      <w:pPr>
-        <w:bidi/>
-      </w:pPr>
-      <w:r>
-        <w:rPr>
-          <w:lang w:val="ar_AE" w:bidi="ar_AE"/>
-        </w:rPr>
-      </w:r>
-      <w:r>
-        <w:rPr>
-          <w:lang w:val="ar_AE" w:bidi="ar_AE"/>
-        </w:rPr>
-        <w:t xml:space="preserve">تأملوا في ما يحدث لكم (حرفيًا </w:t>
+        <w:t>حجّي 2: 19</w:t>
+      </w:r>
+      <w:r>
+        <w:rPr>
+          <w:lang w:val="ar_AE" w:bidi="ar_AE"/>
+        </w:rPr>
+      </w:r>
+    </w:p>
+    <w:p>
+      <w:pPr>
+        <w:bidi/>
+      </w:pPr>
+      <w:r>
+        <w:rPr>
+          <w:lang w:val="ar_AE" w:bidi="ar_AE"/>
+        </w:rPr>
+      </w:r>
+      <w:r>
+        <w:rPr>
+          <w:lang w:val="ar_AE" w:bidi="ar_AE"/>
+        </w:rPr>
+        <w:t xml:space="preserve">ها أنا أعطيكم وعدًا الآن بينما البذار ما تزال في المخزن: إن الوعد بمحصول وافر يلفت الانتباه إلى أمانة الله لشعب عهده. لم يكن الهيكل قد اكتمل بعد، ولكن الله وعد بمد بركاته في الحال. • فَمِنْ هذَا الْيَوْمِ أُبَارِكُ: كان الله كريمًا في الاستجابة الفورية لجهود شعبه نحو التجديد الروحي والطاعة (انظر </w:t>
+      </w:r>
+      <w:hyperlink r:id="rId93">
+        <w:r>
+          <w:rPr>
+            <w:lang w:val="ar_AE" w:bidi="ar_AE"/>
+          </w:rPr>
+          <w:rPr>
+            <w:color w:val="0000EE"/>
+            <w:u w:val="single"/>
+          </w:rPr>
+          <w:t>مزمور 111:4–5</w:t>
+        </w:r>
+      </w:hyperlink>
+      <w:r>
+        <w:rPr>
+          <w:lang w:val="ar_AE" w:bidi="ar_AE"/>
+        </w:rPr>
+        <w:t>).</w:t>
+      </w:r>
+      <w:r>
+        <w:rPr>
+          <w:lang w:val="ar_AE" w:bidi="ar_AE"/>
+        </w:rPr>
+      </w:r>
+      <w:r>
+        <w:rPr>
+          <w:lang w:val="ar_AE" w:bidi="ar_AE"/>
+        </w:rPr>
+      </w:r>
+    </w:p>
+    <w:p>
+      <w:pPr>
+        <w:bidi/>
+      </w:pPr>
+      <w:r>
+        <w:rPr>
+          <w:lang w:val="ar_AE" w:bidi="ar_AE"/>
+        </w:rPr>
+      </w:r>
+    </w:p>
+    <w:p>
+      <w:pPr>
+        <w:pStyle w:val="Heading2"/>
+        <w:bidi/>
+      </w:pPr>
+      <w:r>
+        <w:rPr>
+          <w:lang w:val="ar_AE" w:bidi="ar_AE"/>
+        </w:rPr>
+        <w:t>حجّي 2: 20–23</w:t>
+      </w:r>
+      <w:r>
+        <w:rPr>
+          <w:lang w:val="ar_AE" w:bidi="ar_AE"/>
+        </w:rPr>
+      </w:r>
+    </w:p>
+    <w:p>
+      <w:pPr>
+        <w:bidi/>
+      </w:pPr>
+      <w:r>
+        <w:rPr>
+          <w:lang w:val="ar_AE" w:bidi="ar_AE"/>
+        </w:rPr>
+      </w:r>
+      <w:r>
+        <w:rPr>
+          <w:lang w:val="ar_AE" w:bidi="ar_AE"/>
+        </w:rPr>
+        <w:t xml:space="preserve">الرسالة الأخيرة لحجّي قد تكون الأهم؛ فهي تؤكد مجددًا بروز نسل داود في الحياة الدينية والسياسية لإسرائيل. كانت عائلة داود مفتاحًا لاسترداد الشعب العبري بعد السبي البابلي (انظر </w:t>
+      </w:r>
+      <w:hyperlink r:id="rId94">
+        <w:r>
+          <w:rPr>
+            <w:lang w:val="ar_AE" w:bidi="ar_AE"/>
+          </w:rPr>
+          <w:rPr>
+            <w:color w:val="0000EE"/>
+            <w:u w:val="single"/>
+          </w:rPr>
+          <w:t>إرميا 23:5</w:t>
+        </w:r>
+      </w:hyperlink>
+      <w:r>
+        <w:rPr>
+          <w:lang w:val="ar_AE" w:bidi="ar_AE"/>
+        </w:rPr>
+        <w:t xml:space="preserve">؛ </w:t>
+      </w:r>
+      <w:hyperlink r:id="rId95">
+        <w:r>
+          <w:rPr>
+            <w:lang w:val="ar_AE" w:bidi="ar_AE"/>
+          </w:rPr>
+          <w:rPr>
+            <w:color w:val="0000EE"/>
+            <w:u w:val="single"/>
+          </w:rPr>
+          <w:t>حزقيال 37:24</w:t>
+        </w:r>
+      </w:hyperlink>
+      <w:r>
+        <w:rPr>
+          <w:lang w:val="ar_AE" w:bidi="ar_AE"/>
+        </w:rPr>
+        <w:t>). لقد لعن الله نسل داود، الملك يهوياكين، في وقت السبي (</w:t>
+      </w:r>
+      <w:hyperlink r:id="rId96">
+        <w:r>
+          <w:rPr>
+            <w:lang w:val="ar_AE" w:bidi="ar_AE"/>
+          </w:rPr>
+          <w:rPr>
+            <w:color w:val="0000EE"/>
+            <w:u w:val="single"/>
+          </w:rPr>
+          <w:t>إرميا 22:24–30</w:t>
+        </w:r>
+      </w:hyperlink>
+      <w:r>
+        <w:rPr>
+          <w:lang w:val="ar_AE" w:bidi="ar_AE"/>
+        </w:rPr>
+        <w:t xml:space="preserve">)، لكن الرسالة الأخيرة لحجّي تلغي تلك اللعنة وتعيد العهد مع داود (انظر </w:t>
+      </w:r>
+      <w:hyperlink r:id="rId97">
+        <w:r>
+          <w:rPr>
+            <w:lang w:val="ar_AE" w:bidi="ar_AE"/>
+          </w:rPr>
+          <w:rPr>
+            <w:color w:val="0000EE"/>
+            <w:u w:val="single"/>
+          </w:rPr>
+          <w:t>2 صموئيل 7:4–17</w:t>
+        </w:r>
+      </w:hyperlink>
+      <w:r>
+        <w:rPr>
+          <w:lang w:val="ar_AE" w:bidi="ar_AE"/>
+        </w:rPr>
+        <w:t>) كوسيلة ينفذ بها الله وعوده ليبارك ويسترد إسرائيل.</w:t>
+      </w:r>
+      <w:r>
+        <w:rPr>
+          <w:lang w:val="ar_AE" w:bidi="ar_AE"/>
+        </w:rPr>
+      </w:r>
+      <w:r>
+        <w:rPr>
+          <w:lang w:val="ar_AE" w:bidi="ar_AE"/>
+        </w:rPr>
+      </w:r>
+    </w:p>
+    <w:p>
+      <w:pPr>
+        <w:bidi/>
+      </w:pPr>
+      <w:r>
+        <w:rPr>
+          <w:lang w:val="ar_AE" w:bidi="ar_AE"/>
+        </w:rPr>
+      </w:r>
+    </w:p>
+    <w:p>
+      <w:pPr>
+        <w:pStyle w:val="Heading2"/>
+        <w:bidi/>
+      </w:pPr>
+      <w:r>
+        <w:rPr>
+          <w:lang w:val="ar_AE" w:bidi="ar_AE"/>
+        </w:rPr>
+        <w:t>حجّي 2: 21</w:t>
+      </w:r>
+      <w:r>
+        <w:rPr>
+          <w:lang w:val="ar_AE" w:bidi="ar_AE"/>
+        </w:rPr>
+      </w:r>
+    </w:p>
+    <w:p>
+      <w:pPr>
+        <w:bidi/>
+      </w:pPr>
+      <w:r>
+        <w:rPr>
+          <w:lang w:val="ar_AE" w:bidi="ar_AE"/>
+        </w:rPr>
+      </w:r>
+      <w:r>
+        <w:rPr>
+          <w:lang w:val="ar_AE" w:bidi="ar_AE"/>
+        </w:rPr>
+        <w:t>كان زربابل الوالي من نسل داود من خلال يهوياكين (</w:t>
+      </w:r>
+      <w:hyperlink r:id="rId98">
+        <w:r>
+          <w:rPr>
+            <w:lang w:val="ar_AE" w:bidi="ar_AE"/>
+          </w:rPr>
+          <w:rPr>
+            <w:color w:val="0000EE"/>
+            <w:u w:val="single"/>
+          </w:rPr>
+          <w:t>1 أخبار 3:19</w:t>
+        </w:r>
+      </w:hyperlink>
+      <w:r>
+        <w:rPr>
+          <w:lang w:val="ar_AE" w:bidi="ar_AE"/>
+        </w:rPr>
+        <w:t>). وهكذا فإن تأكيد حجّي يبطل اللعنة على يهوياكين (</w:t>
+      </w:r>
+      <w:hyperlink r:id="rId96">
+        <w:r>
+          <w:rPr>
+            <w:lang w:val="ar_AE" w:bidi="ar_AE"/>
+          </w:rPr>
+          <w:rPr>
+            <w:color w:val="0000EE"/>
+            <w:u w:val="single"/>
+          </w:rPr>
+          <w:t>إرميا 22:24–30</w:t>
+        </w:r>
+      </w:hyperlink>
+      <w:r>
+        <w:rPr>
+          <w:lang w:val="ar_AE" w:bidi="ar_AE"/>
+        </w:rPr>
+        <w:t>). ومع ذلك، يختفي زربّابل فجأة من السجل الكتابي. ربما تم عزله كحاكم يهودي أو حتى أُعدم على يد الملك داريوس، الذي كان يسعى للسيطرة على إمبراطوريته المكتسبة حديثًا. التوقعات المنسوبة هنا إلى زربّابل، ووضعه كواحد من نسل داود، ربما جعله يُشَكِّل تهديدًا سياسيًا لداريوس.</w:t>
+      </w:r>
+      <w:r>
+        <w:rPr>
+          <w:lang w:val="ar_AE" w:bidi="ar_AE"/>
+        </w:rPr>
+      </w:r>
+      <w:r>
+        <w:rPr>
+          <w:lang w:val="ar_AE" w:bidi="ar_AE"/>
+        </w:rPr>
+      </w:r>
+    </w:p>
+    <w:p>
+      <w:pPr>
+        <w:bidi/>
+      </w:pPr>
+      <w:r>
+        <w:rPr>
+          <w:lang w:val="ar_AE" w:bidi="ar_AE"/>
+        </w:rPr>
+      </w:r>
+    </w:p>
+    <w:p>
+      <w:pPr>
+        <w:pStyle w:val="Heading2"/>
+        <w:bidi/>
+      </w:pPr>
+      <w:r>
+        <w:rPr>
+          <w:lang w:val="ar_AE" w:bidi="ar_AE"/>
+        </w:rPr>
+        <w:t>حجّي 2: 22</w:t>
+      </w:r>
+      <w:r>
+        <w:rPr>
+          <w:lang w:val="ar_AE" w:bidi="ar_AE"/>
+        </w:rPr>
+      </w:r>
+    </w:p>
+    <w:p>
+      <w:pPr>
+        <w:bidi/>
+      </w:pPr>
+      <w:r>
+        <w:rPr>
+          <w:lang w:val="ar_AE" w:bidi="ar_AE"/>
+        </w:rPr>
+      </w:r>
+      <w:r>
+        <w:rPr>
+          <w:lang w:val="ar_AE" w:bidi="ar_AE"/>
+        </w:rPr>
+        <w:t xml:space="preserve">وَأَقْلِبُ الْمَرْكَبَاتِ وَالرَّاكِبِينَ فِيهَا: إن لغة النبي ستُذكّر إسرائيل بخلاصهم من الجيش المصري (انظر </w:t>
+      </w:r>
+      <w:hyperlink r:id="rId99">
+        <w:r>
+          <w:rPr>
+            <w:lang w:val="ar_AE" w:bidi="ar_AE"/>
+          </w:rPr>
+          <w:rPr>
+            <w:color w:val="0000EE"/>
+            <w:u w:val="single"/>
+          </w:rPr>
+          <w:t>خروج 15:1–21</w:t>
+        </w:r>
+      </w:hyperlink>
+      <w:r>
+        <w:rPr>
+          <w:lang w:val="ar_AE" w:bidi="ar_AE"/>
+        </w:rPr>
+        <w:t>). إن غموض التهديد بدينونة الله يجعل من غير الواضح ما إذا كان حجي يشير إلى أحداث في المستقبل البعيد أو إلى شيء أكثر إلحاحًا يتعلق بالإمبراطورية الفارسية (على سبيل المثال، الحروب اليونانية الفارسية في عهد داريوس الأول وأحشويروش أو الحرب البيلوبونيزية اللاحقة).</w:t>
+      </w:r>
+      <w:r>
+        <w:rPr>
+          <w:lang w:val="ar_AE" w:bidi="ar_AE"/>
+        </w:rPr>
+      </w:r>
+      <w:r>
+        <w:rPr>
+          <w:lang w:val="ar_AE" w:bidi="ar_AE"/>
+        </w:rPr>
+      </w:r>
+    </w:p>
+    <w:p>
+      <w:pPr>
+        <w:bidi/>
+      </w:pPr>
+      <w:r>
+        <w:rPr>
+          <w:lang w:val="ar_AE" w:bidi="ar_AE"/>
+        </w:rPr>
+      </w:r>
+    </w:p>
+    <w:p>
+      <w:pPr>
+        <w:pStyle w:val="Heading2"/>
+        <w:bidi/>
+      </w:pPr>
+      <w:r>
+        <w:rPr>
+          <w:lang w:val="ar_AE" w:bidi="ar_AE"/>
+        </w:rPr>
+        <w:t>حجّي 2: 23</w:t>
+      </w:r>
+      <w:r>
+        <w:rPr>
+          <w:lang w:val="ar_AE" w:bidi="ar_AE"/>
+        </w:rPr>
+      </w:r>
+    </w:p>
+    <w:p>
+      <w:pPr>
+        <w:bidi/>
+      </w:pPr>
+      <w:r>
+        <w:rPr>
+          <w:lang w:val="ar_AE" w:bidi="ar_AE"/>
+        </w:rPr>
+      </w:r>
+      <w:r>
+        <w:rPr>
+          <w:lang w:val="ar_AE" w:bidi="ar_AE"/>
+        </w:rPr>
+        <w:t>كان الخاتم رمزًا للملكية. وكان يتم استخدام حجر منقوش مُثبت في خاتم من الذهب أو الفضة لختم أو تأييد الوثائق الرسمية. وتبرز الصورة هنا السلطة الإلهية الممنوحة لزربّابل وتؤكد للشعب استمرار مشاركة الله في العملية السياسية، (بالرغم من فشل الملوك العبرانيين). ولا شك أن تعيين زربّابل كـ</w:t>
       </w:r>
       <w:r>
         <w:rPr>
           <w:i/>
           <w:lang w:val="ar_AE" w:bidi="ar_AE"/>
         </w:rPr>
-        <w:t>اجْعَلُوا قَلْبَكُمْ عَلَى طُرُقِكُمْ</w:t>
-      </w:r>
-      <w:r>
-        <w:rPr>
-          <w:lang w:val="ar_AE" w:bidi="ar_AE"/>
-        </w:rPr>
-        <w:t xml:space="preserve">): بالنسبة للعبرانيين، كان </w:t>
-      </w:r>
-      <w:r>
-        <w:rPr>
-          <w:i/>
-          <w:lang w:val="ar_AE" w:bidi="ar_AE"/>
-        </w:rPr>
-        <w:t>القلب</w:t>
-      </w:r>
-      <w:r>
-        <w:rPr>
-          <w:lang w:val="ar_AE" w:bidi="ar_AE"/>
-        </w:rPr>
-        <w:t xml:space="preserve"> هو موضع التفكير والشعور والإرادة. لذا فإن هذا الأمر (أيضًا </w:t>
-      </w:r>
-      <w:hyperlink r:id="rId27">
-        <w:r>
-          <w:rPr>
-            <w:lang w:val="ar_AE" w:bidi="ar_AE"/>
-          </w:rPr>
-          <w:rPr>
-            <w:color w:val="0000EE"/>
-            <w:u w:val="single"/>
-          </w:rPr>
-          <w:t>1:7</w:t>
+        <w:t>خاتم</w:t>
+      </w:r>
+      <w:r>
+        <w:rPr>
+          <w:lang w:val="ar_AE" w:bidi="ar_AE"/>
+        </w:rPr>
+        <w:t xml:space="preserve"> للرب أعاد إحياء التوقعات بشأن المسيّا، حيث كان زربّابل من نسل الملك داود. ومع ذلك، فإن الإعلان يشير في النهاية إلى ما هو أبعد من زربّابل (انظر </w:t>
+      </w:r>
+      <w:r>
+        <w:rPr>
+          <w:lang w:val="ar_AE" w:bidi="ar_AE"/>
+        </w:rPr>
+        <w:t>ملاحظة الدراسة على 2:21</w:t>
+      </w:r>
+      <w:r>
+        <w:rPr>
+          <w:lang w:val="ar_AE" w:bidi="ar_AE"/>
+        </w:rPr>
+        <w:t xml:space="preserve">) إلى واحد من نسله (انظر </w:t>
+      </w:r>
+      <w:hyperlink r:id="rId100">
+        <w:r>
+          <w:rPr>
+            <w:lang w:val="ar_AE" w:bidi="ar_AE"/>
+          </w:rPr>
+          <w:rPr>
+            <w:color w:val="0000EE"/>
+            <w:u w:val="single"/>
+          </w:rPr>
+          <w:t>متى 1:12</w:t>
         </w:r>
       </w:hyperlink>
       <w:r>
@@ -846,278 +3850,16 @@
         </w:rPr>
         <w:t xml:space="preserve">؛ </w:t>
       </w:r>
-      <w:hyperlink r:id="rId28">
-        <w:r>
-          <w:rPr>
-            <w:lang w:val="ar_AE" w:bidi="ar_AE"/>
-          </w:rPr>
-          <w:rPr>
-            <w:color w:val="0000EE"/>
-            <w:u w:val="single"/>
-          </w:rPr>
-          <w:t>2:15</w:t>
-        </w:r>
-      </w:hyperlink>
-      <w:r>
-        <w:rPr>
-          <w:lang w:val="ar_AE" w:bidi="ar_AE"/>
-        </w:rPr>
-        <w:t xml:space="preserve">، </w:t>
-      </w:r>
-      <w:hyperlink r:id="rId29">
-        <w:r>
-          <w:rPr>
-            <w:lang w:val="ar_AE" w:bidi="ar_AE"/>
-          </w:rPr>
-          <w:rPr>
-            <w:color w:val="0000EE"/>
-            <w:u w:val="single"/>
-          </w:rPr>
-          <w:t>18</w:t>
-        </w:r>
-      </w:hyperlink>
-      <w:r>
-        <w:rPr>
-          <w:lang w:val="ar_AE" w:bidi="ar_AE"/>
-        </w:rPr>
-        <w:t xml:space="preserve">) يدعو الناس إلى التفكير بعناية واستخلاص الاستنتاجات الصحيحة بشأن العلاقة بين ما يحدث لهم (الجفاف والفقر، </w:t>
-      </w:r>
-      <w:hyperlink r:id="rId22">
-        <w:r>
-          <w:rPr>
-            <w:lang w:val="ar_AE" w:bidi="ar_AE"/>
-          </w:rPr>
-          <w:rPr>
-            <w:color w:val="0000EE"/>
-            <w:u w:val="single"/>
-          </w:rPr>
-          <w:t>1:6</w:t>
-        </w:r>
-      </w:hyperlink>
-      <w:r>
-        <w:rPr>
-          <w:lang w:val="ar_AE" w:bidi="ar_AE"/>
-        </w:rPr>
-        <w:t>) وإخفاقهم في استعادة العبادة الصحيحة للرب (</w:t>
-      </w:r>
-      <w:hyperlink r:id="rId30">
-        <w:r>
-          <w:rPr>
-            <w:lang w:val="ar_AE" w:bidi="ar_AE"/>
-          </w:rPr>
-          <w:rPr>
-            <w:color w:val="0000EE"/>
-            <w:u w:val="single"/>
-          </w:rPr>
-          <w:t>1:8–9</w:t>
-        </w:r>
-      </w:hyperlink>
-      <w:r>
-        <w:rPr>
-          <w:lang w:val="ar_AE" w:bidi="ar_AE"/>
-        </w:rPr>
-        <w:t>).</w:t>
-      </w:r>
-      <w:r>
-        <w:rPr>
-          <w:lang w:val="ar_AE" w:bidi="ar_AE"/>
-        </w:rPr>
-      </w:r>
-      <w:r>
-        <w:rPr>
-          <w:lang w:val="ar_AE" w:bidi="ar_AE"/>
-        </w:rPr>
-      </w:r>
-    </w:p>
-    <w:p>
-      <w:pPr>
-        <w:bidi/>
-      </w:pPr>
-      <w:r>
-        <w:rPr>
-          <w:lang w:val="ar_AE" w:bidi="ar_AE"/>
-        </w:rPr>
-      </w:r>
-    </w:p>
-    <w:p>
-      <w:pPr>
-        <w:pStyle w:val="Heading2"/>
-        <w:bidi/>
-      </w:pPr>
-      <w:r>
-        <w:rPr>
-          <w:lang w:val="ar_AE" w:bidi="ar_AE"/>
-        </w:rPr>
-        <w:t>حجّي 1: 6</w:t>
-      </w:r>
-      <w:r>
-        <w:rPr>
-          <w:lang w:val="ar_AE" w:bidi="ar_AE"/>
-        </w:rPr>
-      </w:r>
-    </w:p>
-    <w:p>
-      <w:pPr>
-        <w:bidi/>
-      </w:pPr>
-      <w:r>
-        <w:rPr>
-          <w:lang w:val="ar_AE" w:bidi="ar_AE"/>
-        </w:rPr>
-      </w:r>
-      <w:r>
-        <w:rPr>
-          <w:lang w:val="ar_AE" w:bidi="ar_AE"/>
-        </w:rPr>
-        <w:t xml:space="preserve">تَأْكُلُونَ … تَشْرَبُونَ … تَكْتَسُونَ: كل من هذه الأفعال يعبر عن فعل مستمر (أي أنكم تستمرون في ملء أطباقكم … تشربون وتشربون … ترتدون طبقة ثياب بعد طبقة ثياب)، مما يزيد من الشعور بعدم الجدوى. • جيوب مليئة بالثقوب (حرفيًا </w:t>
-      </w:r>
-      <w:r>
-        <w:rPr>
-          <w:i/>
-          <w:lang w:val="ar_AE" w:bidi="ar_AE"/>
-        </w:rPr>
-        <w:t>كِيسٍ مَنْقُوبٍ</w:t>
-      </w:r>
-      <w:r>
-        <w:rPr>
-          <w:lang w:val="ar_AE" w:bidi="ar_AE"/>
-        </w:rPr>
-        <w:t>): تصوّر الصورة فقدان الأجور. حيث واجهت العديد من العائلات الفقر برغم عملهم المستمر.</w:t>
-      </w:r>
-      <w:r>
-        <w:rPr>
-          <w:lang w:val="ar_AE" w:bidi="ar_AE"/>
-        </w:rPr>
-      </w:r>
-      <w:r>
-        <w:rPr>
-          <w:lang w:val="ar_AE" w:bidi="ar_AE"/>
-        </w:rPr>
-      </w:r>
-    </w:p>
-    <w:p>
-      <w:pPr>
-        <w:bidi/>
-      </w:pPr>
-      <w:r>
-        <w:rPr>
-          <w:lang w:val="ar_AE" w:bidi="ar_AE"/>
-        </w:rPr>
-      </w:r>
-    </w:p>
-    <w:p>
-      <w:pPr>
-        <w:pStyle w:val="Heading2"/>
-        <w:bidi/>
-      </w:pPr>
-      <w:r>
-        <w:rPr>
-          <w:lang w:val="ar_AE" w:bidi="ar_AE"/>
-        </w:rPr>
-        <w:t>حجّي 1: 8</w:t>
-      </w:r>
-      <w:r>
-        <w:rPr>
-          <w:lang w:val="ar_AE" w:bidi="ar_AE"/>
-        </w:rPr>
-      </w:r>
-    </w:p>
-    <w:p>
-      <w:pPr>
-        <w:bidi/>
-      </w:pPr>
-      <w:r>
-        <w:rPr>
-          <w:lang w:val="ar_AE" w:bidi="ar_AE"/>
-        </w:rPr>
-      </w:r>
-      <w:r>
-        <w:rPr>
-          <w:lang w:val="ar_AE" w:bidi="ar_AE"/>
-        </w:rPr>
-        <w:t>اِصْعَدُوا إِلَى الْجَبَلِ: لم تكن الأشجار المحيطة بأورشليم كافية لتلبية متطلبات مشروع الهيكل. كانت هذه الإمدادات تُستورد من لبنان وسوريا في الشمال. • التحدي لإعادة بناء البيت يبرز أهمية العبادة في حياة الجماعة والحاجة إلى مسكن مناسب حتى تتم عبادة الرب وفقًا للشريعة. ستشهد الأرض بركة وازدهارًا عندما يُعاد بناء هيكل الرب، مكان سكنه (</w:t>
-      </w:r>
-      <w:hyperlink r:id="rId31">
-        <w:r>
-          <w:rPr>
-            <w:lang w:val="ar_AE" w:bidi="ar_AE"/>
-          </w:rPr>
-          <w:rPr>
-            <w:color w:val="0000EE"/>
-            <w:u w:val="single"/>
-          </w:rPr>
-          <w:t>2:4</w:t>
-        </w:r>
-      </w:hyperlink>
-      <w:r>
-        <w:rPr>
-          <w:lang w:val="ar_AE" w:bidi="ar_AE"/>
-        </w:rPr>
-        <w:t>).</w:t>
-      </w:r>
-      <w:r>
-        <w:rPr>
-          <w:lang w:val="ar_AE" w:bidi="ar_AE"/>
-        </w:rPr>
-      </w:r>
-      <w:r>
-        <w:rPr>
-          <w:lang w:val="ar_AE" w:bidi="ar_AE"/>
-        </w:rPr>
-      </w:r>
-    </w:p>
-    <w:p>
-      <w:pPr>
-        <w:bidi/>
-      </w:pPr>
-      <w:r>
-        <w:rPr>
-          <w:lang w:val="ar_AE" w:bidi="ar_AE"/>
-        </w:rPr>
-      </w:r>
-    </w:p>
-    <w:p>
-      <w:pPr>
-        <w:pStyle w:val="Heading2"/>
-        <w:bidi/>
-      </w:pPr>
-      <w:r>
-        <w:rPr>
-          <w:lang w:val="ar_AE" w:bidi="ar_AE"/>
-        </w:rPr>
-        <w:t>حجّي 1: 9</w:t>
-      </w:r>
-      <w:r>
-        <w:rPr>
-          <w:lang w:val="ar_AE" w:bidi="ar_AE"/>
-        </w:rPr>
-      </w:r>
-    </w:p>
-    <w:p>
-      <w:pPr>
-        <w:bidi/>
-      </w:pPr>
-      <w:r>
-        <w:rPr>
-          <w:lang w:val="ar_AE" w:bidi="ar_AE"/>
-        </w:rPr>
-      </w:r>
-      <w:r>
-        <w:rPr>
-          <w:lang w:val="ar_AE" w:bidi="ar_AE"/>
-        </w:rPr>
-        <w:t>نَفَخْتُ عَلَيْهِ: أهلك الرب الحصاد لأن أولويات الناس كانت خاطئة—فقد كانوا يفكرون في أنفسهم فقط وليس في الله. • يَقُولُ رَبُّ الْجُنُودِ: "صيغة الله كالمتحدث"، التي غالبًا ما تختتم كل نبوة (</w:t>
-      </w:r>
-      <w:hyperlink r:id="rId32">
-        <w:r>
-          <w:rPr>
-            <w:lang w:val="ar_AE" w:bidi="ar_AE"/>
-          </w:rPr>
-          <w:rPr>
-            <w:color w:val="0000EE"/>
-            <w:u w:val="single"/>
-          </w:rPr>
-          <w:t>1:13</w:t>
+      <w:hyperlink r:id="rId101">
+        <w:r>
+          <w:rPr>
+            <w:lang w:val="ar_AE" w:bidi="ar_AE"/>
+          </w:rPr>
+          <w:rPr>
+            <w:color w:val="0000EE"/>
+            <w:u w:val="single"/>
+          </w:rPr>
+          <w:t>لوقا 1:32–33</w:t>
         </w:r>
       </w:hyperlink>
       <w:r>
@@ -1126,2791 +3868,7 @@
         </w:rPr>
         <w:t xml:space="preserve">؛ </w:t>
       </w:r>
-      <w:hyperlink r:id="rId33">
-        <w:r>
-          <w:rPr>
-            <w:lang w:val="ar_AE" w:bidi="ar_AE"/>
-          </w:rPr>
-          <w:rPr>
-            <w:color w:val="0000EE"/>
-            <w:u w:val="single"/>
-          </w:rPr>
-          <w:t>2:8</w:t>
-        </w:r>
-      </w:hyperlink>
-      <w:r>
-        <w:rPr>
-          <w:lang w:val="ar_AE" w:bidi="ar_AE"/>
-        </w:rPr>
-        <w:t xml:space="preserve">، </w:t>
-      </w:r>
-      <w:hyperlink r:id="rId34">
-        <w:r>
-          <w:rPr>
-            <w:lang w:val="ar_AE" w:bidi="ar_AE"/>
-          </w:rPr>
-          <w:rPr>
-            <w:color w:val="0000EE"/>
-            <w:u w:val="single"/>
-          </w:rPr>
-          <w:t>17</w:t>
-        </w:r>
-      </w:hyperlink>
-      <w:r>
-        <w:rPr>
-          <w:lang w:val="ar_AE" w:bidi="ar_AE"/>
-        </w:rPr>
-        <w:t xml:space="preserve">، </w:t>
-      </w:r>
-      <w:hyperlink r:id="rId35">
-        <w:r>
-          <w:rPr>
-            <w:lang w:val="ar_AE" w:bidi="ar_AE"/>
-          </w:rPr>
-          <w:rPr>
-            <w:color w:val="0000EE"/>
-            <w:u w:val="single"/>
-          </w:rPr>
-          <w:t>23</w:t>
-        </w:r>
-      </w:hyperlink>
-      <w:r>
-        <w:rPr>
-          <w:lang w:val="ar_AE" w:bidi="ar_AE"/>
-        </w:rPr>
-        <w:t>)، أيَّدت رسالة حجّي باعتبارها كلمة الله المؤكدة.</w:t>
-      </w:r>
-      <w:r>
-        <w:rPr>
-          <w:lang w:val="ar_AE" w:bidi="ar_AE"/>
-        </w:rPr>
-      </w:r>
-      <w:r>
-        <w:rPr>
-          <w:lang w:val="ar_AE" w:bidi="ar_AE"/>
-        </w:rPr>
-      </w:r>
-    </w:p>
-    <w:p>
-      <w:pPr>
-        <w:bidi/>
-      </w:pPr>
-      <w:r>
-        <w:rPr>
-          <w:lang w:val="ar_AE" w:bidi="ar_AE"/>
-        </w:rPr>
-      </w:r>
-    </w:p>
-    <w:p>
-      <w:pPr>
-        <w:pStyle w:val="Heading2"/>
-        <w:bidi/>
-      </w:pPr>
-      <w:r>
-        <w:rPr>
-          <w:lang w:val="ar_AE" w:bidi="ar_AE"/>
-        </w:rPr>
-        <w:t>حجّي 1: 11</w:t>
-      </w:r>
-      <w:r>
-        <w:rPr>
-          <w:lang w:val="ar_AE" w:bidi="ar_AE"/>
-        </w:rPr>
-      </w:r>
-    </w:p>
-    <w:p>
-      <w:pPr>
-        <w:bidi/>
-      </w:pPr>
-      <w:r>
-        <w:rPr>
-          <w:lang w:val="ar_AE" w:bidi="ar_AE"/>
-        </w:rPr>
-      </w:r>
-      <w:r>
-        <w:rPr>
-          <w:lang w:val="ar_AE" w:bidi="ar_AE"/>
-        </w:rPr>
-        <w:t>وَدَعَوْتُ بِالْحَرِّ عَلَى الأَرْضِ: فشل الشعب في إدراك محنتهم كدينونة إلهية على أولوياتهم التي كانت في غير محلها، لذلك فسر حجّي الوضع في ضوء اللعنات المرتبطة بالعهد (</w:t>
-      </w:r>
-      <w:hyperlink r:id="rId36">
-        <w:r>
-          <w:rPr>
-            <w:lang w:val="ar_AE" w:bidi="ar_AE"/>
-          </w:rPr>
-          <w:rPr>
-            <w:color w:val="0000EE"/>
-            <w:u w:val="single"/>
-          </w:rPr>
-          <w:t>تثنية 28:15–68</w:t>
-        </w:r>
-      </w:hyperlink>
-      <w:r>
-        <w:rPr>
-          <w:lang w:val="ar_AE" w:bidi="ar_AE"/>
-        </w:rPr>
-        <w:t xml:space="preserve">، خاصة الآيات </w:t>
-      </w:r>
-      <w:hyperlink r:id="rId37">
-        <w:r>
-          <w:rPr>
-            <w:lang w:val="ar_AE" w:bidi="ar_AE"/>
-          </w:rPr>
-          <w:rPr>
-            <w:color w:val="0000EE"/>
-            <w:u w:val="single"/>
-          </w:rPr>
-          <w:t>22–24</w:t>
-        </w:r>
-      </w:hyperlink>
-      <w:r>
-        <w:rPr>
-          <w:lang w:val="ar_AE" w:bidi="ar_AE"/>
-        </w:rPr>
-        <w:t xml:space="preserve">، </w:t>
-      </w:r>
-      <w:hyperlink r:id="rId38">
-        <w:r>
-          <w:rPr>
-            <w:lang w:val="ar_AE" w:bidi="ar_AE"/>
-          </w:rPr>
-          <w:rPr>
-            <w:color w:val="0000EE"/>
-            <w:u w:val="single"/>
-          </w:rPr>
-          <w:t>38–40</w:t>
-        </w:r>
-      </w:hyperlink>
-      <w:r>
-        <w:rPr>
-          <w:lang w:val="ar_AE" w:bidi="ar_AE"/>
-        </w:rPr>
-        <w:t>). • الجفاف أو الحر (العبرية خوريب khoreb) هو تلاعب لفظي مع كلمة "الخراب" (</w:t>
-      </w:r>
-      <w:hyperlink r:id="rId24">
-        <w:r>
-          <w:rPr>
-            <w:lang w:val="ar_AE" w:bidi="ar_AE"/>
-          </w:rPr>
-          <w:rPr>
-            <w:color w:val="0000EE"/>
-            <w:u w:val="single"/>
-          </w:rPr>
-          <w:t>حجي 1:4،</w:t>
-        </w:r>
-      </w:hyperlink>
-      <w:r>
-        <w:rPr>
-          <w:lang w:val="ar_AE" w:bidi="ar_AE"/>
-        </w:rPr>
-        <w:t xml:space="preserve"> </w:t>
-      </w:r>
-      <w:hyperlink r:id="rId39">
-        <w:r>
-          <w:rPr>
-            <w:lang w:val="ar_AE" w:bidi="ar_AE"/>
-          </w:rPr>
-          <w:rPr>
-            <w:color w:val="0000EE"/>
-            <w:u w:val="single"/>
-          </w:rPr>
-          <w:t>9</w:t>
-        </w:r>
-      </w:hyperlink>
-      <w:r>
-        <w:rPr>
-          <w:lang w:val="ar_AE" w:bidi="ar_AE"/>
-        </w:rPr>
-        <w:t>؛ العبرية خاريب khareb)—تتوافق اختبارات يهوذا مع الحالة التي تركوا فيها هيكل الرب.</w:t>
-      </w:r>
-      <w:r>
-        <w:rPr>
-          <w:lang w:val="ar_AE" w:bidi="ar_AE"/>
-        </w:rPr>
-      </w:r>
-      <w:r>
-        <w:rPr>
-          <w:lang w:val="ar_AE" w:bidi="ar_AE"/>
-        </w:rPr>
-      </w:r>
-    </w:p>
-    <w:p>
-      <w:pPr>
-        <w:bidi/>
-      </w:pPr>
-      <w:r>
-        <w:rPr>
-          <w:lang w:val="ar_AE" w:bidi="ar_AE"/>
-        </w:rPr>
-      </w:r>
-    </w:p>
-    <w:p>
-      <w:pPr>
-        <w:pStyle w:val="Heading2"/>
-        <w:bidi/>
-      </w:pPr>
-      <w:r>
-        <w:rPr>
-          <w:lang w:val="ar_AE" w:bidi="ar_AE"/>
-        </w:rPr>
-        <w:t>حجّي 1: 12</w:t>
-      </w:r>
-      <w:r>
-        <w:rPr>
-          <w:lang w:val="ar_AE" w:bidi="ar_AE"/>
-        </w:rPr>
-      </w:r>
-    </w:p>
-    <w:p>
-      <w:pPr>
-        <w:bidi/>
-      </w:pPr>
-      <w:r>
-        <w:rPr>
-          <w:lang w:val="ar_AE" w:bidi="ar_AE"/>
-        </w:rPr>
-      </w:r>
-      <w:r>
-        <w:rPr>
-          <w:lang w:val="ar_AE" w:bidi="ar_AE"/>
-        </w:rPr>
-        <w:t>كُلُّ بَقِيَّةِ الشَّعْبِ تعني الشعب الذي عاد من بابل. كلهم كانوا متحدين في مشروع إعادة البناء. • وَخَافَ الشَّعْبُ أَمَامَ وَجْهِ الرَّبِّ: لقد استجابوا له بالخشوع والعبادة، وأعادوا ترتيب أولوياتهم من خلال وضع القيم الروحية فوق ازدهارهم المادي.</w:t>
-      </w:r>
-      <w:r>
-        <w:rPr>
-          <w:lang w:val="ar_AE" w:bidi="ar_AE"/>
-        </w:rPr>
-      </w:r>
-      <w:r>
-        <w:rPr>
-          <w:lang w:val="ar_AE" w:bidi="ar_AE"/>
-        </w:rPr>
-      </w:r>
-    </w:p>
-    <w:p>
-      <w:pPr>
-        <w:bidi/>
-      </w:pPr>
-      <w:r>
-        <w:rPr>
-          <w:lang w:val="ar_AE" w:bidi="ar_AE"/>
-        </w:rPr>
-      </w:r>
-    </w:p>
-    <w:p>
-      <w:pPr>
-        <w:pStyle w:val="Heading2"/>
-        <w:bidi/>
-      </w:pPr>
-      <w:r>
-        <w:rPr>
-          <w:lang w:val="ar_AE" w:bidi="ar_AE"/>
-        </w:rPr>
-        <w:t>حجّي 1: 13</w:t>
-      </w:r>
-      <w:r>
-        <w:rPr>
-          <w:lang w:val="ar_AE" w:bidi="ar_AE"/>
-        </w:rPr>
-      </w:r>
-    </w:p>
-    <w:p>
-      <w:pPr>
-        <w:bidi/>
-      </w:pPr>
-      <w:r>
-        <w:rPr>
-          <w:lang w:val="ar_AE" w:bidi="ar_AE"/>
-        </w:rPr>
-      </w:r>
-      <w:r>
-        <w:rPr>
-          <w:lang w:val="ar_AE" w:bidi="ar_AE"/>
-        </w:rPr>
-        <w:t xml:space="preserve">اللقب غير المعتاد لحجّي باعتباره رسول الرب (غالبًا ما تُترجم العبارة العبرية نفسها </w:t>
-      </w:r>
-      <w:r>
-        <w:rPr>
-          <w:i/>
-          <w:lang w:val="ar_AE" w:bidi="ar_AE"/>
-        </w:rPr>
-        <w:t>ملاك</w:t>
-      </w:r>
-      <w:r>
-        <w:rPr>
-          <w:lang w:val="ar_AE" w:bidi="ar_AE"/>
-        </w:rPr>
-        <w:t xml:space="preserve"> الرب) يمنح حجّي سلطة مميزة كوكيل للرب. • أَنَا مَعَكُمْ: هذا يؤكد عهد الله مع شعب يهوذا، وحضوره الشخصي، ودعمه في مشروع البناء (</w:t>
-      </w:r>
-      <w:hyperlink r:id="rId40">
-        <w:r>
-          <w:rPr>
-            <w:lang w:val="ar_AE" w:bidi="ar_AE"/>
-          </w:rPr>
-          <w:rPr>
-            <w:color w:val="0000EE"/>
-            <w:u w:val="single"/>
-          </w:rPr>
-          <w:t>2:4–5</w:t>
-        </w:r>
-      </w:hyperlink>
-      <w:r>
-        <w:rPr>
-          <w:lang w:val="ar_AE" w:bidi="ar_AE"/>
-        </w:rPr>
-        <w:t xml:space="preserve">؛ انظر </w:t>
-      </w:r>
-      <w:hyperlink r:id="rId41">
-        <w:r>
-          <w:rPr>
-            <w:lang w:val="ar_AE" w:bidi="ar_AE"/>
-          </w:rPr>
-          <w:rPr>
-            <w:color w:val="0000EE"/>
-            <w:u w:val="single"/>
-          </w:rPr>
-          <w:t>تكوين 26:3</w:t>
-        </w:r>
-      </w:hyperlink>
-      <w:r>
-        <w:rPr>
-          <w:lang w:val="ar_AE" w:bidi="ar_AE"/>
-        </w:rPr>
-        <w:t xml:space="preserve">؛ </w:t>
-      </w:r>
-      <w:hyperlink r:id="rId42">
-        <w:r>
-          <w:rPr>
-            <w:lang w:val="ar_AE" w:bidi="ar_AE"/>
-          </w:rPr>
-          <w:rPr>
-            <w:color w:val="0000EE"/>
-            <w:u w:val="single"/>
-          </w:rPr>
-          <w:t>خروج 3:12</w:t>
-        </w:r>
-      </w:hyperlink>
-      <w:r>
-        <w:rPr>
-          <w:lang w:val="ar_AE" w:bidi="ar_AE"/>
-        </w:rPr>
-        <w:t xml:space="preserve">؛ </w:t>
-      </w:r>
-      <w:hyperlink r:id="rId43">
-        <w:r>
-          <w:rPr>
-            <w:lang w:val="ar_AE" w:bidi="ar_AE"/>
-          </w:rPr>
-          <w:rPr>
-            <w:color w:val="0000EE"/>
-            <w:u w:val="single"/>
-          </w:rPr>
-          <w:t>إشعياء 41:10</w:t>
-        </w:r>
-      </w:hyperlink>
-      <w:r>
-        <w:rPr>
-          <w:lang w:val="ar_AE" w:bidi="ar_AE"/>
-        </w:rPr>
-        <w:t xml:space="preserve">؛ </w:t>
-      </w:r>
-      <w:hyperlink r:id="rId44">
-        <w:r>
-          <w:rPr>
-            <w:lang w:val="ar_AE" w:bidi="ar_AE"/>
-          </w:rPr>
-          <w:rPr>
-            <w:color w:val="0000EE"/>
-            <w:u w:val="single"/>
-          </w:rPr>
-          <w:t>43:5</w:t>
-        </w:r>
-      </w:hyperlink>
-      <w:r>
-        <w:rPr>
-          <w:lang w:val="ar_AE" w:bidi="ar_AE"/>
-        </w:rPr>
-        <w:t xml:space="preserve">؛ </w:t>
-      </w:r>
-      <w:hyperlink r:id="rId45">
-        <w:r>
-          <w:rPr>
-            <w:lang w:val="ar_AE" w:bidi="ar_AE"/>
-          </w:rPr>
-          <w:rPr>
-            <w:color w:val="0000EE"/>
-            <w:u w:val="single"/>
-          </w:rPr>
-          <w:t>إرميا 30:11</w:t>
-        </w:r>
-      </w:hyperlink>
-      <w:r>
-        <w:rPr>
-          <w:lang w:val="ar_AE" w:bidi="ar_AE"/>
-        </w:rPr>
-        <w:t>).</w:t>
-      </w:r>
-      <w:r>
-        <w:rPr>
-          <w:lang w:val="ar_AE" w:bidi="ar_AE"/>
-        </w:rPr>
-      </w:r>
-      <w:r>
-        <w:rPr>
-          <w:lang w:val="ar_AE" w:bidi="ar_AE"/>
-        </w:rPr>
-      </w:r>
-    </w:p>
-    <w:p>
-      <w:pPr>
-        <w:bidi/>
-      </w:pPr>
-      <w:r>
-        <w:rPr>
-          <w:lang w:val="ar_AE" w:bidi="ar_AE"/>
-        </w:rPr>
-      </w:r>
-    </w:p>
-    <w:p>
-      <w:pPr>
-        <w:pStyle w:val="Heading2"/>
-        <w:bidi/>
-      </w:pPr>
-      <w:r>
-        <w:rPr>
-          <w:lang w:val="ar_AE" w:bidi="ar_AE"/>
-        </w:rPr>
-        <w:t>حجّي 1: 14</w:t>
-      </w:r>
-      <w:r>
-        <w:rPr>
-          <w:lang w:val="ar_AE" w:bidi="ar_AE"/>
-        </w:rPr>
-      </w:r>
-    </w:p>
-    <w:p>
-      <w:pPr>
-        <w:bidi/>
-      </w:pPr>
-      <w:r>
-        <w:rPr>
-          <w:lang w:val="ar_AE" w:bidi="ar_AE"/>
-        </w:rPr>
-      </w:r>
-      <w:r>
-        <w:rPr>
-          <w:lang w:val="ar_AE" w:bidi="ar_AE"/>
-        </w:rPr>
-        <w:t xml:space="preserve">ألهب الرب حماس الشعب (حرفيًا </w:t>
-      </w:r>
-      <w:r>
-        <w:rPr>
-          <w:i/>
-          <w:lang w:val="ar_AE" w:bidi="ar_AE"/>
-        </w:rPr>
-        <w:t>نَبَّهَ الرَّبُّ رُوحَ</w:t>
-      </w:r>
-      <w:r>
-        <w:rPr>
-          <w:lang w:val="ar_AE" w:bidi="ar_AE"/>
-        </w:rPr>
-        <w:t xml:space="preserve">) لتحقيق مقاصده (انظر </w:t>
-      </w:r>
-      <w:hyperlink r:id="rId46">
-        <w:r>
-          <w:rPr>
-            <w:lang w:val="ar_AE" w:bidi="ar_AE"/>
-          </w:rPr>
-          <w:rPr>
-            <w:color w:val="0000EE"/>
-            <w:u w:val="single"/>
-          </w:rPr>
-          <w:t>عزرا 1:1</w:t>
-        </w:r>
-      </w:hyperlink>
-      <w:r>
-        <w:rPr>
-          <w:lang w:val="ar_AE" w:bidi="ar_AE"/>
-        </w:rPr>
-        <w:t xml:space="preserve">؛ </w:t>
-      </w:r>
-      <w:hyperlink r:id="rId47">
-        <w:r>
-          <w:rPr>
-            <w:lang w:val="ar_AE" w:bidi="ar_AE"/>
-          </w:rPr>
-          <w:rPr>
-            <w:color w:val="0000EE"/>
-            <w:u w:val="single"/>
-          </w:rPr>
-          <w:t>إشعياء 13:17</w:t>
-        </w:r>
-      </w:hyperlink>
-      <w:r>
-        <w:rPr>
-          <w:lang w:val="ar_AE" w:bidi="ar_AE"/>
-        </w:rPr>
-        <w:t xml:space="preserve">؛ </w:t>
-      </w:r>
-      <w:hyperlink r:id="rId48">
-        <w:r>
-          <w:rPr>
-            <w:lang w:val="ar_AE" w:bidi="ar_AE"/>
-          </w:rPr>
-          <w:rPr>
-            <w:color w:val="0000EE"/>
-            <w:u w:val="single"/>
-          </w:rPr>
-          <w:t>41:25</w:t>
-        </w:r>
-      </w:hyperlink>
-      <w:r>
-        <w:rPr>
-          <w:lang w:val="ar_AE" w:bidi="ar_AE"/>
-        </w:rPr>
-        <w:t xml:space="preserve">؛ </w:t>
-      </w:r>
-      <w:hyperlink r:id="rId49">
-        <w:r>
-          <w:rPr>
-            <w:lang w:val="ar_AE" w:bidi="ar_AE"/>
-          </w:rPr>
-          <w:rPr>
-            <w:color w:val="0000EE"/>
-            <w:u w:val="single"/>
-          </w:rPr>
-          <w:t>إرميا 51:1</w:t>
-        </w:r>
-      </w:hyperlink>
-      <w:r>
-        <w:rPr>
-          <w:lang w:val="ar_AE" w:bidi="ar_AE"/>
-        </w:rPr>
-        <w:t xml:space="preserve">، </w:t>
-      </w:r>
-      <w:hyperlink r:id="rId50">
-        <w:r>
-          <w:rPr>
-            <w:lang w:val="ar_AE" w:bidi="ar_AE"/>
-          </w:rPr>
-          <w:rPr>
-            <w:color w:val="0000EE"/>
-            <w:u w:val="single"/>
-          </w:rPr>
-          <w:t>11</w:t>
-        </w:r>
-      </w:hyperlink>
-      <w:r>
-        <w:rPr>
-          <w:lang w:val="ar_AE" w:bidi="ar_AE"/>
-        </w:rPr>
-        <w:t>). العبادة الحقيقية لله تُحفز الخدمة المُضحِّية من قِبَل شعب الله.</w:t>
-      </w:r>
-      <w:r>
-        <w:rPr>
-          <w:lang w:val="ar_AE" w:bidi="ar_AE"/>
-        </w:rPr>
-      </w:r>
-      <w:r>
-        <w:rPr>
-          <w:lang w:val="ar_AE" w:bidi="ar_AE"/>
-        </w:rPr>
-      </w:r>
-    </w:p>
-    <w:p>
-      <w:pPr>
-        <w:bidi/>
-      </w:pPr>
-      <w:r>
-        <w:rPr>
-          <w:lang w:val="ar_AE" w:bidi="ar_AE"/>
-        </w:rPr>
-      </w:r>
-    </w:p>
-    <w:p>
-      <w:pPr>
-        <w:pStyle w:val="Heading2"/>
-        <w:bidi/>
-      </w:pPr>
-      <w:r>
-        <w:rPr>
-          <w:lang w:val="ar_AE" w:bidi="ar_AE"/>
-        </w:rPr>
-        <w:t>حجّي 2: 1</w:t>
-      </w:r>
-      <w:r>
-        <w:rPr>
-          <w:lang w:val="ar_AE" w:bidi="ar_AE"/>
-        </w:rPr>
-      </w:r>
-    </w:p>
-    <w:p>
-      <w:pPr>
-        <w:bidi/>
-      </w:pPr>
-      <w:r>
-        <w:rPr>
-          <w:lang w:val="ar_AE" w:bidi="ar_AE"/>
-        </w:rPr>
-      </w:r>
-      <w:r>
-        <w:rPr>
-          <w:lang w:val="ar_AE" w:bidi="ar_AE"/>
-        </w:rPr>
-        <w:t xml:space="preserve">في 17 أكتوبر من نفس العام (فِي الشَّهْرِ السَّابعِ فِي الْحَادِي وَالْعِشْرِينَ مِنَ الشَّهْرِ): كان هذا اليوم هو الأخير من عيد المظال، وهو الاحتفال بحصاد الصيف (انظر </w:t>
-      </w:r>
-      <w:hyperlink r:id="rId51">
-        <w:r>
-          <w:rPr>
-            <w:lang w:val="ar_AE" w:bidi="ar_AE"/>
-          </w:rPr>
-          <w:rPr>
-            <w:color w:val="0000EE"/>
-            <w:u w:val="single"/>
-          </w:rPr>
-          <w:t>لاويين 23:34–43</w:t>
-        </w:r>
-      </w:hyperlink>
-      <w:r>
-        <w:rPr>
-          <w:lang w:val="ar_AE" w:bidi="ar_AE"/>
-        </w:rPr>
-        <w:t>). قبل مئات السنين، تم تقديس هيكل سليمان خلال هذا العيد (</w:t>
-      </w:r>
-      <w:hyperlink r:id="rId52">
-        <w:r>
-          <w:rPr>
-            <w:lang w:val="ar_AE" w:bidi="ar_AE"/>
-          </w:rPr>
-          <w:rPr>
-            <w:color w:val="0000EE"/>
-            <w:u w:val="single"/>
-          </w:rPr>
-          <w:t>1 ملوك 8:2</w:t>
-        </w:r>
-      </w:hyperlink>
-      <w:r>
-        <w:rPr>
-          <w:lang w:val="ar_AE" w:bidi="ar_AE"/>
-        </w:rPr>
-        <w:t>). كانت رسالة حجّي تهدف إلى تقديم الرجاء والتشجيع للناس في محنتهم الحالية وإحباطهم.</w:t>
-      </w:r>
-      <w:r>
-        <w:rPr>
-          <w:lang w:val="ar_AE" w:bidi="ar_AE"/>
-        </w:rPr>
-      </w:r>
-      <w:r>
-        <w:rPr>
-          <w:lang w:val="ar_AE" w:bidi="ar_AE"/>
-        </w:rPr>
-      </w:r>
-    </w:p>
-    <w:p>
-      <w:pPr>
-        <w:bidi/>
-      </w:pPr>
-      <w:r>
-        <w:rPr>
-          <w:lang w:val="ar_AE" w:bidi="ar_AE"/>
-        </w:rPr>
-      </w:r>
-    </w:p>
-    <w:p>
-      <w:pPr>
-        <w:pStyle w:val="Heading2"/>
-        <w:bidi/>
-      </w:pPr>
-      <w:r>
-        <w:rPr>
-          <w:lang w:val="ar_AE" w:bidi="ar_AE"/>
-        </w:rPr>
-        <w:t>حجّي 2: 1–9</w:t>
-      </w:r>
-      <w:r>
-        <w:rPr>
-          <w:lang w:val="ar_AE" w:bidi="ar_AE"/>
-        </w:rPr>
-      </w:r>
-    </w:p>
-    <w:p>
-      <w:pPr>
-        <w:bidi/>
-      </w:pPr>
-      <w:r>
-        <w:rPr>
-          <w:lang w:val="ar_AE" w:bidi="ar_AE"/>
-        </w:rPr>
-      </w:r>
-      <w:r>
-        <w:rPr>
-          <w:lang w:val="ar_AE" w:bidi="ar_AE"/>
-        </w:rPr>
-        <w:t xml:space="preserve">تؤكد رسالة حجي الثانية لجماعة الرب أن الله لم ينس وعوده، التي قطعها من خلال الأنبياء السابقين، بمباركتهم واستردادهم (مثلًا، </w:t>
-      </w:r>
-      <w:hyperlink r:id="rId53">
-        <w:r>
-          <w:rPr>
-            <w:lang w:val="ar_AE" w:bidi="ar_AE"/>
-          </w:rPr>
-          <w:rPr>
-            <w:color w:val="0000EE"/>
-            <w:u w:val="single"/>
-          </w:rPr>
-          <w:t>إشعياء 35</w:t>
-        </w:r>
-      </w:hyperlink>
-      <w:r>
-        <w:rPr>
-          <w:lang w:val="ar_AE" w:bidi="ar_AE"/>
-        </w:rPr>
-        <w:t xml:space="preserve">؛ </w:t>
-      </w:r>
-      <w:hyperlink r:id="rId54">
-        <w:r>
-          <w:rPr>
-            <w:lang w:val="ar_AE" w:bidi="ar_AE"/>
-          </w:rPr>
-          <w:rPr>
-            <w:color w:val="0000EE"/>
-            <w:u w:val="single"/>
-          </w:rPr>
-          <w:t>40:1–11</w:t>
-        </w:r>
-      </w:hyperlink>
-      <w:r>
-        <w:rPr>
-          <w:lang w:val="ar_AE" w:bidi="ar_AE"/>
-        </w:rPr>
-        <w:t xml:space="preserve">؛ </w:t>
-      </w:r>
-      <w:hyperlink r:id="rId55">
-        <w:r>
-          <w:rPr>
-            <w:lang w:val="ar_AE" w:bidi="ar_AE"/>
-          </w:rPr>
-          <w:rPr>
-            <w:color w:val="0000EE"/>
-            <w:u w:val="single"/>
-          </w:rPr>
-          <w:t>52:1–12</w:t>
-        </w:r>
-      </w:hyperlink>
-      <w:r>
-        <w:rPr>
-          <w:lang w:val="ar_AE" w:bidi="ar_AE"/>
-        </w:rPr>
-        <w:t xml:space="preserve">؛ </w:t>
-      </w:r>
-      <w:hyperlink r:id="rId56">
-        <w:r>
-          <w:rPr>
-            <w:lang w:val="ar_AE" w:bidi="ar_AE"/>
-          </w:rPr>
-          <w:rPr>
-            <w:color w:val="0000EE"/>
-            <w:u w:val="single"/>
-          </w:rPr>
-          <w:t>إرميا 32:36–44</w:t>
-        </w:r>
-      </w:hyperlink>
-      <w:r>
-        <w:rPr>
-          <w:lang w:val="ar_AE" w:bidi="ar_AE"/>
-        </w:rPr>
-        <w:t xml:space="preserve">؛ </w:t>
-      </w:r>
-      <w:hyperlink r:id="rId57">
-        <w:r>
-          <w:rPr>
-            <w:lang w:val="ar_AE" w:bidi="ar_AE"/>
-          </w:rPr>
-          <w:rPr>
-            <w:color w:val="0000EE"/>
-            <w:u w:val="single"/>
-          </w:rPr>
-          <w:t>33:6–26</w:t>
-        </w:r>
-      </w:hyperlink>
-      <w:r>
-        <w:rPr>
-          <w:lang w:val="ar_AE" w:bidi="ar_AE"/>
-        </w:rPr>
-        <w:t>).</w:t>
-      </w:r>
-      <w:r>
-        <w:rPr>
-          <w:lang w:val="ar_AE" w:bidi="ar_AE"/>
-        </w:rPr>
-      </w:r>
-      <w:r>
-        <w:rPr>
-          <w:lang w:val="ar_AE" w:bidi="ar_AE"/>
-        </w:rPr>
-      </w:r>
-    </w:p>
-    <w:p>
-      <w:pPr>
-        <w:bidi/>
-      </w:pPr>
-      <w:r>
-        <w:rPr>
-          <w:lang w:val="ar_AE" w:bidi="ar_AE"/>
-        </w:rPr>
-      </w:r>
-    </w:p>
-    <w:p>
-      <w:pPr>
-        <w:pStyle w:val="Heading2"/>
-        <w:bidi/>
-      </w:pPr>
-      <w:r>
-        <w:rPr>
-          <w:lang w:val="ar_AE" w:bidi="ar_AE"/>
-        </w:rPr>
-        <w:t>حجّي 2: 3</w:t>
-      </w:r>
-      <w:r>
-        <w:rPr>
-          <w:lang w:val="ar_AE" w:bidi="ar_AE"/>
-        </w:rPr>
-      </w:r>
-    </w:p>
-    <w:p>
-      <w:pPr>
-        <w:bidi/>
-      </w:pPr>
-      <w:r>
-        <w:rPr>
-          <w:lang w:val="ar_AE" w:bidi="ar_AE"/>
-        </w:rPr>
-      </w:r>
-      <w:r>
-        <w:rPr>
-          <w:lang w:val="ar_AE" w:bidi="ar_AE"/>
-        </w:rPr>
-        <w:t>كانت هناك عظمة سابقة لهيكل سليمان (</w:t>
-      </w:r>
-      <w:hyperlink r:id="rId58">
-        <w:r>
-          <w:rPr>
-            <w:lang w:val="ar_AE" w:bidi="ar_AE"/>
-          </w:rPr>
-          <w:rPr>
-            <w:color w:val="0000EE"/>
-            <w:u w:val="single"/>
-          </w:rPr>
-          <w:t>1 ملوك 6:38</w:t>
-        </w:r>
-      </w:hyperlink>
-      <w:r>
-        <w:rPr>
-          <w:lang w:val="ar_AE" w:bidi="ar_AE"/>
-        </w:rPr>
-        <w:t>)، وقد رآها بعض كبار السن من يهوذا في شبابهم قبل الذهاب إلى السبي في بابل. وقد بكوا عندما رأوا الأساس الجديد يُوضع (</w:t>
-      </w:r>
-      <w:hyperlink r:id="rId59">
-        <w:r>
-          <w:rPr>
-            <w:lang w:val="ar_AE" w:bidi="ar_AE"/>
-          </w:rPr>
-          <w:rPr>
-            <w:color w:val="0000EE"/>
-            <w:u w:val="single"/>
-          </w:rPr>
-          <w:t>عزرا 3:12–13</w:t>
-        </w:r>
-      </w:hyperlink>
-      <w:r>
-        <w:rPr>
-          <w:lang w:val="ar_AE" w:bidi="ar_AE"/>
-        </w:rPr>
-        <w:t>)، لأنه بدا وكأنه لا شيء على الإطلاق بالمقارنة.</w:t>
-      </w:r>
-      <w:r>
-        <w:rPr>
-          <w:lang w:val="ar_AE" w:bidi="ar_AE"/>
-        </w:rPr>
-      </w:r>
-      <w:r>
-        <w:rPr>
-          <w:lang w:val="ar_AE" w:bidi="ar_AE"/>
-        </w:rPr>
-      </w:r>
-    </w:p>
-    <w:p>
-      <w:pPr>
-        <w:bidi/>
-      </w:pPr>
-      <w:r>
-        <w:rPr>
-          <w:lang w:val="ar_AE" w:bidi="ar_AE"/>
-        </w:rPr>
-      </w:r>
-    </w:p>
-    <w:p>
-      <w:pPr>
-        <w:pStyle w:val="Heading2"/>
-        <w:bidi/>
-      </w:pPr>
-      <w:r>
-        <w:rPr>
-          <w:lang w:val="ar_AE" w:bidi="ar_AE"/>
-        </w:rPr>
-        <w:t>حجّي 2: 4</w:t>
-      </w:r>
-      <w:r>
-        <w:rPr>
-          <w:lang w:val="ar_AE" w:bidi="ar_AE"/>
-        </w:rPr>
-      </w:r>
-    </w:p>
-    <w:p>
-      <w:pPr>
-        <w:bidi/>
-      </w:pPr>
-      <w:r>
-        <w:rPr>
-          <w:lang w:val="ar_AE" w:bidi="ar_AE"/>
-        </w:rPr>
-      </w:r>
-      <w:r>
-        <w:rPr>
-          <w:lang w:val="ar_AE" w:bidi="ar_AE"/>
-        </w:rPr>
-        <w:t xml:space="preserve">فَالآنَ … تَشَدَّدْ: يشير هذا إلى انتقال من التوبيخ والتحدي إلى التشجيع والدعم (قارن </w:t>
-      </w:r>
-      <w:hyperlink r:id="rId60">
-        <w:r>
-          <w:rPr>
-            <w:lang w:val="ar_AE" w:bidi="ar_AE"/>
-          </w:rPr>
-          <w:rPr>
-            <w:color w:val="0000EE"/>
-            <w:u w:val="single"/>
-          </w:rPr>
-          <w:t>يشوع 1:6–7</w:t>
-        </w:r>
-      </w:hyperlink>
-      <w:r>
-        <w:rPr>
-          <w:lang w:val="ar_AE" w:bidi="ar_AE"/>
-        </w:rPr>
-        <w:t>).</w:t>
-      </w:r>
-      <w:r>
-        <w:rPr>
-          <w:lang w:val="ar_AE" w:bidi="ar_AE"/>
-        </w:rPr>
-      </w:r>
-      <w:r>
-        <w:rPr>
-          <w:lang w:val="ar_AE" w:bidi="ar_AE"/>
-        </w:rPr>
-      </w:r>
-    </w:p>
-    <w:p>
-      <w:pPr>
-        <w:bidi/>
-      </w:pPr>
-      <w:r>
-        <w:rPr>
-          <w:lang w:val="ar_AE" w:bidi="ar_AE"/>
-        </w:rPr>
-      </w:r>
-    </w:p>
-    <w:p>
-      <w:pPr>
-        <w:pStyle w:val="Heading2"/>
-        <w:bidi/>
-      </w:pPr>
-      <w:r>
-        <w:rPr>
-          <w:lang w:val="ar_AE" w:bidi="ar_AE"/>
-        </w:rPr>
-        <w:t>حجّي 2: 5</w:t>
-      </w:r>
-      <w:r>
-        <w:rPr>
-          <w:lang w:val="ar_AE" w:bidi="ar_AE"/>
-        </w:rPr>
-      </w:r>
-    </w:p>
-    <w:p>
-      <w:pPr>
-        <w:bidi/>
-      </w:pPr>
-      <w:r>
-        <w:rPr>
-          <w:lang w:val="ar_AE" w:bidi="ar_AE"/>
-        </w:rPr>
-      </w:r>
-      <w:r>
-        <w:rPr>
-          <w:lang w:val="ar_AE" w:bidi="ar_AE"/>
-        </w:rPr>
-        <w:t xml:space="preserve">رُوحِي قَائِمٌ فِي وَسَطِكُمْ: انظر </w:t>
-      </w:r>
-      <w:hyperlink r:id="rId61">
-        <w:r>
-          <w:rPr>
-            <w:lang w:val="ar_AE" w:bidi="ar_AE"/>
-          </w:rPr>
-          <w:rPr>
-            <w:color w:val="0000EE"/>
-            <w:u w:val="single"/>
-          </w:rPr>
-          <w:t>خروج 29:46</w:t>
-        </w:r>
-      </w:hyperlink>
-      <w:r>
-        <w:rPr>
-          <w:lang w:val="ar_AE" w:bidi="ar_AE"/>
-        </w:rPr>
-        <w:t xml:space="preserve">؛ </w:t>
-      </w:r>
-      <w:hyperlink r:id="rId62">
-        <w:r>
-          <w:rPr>
-            <w:lang w:val="ar_AE" w:bidi="ar_AE"/>
-          </w:rPr>
-          <w:rPr>
-            <w:color w:val="0000EE"/>
-            <w:u w:val="single"/>
-          </w:rPr>
-          <w:t>إشعياء 63:11</w:t>
-        </w:r>
-      </w:hyperlink>
-      <w:r>
-        <w:rPr>
-          <w:lang w:val="ar_AE" w:bidi="ar_AE"/>
-        </w:rPr>
-        <w:t xml:space="preserve">؛ </w:t>
-      </w:r>
-      <w:hyperlink r:id="rId63">
-        <w:r>
-          <w:rPr>
-            <w:lang w:val="ar_AE" w:bidi="ar_AE"/>
-          </w:rPr>
-          <w:rPr>
-            <w:color w:val="0000EE"/>
-            <w:u w:val="single"/>
-          </w:rPr>
-          <w:t>حزقيال 36:26–27</w:t>
-        </w:r>
-      </w:hyperlink>
-      <w:r>
-        <w:rPr>
-          <w:lang w:val="ar_AE" w:bidi="ar_AE"/>
-        </w:rPr>
-        <w:t>. • تمامًا كما وعدت (حرفيًا</w:t>
-      </w:r>
-      <w:r>
-        <w:rPr>
-          <w:i/>
-          <w:lang w:val="ar_AE" w:bidi="ar_AE"/>
-        </w:rPr>
-        <w:t xml:space="preserve"> حَسَبَ الْكَلاَمِ الَّذِي عَاهَدْتُكُمْ بِهِ</w:t>
-      </w:r>
-      <w:r>
-        <w:rPr>
-          <w:lang w:val="ar_AE" w:bidi="ar_AE"/>
-        </w:rPr>
-        <w:t xml:space="preserve">): العبارة "عَاهَدْتُكُمْ بِهِ" هي التعبير الاصطلاحي العبري لصنع عهد (انظر </w:t>
-      </w:r>
-      <w:hyperlink r:id="rId64">
-        <w:r>
-          <w:rPr>
-            <w:lang w:val="ar_AE" w:bidi="ar_AE"/>
-          </w:rPr>
-          <w:rPr>
-            <w:color w:val="0000EE"/>
-            <w:u w:val="single"/>
-          </w:rPr>
-          <w:t>تكوين 15:18</w:t>
-        </w:r>
-      </w:hyperlink>
-      <w:r>
-        <w:rPr>
-          <w:lang w:val="ar_AE" w:bidi="ar_AE"/>
-        </w:rPr>
-        <w:t xml:space="preserve">؛ </w:t>
-      </w:r>
-      <w:hyperlink r:id="rId65">
-        <w:r>
-          <w:rPr>
-            <w:lang w:val="ar_AE" w:bidi="ar_AE"/>
-          </w:rPr>
-          <w:rPr>
-            <w:color w:val="0000EE"/>
-            <w:u w:val="single"/>
-          </w:rPr>
-          <w:t>خروج 34:27</w:t>
-        </w:r>
-      </w:hyperlink>
-      <w:r>
-        <w:rPr>
-          <w:lang w:val="ar_AE" w:bidi="ar_AE"/>
-        </w:rPr>
-        <w:t xml:space="preserve">). عبارة حجّي، "حسب الكلام الذي عاهدتكم"، فريدة في العهد القديم، حيث تستخدم لغة تخلق عن عمد صلة بين نبوته وعلاقة العهد بين الله وشعبه. ومن خلال عمل هذا الارتباط، أكد حجّي على استمرارية أعمال الله في إنقاذ شعبه، أولًا من مصر ثم من بابل (انظر </w:t>
-      </w:r>
-      <w:hyperlink r:id="rId66">
-        <w:r>
-          <w:rPr>
-            <w:lang w:val="ar_AE" w:bidi="ar_AE"/>
-          </w:rPr>
-          <w:rPr>
-            <w:color w:val="0000EE"/>
-            <w:u w:val="single"/>
-          </w:rPr>
-          <w:t>حزقيال 20:33–38</w:t>
-        </w:r>
-      </w:hyperlink>
-      <w:r>
-        <w:rPr>
-          <w:lang w:val="ar_AE" w:bidi="ar_AE"/>
-        </w:rPr>
-        <w:t>).</w:t>
-      </w:r>
-      <w:r>
-        <w:rPr>
-          <w:lang w:val="ar_AE" w:bidi="ar_AE"/>
-        </w:rPr>
-      </w:r>
-      <w:r>
-        <w:rPr>
-          <w:lang w:val="ar_AE" w:bidi="ar_AE"/>
-        </w:rPr>
-      </w:r>
-    </w:p>
-    <w:p>
-      <w:pPr>
-        <w:bidi/>
-      </w:pPr>
-      <w:r>
-        <w:rPr>
-          <w:lang w:val="ar_AE" w:bidi="ar_AE"/>
-        </w:rPr>
-      </w:r>
-    </w:p>
-    <w:p>
-      <w:pPr>
-        <w:pStyle w:val="Heading2"/>
-        <w:bidi/>
-      </w:pPr>
-      <w:r>
-        <w:rPr>
-          <w:lang w:val="ar_AE" w:bidi="ar_AE"/>
-        </w:rPr>
-        <w:t>حجّي 2: 6–7</w:t>
-      </w:r>
-      <w:r>
-        <w:rPr>
-          <w:lang w:val="ar_AE" w:bidi="ar_AE"/>
-        </w:rPr>
-      </w:r>
-    </w:p>
-    <w:p>
-      <w:pPr>
-        <w:bidi/>
-      </w:pPr>
-      <w:r>
-        <w:rPr>
-          <w:lang w:val="ar_AE" w:bidi="ar_AE"/>
-        </w:rPr>
-      </w:r>
-      <w:r>
-        <w:rPr>
-          <w:lang w:val="ar_AE" w:bidi="ar_AE"/>
-        </w:rPr>
-        <w:t xml:space="preserve">سيزلزل الله السماوات والأرض مرة أخرى في يوم الدينونة القادم (انظر </w:t>
-      </w:r>
-      <w:hyperlink r:id="rId67">
-        <w:r>
-          <w:rPr>
-            <w:lang w:val="ar_AE" w:bidi="ar_AE"/>
-          </w:rPr>
-          <w:rPr>
-            <w:color w:val="0000EE"/>
-            <w:u w:val="single"/>
-          </w:rPr>
-          <w:t>إشعياء 2:19–21</w:t>
-        </w:r>
-      </w:hyperlink>
-      <w:r>
-        <w:rPr>
-          <w:lang w:val="ar_AE" w:bidi="ar_AE"/>
-        </w:rPr>
-        <w:t xml:space="preserve">؛ </w:t>
-      </w:r>
-      <w:hyperlink r:id="rId68">
-        <w:r>
-          <w:rPr>
-            <w:lang w:val="ar_AE" w:bidi="ar_AE"/>
-          </w:rPr>
-          <w:rPr>
-            <w:color w:val="0000EE"/>
-            <w:u w:val="single"/>
-          </w:rPr>
-          <w:t>30:28</w:t>
-        </w:r>
-      </w:hyperlink>
-      <w:r>
-        <w:rPr>
-          <w:lang w:val="ar_AE" w:bidi="ar_AE"/>
-        </w:rPr>
-        <w:t>). الزلزلة السابقة كانت الدينونة على مصر في زمن الخروج (</w:t>
-      </w:r>
-      <w:hyperlink r:id="rId69">
-        <w:r>
-          <w:rPr>
-            <w:lang w:val="ar_AE" w:bidi="ar_AE"/>
-          </w:rPr>
-          <w:rPr>
-            <w:color w:val="0000EE"/>
-            <w:u w:val="single"/>
-          </w:rPr>
-          <w:t>حجي 2:21–22</w:t>
-        </w:r>
-      </w:hyperlink>
-      <w:r>
-        <w:rPr>
-          <w:lang w:val="ar_AE" w:bidi="ar_AE"/>
-        </w:rPr>
-        <w:t xml:space="preserve">؛ </w:t>
-      </w:r>
-      <w:hyperlink r:id="rId70">
-        <w:r>
-          <w:rPr>
-            <w:lang w:val="ar_AE" w:bidi="ar_AE"/>
-          </w:rPr>
-          <w:rPr>
-            <w:color w:val="0000EE"/>
-            <w:u w:val="single"/>
-          </w:rPr>
-          <w:t>خروج 14:31</w:t>
-        </w:r>
-      </w:hyperlink>
-      <w:r>
-        <w:rPr>
-          <w:lang w:val="ar_AE" w:bidi="ar_AE"/>
-        </w:rPr>
-        <w:t>). ويربط العهد الجديد هذا الحدث بعودة يسوع المسيح في المستقبل القريب (</w:t>
-      </w:r>
-      <w:hyperlink r:id="rId71">
-        <w:r>
-          <w:rPr>
-            <w:lang w:val="ar_AE" w:bidi="ar_AE"/>
-          </w:rPr>
-          <w:rPr>
-            <w:color w:val="0000EE"/>
-            <w:u w:val="single"/>
-          </w:rPr>
-          <w:t>عبرانيين 12:26–27</w:t>
-        </w:r>
-      </w:hyperlink>
-      <w:r>
-        <w:rPr>
-          <w:lang w:val="ar_AE" w:bidi="ar_AE"/>
-        </w:rPr>
-        <w:t xml:space="preserve">). وربما رأى حجّي دينونة الله النهائية مُنبئًا بها من خلال أحداث سوف تحدث بعد زمنه (مثل سقوط فارس أمام اليونان، وسقوط اليونان أمام الرومان؛ انظر </w:t>
-      </w:r>
-      <w:hyperlink r:id="rId72">
-        <w:r>
-          <w:rPr>
-            <w:lang w:val="ar_AE" w:bidi="ar_AE"/>
-          </w:rPr>
-          <w:rPr>
-            <w:color w:val="0000EE"/>
-            <w:u w:val="single"/>
-          </w:rPr>
-          <w:t>دانيآل 2:39–45</w:t>
-        </w:r>
-      </w:hyperlink>
-      <w:r>
-        <w:rPr>
-          <w:lang w:val="ar_AE" w:bidi="ar_AE"/>
-        </w:rPr>
-        <w:t>).</w:t>
-      </w:r>
-      <w:r>
-        <w:rPr>
-          <w:lang w:val="ar_AE" w:bidi="ar_AE"/>
-        </w:rPr>
-      </w:r>
-      <w:r>
-        <w:rPr>
-          <w:lang w:val="ar_AE" w:bidi="ar_AE"/>
-        </w:rPr>
-      </w:r>
-    </w:p>
-    <w:p>
-      <w:pPr>
-        <w:bidi/>
-      </w:pPr>
-      <w:r>
-        <w:rPr>
-          <w:lang w:val="ar_AE" w:bidi="ar_AE"/>
-        </w:rPr>
-      </w:r>
-    </w:p>
-    <w:p>
-      <w:pPr>
-        <w:pStyle w:val="Heading2"/>
-        <w:bidi/>
-      </w:pPr>
-      <w:r>
-        <w:rPr>
-          <w:lang w:val="ar_AE" w:bidi="ar_AE"/>
-        </w:rPr>
-        <w:t>حجّي 2: 7</w:t>
-      </w:r>
-      <w:r>
-        <w:rPr>
-          <w:lang w:val="ar_AE" w:bidi="ar_AE"/>
-        </w:rPr>
-      </w:r>
-    </w:p>
-    <w:p>
-      <w:pPr>
-        <w:bidi/>
-      </w:pPr>
-      <w:r>
-        <w:rPr>
-          <w:lang w:val="ar_AE" w:bidi="ar_AE"/>
-        </w:rPr>
-      </w:r>
-      <w:r>
-        <w:rPr>
-          <w:lang w:val="ar_AE" w:bidi="ar_AE"/>
-        </w:rPr>
-        <w:t>الكنوز (مُشْتَهَى كُلِّ الأُمَمِ) … ستُجلب إلى الهيكل من قِبَل جميع الأمم كإكرام وإجلال لإله إسرائيل.</w:t>
-      </w:r>
-      <w:r>
-        <w:rPr>
-          <w:lang w:val="ar_AE" w:bidi="ar_AE"/>
-        </w:rPr>
-      </w:r>
-      <w:r>
-        <w:rPr>
-          <w:lang w:val="ar_AE" w:bidi="ar_AE"/>
-        </w:rPr>
-      </w:r>
-    </w:p>
-    <w:p>
-      <w:pPr>
-        <w:bidi/>
-      </w:pPr>
-      <w:r>
-        <w:rPr>
-          <w:lang w:val="ar_AE" w:bidi="ar_AE"/>
-        </w:rPr>
-      </w:r>
-    </w:p>
-    <w:p>
-      <w:pPr>
-        <w:pStyle w:val="Heading2"/>
-        <w:bidi/>
-      </w:pPr>
-      <w:r>
-        <w:rPr>
-          <w:lang w:val="ar_AE" w:bidi="ar_AE"/>
-        </w:rPr>
-        <w:t>حجّي 2: 9</w:t>
-      </w:r>
-      <w:r>
-        <w:rPr>
-          <w:lang w:val="ar_AE" w:bidi="ar_AE"/>
-        </w:rPr>
-      </w:r>
-    </w:p>
-    <w:p>
-      <w:pPr>
-        <w:bidi/>
-      </w:pPr>
-      <w:r>
-        <w:rPr>
-          <w:lang w:val="ar_AE" w:bidi="ar_AE"/>
-        </w:rPr>
-      </w:r>
-      <w:r>
-        <w:rPr>
-          <w:lang w:val="ar_AE" w:bidi="ar_AE"/>
-        </w:rPr>
-        <w:t xml:space="preserve">مَجْدُ هذَا الْبَيْتِ الأَخِيرِ: ربما كان في ذهن حجّي مجيء المسيّا إلى هيكله (انظر </w:t>
-      </w:r>
-      <w:hyperlink r:id="rId73">
-        <w:r>
-          <w:rPr>
-            <w:lang w:val="ar_AE" w:bidi="ar_AE"/>
-          </w:rPr>
-          <w:rPr>
-            <w:color w:val="0000EE"/>
-            <w:u w:val="single"/>
-          </w:rPr>
-          <w:t>ملاخي 3:1</w:t>
-        </w:r>
-      </w:hyperlink>
-      <w:r>
-        <w:rPr>
-          <w:lang w:val="ar_AE" w:bidi="ar_AE"/>
-        </w:rPr>
-        <w:t>). تم تقديم يسوع (باعتباره الابن البكر لله) في هيكل الرب كطفل (</w:t>
-      </w:r>
-      <w:hyperlink r:id="rId74">
-        <w:r>
-          <w:rPr>
-            <w:lang w:val="ar_AE" w:bidi="ar_AE"/>
-          </w:rPr>
-          <w:rPr>
-            <w:color w:val="0000EE"/>
-            <w:u w:val="single"/>
-          </w:rPr>
-          <w:t>لوقا 2:22</w:t>
-        </w:r>
-      </w:hyperlink>
-      <w:r>
-        <w:rPr>
-          <w:lang w:val="ar_AE" w:bidi="ar_AE"/>
-        </w:rPr>
-        <w:t>)، وعلّم هناك كشخص بالغ (</w:t>
-      </w:r>
-      <w:hyperlink r:id="rId75">
-        <w:r>
-          <w:rPr>
-            <w:lang w:val="ar_AE" w:bidi="ar_AE"/>
-          </w:rPr>
-          <w:rPr>
-            <w:color w:val="0000EE"/>
-            <w:u w:val="single"/>
-          </w:rPr>
-          <w:t>لوقا 19:45–47</w:t>
-        </w:r>
-      </w:hyperlink>
-      <w:r>
-        <w:rPr>
-          <w:lang w:val="ar_AE" w:bidi="ar_AE"/>
-        </w:rPr>
-        <w:t>). يسوع، كلمة الله المتجسد، هو أعظم من الهيكل (</w:t>
-      </w:r>
-      <w:hyperlink r:id="rId76">
-        <w:r>
-          <w:rPr>
-            <w:lang w:val="ar_AE" w:bidi="ar_AE"/>
-          </w:rPr>
-          <w:rPr>
-            <w:color w:val="0000EE"/>
-            <w:u w:val="single"/>
-          </w:rPr>
-          <w:t>متى 12:6</w:t>
-        </w:r>
-      </w:hyperlink>
-      <w:r>
-        <w:rPr>
-          <w:lang w:val="ar_AE" w:bidi="ar_AE"/>
-        </w:rPr>
-        <w:t xml:space="preserve">؛ انظر </w:t>
-      </w:r>
-      <w:hyperlink r:id="rId77">
-        <w:r>
-          <w:rPr>
-            <w:lang w:val="ar_AE" w:bidi="ar_AE"/>
-          </w:rPr>
-          <w:rPr>
-            <w:color w:val="0000EE"/>
-            <w:u w:val="single"/>
-          </w:rPr>
-          <w:t>يوحنا 2:13–22</w:t>
-        </w:r>
-      </w:hyperlink>
-      <w:r>
-        <w:rPr>
-          <w:lang w:val="ar_AE" w:bidi="ar_AE"/>
-        </w:rPr>
-        <w:t xml:space="preserve">). وبرغم أنه تم التعرف عليه من قِبَل القليلين فقط، فإن وجود يسوع في الهيكل تجاوز بكثير المجد في خيمة الاجتماع في زمن موسى وفي هيكل سليمان (قارن </w:t>
-      </w:r>
-      <w:hyperlink r:id="rId78">
-        <w:r>
-          <w:rPr>
-            <w:lang w:val="ar_AE" w:bidi="ar_AE"/>
-          </w:rPr>
-          <w:rPr>
-            <w:color w:val="0000EE"/>
-            <w:u w:val="single"/>
-          </w:rPr>
-          <w:t>لوقا 2:29–32</w:t>
-        </w:r>
-      </w:hyperlink>
-      <w:r>
-        <w:rPr>
-          <w:lang w:val="ar_AE" w:bidi="ar_AE"/>
-        </w:rPr>
-        <w:t>). • وَفِي هذَا الْمَكَانِ أُعْطِي السَّلاَمَ: كانت البركة الكهنوتية (</w:t>
-      </w:r>
-      <w:hyperlink r:id="rId79">
-        <w:r>
-          <w:rPr>
-            <w:lang w:val="ar_AE" w:bidi="ar_AE"/>
-          </w:rPr>
-          <w:rPr>
-            <w:color w:val="0000EE"/>
-            <w:u w:val="single"/>
-          </w:rPr>
-          <w:t>عدد 6:24–26</w:t>
-        </w:r>
-      </w:hyperlink>
-      <w:r>
-        <w:rPr>
-          <w:lang w:val="ar_AE" w:bidi="ar_AE"/>
-        </w:rPr>
-        <w:t>) تُعلن كجزء من طقوس الهيكل. وفي الأيام الأخيرة، سيقوم الله بعقد عهد سلام مع إسرائيل (</w:t>
-      </w:r>
-      <w:hyperlink r:id="rId80">
-        <w:r>
-          <w:rPr>
-            <w:lang w:val="ar_AE" w:bidi="ar_AE"/>
-          </w:rPr>
-          <w:rPr>
-            <w:color w:val="0000EE"/>
-            <w:u w:val="single"/>
-          </w:rPr>
-          <w:t>حزقيال 34:25</w:t>
-        </w:r>
-      </w:hyperlink>
-      <w:r>
-        <w:rPr>
-          <w:lang w:val="ar_AE" w:bidi="ar_AE"/>
-        </w:rPr>
-        <w:t xml:space="preserve">؛ </w:t>
-      </w:r>
-      <w:hyperlink r:id="rId81">
-        <w:r>
-          <w:rPr>
-            <w:lang w:val="ar_AE" w:bidi="ar_AE"/>
-          </w:rPr>
-          <w:rPr>
-            <w:color w:val="0000EE"/>
-            <w:u w:val="single"/>
-          </w:rPr>
-          <w:t>37:26</w:t>
-        </w:r>
-      </w:hyperlink>
-      <w:r>
-        <w:rPr>
-          <w:lang w:val="ar_AE" w:bidi="ar_AE"/>
-        </w:rPr>
-        <w:t xml:space="preserve">). كانت النتيجة الإيجابية لإعادة بناء الهيكل ضمانًا لذلك </w:t>
-      </w:r>
-      <w:r>
-        <w:rPr>
-          <w:i/>
-          <w:lang w:val="ar_AE" w:bidi="ar_AE"/>
-        </w:rPr>
-        <w:t>السلام</w:t>
-      </w:r>
-      <w:r>
-        <w:rPr>
-          <w:lang w:val="ar_AE" w:bidi="ar_AE"/>
-        </w:rPr>
-        <w:t xml:space="preserve"> المستقبلي.</w:t>
-      </w:r>
-      <w:r>
-        <w:rPr>
-          <w:lang w:val="ar_AE" w:bidi="ar_AE"/>
-        </w:rPr>
-      </w:r>
-      <w:r>
-        <w:rPr>
-          <w:lang w:val="ar_AE" w:bidi="ar_AE"/>
-        </w:rPr>
-      </w:r>
-    </w:p>
-    <w:p>
-      <w:pPr>
-        <w:bidi/>
-      </w:pPr>
-      <w:r>
-        <w:rPr>
-          <w:lang w:val="ar_AE" w:bidi="ar_AE"/>
-        </w:rPr>
-      </w:r>
-    </w:p>
-    <w:p>
-      <w:pPr>
-        <w:pStyle w:val="Heading2"/>
-        <w:bidi/>
-      </w:pPr>
-      <w:r>
-        <w:rPr>
-          <w:lang w:val="ar_AE" w:bidi="ar_AE"/>
-        </w:rPr>
-        <w:t>حجّي 2: 10–19</w:t>
-      </w:r>
-      <w:r>
-        <w:rPr>
-          <w:lang w:val="ar_AE" w:bidi="ar_AE"/>
-        </w:rPr>
-      </w:r>
-    </w:p>
-    <w:p>
-      <w:pPr>
-        <w:bidi/>
-      </w:pPr>
-      <w:r>
-        <w:rPr>
-          <w:lang w:val="ar_AE" w:bidi="ar_AE"/>
-        </w:rPr>
-      </w:r>
-      <w:r>
-        <w:rPr>
-          <w:lang w:val="ar_AE" w:bidi="ar_AE"/>
-        </w:rPr>
-        <w:t>موضوع الرسالة الثالثة هو تعليمات الشريعة المتعلقة بالطهارة الطقسية. وكانت هذه التعليمات لا تزل سارية. يتوقع الله من شعبه أن يكونوا قديسين، كما هو قدوس (</w:t>
-      </w:r>
-      <w:hyperlink r:id="rId82">
-        <w:r>
-          <w:rPr>
-            <w:lang w:val="ar_AE" w:bidi="ar_AE"/>
-          </w:rPr>
-          <w:rPr>
-            <w:color w:val="0000EE"/>
-            <w:u w:val="single"/>
-          </w:rPr>
-          <w:t>لاويين 11:44–45</w:t>
-        </w:r>
-      </w:hyperlink>
-      <w:r>
-        <w:rPr>
-          <w:lang w:val="ar_AE" w:bidi="ar_AE"/>
-        </w:rPr>
-        <w:t>).</w:t>
-      </w:r>
-      <w:r>
-        <w:rPr>
-          <w:lang w:val="ar_AE" w:bidi="ar_AE"/>
-        </w:rPr>
-      </w:r>
-      <w:r>
-        <w:rPr>
-          <w:lang w:val="ar_AE" w:bidi="ar_AE"/>
-        </w:rPr>
-      </w:r>
-    </w:p>
-    <w:p>
-      <w:pPr>
-        <w:bidi/>
-      </w:pPr>
-      <w:r>
-        <w:rPr>
-          <w:lang w:val="ar_AE" w:bidi="ar_AE"/>
-        </w:rPr>
-      </w:r>
-    </w:p>
-    <w:p>
-      <w:pPr>
-        <w:pStyle w:val="Heading2"/>
-        <w:bidi/>
-      </w:pPr>
-      <w:r>
-        <w:rPr>
-          <w:lang w:val="ar_AE" w:bidi="ar_AE"/>
-        </w:rPr>
-        <w:t>حجّي 2: 11</w:t>
-      </w:r>
-      <w:r>
-        <w:rPr>
-          <w:lang w:val="ar_AE" w:bidi="ar_AE"/>
-        </w:rPr>
-      </w:r>
-    </w:p>
-    <w:p>
-      <w:pPr>
-        <w:bidi/>
-      </w:pPr>
-      <w:r>
-        <w:rPr>
-          <w:lang w:val="ar_AE" w:bidi="ar_AE"/>
-        </w:rPr>
-      </w:r>
-      <w:r>
-        <w:rPr>
-          <w:lang w:val="ar_AE" w:bidi="ar_AE"/>
-        </w:rPr>
-        <w:t>اِسْأَلِ الْكَهَنَةَ: كان دور الكهنة يتمثل في تعليم وتفسير الشريعة (</w:t>
-      </w:r>
-      <w:hyperlink r:id="rId83">
-        <w:r>
-          <w:rPr>
-            <w:lang w:val="ar_AE" w:bidi="ar_AE"/>
-          </w:rPr>
-          <w:rPr>
-            <w:color w:val="0000EE"/>
-            <w:u w:val="single"/>
-          </w:rPr>
-          <w:t>تثنية 33:10</w:t>
-        </w:r>
-      </w:hyperlink>
-      <w:r>
-        <w:rPr>
-          <w:lang w:val="ar_AE" w:bidi="ar_AE"/>
-        </w:rPr>
-        <w:t xml:space="preserve">؛ </w:t>
-      </w:r>
-      <w:hyperlink r:id="rId84">
-        <w:r>
-          <w:rPr>
-            <w:lang w:val="ar_AE" w:bidi="ar_AE"/>
-          </w:rPr>
-          <w:rPr>
-            <w:color w:val="0000EE"/>
-            <w:u w:val="single"/>
-          </w:rPr>
-          <w:t>ملاخي 2:7–9</w:t>
-        </w:r>
-      </w:hyperlink>
-      <w:r>
-        <w:rPr>
-          <w:lang w:val="ar_AE" w:bidi="ar_AE"/>
-        </w:rPr>
-        <w:t>)، ولذلك كانت الرسالة المتعلقة بالطهارة الطقسية موجهة إليهم.</w:t>
-      </w:r>
-      <w:r>
-        <w:rPr>
-          <w:lang w:val="ar_AE" w:bidi="ar_AE"/>
-        </w:rPr>
-      </w:r>
-      <w:r>
-        <w:rPr>
-          <w:lang w:val="ar_AE" w:bidi="ar_AE"/>
-        </w:rPr>
-      </w:r>
-    </w:p>
-    <w:p>
-      <w:pPr>
-        <w:bidi/>
-      </w:pPr>
-      <w:r>
-        <w:rPr>
-          <w:lang w:val="ar_AE" w:bidi="ar_AE"/>
-        </w:rPr>
-      </w:r>
-    </w:p>
-    <w:p>
-      <w:pPr>
-        <w:pStyle w:val="Heading2"/>
-        <w:bidi/>
-      </w:pPr>
-      <w:r>
-        <w:rPr>
-          <w:lang w:val="ar_AE" w:bidi="ar_AE"/>
-        </w:rPr>
-        <w:t>حجّي 2: 12</w:t>
-      </w:r>
-      <w:r>
-        <w:rPr>
-          <w:lang w:val="ar_AE" w:bidi="ar_AE"/>
-        </w:rPr>
-      </w:r>
-    </w:p>
-    <w:p>
-      <w:pPr>
-        <w:bidi/>
-      </w:pPr>
-      <w:r>
-        <w:rPr>
-          <w:lang w:val="ar_AE" w:bidi="ar_AE"/>
-        </w:rPr>
-      </w:r>
-      <w:r>
-        <w:rPr>
-          <w:lang w:val="ar_AE" w:bidi="ar_AE"/>
-        </w:rPr>
-        <w:t>فَهَلْ يَتَقَدَّسُ؟ يشير هذا السؤال إلى اللحم من الذبيحة المُقَدَّسة والطريقة التي يمكن أن تنتقل بها الطهارة والنجاسة الطقسية (انظر ملاحظة الموضوع "</w:t>
-      </w:r>
-      <w:r>
-        <w:rPr>
-          <w:lang w:val="ar_AE" w:bidi="ar_AE"/>
-        </w:rPr>
-        <w:t>طاهر، ونجس، ومُقَدَّس</w:t>
-      </w:r>
-      <w:r>
-        <w:rPr>
-          <w:lang w:val="ar_AE" w:bidi="ar_AE"/>
-        </w:rPr>
-        <w:t xml:space="preserve">"). حمل الذبيحة المُقَدَّسة - اللحم الموضوع جانبًا والمجهَّز للتقدمة—كان يجعل الرداء مقدسًا (قارن </w:t>
-      </w:r>
-      <w:hyperlink r:id="rId85">
-        <w:r>
-          <w:rPr>
-            <w:lang w:val="ar_AE" w:bidi="ar_AE"/>
-          </w:rPr>
-          <w:rPr>
-            <w:color w:val="0000EE"/>
-            <w:u w:val="single"/>
-          </w:rPr>
-          <w:t>لاويين 6:18</w:t>
-        </w:r>
-      </w:hyperlink>
-      <w:r>
-        <w:rPr>
-          <w:lang w:val="ar_AE" w:bidi="ar_AE"/>
-        </w:rPr>
-        <w:t>). ومع ذلك، لم يكن من الممكن نقل هذه القداسة إلى طرف ثالث.</w:t>
-      </w:r>
-      <w:r>
-        <w:rPr>
-          <w:lang w:val="ar_AE" w:bidi="ar_AE"/>
-        </w:rPr>
-      </w:r>
-      <w:r>
-        <w:rPr>
-          <w:lang w:val="ar_AE" w:bidi="ar_AE"/>
-        </w:rPr>
-      </w:r>
-    </w:p>
-    <w:p>
-      <w:pPr>
-        <w:bidi/>
-      </w:pPr>
-      <w:r>
-        <w:rPr>
-          <w:lang w:val="ar_AE" w:bidi="ar_AE"/>
-        </w:rPr>
-      </w:r>
-    </w:p>
-    <w:p>
-      <w:pPr>
-        <w:pStyle w:val="Heading2"/>
-        <w:bidi/>
-      </w:pPr>
-      <w:r>
-        <w:rPr>
-          <w:lang w:val="ar_AE" w:bidi="ar_AE"/>
-        </w:rPr>
-        <w:t>حجّي 2: 13</w:t>
-      </w:r>
-      <w:r>
-        <w:rPr>
-          <w:lang w:val="ar_AE" w:bidi="ar_AE"/>
-        </w:rPr>
-      </w:r>
-    </w:p>
-    <w:p>
-      <w:pPr>
-        <w:bidi/>
-      </w:pPr>
-      <w:r>
-        <w:rPr>
-          <w:lang w:val="ar_AE" w:bidi="ar_AE"/>
-        </w:rPr>
-      </w:r>
-      <w:r>
-        <w:rPr>
-          <w:lang w:val="ar_AE" w:bidi="ar_AE"/>
-        </w:rPr>
-        <w:t xml:space="preserve">تنتقل النجاسة الطقسية بسهولة أكبر بكثير من الطهارة الطقسية. فأي شخص يلمس جثة يصبح نجسًا وبذلك غير طاهر. وأي شيء يلمسه شخص نجس طقسيًا يصبح أيضًا غير طاهر (انظر </w:t>
-      </w:r>
-      <w:hyperlink r:id="rId86">
-        <w:r>
-          <w:rPr>
-            <w:lang w:val="ar_AE" w:bidi="ar_AE"/>
-          </w:rPr>
-          <w:rPr>
-            <w:color w:val="0000EE"/>
-            <w:u w:val="single"/>
-          </w:rPr>
-          <w:t>عدد 19:11–13</w:t>
-        </w:r>
-      </w:hyperlink>
-      <w:r>
-        <w:rPr>
-          <w:lang w:val="ar_AE" w:bidi="ar_AE"/>
-        </w:rPr>
-        <w:t xml:space="preserve">، </w:t>
-      </w:r>
-      <w:hyperlink r:id="rId87">
-        <w:r>
-          <w:rPr>
-            <w:lang w:val="ar_AE" w:bidi="ar_AE"/>
-          </w:rPr>
-          <w:rPr>
-            <w:color w:val="0000EE"/>
-            <w:u w:val="single"/>
-          </w:rPr>
-          <w:t>22</w:t>
-        </w:r>
-      </w:hyperlink>
-      <w:r>
-        <w:rPr>
-          <w:lang w:val="ar_AE" w:bidi="ar_AE"/>
-        </w:rPr>
-        <w:t xml:space="preserve">). يُطبق حجّي هذا في </w:t>
-      </w:r>
-      <w:hyperlink r:id="rId88">
-        <w:r>
-          <w:rPr>
-            <w:lang w:val="ar_AE" w:bidi="ar_AE"/>
-          </w:rPr>
-          <w:rPr>
-            <w:color w:val="0000EE"/>
-            <w:u w:val="single"/>
-          </w:rPr>
-          <w:t>حجّي 2:14</w:t>
-        </w:r>
-      </w:hyperlink>
-      <w:r>
-        <w:rPr>
-          <w:lang w:val="ar_AE" w:bidi="ar_AE"/>
-        </w:rPr>
-        <w:t>.</w:t>
-      </w:r>
-      <w:r>
-        <w:rPr>
-          <w:lang w:val="ar_AE" w:bidi="ar_AE"/>
-        </w:rPr>
-      </w:r>
-      <w:r>
-        <w:rPr>
-          <w:lang w:val="ar_AE" w:bidi="ar_AE"/>
-        </w:rPr>
-      </w:r>
-    </w:p>
-    <w:p>
-      <w:pPr>
-        <w:bidi/>
-      </w:pPr>
-      <w:r>
-        <w:rPr>
-          <w:lang w:val="ar_AE" w:bidi="ar_AE"/>
-        </w:rPr>
-      </w:r>
-    </w:p>
-    <w:p>
-      <w:pPr>
-        <w:pStyle w:val="Heading2"/>
-        <w:bidi/>
-      </w:pPr>
-      <w:r>
-        <w:rPr>
-          <w:lang w:val="ar_AE" w:bidi="ar_AE"/>
-        </w:rPr>
-        <w:t>حجّي 2: 14</w:t>
-      </w:r>
-      <w:r>
-        <w:rPr>
-          <w:lang w:val="ar_AE" w:bidi="ar_AE"/>
-        </w:rPr>
-      </w:r>
-    </w:p>
-    <w:p>
-      <w:pPr>
-        <w:bidi/>
-      </w:pPr>
-      <w:r>
-        <w:rPr>
-          <w:lang w:val="ar_AE" w:bidi="ar_AE"/>
-        </w:rPr>
-      </w:r>
-      <w:r>
-        <w:rPr>
-          <w:lang w:val="ar_AE" w:bidi="ar_AE"/>
-        </w:rPr>
-        <w:t>هكَذَا هذَا الشَّعْبُ: إن مجرد العودة من السبي إلى الأرض التي وعد الله بها إسرائيل لم تجعل شعب يهوذا مُقَدَّسًا. كانوا لا يزالون غير طاهرين، لأنهم لم يلتزموا بوصايا عهد الله معهم. وكانت أعمالهم وحتى عبادتهم ملوثة بالنجاسة؛ وكانت أنقاض هيكل الرب ترمز إلى عصيان الشعب. وكان إعادة بناء الهيكل علامة ملموسة على تغير القلوب وتجديد الطاعة لعهد الله.</w:t>
-      </w:r>
-      <w:r>
-        <w:rPr>
-          <w:lang w:val="ar_AE" w:bidi="ar_AE"/>
-        </w:rPr>
-      </w:r>
-      <w:r>
-        <w:rPr>
-          <w:lang w:val="ar_AE" w:bidi="ar_AE"/>
-        </w:rPr>
-      </w:r>
-    </w:p>
-    <w:p>
-      <w:pPr>
-        <w:bidi/>
-      </w:pPr>
-      <w:r>
-        <w:rPr>
-          <w:lang w:val="ar_AE" w:bidi="ar_AE"/>
-        </w:rPr>
-      </w:r>
-    </w:p>
-    <w:p>
-      <w:pPr>
-        <w:pStyle w:val="Heading2"/>
-        <w:bidi/>
-      </w:pPr>
-      <w:r>
-        <w:rPr>
-          <w:lang w:val="ar_AE" w:bidi="ar_AE"/>
-        </w:rPr>
-        <w:t>حجّي 2: 15</w:t>
-      </w:r>
-      <w:r>
-        <w:rPr>
-          <w:lang w:val="ar_AE" w:bidi="ar_AE"/>
-        </w:rPr>
-      </w:r>
-    </w:p>
-    <w:p>
-      <w:pPr>
-        <w:bidi/>
-      </w:pPr>
-      <w:r>
-        <w:rPr>
-          <w:lang w:val="ar_AE" w:bidi="ar_AE"/>
-        </w:rPr>
-      </w:r>
-      <w:r>
-        <w:rPr>
-          <w:lang w:val="ar_AE" w:bidi="ar_AE"/>
-        </w:rPr>
-        <w:t xml:space="preserve">وَالآنَ فَاجْعَلُوا قَلْبَكُمْ مِنْ هذَا الْيَوْمِ فَرَاجِعًا (انظر </w:t>
-      </w:r>
-      <w:r>
-        <w:rPr>
-          <w:lang w:val="ar_AE" w:bidi="ar_AE"/>
-        </w:rPr>
-        <w:t>ملاحظة الدراسة على 1:5</w:t>
-      </w:r>
-      <w:r>
-        <w:rPr>
-          <w:lang w:val="ar_AE" w:bidi="ar_AE"/>
-        </w:rPr>
-        <w:t>): البركة الإلهية، سواء كانت روحية أو مادية، تعتمد على طاعة شعب الله (</w:t>
-      </w:r>
-      <w:hyperlink r:id="rId89">
-        <w:r>
-          <w:rPr>
-            <w:lang w:val="ar_AE" w:bidi="ar_AE"/>
-          </w:rPr>
-          <w:rPr>
-            <w:color w:val="0000EE"/>
-            <w:u w:val="single"/>
-          </w:rPr>
-          <w:t>تثنية 30:6–10</w:t>
-        </w:r>
-      </w:hyperlink>
-      <w:r>
-        <w:rPr>
-          <w:lang w:val="ar_AE" w:bidi="ar_AE"/>
-        </w:rPr>
-        <w:t xml:space="preserve">). دعا حجّي الشعب إلى المثابرة في امتحان الذات الذي يقود إلى التوبة وفي خوف الرب الذي بدأته رسالته الأولى (انظر </w:t>
-      </w:r>
-      <w:hyperlink r:id="rId27">
-        <w:r>
-          <w:rPr>
-            <w:lang w:val="ar_AE" w:bidi="ar_AE"/>
-          </w:rPr>
-          <w:rPr>
-            <w:color w:val="0000EE"/>
-            <w:u w:val="single"/>
-          </w:rPr>
-          <w:t>حجّي 1:7</w:t>
-        </w:r>
-      </w:hyperlink>
-      <w:r>
-        <w:rPr>
-          <w:lang w:val="ar_AE" w:bidi="ar_AE"/>
-        </w:rPr>
-        <w:t xml:space="preserve">، </w:t>
-      </w:r>
-      <w:hyperlink r:id="rId90">
-        <w:r>
-          <w:rPr>
-            <w:lang w:val="ar_AE" w:bidi="ar_AE"/>
-          </w:rPr>
-          <w:rPr>
-            <w:color w:val="0000EE"/>
-            <w:u w:val="single"/>
-          </w:rPr>
-          <w:t>12</w:t>
-        </w:r>
-      </w:hyperlink>
-      <w:r>
-        <w:rPr>
-          <w:lang w:val="ar_AE" w:bidi="ar_AE"/>
-        </w:rPr>
-        <w:t>).</w:t>
-      </w:r>
-      <w:r>
-        <w:rPr>
-          <w:lang w:val="ar_AE" w:bidi="ar_AE"/>
-        </w:rPr>
-      </w:r>
-      <w:r>
-        <w:rPr>
-          <w:lang w:val="ar_AE" w:bidi="ar_AE"/>
-        </w:rPr>
-      </w:r>
-    </w:p>
-    <w:p>
-      <w:pPr>
-        <w:bidi/>
-      </w:pPr>
-      <w:r>
-        <w:rPr>
-          <w:lang w:val="ar_AE" w:bidi="ar_AE"/>
-        </w:rPr>
-      </w:r>
-    </w:p>
-    <w:p>
-      <w:pPr>
-        <w:pStyle w:val="Heading2"/>
-        <w:bidi/>
-      </w:pPr>
-      <w:r>
-        <w:rPr>
-          <w:lang w:val="ar_AE" w:bidi="ar_AE"/>
-        </w:rPr>
-        <w:t>حجّي 2: 17</w:t>
-      </w:r>
-      <w:r>
-        <w:rPr>
-          <w:lang w:val="ar_AE" w:bidi="ar_AE"/>
-        </w:rPr>
-      </w:r>
-    </w:p>
-    <w:p>
-      <w:pPr>
-        <w:bidi/>
-      </w:pPr>
-      <w:r>
-        <w:rPr>
-          <w:lang w:val="ar_AE" w:bidi="ar_AE"/>
-        </w:rPr>
-      </w:r>
-      <w:r>
-        <w:rPr>
-          <w:lang w:val="ar_AE" w:bidi="ar_AE"/>
-        </w:rPr>
-        <w:t>الرجوع غالبًا ما يشير إلى التوبة. • وَمَا رَجَعْتُمْ إِلَيَّ: كان الشعب العبري عنيدًا ومتمردًا منذ زمن موسى (</w:t>
-      </w:r>
-      <w:hyperlink r:id="rId91">
-        <w:r>
-          <w:rPr>
-            <w:lang w:val="ar_AE" w:bidi="ar_AE"/>
-          </w:rPr>
-          <w:rPr>
-            <w:color w:val="0000EE"/>
-            <w:u w:val="single"/>
-          </w:rPr>
-          <w:t>تثنية 31:27</w:t>
-        </w:r>
-      </w:hyperlink>
-      <w:r>
-        <w:rPr>
-          <w:lang w:val="ar_AE" w:bidi="ar_AE"/>
-        </w:rPr>
-        <w:t>) إلى زمن يسوع (</w:t>
-      </w:r>
-      <w:hyperlink r:id="rId92">
-        <w:r>
-          <w:rPr>
-            <w:lang w:val="ar_AE" w:bidi="ar_AE"/>
-          </w:rPr>
-          <w:rPr>
-            <w:color w:val="0000EE"/>
-            <w:u w:val="single"/>
-          </w:rPr>
-          <w:t>متى 17:17</w:t>
-        </w:r>
-      </w:hyperlink>
-      <w:r>
-        <w:rPr>
-          <w:lang w:val="ar_AE" w:bidi="ar_AE"/>
-        </w:rPr>
-        <w:t xml:space="preserve">). • بِاللَّفْحِ وَبِالْيَرَقَانِ: ما حدث كان نتيجة العصيان لعهد الله (انظر </w:t>
-      </w:r>
-      <w:hyperlink r:id="rId93">
-        <w:r>
-          <w:rPr>
-            <w:lang w:val="ar_AE" w:bidi="ar_AE"/>
-          </w:rPr>
-          <w:rPr>
-            <w:color w:val="0000EE"/>
-            <w:u w:val="single"/>
-          </w:rPr>
-          <w:t>تثنية 28:22</w:t>
-        </w:r>
-      </w:hyperlink>
-      <w:r>
-        <w:rPr>
-          <w:lang w:val="ar_AE" w:bidi="ar_AE"/>
-        </w:rPr>
-        <w:t>).</w:t>
-      </w:r>
-      <w:r>
-        <w:rPr>
-          <w:lang w:val="ar_AE" w:bidi="ar_AE"/>
-        </w:rPr>
-      </w:r>
-      <w:r>
-        <w:rPr>
-          <w:lang w:val="ar_AE" w:bidi="ar_AE"/>
-        </w:rPr>
-      </w:r>
-    </w:p>
-    <w:p>
-      <w:pPr>
-        <w:bidi/>
-      </w:pPr>
-      <w:r>
-        <w:rPr>
-          <w:lang w:val="ar_AE" w:bidi="ar_AE"/>
-        </w:rPr>
-      </w:r>
-    </w:p>
-    <w:p>
-      <w:pPr>
-        <w:pStyle w:val="Heading2"/>
-        <w:bidi/>
-      </w:pPr>
-      <w:r>
-        <w:rPr>
-          <w:lang w:val="ar_AE" w:bidi="ar_AE"/>
-        </w:rPr>
-        <w:t>حجّي 2: 18</w:t>
-      </w:r>
-      <w:r>
-        <w:rPr>
-          <w:lang w:val="ar_AE" w:bidi="ar_AE"/>
-        </w:rPr>
-      </w:r>
-    </w:p>
-    <w:p>
-      <w:pPr>
-        <w:bidi/>
-      </w:pPr>
-      <w:r>
-        <w:rPr>
-          <w:lang w:val="ar_AE" w:bidi="ar_AE"/>
-        </w:rPr>
-      </w:r>
-      <w:r>
-        <w:rPr>
-          <w:lang w:val="ar_AE" w:bidi="ar_AE"/>
-        </w:rPr>
-        <w:t xml:space="preserve">تأملوا في هذا اليوم الثامن عشر من ديسمبر: أو </w:t>
-      </w:r>
-      <w:r>
-        <w:rPr>
-          <w:i/>
-          <w:lang w:val="ar_AE" w:bidi="ar_AE"/>
-        </w:rPr>
-        <w:t>في هذا اليوم الثامن عشر من ديسمبر، تأملوا في اليوم؛</w:t>
-      </w:r>
-      <w:r>
-        <w:rPr>
-          <w:lang w:val="ar_AE" w:bidi="ar_AE"/>
-        </w:rPr>
-        <w:t xml:space="preserve"> حرفيًا </w:t>
-      </w:r>
-      <w:r>
-        <w:rPr>
-          <w:i/>
-          <w:lang w:val="ar_AE" w:bidi="ar_AE"/>
-        </w:rPr>
-        <w:t>فَاجْعَلُوا قَلْبَكُمْ مِنْ هذَا الْيَوْمِ فَصَاعِدًا، مِنَ الْيَوْمِ الرَّابعِ وَالْعِشْرِينَ مِنَ الشَّهْرِ التَّاسِعِ.</w:t>
-      </w:r>
-      <w:r>
-        <w:rPr>
-          <w:lang w:val="ar_AE" w:bidi="ar_AE"/>
-        </w:rPr>
-        <w:t xml:space="preserve"> يعتقد البعض أن عبارة "هذا اليوم" تشير إلى تاريخ إزالة الأنقاض الأولية من موقع الهيكل والحصول على مواد البناء (21 سبتمبر، 520 قبل الميلاد؛ انظر </w:t>
-      </w:r>
-      <w:hyperlink r:id="rId94">
-        <w:r>
-          <w:rPr>
-            <w:lang w:val="ar_AE" w:bidi="ar_AE"/>
-          </w:rPr>
-          <w:rPr>
-            <w:color w:val="0000EE"/>
-            <w:u w:val="single"/>
-          </w:rPr>
-          <w:t>1:14–15</w:t>
-        </w:r>
-      </w:hyperlink>
-      <w:r>
-        <w:rPr>
-          <w:lang w:val="ar_AE" w:bidi="ar_AE"/>
-        </w:rPr>
-        <w:t>).</w:t>
-      </w:r>
-      <w:r>
-        <w:rPr>
-          <w:lang w:val="ar_AE" w:bidi="ar_AE"/>
-        </w:rPr>
-      </w:r>
-      <w:r>
-        <w:rPr>
-          <w:lang w:val="ar_AE" w:bidi="ar_AE"/>
-        </w:rPr>
-      </w:r>
-    </w:p>
-    <w:p>
-      <w:pPr>
-        <w:bidi/>
-      </w:pPr>
-      <w:r>
-        <w:rPr>
-          <w:lang w:val="ar_AE" w:bidi="ar_AE"/>
-        </w:rPr>
-      </w:r>
-    </w:p>
-    <w:p>
-      <w:pPr>
-        <w:pStyle w:val="Heading2"/>
-        <w:bidi/>
-      </w:pPr>
-      <w:r>
-        <w:rPr>
-          <w:lang w:val="ar_AE" w:bidi="ar_AE"/>
-        </w:rPr>
-        <w:t>حجّي 2: 19</w:t>
-      </w:r>
-      <w:r>
-        <w:rPr>
-          <w:lang w:val="ar_AE" w:bidi="ar_AE"/>
-        </w:rPr>
-      </w:r>
-    </w:p>
-    <w:p>
-      <w:pPr>
-        <w:bidi/>
-      </w:pPr>
-      <w:r>
-        <w:rPr>
-          <w:lang w:val="ar_AE" w:bidi="ar_AE"/>
-        </w:rPr>
-      </w:r>
-      <w:r>
-        <w:rPr>
-          <w:lang w:val="ar_AE" w:bidi="ar_AE"/>
-        </w:rPr>
-        <w:t xml:space="preserve">ها أنا أعطيكم وعدًا الآن بينما البذار ما تزال في المخزن: إن الوعد بمحصول وافر يلفت الانتباه إلى أمانة الله لشعب عهده. لم يكن الهيكل قد اكتمل بعد، ولكن الله وعد بمد بركاته في الحال. • فَمِنْ هذَا الْيَوْمِ أُبَارِكُ: كان الله كريمًا في الاستجابة الفورية لجهود شعبه نحو التجديد الروحي والطاعة (انظر </w:t>
-      </w:r>
-      <w:hyperlink r:id="rId95">
-        <w:r>
-          <w:rPr>
-            <w:lang w:val="ar_AE" w:bidi="ar_AE"/>
-          </w:rPr>
-          <w:rPr>
-            <w:color w:val="0000EE"/>
-            <w:u w:val="single"/>
-          </w:rPr>
-          <w:t>مزمور 111:4–5</w:t>
-        </w:r>
-      </w:hyperlink>
-      <w:r>
-        <w:rPr>
-          <w:lang w:val="ar_AE" w:bidi="ar_AE"/>
-        </w:rPr>
-        <w:t>).</w:t>
-      </w:r>
-      <w:r>
-        <w:rPr>
-          <w:lang w:val="ar_AE" w:bidi="ar_AE"/>
-        </w:rPr>
-      </w:r>
-      <w:r>
-        <w:rPr>
-          <w:lang w:val="ar_AE" w:bidi="ar_AE"/>
-        </w:rPr>
-      </w:r>
-    </w:p>
-    <w:p>
-      <w:pPr>
-        <w:bidi/>
-      </w:pPr>
-      <w:r>
-        <w:rPr>
-          <w:lang w:val="ar_AE" w:bidi="ar_AE"/>
-        </w:rPr>
-      </w:r>
-    </w:p>
-    <w:p>
-      <w:pPr>
-        <w:pStyle w:val="Heading2"/>
-        <w:bidi/>
-      </w:pPr>
-      <w:r>
-        <w:rPr>
-          <w:lang w:val="ar_AE" w:bidi="ar_AE"/>
-        </w:rPr>
-        <w:t>حجّي 2: 20–23</w:t>
-      </w:r>
-      <w:r>
-        <w:rPr>
-          <w:lang w:val="ar_AE" w:bidi="ar_AE"/>
-        </w:rPr>
-      </w:r>
-    </w:p>
-    <w:p>
-      <w:pPr>
-        <w:bidi/>
-      </w:pPr>
-      <w:r>
-        <w:rPr>
-          <w:lang w:val="ar_AE" w:bidi="ar_AE"/>
-        </w:rPr>
-      </w:r>
-      <w:r>
-        <w:rPr>
-          <w:lang w:val="ar_AE" w:bidi="ar_AE"/>
-        </w:rPr>
-        <w:t xml:space="preserve">الرسالة الأخيرة لحجّي قد تكون الأهم؛ فهي تؤكد مجددًا بروز نسل داود في الحياة الدينية والسياسية لإسرائيل. كانت عائلة داود مفتاحًا لاسترداد الشعب العبري بعد السبي البابلي (انظر </w:t>
-      </w:r>
-      <w:hyperlink r:id="rId96">
-        <w:r>
-          <w:rPr>
-            <w:lang w:val="ar_AE" w:bidi="ar_AE"/>
-          </w:rPr>
-          <w:rPr>
-            <w:color w:val="0000EE"/>
-            <w:u w:val="single"/>
-          </w:rPr>
-          <w:t>إرميا 23:5</w:t>
-        </w:r>
-      </w:hyperlink>
-      <w:r>
-        <w:rPr>
-          <w:lang w:val="ar_AE" w:bidi="ar_AE"/>
-        </w:rPr>
-        <w:t xml:space="preserve">؛ </w:t>
-      </w:r>
-      <w:hyperlink r:id="rId97">
-        <w:r>
-          <w:rPr>
-            <w:lang w:val="ar_AE" w:bidi="ar_AE"/>
-          </w:rPr>
-          <w:rPr>
-            <w:color w:val="0000EE"/>
-            <w:u w:val="single"/>
-          </w:rPr>
-          <w:t>حزقيال 37:24</w:t>
-        </w:r>
-      </w:hyperlink>
-      <w:r>
-        <w:rPr>
-          <w:lang w:val="ar_AE" w:bidi="ar_AE"/>
-        </w:rPr>
-        <w:t>). لقد لعن الله نسل داود، الملك يهوياكين، في وقت السبي (</w:t>
-      </w:r>
-      <w:hyperlink r:id="rId98">
-        <w:r>
-          <w:rPr>
-            <w:lang w:val="ar_AE" w:bidi="ar_AE"/>
-          </w:rPr>
-          <w:rPr>
-            <w:color w:val="0000EE"/>
-            <w:u w:val="single"/>
-          </w:rPr>
-          <w:t>إرميا 22:24–30</w:t>
-        </w:r>
-      </w:hyperlink>
-      <w:r>
-        <w:rPr>
-          <w:lang w:val="ar_AE" w:bidi="ar_AE"/>
-        </w:rPr>
-        <w:t xml:space="preserve">)، لكن الرسالة الأخيرة لحجّي تلغي تلك اللعنة وتعيد العهد مع داود (انظر </w:t>
-      </w:r>
-      <w:hyperlink r:id="rId99">
-        <w:r>
-          <w:rPr>
-            <w:lang w:val="ar_AE" w:bidi="ar_AE"/>
-          </w:rPr>
-          <w:rPr>
-            <w:color w:val="0000EE"/>
-            <w:u w:val="single"/>
-          </w:rPr>
-          <w:t>2 صموئيل 7:4–17</w:t>
-        </w:r>
-      </w:hyperlink>
-      <w:r>
-        <w:rPr>
-          <w:lang w:val="ar_AE" w:bidi="ar_AE"/>
-        </w:rPr>
-        <w:t>) كوسيلة ينفذ بها الله وعوده ليبارك ويسترد إسرائيل.</w:t>
-      </w:r>
-      <w:r>
-        <w:rPr>
-          <w:lang w:val="ar_AE" w:bidi="ar_AE"/>
-        </w:rPr>
-      </w:r>
-      <w:r>
-        <w:rPr>
-          <w:lang w:val="ar_AE" w:bidi="ar_AE"/>
-        </w:rPr>
-      </w:r>
-    </w:p>
-    <w:p>
-      <w:pPr>
-        <w:bidi/>
-      </w:pPr>
-      <w:r>
-        <w:rPr>
-          <w:lang w:val="ar_AE" w:bidi="ar_AE"/>
-        </w:rPr>
-      </w:r>
-    </w:p>
-    <w:p>
-      <w:pPr>
-        <w:pStyle w:val="Heading2"/>
-        <w:bidi/>
-      </w:pPr>
-      <w:r>
-        <w:rPr>
-          <w:lang w:val="ar_AE" w:bidi="ar_AE"/>
-        </w:rPr>
-        <w:t>حجّي 2: 21</w:t>
-      </w:r>
-      <w:r>
-        <w:rPr>
-          <w:lang w:val="ar_AE" w:bidi="ar_AE"/>
-        </w:rPr>
-      </w:r>
-    </w:p>
-    <w:p>
-      <w:pPr>
-        <w:bidi/>
-      </w:pPr>
-      <w:r>
-        <w:rPr>
-          <w:lang w:val="ar_AE" w:bidi="ar_AE"/>
-        </w:rPr>
-      </w:r>
-      <w:r>
-        <w:rPr>
-          <w:lang w:val="ar_AE" w:bidi="ar_AE"/>
-        </w:rPr>
-        <w:t>كان زربابل الوالي من نسل داود من خلال يهوياكين (</w:t>
-      </w:r>
-      <w:hyperlink r:id="rId100">
-        <w:r>
-          <w:rPr>
-            <w:lang w:val="ar_AE" w:bidi="ar_AE"/>
-          </w:rPr>
-          <w:rPr>
-            <w:color w:val="0000EE"/>
-            <w:u w:val="single"/>
-          </w:rPr>
-          <w:t>1 أخبار 3:19</w:t>
-        </w:r>
-      </w:hyperlink>
-      <w:r>
-        <w:rPr>
-          <w:lang w:val="ar_AE" w:bidi="ar_AE"/>
-        </w:rPr>
-        <w:t>). وهكذا فإن تأكيد حجّي يبطل اللعنة على يهوياكين (</w:t>
-      </w:r>
-      <w:hyperlink r:id="rId98">
-        <w:r>
-          <w:rPr>
-            <w:lang w:val="ar_AE" w:bidi="ar_AE"/>
-          </w:rPr>
-          <w:rPr>
-            <w:color w:val="0000EE"/>
-            <w:u w:val="single"/>
-          </w:rPr>
-          <w:t>إرميا 22:24–30</w:t>
-        </w:r>
-      </w:hyperlink>
-      <w:r>
-        <w:rPr>
-          <w:lang w:val="ar_AE" w:bidi="ar_AE"/>
-        </w:rPr>
-        <w:t>). ومع ذلك، يختفي زربّابل فجأة من السجل الكتابي. ربما تم عزله كحاكم يهودي أو حتى أُعدم على يد الملك داريوس، الذي كان يسعى للسيطرة على إمبراطوريته المكتسبة حديثًا. التوقعات المنسوبة هنا إلى زربّابل، ووضعه كواحد من نسل داود، ربما جعله يُشَكِّل تهديدًا سياسيًا لداريوس.</w:t>
-      </w:r>
-      <w:r>
-        <w:rPr>
-          <w:lang w:val="ar_AE" w:bidi="ar_AE"/>
-        </w:rPr>
-      </w:r>
-      <w:r>
-        <w:rPr>
-          <w:lang w:val="ar_AE" w:bidi="ar_AE"/>
-        </w:rPr>
-      </w:r>
-    </w:p>
-    <w:p>
-      <w:pPr>
-        <w:bidi/>
-      </w:pPr>
-      <w:r>
-        <w:rPr>
-          <w:lang w:val="ar_AE" w:bidi="ar_AE"/>
-        </w:rPr>
-      </w:r>
-    </w:p>
-    <w:p>
-      <w:pPr>
-        <w:pStyle w:val="Heading2"/>
-        <w:bidi/>
-      </w:pPr>
-      <w:r>
-        <w:rPr>
-          <w:lang w:val="ar_AE" w:bidi="ar_AE"/>
-        </w:rPr>
-        <w:t>حجّي 2: 22</w:t>
-      </w:r>
-      <w:r>
-        <w:rPr>
-          <w:lang w:val="ar_AE" w:bidi="ar_AE"/>
-        </w:rPr>
-      </w:r>
-    </w:p>
-    <w:p>
-      <w:pPr>
-        <w:bidi/>
-      </w:pPr>
-      <w:r>
-        <w:rPr>
-          <w:lang w:val="ar_AE" w:bidi="ar_AE"/>
-        </w:rPr>
-      </w:r>
-      <w:r>
-        <w:rPr>
-          <w:lang w:val="ar_AE" w:bidi="ar_AE"/>
-        </w:rPr>
-        <w:t xml:space="preserve">وَأَقْلِبُ الْمَرْكَبَاتِ وَالرَّاكِبِينَ فِيهَا: إن لغة النبي ستُذكّر إسرائيل بخلاصهم من الجيش المصري (انظر </w:t>
-      </w:r>
-      <w:hyperlink r:id="rId101">
-        <w:r>
-          <w:rPr>
-            <w:lang w:val="ar_AE" w:bidi="ar_AE"/>
-          </w:rPr>
-          <w:rPr>
-            <w:color w:val="0000EE"/>
-            <w:u w:val="single"/>
-          </w:rPr>
-          <w:t>خروج 15:1–21</w:t>
-        </w:r>
-      </w:hyperlink>
-      <w:r>
-        <w:rPr>
-          <w:lang w:val="ar_AE" w:bidi="ar_AE"/>
-        </w:rPr>
-        <w:t>). إن غموض التهديد بدينونة الله يجعل من غير الواضح ما إذا كان حجي يشير إلى أحداث في المستقبل البعيد أو إلى شيء أكثر إلحاحًا يتعلق بالإمبراطورية الفارسية (على سبيل المثال، الحروب اليونانية الفارسية في عهد داريوس الأول وأحشويروش أو الحرب البيلوبونيزية اللاحقة).</w:t>
-      </w:r>
-      <w:r>
-        <w:rPr>
-          <w:lang w:val="ar_AE" w:bidi="ar_AE"/>
-        </w:rPr>
-      </w:r>
-      <w:r>
-        <w:rPr>
-          <w:lang w:val="ar_AE" w:bidi="ar_AE"/>
-        </w:rPr>
-      </w:r>
-    </w:p>
-    <w:p>
-      <w:pPr>
-        <w:bidi/>
-      </w:pPr>
-      <w:r>
-        <w:rPr>
-          <w:lang w:val="ar_AE" w:bidi="ar_AE"/>
-        </w:rPr>
-      </w:r>
-    </w:p>
-    <w:p>
-      <w:pPr>
-        <w:pStyle w:val="Heading2"/>
-        <w:bidi/>
-      </w:pPr>
-      <w:r>
-        <w:rPr>
-          <w:lang w:val="ar_AE" w:bidi="ar_AE"/>
-        </w:rPr>
-        <w:t>حجّي 2: 23</w:t>
-      </w:r>
-      <w:r>
-        <w:rPr>
-          <w:lang w:val="ar_AE" w:bidi="ar_AE"/>
-        </w:rPr>
-      </w:r>
-    </w:p>
-    <w:p>
-      <w:pPr>
-        <w:bidi/>
-      </w:pPr>
-      <w:r>
-        <w:rPr>
-          <w:lang w:val="ar_AE" w:bidi="ar_AE"/>
-        </w:rPr>
-      </w:r>
-      <w:r>
-        <w:rPr>
-          <w:lang w:val="ar_AE" w:bidi="ar_AE"/>
-        </w:rPr>
-        <w:t>كان الخاتم رمزًا للملكية. وكان يتم استخدام حجر منقوش مُثبت في خاتم من الذهب أو الفضة لختم أو تأييد الوثائق الرسمية. وتبرز الصورة هنا السلطة الإلهية الممنوحة لزربّابل وتؤكد للشعب استمرار مشاركة الله في العملية السياسية، (بالرغم من فشل الملوك العبرانيين). ولا شك أن تعيين زربّابل كـ</w:t>
-      </w:r>
-      <w:r>
-        <w:rPr>
-          <w:i/>
-          <w:lang w:val="ar_AE" w:bidi="ar_AE"/>
-        </w:rPr>
-        <w:t>خاتم</w:t>
-      </w:r>
-      <w:r>
-        <w:rPr>
-          <w:lang w:val="ar_AE" w:bidi="ar_AE"/>
-        </w:rPr>
-        <w:t xml:space="preserve"> للرب أعاد إحياء التوقعات بشأن المسيّا، حيث كان زربّابل من نسل الملك داود. ومع ذلك، فإن الإعلان يشير في النهاية إلى ما هو أبعد من زربّابل (انظر </w:t>
-      </w:r>
-      <w:r>
-        <w:rPr>
-          <w:lang w:val="ar_AE" w:bidi="ar_AE"/>
-        </w:rPr>
-        <w:t>ملاحظة الدراسة على 2:21</w:t>
-      </w:r>
-      <w:r>
-        <w:rPr>
-          <w:lang w:val="ar_AE" w:bidi="ar_AE"/>
-        </w:rPr>
-        <w:t xml:space="preserve">) إلى واحد من نسله (انظر </w:t>
-      </w:r>
       <w:hyperlink r:id="rId102">
-        <w:r>
-          <w:rPr>
-            <w:lang w:val="ar_AE" w:bidi="ar_AE"/>
-          </w:rPr>
-          <w:rPr>
-            <w:color w:val="0000EE"/>
-            <w:u w:val="single"/>
-          </w:rPr>
-          <w:t>متى 1:12</w:t>
-        </w:r>
-      </w:hyperlink>
-      <w:r>
-        <w:rPr>
-          <w:lang w:val="ar_AE" w:bidi="ar_AE"/>
-        </w:rPr>
-        <w:t xml:space="preserve">؛ </w:t>
-      </w:r>
-      <w:hyperlink r:id="rId103">
-        <w:r>
-          <w:rPr>
-            <w:lang w:val="ar_AE" w:bidi="ar_AE"/>
-          </w:rPr>
-          <w:rPr>
-            <w:color w:val="0000EE"/>
-            <w:u w:val="single"/>
-          </w:rPr>
-          <w:t>لوقا 1:32–33</w:t>
-        </w:r>
-      </w:hyperlink>
-      <w:r>
-        <w:rPr>
-          <w:lang w:val="ar_AE" w:bidi="ar_AE"/>
-        </w:rPr>
-        <w:t xml:space="preserve">؛ </w:t>
-      </w:r>
-      <w:hyperlink r:id="rId104">
         <w:r>
           <w:rPr>
             <w:lang w:val="ar_AE" w:bidi="ar_AE"/>

--- a/arb/docx/37.content.docx
+++ b/arb/docx/37.content.docx
@@ -178,13 +178,6 @@
         <w:rPr>
           <w:lang w:val="ar_AE" w:bidi="ar_AE"/>
         </w:rPr>
-      </w:r>
-      <w:r>
-        <w:rPr>
-          <w:i/>
-          <w:lang w:val="ar_AE" w:bidi="ar_AE"/>
-        </w:rPr>
-        <w:t>حجّي 1: 1, حجّي 1: 1–15, حجّي 1: 2, حجّي 1: 4, حجّي 1: 5, حجّي 1: 6, حجّي 1: 8, حجّي 1: 9, حجّي 1: 11, حجّي 1: 12, حجّي 1: 13, حجّي 1: 14, حجّي 2: 1, حجّي 2: 1–9, حجّي 2: 3, حجّي 2: 4, حجّي 2: 5, حجّي 2: 6–7, حجّي 2: 7, حجّي 2: 9, حجّي 2: 10–19, حجّي 2: 11, حجّي 2: 12, حجّي 2: 13, حجّي 2: 14, حجّي 2: 15, حجّي 2: 17, حجّي 2: 18, حجّي 2: 19, حجّي 2: 20–23, حجّي 2: 21, حجّي 2: 22, حجّي 2: 23</w:t>
       </w:r>
       <w:r>
         <w:rPr>

--- a/arb/docx/37.content.docx
+++ b/arb/docx/37.content.docx
@@ -163,21 +163,6 @@
           <w:lang w:val="ar_AE" w:bidi="ar_AE"/>
         </w:rPr>
         <w:t>HAG</w:t>
-      </w:r>
-      <w:r>
-        <w:rPr>
-          <w:lang w:val="ar_AE" w:bidi="ar_AE"/>
-        </w:rPr>
-      </w:r>
-    </w:p>
-    <w:p>
-      <w:pPr>
-        <w:bidi/>
-      </w:pPr>
-      <w:r>
-        <w:rPr>
-          <w:lang w:val="ar_AE" w:bidi="ar_AE"/>
-        </w:rPr>
       </w:r>
       <w:r>
         <w:rPr>

--- a/arb/docx/37.content.docx
+++ b/arb/docx/37.content.docx
@@ -22,7 +22,7 @@
         <w:rPr>
           <w:lang w:val="ar_AE" w:bidi="ar_AE"/>
         </w:rPr>
-        <w:t>Resource: ملاحظات الدراسة (تينديل)</w:t>
+        <w:t>Resource: Tyndale Open Study Notes</w:t>
       </w:r>
       <w:r>
         <w:rPr>
@@ -122,7 +122,7 @@
         <w:rPr>
           <w:lang w:val="ar_AE" w:bidi="ar_AE"/>
         </w:rPr>
-        <w:t>ملاحظات الدراسة (تينديل)</w:t>
+        <w:t>Tyndale Open Study Notes</w:t>
       </w:r>
     </w:p>
     <w:p>

--- a/arb/docx/37.content.docx
+++ b/arb/docx/37.content.docx
@@ -22,7 +22,7 @@
         <w:rPr>
           <w:lang w:val="ar_AE" w:bidi="ar_AE"/>
         </w:rPr>
-        <w:t>Resource: Tyndale Open Study Notes</w:t>
+        <w:t>Resource: Aquifer Open Study Notes</w:t>
       </w:r>
       <w:r>
         <w:rPr>
@@ -122,7 +122,7 @@
         <w:rPr>
           <w:lang w:val="ar_AE" w:bidi="ar_AE"/>
         </w:rPr>
-        <w:t>Tyndale Open Study Notes</w:t>
+        <w:t>Aquifer Open Study Notes</w:t>
       </w:r>
     </w:p>
     <w:p>

--- a/arb/docx/37.content.docx
+++ b/arb/docx/37.content.docx
@@ -9,6 +9,8 @@
       </w:pPr>
       <w:r>
         <w:rPr>
+          <w:rtl/>
+          <w:cs/>
           <w:lang w:val="ar_AE" w:bidi="ar_AE"/>
         </w:rPr>
       </w:r>
@@ -20,28 +22,36 @@
       </w:pPr>
       <w:r>
         <w:rPr>
+          <w:rtl/>
+          <w:cs/>
           <w:lang w:val="ar_AE" w:bidi="ar_AE"/>
         </w:rPr>
         <w:t>Resource: Aquifer Open Study Notes</w:t>
       </w:r>
       <w:r>
         <w:rPr>
-          <w:lang w:val="ar_AE" w:bidi="ar_AE"/>
-        </w:rPr>
-      </w:r>
-    </w:p>
-    <w:p>
-      <w:pPr>
-        <w:bidi/>
-      </w:pPr>
-      <w:r>
-        <w:rPr>
+          <w:rtl/>
+          <w:cs/>
+          <w:lang w:val="ar_AE" w:bidi="ar_AE"/>
+        </w:rPr>
+      </w:r>
+    </w:p>
+    <w:p>
+      <w:pPr>
+        <w:bidi/>
+      </w:pPr>
+      <w:r>
+        <w:rPr>
+          <w:rtl/>
+          <w:cs/>
           <w:lang w:val="ar_AE" w:bidi="ar_AE"/>
         </w:rPr>
       </w:r>
       <w:r>
         <w:rPr>
           <w:b/>
+          <w:rtl/>
+          <w:cs/>
           <w:lang w:val="ar_AE" w:bidi="ar_AE"/>
         </w:rPr>
         <w:t>Aquifer Open Study Notes</w:t>
@@ -53,35 +63,47 @@
       </w:pPr>
       <w:r>
         <w:rPr>
-          <w:lang w:val="ar_AE" w:bidi="ar_AE"/>
-        </w:rPr>
-      </w:r>
-      <w:r>
-        <w:rPr>
+          <w:rtl/>
+          <w:cs/>
+          <w:lang w:val="ar_AE" w:bidi="ar_AE"/>
+        </w:rPr>
+      </w:r>
+      <w:r>
+        <w:rPr>
+          <w:rtl/>
+          <w:cs/>
           <w:lang w:val="ar_AE" w:bidi="ar_AE"/>
         </w:rPr>
         <w:t xml:space="preserve">This work is an adaptation of </w:t>
       </w:r>
       <w:r>
         <w:rPr>
+          <w:rtl/>
+          <w:cs/>
           <w:lang w:val="ar_AE" w:bidi="ar_AE"/>
         </w:rPr>
         <w:t>Tyndale Open Study Notes</w:t>
       </w:r>
       <w:r>
         <w:rPr>
+          <w:rtl/>
+          <w:cs/>
           <w:lang w:val="ar_AE" w:bidi="ar_AE"/>
         </w:rPr>
         <w:t xml:space="preserve"> © 2023 Tyndale House Publishers, licensed under the CC BY-SA 4.0 license. The adaptation, </w:t>
       </w:r>
       <w:r>
         <w:rPr>
+          <w:rtl/>
+          <w:cs/>
           <w:lang w:val="ar_AE" w:bidi="ar_AE"/>
         </w:rPr>
         <w:t>Aquifer Open Study Notes</w:t>
       </w:r>
       <w:r>
         <w:rPr>
+          <w:rtl/>
+          <w:cs/>
           <w:lang w:val="ar_AE" w:bidi="ar_AE"/>
         </w:rPr>
         <w:t>, was created by Mission Mutual and is also licensed under CC BY-SA 4.0.</w:t>
@@ -93,22 +115,30 @@
       </w:pPr>
       <w:r>
         <w:rPr>
-          <w:lang w:val="ar_AE" w:bidi="ar_AE"/>
-        </w:rPr>
-      </w:r>
-      <w:r>
-        <w:rPr>
+          <w:rtl/>
+          <w:cs/>
+          <w:lang w:val="ar_AE" w:bidi="ar_AE"/>
+        </w:rPr>
+      </w:r>
+      <w:r>
+        <w:rPr>
+          <w:rtl/>
+          <w:cs/>
           <w:lang w:val="ar_AE" w:bidi="ar_AE"/>
         </w:rPr>
         <w:t>This resource has been adapted into multiple languages, including English, Tok Pisin, Arabic (عربي), French (Français), Hindi (हिंदी), Indonesian (Bahasa Indonesia), Portuguese (Português), Russian (Русский), Spanish (Español), Swahili (Kiswahili), and Simplified Chinese (简体中文).</w:t>
       </w:r>
       <w:r>
         <w:rPr>
-          <w:lang w:val="ar_AE" w:bidi="ar_AE"/>
-        </w:rPr>
-      </w:r>
-      <w:r>
-        <w:rPr>
+          <w:rtl/>
+          <w:cs/>
+          <w:lang w:val="ar_AE" w:bidi="ar_AE"/>
+        </w:rPr>
+      </w:r>
+      <w:r>
+        <w:rPr>
+          <w:rtl/>
+          <w:cs/>
           <w:lang w:val="ar_AE" w:bidi="ar_AE"/>
         </w:rPr>
       </w:r>
@@ -120,6 +150,8 @@
       </w:pPr>
       <w:r>
         <w:rPr>
+          <w:rtl/>
+          <w:cs/>
           <w:lang w:val="ar_AE" w:bidi="ar_AE"/>
         </w:rPr>
         <w:t>Aquifer Open Study Notes</w:t>
@@ -149,6 +181,8 @@
       </w:pPr>
       <w:r>
         <w:rPr>
+          <w:rtl/>
+          <w:cs/>
           <w:lang w:val="ar_AE" w:bidi="ar_AE"/>
         </w:rPr>
       </w:r>
@@ -160,38 +194,50 @@
       </w:pPr>
       <w:r>
         <w:rPr>
+          <w:rtl/>
+          <w:cs/>
           <w:lang w:val="ar_AE" w:bidi="ar_AE"/>
         </w:rPr>
         <w:t>HAG</w:t>
       </w:r>
       <w:r>
         <w:rPr>
-          <w:lang w:val="ar_AE" w:bidi="ar_AE"/>
-        </w:rPr>
-      </w:r>
-    </w:p>
-    <w:p>
-      <w:pPr>
-        <w:bidi/>
-      </w:pPr>
-      <w:r>
-        <w:rPr>
-          <w:lang w:val="ar_AE" w:bidi="ar_AE"/>
-        </w:rPr>
-      </w:r>
-      <w:r>
-        <w:rPr>
+          <w:rtl/>
+          <w:cs/>
+          <w:lang w:val="ar_AE" w:bidi="ar_AE"/>
+        </w:rPr>
+      </w:r>
+    </w:p>
+    <w:p>
+      <w:pPr>
+        <w:bidi/>
+      </w:pPr>
+      <w:r>
+        <w:rPr>
+          <w:rtl/>
+          <w:cs/>
+          <w:lang w:val="ar_AE" w:bidi="ar_AE"/>
+        </w:rPr>
+      </w:r>
+      <w:r>
+        <w:rPr>
+          <w:rtl/>
+          <w:cs/>
           <w:lang w:val="ar_AE" w:bidi="ar_AE"/>
         </w:rPr>
         <w:t xml:space="preserve"> </w:t>
       </w:r>
       <w:r>
         <w:rPr>
-          <w:lang w:val="ar_AE" w:bidi="ar_AE"/>
-        </w:rPr>
-      </w:r>
-      <w:r>
-        <w:rPr>
+          <w:rtl/>
+          <w:cs/>
+          <w:lang w:val="ar_AE" w:bidi="ar_AE"/>
+        </w:rPr>
+      </w:r>
+      <w:r>
+        <w:rPr>
+          <w:rtl/>
+          <w:cs/>
           <w:lang w:val="ar_AE" w:bidi="ar_AE"/>
         </w:rPr>
       </w:r>
@@ -217,6 +263,8 @@
       </w:pPr>
       <w:r>
         <w:rPr>
+          <w:rtl/>
+          <w:cs/>
           <w:lang w:val="ar_AE" w:bidi="ar_AE"/>
         </w:rPr>
       </w:r>
@@ -228,27 +276,35 @@
       </w:pPr>
       <w:r>
         <w:rPr>
+          <w:rtl/>
+          <w:cs/>
           <w:lang w:val="ar_AE" w:bidi="ar_AE"/>
         </w:rPr>
         <w:t>حجّي 1: 1</w:t>
       </w:r>
       <w:r>
         <w:rPr>
-          <w:lang w:val="ar_AE" w:bidi="ar_AE"/>
-        </w:rPr>
-      </w:r>
-    </w:p>
-    <w:p>
-      <w:pPr>
-        <w:bidi/>
-      </w:pPr>
-      <w:r>
-        <w:rPr>
-          <w:lang w:val="ar_AE" w:bidi="ar_AE"/>
-        </w:rPr>
-      </w:r>
-      <w:r>
-        <w:rPr>
+          <w:rtl/>
+          <w:cs/>
+          <w:lang w:val="ar_AE" w:bidi="ar_AE"/>
+        </w:rPr>
+      </w:r>
+    </w:p>
+    <w:p>
+      <w:pPr>
+        <w:bidi/>
+      </w:pPr>
+      <w:r>
+        <w:rPr>
+          <w:rtl/>
+          <w:cs/>
+          <w:lang w:val="ar_AE" w:bidi="ar_AE"/>
+        </w:rPr>
+      </w:r>
+      <w:r>
+        <w:rPr>
+          <w:rtl/>
+          <w:cs/>
           <w:lang w:val="ar_AE" w:bidi="ar_AE"/>
         </w:rPr>
         <w:t>يُحدد هذا البيان التمهيدي (</w:t>
@@ -256,12 +312,16 @@
       <w:r>
         <w:rPr>
           <w:i/>
+          <w:rtl/>
+          <w:cs/>
           <w:lang w:val="ar_AE" w:bidi="ar_AE"/>
         </w:rPr>
         <w:t>العنوان</w:t>
       </w:r>
       <w:r>
         <w:rPr>
+          <w:rtl/>
+          <w:cs/>
           <w:lang w:val="ar_AE" w:bidi="ar_AE"/>
         </w:rPr>
         <w:t xml:space="preserve">) الكاتب والجمهور والتاريخ والمناسبة التي أدت إلى النبوة. • فِي السَّنَةِ الثَّانِيَةِ: حكم الملك داريوس الأول (هستاسبس) بلاد فارس من 521 إلى 486 قبل الميلاد، في بداية الإمبراطورية الفارسية (539–331 قبل الميلاد). تُعدّ رسائل حجّي من بين النبوات الأكثر تحديدًا في العهد القديم. • النبيّ (بالعبرية نبي'nabi): يُعيَّن حجّي كممثل لله الذي يتحدث بسلطان الله الذي أرسله. • قاد زربّابل مجموعة من العبرانيين للعودة إلى إسرائيل بعد السبي البابلي وكان هو الحاكم المُعيَّن من قِبَل الفرس ليهوذا في زمن خدمة حجّي (انظر </w:t>
@@ -269,6 +329,8 @@
       <w:hyperlink r:id="rId13">
         <w:r>
           <w:rPr>
+            <w:rtl/>
+            <w:cs/>
             <w:lang w:val="ar_AE" w:bidi="ar_AE"/>
           </w:rPr>
           <w:rPr>
@@ -280,6 +342,8 @@
       </w:hyperlink>
       <w:r>
         <w:rPr>
+          <w:rtl/>
+          <w:cs/>
           <w:lang w:val="ar_AE" w:bidi="ar_AE"/>
         </w:rPr>
         <w:t xml:space="preserve">؛ </w:t>
@@ -287,6 +351,8 @@
       <w:hyperlink r:id="rId14">
         <w:r>
           <w:rPr>
+            <w:rtl/>
+            <w:cs/>
             <w:lang w:val="ar_AE" w:bidi="ar_AE"/>
           </w:rPr>
           <w:rPr>
@@ -298,6 +364,8 @@
       </w:hyperlink>
       <w:r>
         <w:rPr>
+          <w:rtl/>
+          <w:cs/>
           <w:lang w:val="ar_AE" w:bidi="ar_AE"/>
         </w:rPr>
         <w:t xml:space="preserve">؛ </w:t>
@@ -305,6 +373,8 @@
       <w:hyperlink r:id="rId15">
         <w:r>
           <w:rPr>
+            <w:rtl/>
+            <w:cs/>
             <w:lang w:val="ar_AE" w:bidi="ar_AE"/>
           </w:rPr>
           <w:rPr>
@@ -316,6 +386,8 @@
       </w:hyperlink>
       <w:r>
         <w:rPr>
+          <w:rtl/>
+          <w:cs/>
           <w:lang w:val="ar_AE" w:bidi="ar_AE"/>
         </w:rPr>
         <w:t>). • كان يشوع (يهوشع) رئيسًا للكهنة في ذلك الوقت. وتحت إشرافه أعيد بناء المذبح وتم تدشين الهيكل الثاني (</w:t>
@@ -323,6 +395,8 @@
       <w:hyperlink r:id="rId14">
         <w:r>
           <w:rPr>
+            <w:rtl/>
+            <w:cs/>
             <w:lang w:val="ar_AE" w:bidi="ar_AE"/>
           </w:rPr>
           <w:rPr>
@@ -334,6 +408,8 @@
       </w:hyperlink>
       <w:r>
         <w:rPr>
+          <w:rtl/>
+          <w:cs/>
           <w:lang w:val="ar_AE" w:bidi="ar_AE"/>
         </w:rPr>
         <w:t xml:space="preserve">؛ </w:t>
@@ -341,6 +417,8 @@
       <w:hyperlink r:id="rId16">
         <w:r>
           <w:rPr>
+            <w:rtl/>
+            <w:cs/>
             <w:lang w:val="ar_AE" w:bidi="ar_AE"/>
           </w:rPr>
           <w:rPr>
@@ -352,6 +430,8 @@
       </w:hyperlink>
       <w:r>
         <w:rPr>
+          <w:rtl/>
+          <w:cs/>
           <w:lang w:val="ar_AE" w:bidi="ar_AE"/>
         </w:rPr>
         <w:t xml:space="preserve">؛ </w:t>
@@ -359,6 +439,8 @@
       <w:hyperlink r:id="rId17">
         <w:r>
           <w:rPr>
+            <w:rtl/>
+            <w:cs/>
             <w:lang w:val="ar_AE" w:bidi="ar_AE"/>
           </w:rPr>
           <w:rPr>
@@ -370,27 +452,35 @@
       </w:hyperlink>
       <w:r>
         <w:rPr>
+          <w:rtl/>
+          <w:cs/>
           <w:lang w:val="ar_AE" w:bidi="ar_AE"/>
         </w:rPr>
         <w:t>).</w:t>
       </w:r>
       <w:r>
         <w:rPr>
-          <w:lang w:val="ar_AE" w:bidi="ar_AE"/>
-        </w:rPr>
-      </w:r>
-      <w:r>
-        <w:rPr>
-          <w:lang w:val="ar_AE" w:bidi="ar_AE"/>
-        </w:rPr>
-      </w:r>
-    </w:p>
-    <w:p>
-      <w:pPr>
-        <w:bidi/>
-      </w:pPr>
-      <w:r>
-        <w:rPr>
+          <w:rtl/>
+          <w:cs/>
+          <w:lang w:val="ar_AE" w:bidi="ar_AE"/>
+        </w:rPr>
+      </w:r>
+      <w:r>
+        <w:rPr>
+          <w:rtl/>
+          <w:cs/>
+          <w:lang w:val="ar_AE" w:bidi="ar_AE"/>
+        </w:rPr>
+      </w:r>
+    </w:p>
+    <w:p>
+      <w:pPr>
+        <w:bidi/>
+      </w:pPr>
+      <w:r>
+        <w:rPr>
+          <w:rtl/>
+          <w:cs/>
           <w:lang w:val="ar_AE" w:bidi="ar_AE"/>
         </w:rPr>
       </w:r>
@@ -402,48 +492,62 @@
       </w:pPr>
       <w:r>
         <w:rPr>
+          <w:rtl/>
+          <w:cs/>
           <w:lang w:val="ar_AE" w:bidi="ar_AE"/>
         </w:rPr>
         <w:t>حجّي 1: 1–15</w:t>
       </w:r>
       <w:r>
         <w:rPr>
-          <w:lang w:val="ar_AE" w:bidi="ar_AE"/>
-        </w:rPr>
-      </w:r>
-    </w:p>
-    <w:p>
-      <w:pPr>
-        <w:bidi/>
-      </w:pPr>
-      <w:r>
-        <w:rPr>
-          <w:lang w:val="ar_AE" w:bidi="ar_AE"/>
-        </w:rPr>
-      </w:r>
-      <w:r>
-        <w:rPr>
+          <w:rtl/>
+          <w:cs/>
+          <w:lang w:val="ar_AE" w:bidi="ar_AE"/>
+        </w:rPr>
+      </w:r>
+    </w:p>
+    <w:p>
+      <w:pPr>
+        <w:bidi/>
+      </w:pPr>
+      <w:r>
+        <w:rPr>
+          <w:rtl/>
+          <w:cs/>
+          <w:lang w:val="ar_AE" w:bidi="ar_AE"/>
+        </w:rPr>
+      </w:r>
+      <w:r>
+        <w:rPr>
+          <w:rtl/>
+          <w:cs/>
           <w:lang w:val="ar_AE" w:bidi="ar_AE"/>
         </w:rPr>
         <w:t>تدعو الرسالة الأولى سكان أورشليم إلى التركيز على استعادة العبادة الصحيحة لله.</w:t>
       </w:r>
       <w:r>
         <w:rPr>
-          <w:lang w:val="ar_AE" w:bidi="ar_AE"/>
-        </w:rPr>
-      </w:r>
-      <w:r>
-        <w:rPr>
-          <w:lang w:val="ar_AE" w:bidi="ar_AE"/>
-        </w:rPr>
-      </w:r>
-    </w:p>
-    <w:p>
-      <w:pPr>
-        <w:bidi/>
-      </w:pPr>
-      <w:r>
-        <w:rPr>
+          <w:rtl/>
+          <w:cs/>
+          <w:lang w:val="ar_AE" w:bidi="ar_AE"/>
+        </w:rPr>
+      </w:r>
+      <w:r>
+        <w:rPr>
+          <w:rtl/>
+          <w:cs/>
+          <w:lang w:val="ar_AE" w:bidi="ar_AE"/>
+        </w:rPr>
+      </w:r>
+    </w:p>
+    <w:p>
+      <w:pPr>
+        <w:bidi/>
+      </w:pPr>
+      <w:r>
+        <w:rPr>
+          <w:rtl/>
+          <w:cs/>
           <w:lang w:val="ar_AE" w:bidi="ar_AE"/>
         </w:rPr>
       </w:r>
@@ -455,27 +559,35 @@
       </w:pPr>
       <w:r>
         <w:rPr>
+          <w:rtl/>
+          <w:cs/>
           <w:lang w:val="ar_AE" w:bidi="ar_AE"/>
         </w:rPr>
         <w:t>حجّي 1: 2</w:t>
       </w:r>
       <w:r>
         <w:rPr>
-          <w:lang w:val="ar_AE" w:bidi="ar_AE"/>
-        </w:rPr>
-      </w:r>
-    </w:p>
-    <w:p>
-      <w:pPr>
-        <w:bidi/>
-      </w:pPr>
-      <w:r>
-        <w:rPr>
-          <w:lang w:val="ar_AE" w:bidi="ar_AE"/>
-        </w:rPr>
-      </w:r>
-      <w:r>
-        <w:rPr>
+          <w:rtl/>
+          <w:cs/>
+          <w:lang w:val="ar_AE" w:bidi="ar_AE"/>
+        </w:rPr>
+      </w:r>
+    </w:p>
+    <w:p>
+      <w:pPr>
+        <w:bidi/>
+      </w:pPr>
+      <w:r>
+        <w:rPr>
+          <w:rtl/>
+          <w:cs/>
+          <w:lang w:val="ar_AE" w:bidi="ar_AE"/>
+        </w:rPr>
+      </w:r>
+      <w:r>
+        <w:rPr>
+          <w:rtl/>
+          <w:cs/>
           <w:lang w:val="ar_AE" w:bidi="ar_AE"/>
         </w:rPr>
         <w:t>رَبُّ الْجُنُودِ: التعبير المفضل لحجّي وزكريّا عن الله يُبرز القوة التي لا تُقهر وراء كلمة الله. يمكن للرب أن يستدعي أعدادًا لا حصر لها من القوات السماوية لتنفيذ إرادته في لحظة (</w:t>
@@ -483,6 +595,8 @@
       <w:hyperlink r:id="rId18">
         <w:r>
           <w:rPr>
+            <w:rtl/>
+            <w:cs/>
             <w:lang w:val="ar_AE" w:bidi="ar_AE"/>
           </w:rPr>
           <w:rPr>
@@ -494,6 +608,8 @@
       </w:hyperlink>
       <w:r>
         <w:rPr>
+          <w:rtl/>
+          <w:cs/>
           <w:lang w:val="ar_AE" w:bidi="ar_AE"/>
         </w:rPr>
         <w:t xml:space="preserve">؛ </w:t>
@@ -501,6 +617,8 @@
       <w:hyperlink r:id="rId19">
         <w:r>
           <w:rPr>
+            <w:rtl/>
+            <w:cs/>
             <w:lang w:val="ar_AE" w:bidi="ar_AE"/>
           </w:rPr>
           <w:rPr>
@@ -512,6 +630,8 @@
       </w:hyperlink>
       <w:r>
         <w:rPr>
+          <w:rtl/>
+          <w:cs/>
           <w:lang w:val="ar_AE" w:bidi="ar_AE"/>
         </w:rPr>
         <w:t>). كان الهدف من هذا الفكر هو تشجيع اليهود الذين شعروا بالعجز وعدم الأهمية. • إِنَّ الْوَقْتَ لَمْ يَبْلُغْ وَقْتَ: أدى ضعف المحاصيل بسبب الجفاف والأوبئة إلى إضعاف اقتصاد يهوذا (</w:t>
@@ -519,6 +639,8 @@
       <w:hyperlink r:id="rId20">
         <w:r>
           <w:rPr>
+            <w:rtl/>
+            <w:cs/>
             <w:lang w:val="ar_AE" w:bidi="ar_AE"/>
           </w:rPr>
           <w:rPr>
@@ -530,6 +652,8 @@
       </w:hyperlink>
       <w:r>
         <w:rPr>
+          <w:rtl/>
+          <w:cs/>
           <w:lang w:val="ar_AE" w:bidi="ar_AE"/>
         </w:rPr>
         <w:t xml:space="preserve">، </w:t>
@@ -537,6 +661,8 @@
       <w:hyperlink r:id="rId21">
         <w:r>
           <w:rPr>
+            <w:rtl/>
+            <w:cs/>
             <w:lang w:val="ar_AE" w:bidi="ar_AE"/>
           </w:rPr>
           <w:rPr>
@@ -548,6 +674,8 @@
       </w:hyperlink>
       <w:r>
         <w:rPr>
+          <w:rtl/>
+          <w:cs/>
           <w:lang w:val="ar_AE" w:bidi="ar_AE"/>
         </w:rPr>
         <w:t>) لدرجة أن الناس اعتقدوا أنهم لا يستطيعون تحمل تكلفة إعادة بناء الهيكل. أقنعهم حجي أنهم لا يستطيعون ترك الهيكل في حالة خراب، لأن الله لن يُباركهم ويُنجحهم إذا لم يعيدوا بناء بيت الرب (</w:t>
@@ -555,6 +683,8 @@
       <w:hyperlink r:id="rId22">
         <w:r>
           <w:rPr>
+            <w:rtl/>
+            <w:cs/>
             <w:lang w:val="ar_AE" w:bidi="ar_AE"/>
           </w:rPr>
           <w:rPr>
@@ -566,6 +696,8 @@
       </w:hyperlink>
       <w:r>
         <w:rPr>
+          <w:rtl/>
+          <w:cs/>
           <w:lang w:val="ar_AE" w:bidi="ar_AE"/>
         </w:rPr>
         <w:t xml:space="preserve">، </w:t>
@@ -573,6 +705,8 @@
       <w:hyperlink r:id="rId23">
         <w:r>
           <w:rPr>
+            <w:rtl/>
+            <w:cs/>
             <w:lang w:val="ar_AE" w:bidi="ar_AE"/>
           </w:rPr>
           <w:rPr>
@@ -584,27 +718,35 @@
       </w:hyperlink>
       <w:r>
         <w:rPr>
+          <w:rtl/>
+          <w:cs/>
           <w:lang w:val="ar_AE" w:bidi="ar_AE"/>
         </w:rPr>
         <w:t>).</w:t>
       </w:r>
       <w:r>
         <w:rPr>
-          <w:lang w:val="ar_AE" w:bidi="ar_AE"/>
-        </w:rPr>
-      </w:r>
-      <w:r>
-        <w:rPr>
-          <w:lang w:val="ar_AE" w:bidi="ar_AE"/>
-        </w:rPr>
-      </w:r>
-    </w:p>
-    <w:p>
-      <w:pPr>
-        <w:bidi/>
-      </w:pPr>
-      <w:r>
-        <w:rPr>
+          <w:rtl/>
+          <w:cs/>
+          <w:lang w:val="ar_AE" w:bidi="ar_AE"/>
+        </w:rPr>
+      </w:r>
+      <w:r>
+        <w:rPr>
+          <w:rtl/>
+          <w:cs/>
+          <w:lang w:val="ar_AE" w:bidi="ar_AE"/>
+        </w:rPr>
+      </w:r>
+    </w:p>
+    <w:p>
+      <w:pPr>
+        <w:bidi/>
+      </w:pPr>
+      <w:r>
+        <w:rPr>
+          <w:rtl/>
+          <w:cs/>
           <w:lang w:val="ar_AE" w:bidi="ar_AE"/>
         </w:rPr>
       </w:r>
@@ -616,27 +758,35 @@
       </w:pPr>
       <w:r>
         <w:rPr>
+          <w:rtl/>
+          <w:cs/>
           <w:lang w:val="ar_AE" w:bidi="ar_AE"/>
         </w:rPr>
         <w:t>حجّي 1: 4</w:t>
       </w:r>
       <w:r>
         <w:rPr>
-          <w:lang w:val="ar_AE" w:bidi="ar_AE"/>
-        </w:rPr>
-      </w:r>
-    </w:p>
-    <w:p>
-      <w:pPr>
-        <w:bidi/>
-      </w:pPr>
-      <w:r>
-        <w:rPr>
-          <w:lang w:val="ar_AE" w:bidi="ar_AE"/>
-        </w:rPr>
-      </w:r>
-      <w:r>
-        <w:rPr>
+          <w:rtl/>
+          <w:cs/>
+          <w:lang w:val="ar_AE" w:bidi="ar_AE"/>
+        </w:rPr>
+      </w:r>
+    </w:p>
+    <w:p>
+      <w:pPr>
+        <w:bidi/>
+      </w:pPr>
+      <w:r>
+        <w:rPr>
+          <w:rtl/>
+          <w:cs/>
+          <w:lang w:val="ar_AE" w:bidi="ar_AE"/>
+        </w:rPr>
+      </w:r>
+      <w:r>
+        <w:rPr>
+          <w:rtl/>
+          <w:cs/>
           <w:lang w:val="ar_AE" w:bidi="ar_AE"/>
         </w:rPr>
         <w:t xml:space="preserve">هَلِ الْوَقْتُ لَكُمْ؟ إن الأسئلة البلاغية في الأدب النبوي تدعو إلى الاتفاق وليس الرد (انظر </w:t>
@@ -644,6 +794,8 @@
       <w:hyperlink r:id="rId24">
         <w:r>
           <w:rPr>
+            <w:rtl/>
+            <w:cs/>
             <w:lang w:val="ar_AE" w:bidi="ar_AE"/>
           </w:rPr>
           <w:rPr>
@@ -655,6 +807,8 @@
       </w:hyperlink>
       <w:r>
         <w:rPr>
+          <w:rtl/>
+          <w:cs/>
           <w:lang w:val="ar_AE" w:bidi="ar_AE"/>
         </w:rPr>
         <w:t xml:space="preserve">). والغرض من هذا السؤال هو إزالة فرصة المستمعين في تقديم الأعذار عند الرد على الرسالة. • البيوت الفاخرة (أو </w:t>
@@ -662,12 +816,16 @@
       <w:r>
         <w:rPr>
           <w:i/>
+          <w:rtl/>
+          <w:cs/>
           <w:lang w:val="ar_AE" w:bidi="ar_AE"/>
         </w:rPr>
         <w:t>المغطاة، الْمُغَشَّاةِ</w:t>
       </w:r>
       <w:r>
         <w:rPr>
+          <w:rtl/>
+          <w:cs/>
           <w:lang w:val="ar_AE" w:bidi="ar_AE"/>
         </w:rPr>
         <w:t xml:space="preserve">) للناس تتناقض مع هيكل الله، الذي كان مُهدَّم (أو </w:t>
@@ -675,33 +833,43 @@
       <w:r>
         <w:rPr>
           <w:i/>
+          <w:rtl/>
+          <w:cs/>
           <w:lang w:val="ar_AE" w:bidi="ar_AE"/>
         </w:rPr>
         <w:t>خَرَابٌ</w:t>
       </w:r>
       <w:r>
         <w:rPr>
+          <w:rtl/>
+          <w:cs/>
           <w:lang w:val="ar_AE" w:bidi="ar_AE"/>
         </w:rPr>
         <w:t>) وبالتالي غير صالح للاستخدام.</w:t>
       </w:r>
       <w:r>
         <w:rPr>
-          <w:lang w:val="ar_AE" w:bidi="ar_AE"/>
-        </w:rPr>
-      </w:r>
-      <w:r>
-        <w:rPr>
-          <w:lang w:val="ar_AE" w:bidi="ar_AE"/>
-        </w:rPr>
-      </w:r>
-    </w:p>
-    <w:p>
-      <w:pPr>
-        <w:bidi/>
-      </w:pPr>
-      <w:r>
-        <w:rPr>
+          <w:rtl/>
+          <w:cs/>
+          <w:lang w:val="ar_AE" w:bidi="ar_AE"/>
+        </w:rPr>
+      </w:r>
+      <w:r>
+        <w:rPr>
+          <w:rtl/>
+          <w:cs/>
+          <w:lang w:val="ar_AE" w:bidi="ar_AE"/>
+        </w:rPr>
+      </w:r>
+    </w:p>
+    <w:p>
+      <w:pPr>
+        <w:bidi/>
+      </w:pPr>
+      <w:r>
+        <w:rPr>
+          <w:rtl/>
+          <w:cs/>
           <w:lang w:val="ar_AE" w:bidi="ar_AE"/>
         </w:rPr>
       </w:r>
@@ -713,27 +881,35 @@
       </w:pPr>
       <w:r>
         <w:rPr>
+          <w:rtl/>
+          <w:cs/>
           <w:lang w:val="ar_AE" w:bidi="ar_AE"/>
         </w:rPr>
         <w:t>حجّي 1: 5</w:t>
       </w:r>
       <w:r>
         <w:rPr>
-          <w:lang w:val="ar_AE" w:bidi="ar_AE"/>
-        </w:rPr>
-      </w:r>
-    </w:p>
-    <w:p>
-      <w:pPr>
-        <w:bidi/>
-      </w:pPr>
-      <w:r>
-        <w:rPr>
-          <w:lang w:val="ar_AE" w:bidi="ar_AE"/>
-        </w:rPr>
-      </w:r>
-      <w:r>
-        <w:rPr>
+          <w:rtl/>
+          <w:cs/>
+          <w:lang w:val="ar_AE" w:bidi="ar_AE"/>
+        </w:rPr>
+      </w:r>
+    </w:p>
+    <w:p>
+      <w:pPr>
+        <w:bidi/>
+      </w:pPr>
+      <w:r>
+        <w:rPr>
+          <w:rtl/>
+          <w:cs/>
+          <w:lang w:val="ar_AE" w:bidi="ar_AE"/>
+        </w:rPr>
+      </w:r>
+      <w:r>
+        <w:rPr>
+          <w:rtl/>
+          <w:cs/>
           <w:lang w:val="ar_AE" w:bidi="ar_AE"/>
         </w:rPr>
         <w:t xml:space="preserve">تأملوا في ما يحدث لكم (حرفيًا </w:t>
@@ -741,12 +917,16 @@
       <w:r>
         <w:rPr>
           <w:i/>
+          <w:rtl/>
+          <w:cs/>
           <w:lang w:val="ar_AE" w:bidi="ar_AE"/>
         </w:rPr>
         <w:t>اجْعَلُوا قَلْبَكُمْ عَلَى طُرُقِكُمْ</w:t>
       </w:r>
       <w:r>
         <w:rPr>
+          <w:rtl/>
+          <w:cs/>
           <w:lang w:val="ar_AE" w:bidi="ar_AE"/>
         </w:rPr>
         <w:t xml:space="preserve">): بالنسبة للعبرانيين، كان </w:t>
@@ -754,12 +934,16 @@
       <w:r>
         <w:rPr>
           <w:i/>
+          <w:rtl/>
+          <w:cs/>
           <w:lang w:val="ar_AE" w:bidi="ar_AE"/>
         </w:rPr>
         <w:t>القلب</w:t>
       </w:r>
       <w:r>
         <w:rPr>
+          <w:rtl/>
+          <w:cs/>
           <w:lang w:val="ar_AE" w:bidi="ar_AE"/>
         </w:rPr>
         <w:t xml:space="preserve"> هو موضع التفكير والشعور والإرادة. لذا فإن هذا الأمر (أيضًا </w:t>
@@ -767,6 +951,8 @@
       <w:hyperlink r:id="rId25">
         <w:r>
           <w:rPr>
+            <w:rtl/>
+            <w:cs/>
             <w:lang w:val="ar_AE" w:bidi="ar_AE"/>
           </w:rPr>
           <w:rPr>
@@ -778,6 +964,8 @@
       </w:hyperlink>
       <w:r>
         <w:rPr>
+          <w:rtl/>
+          <w:cs/>
           <w:lang w:val="ar_AE" w:bidi="ar_AE"/>
         </w:rPr>
         <w:t xml:space="preserve">؛ </w:t>
@@ -785,6 +973,8 @@
       <w:hyperlink r:id="rId26">
         <w:r>
           <w:rPr>
+            <w:rtl/>
+            <w:cs/>
             <w:lang w:val="ar_AE" w:bidi="ar_AE"/>
           </w:rPr>
           <w:rPr>
@@ -796,6 +986,8 @@
       </w:hyperlink>
       <w:r>
         <w:rPr>
+          <w:rtl/>
+          <w:cs/>
           <w:lang w:val="ar_AE" w:bidi="ar_AE"/>
         </w:rPr>
         <w:t xml:space="preserve">، </w:t>
@@ -803,6 +995,8 @@
       <w:hyperlink r:id="rId27">
         <w:r>
           <w:rPr>
+            <w:rtl/>
+            <w:cs/>
             <w:lang w:val="ar_AE" w:bidi="ar_AE"/>
           </w:rPr>
           <w:rPr>
@@ -814,6 +1008,8 @@
       </w:hyperlink>
       <w:r>
         <w:rPr>
+          <w:rtl/>
+          <w:cs/>
           <w:lang w:val="ar_AE" w:bidi="ar_AE"/>
         </w:rPr>
         <w:t xml:space="preserve">) يدعو الناس إلى التفكير بعناية واستخلاص الاستنتاجات الصحيحة بشأن العلاقة بين ما يحدث لهم (الجفاف والفقر، </w:t>
@@ -821,6 +1017,8 @@
       <w:hyperlink r:id="rId20">
         <w:r>
           <w:rPr>
+            <w:rtl/>
+            <w:cs/>
             <w:lang w:val="ar_AE" w:bidi="ar_AE"/>
           </w:rPr>
           <w:rPr>
@@ -832,6 +1030,8 @@
       </w:hyperlink>
       <w:r>
         <w:rPr>
+          <w:rtl/>
+          <w:cs/>
           <w:lang w:val="ar_AE" w:bidi="ar_AE"/>
         </w:rPr>
         <w:t>) وإخفاقهم في استعادة العبادة الصحيحة للرب (</w:t>
@@ -839,6 +1039,8 @@
       <w:hyperlink r:id="rId28">
         <w:r>
           <w:rPr>
+            <w:rtl/>
+            <w:cs/>
             <w:lang w:val="ar_AE" w:bidi="ar_AE"/>
           </w:rPr>
           <w:rPr>
@@ -850,27 +1052,35 @@
       </w:hyperlink>
       <w:r>
         <w:rPr>
+          <w:rtl/>
+          <w:cs/>
           <w:lang w:val="ar_AE" w:bidi="ar_AE"/>
         </w:rPr>
         <w:t>).</w:t>
       </w:r>
       <w:r>
         <w:rPr>
-          <w:lang w:val="ar_AE" w:bidi="ar_AE"/>
-        </w:rPr>
-      </w:r>
-      <w:r>
-        <w:rPr>
-          <w:lang w:val="ar_AE" w:bidi="ar_AE"/>
-        </w:rPr>
-      </w:r>
-    </w:p>
-    <w:p>
-      <w:pPr>
-        <w:bidi/>
-      </w:pPr>
-      <w:r>
-        <w:rPr>
+          <w:rtl/>
+          <w:cs/>
+          <w:lang w:val="ar_AE" w:bidi="ar_AE"/>
+        </w:rPr>
+      </w:r>
+      <w:r>
+        <w:rPr>
+          <w:rtl/>
+          <w:cs/>
+          <w:lang w:val="ar_AE" w:bidi="ar_AE"/>
+        </w:rPr>
+      </w:r>
+    </w:p>
+    <w:p>
+      <w:pPr>
+        <w:bidi/>
+      </w:pPr>
+      <w:r>
+        <w:rPr>
+          <w:rtl/>
+          <w:cs/>
           <w:lang w:val="ar_AE" w:bidi="ar_AE"/>
         </w:rPr>
       </w:r>
@@ -882,27 +1092,35 @@
       </w:pPr>
       <w:r>
         <w:rPr>
+          <w:rtl/>
+          <w:cs/>
           <w:lang w:val="ar_AE" w:bidi="ar_AE"/>
         </w:rPr>
         <w:t>حجّي 1: 6</w:t>
       </w:r>
       <w:r>
         <w:rPr>
-          <w:lang w:val="ar_AE" w:bidi="ar_AE"/>
-        </w:rPr>
-      </w:r>
-    </w:p>
-    <w:p>
-      <w:pPr>
-        <w:bidi/>
-      </w:pPr>
-      <w:r>
-        <w:rPr>
-          <w:lang w:val="ar_AE" w:bidi="ar_AE"/>
-        </w:rPr>
-      </w:r>
-      <w:r>
-        <w:rPr>
+          <w:rtl/>
+          <w:cs/>
+          <w:lang w:val="ar_AE" w:bidi="ar_AE"/>
+        </w:rPr>
+      </w:r>
+    </w:p>
+    <w:p>
+      <w:pPr>
+        <w:bidi/>
+      </w:pPr>
+      <w:r>
+        <w:rPr>
+          <w:rtl/>
+          <w:cs/>
+          <w:lang w:val="ar_AE" w:bidi="ar_AE"/>
+        </w:rPr>
+      </w:r>
+      <w:r>
+        <w:rPr>
+          <w:rtl/>
+          <w:cs/>
           <w:lang w:val="ar_AE" w:bidi="ar_AE"/>
         </w:rPr>
         <w:t xml:space="preserve">تَأْكُلُونَ … تَشْرَبُونَ … تَكْتَسُونَ: كل من هذه الأفعال يعبر عن فعل مستمر (أي أنكم تستمرون في ملء أطباقكم … تشربون وتشربون … ترتدون طبقة ثياب بعد طبقة ثياب)، مما يزيد من الشعور بعدم الجدوى. • جيوب مليئة بالثقوب (حرفيًا </w:t>
@@ -910,33 +1128,43 @@
       <w:r>
         <w:rPr>
           <w:i/>
+          <w:rtl/>
+          <w:cs/>
           <w:lang w:val="ar_AE" w:bidi="ar_AE"/>
         </w:rPr>
         <w:t>كِيسٍ مَنْقُوبٍ</w:t>
       </w:r>
       <w:r>
         <w:rPr>
+          <w:rtl/>
+          <w:cs/>
           <w:lang w:val="ar_AE" w:bidi="ar_AE"/>
         </w:rPr>
         <w:t>): تصوّر الصورة فقدان الأجور. حيث واجهت العديد من العائلات الفقر برغم عملهم المستمر.</w:t>
       </w:r>
       <w:r>
         <w:rPr>
-          <w:lang w:val="ar_AE" w:bidi="ar_AE"/>
-        </w:rPr>
-      </w:r>
-      <w:r>
-        <w:rPr>
-          <w:lang w:val="ar_AE" w:bidi="ar_AE"/>
-        </w:rPr>
-      </w:r>
-    </w:p>
-    <w:p>
-      <w:pPr>
-        <w:bidi/>
-      </w:pPr>
-      <w:r>
-        <w:rPr>
+          <w:rtl/>
+          <w:cs/>
+          <w:lang w:val="ar_AE" w:bidi="ar_AE"/>
+        </w:rPr>
+      </w:r>
+      <w:r>
+        <w:rPr>
+          <w:rtl/>
+          <w:cs/>
+          <w:lang w:val="ar_AE" w:bidi="ar_AE"/>
+        </w:rPr>
+      </w:r>
+    </w:p>
+    <w:p>
+      <w:pPr>
+        <w:bidi/>
+      </w:pPr>
+      <w:r>
+        <w:rPr>
+          <w:rtl/>
+          <w:cs/>
           <w:lang w:val="ar_AE" w:bidi="ar_AE"/>
         </w:rPr>
       </w:r>
@@ -948,27 +1176,35 @@
       </w:pPr>
       <w:r>
         <w:rPr>
+          <w:rtl/>
+          <w:cs/>
           <w:lang w:val="ar_AE" w:bidi="ar_AE"/>
         </w:rPr>
         <w:t>حجّي 1: 8</w:t>
       </w:r>
       <w:r>
         <w:rPr>
-          <w:lang w:val="ar_AE" w:bidi="ar_AE"/>
-        </w:rPr>
-      </w:r>
-    </w:p>
-    <w:p>
-      <w:pPr>
-        <w:bidi/>
-      </w:pPr>
-      <w:r>
-        <w:rPr>
-          <w:lang w:val="ar_AE" w:bidi="ar_AE"/>
-        </w:rPr>
-      </w:r>
-      <w:r>
-        <w:rPr>
+          <w:rtl/>
+          <w:cs/>
+          <w:lang w:val="ar_AE" w:bidi="ar_AE"/>
+        </w:rPr>
+      </w:r>
+    </w:p>
+    <w:p>
+      <w:pPr>
+        <w:bidi/>
+      </w:pPr>
+      <w:r>
+        <w:rPr>
+          <w:rtl/>
+          <w:cs/>
+          <w:lang w:val="ar_AE" w:bidi="ar_AE"/>
+        </w:rPr>
+      </w:r>
+      <w:r>
+        <w:rPr>
+          <w:rtl/>
+          <w:cs/>
           <w:lang w:val="ar_AE" w:bidi="ar_AE"/>
         </w:rPr>
         <w:t>اِصْعَدُوا إِلَى الْجَبَلِ: لم تكن الأشجار المحيطة بأورشليم كافية لتلبية متطلبات مشروع الهيكل. كانت هذه الإمدادات تُستورد من لبنان وسوريا في الشمال. • التحدي لإعادة بناء البيت يبرز أهمية العبادة في حياة الجماعة والحاجة إلى مسكن مناسب حتى تتم عبادة الرب وفقًا للشريعة. ستشهد الأرض بركة وازدهارًا عندما يُعاد بناء هيكل الرب، مكان سكنه (</w:t>
@@ -976,6 +1212,8 @@
       <w:hyperlink r:id="rId29">
         <w:r>
           <w:rPr>
+            <w:rtl/>
+            <w:cs/>
             <w:lang w:val="ar_AE" w:bidi="ar_AE"/>
           </w:rPr>
           <w:rPr>
@@ -987,27 +1225,35 @@
       </w:hyperlink>
       <w:r>
         <w:rPr>
+          <w:rtl/>
+          <w:cs/>
           <w:lang w:val="ar_AE" w:bidi="ar_AE"/>
         </w:rPr>
         <w:t>).</w:t>
       </w:r>
       <w:r>
         <w:rPr>
-          <w:lang w:val="ar_AE" w:bidi="ar_AE"/>
-        </w:rPr>
-      </w:r>
-      <w:r>
-        <w:rPr>
-          <w:lang w:val="ar_AE" w:bidi="ar_AE"/>
-        </w:rPr>
-      </w:r>
-    </w:p>
-    <w:p>
-      <w:pPr>
-        <w:bidi/>
-      </w:pPr>
-      <w:r>
-        <w:rPr>
+          <w:rtl/>
+          <w:cs/>
+          <w:lang w:val="ar_AE" w:bidi="ar_AE"/>
+        </w:rPr>
+      </w:r>
+      <w:r>
+        <w:rPr>
+          <w:rtl/>
+          <w:cs/>
+          <w:lang w:val="ar_AE" w:bidi="ar_AE"/>
+        </w:rPr>
+      </w:r>
+    </w:p>
+    <w:p>
+      <w:pPr>
+        <w:bidi/>
+      </w:pPr>
+      <w:r>
+        <w:rPr>
+          <w:rtl/>
+          <w:cs/>
           <w:lang w:val="ar_AE" w:bidi="ar_AE"/>
         </w:rPr>
       </w:r>
@@ -1019,27 +1265,35 @@
       </w:pPr>
       <w:r>
         <w:rPr>
+          <w:rtl/>
+          <w:cs/>
           <w:lang w:val="ar_AE" w:bidi="ar_AE"/>
         </w:rPr>
         <w:t>حجّي 1: 9</w:t>
       </w:r>
       <w:r>
         <w:rPr>
-          <w:lang w:val="ar_AE" w:bidi="ar_AE"/>
-        </w:rPr>
-      </w:r>
-    </w:p>
-    <w:p>
-      <w:pPr>
-        <w:bidi/>
-      </w:pPr>
-      <w:r>
-        <w:rPr>
-          <w:lang w:val="ar_AE" w:bidi="ar_AE"/>
-        </w:rPr>
-      </w:r>
-      <w:r>
-        <w:rPr>
+          <w:rtl/>
+          <w:cs/>
+          <w:lang w:val="ar_AE" w:bidi="ar_AE"/>
+        </w:rPr>
+      </w:r>
+    </w:p>
+    <w:p>
+      <w:pPr>
+        <w:bidi/>
+      </w:pPr>
+      <w:r>
+        <w:rPr>
+          <w:rtl/>
+          <w:cs/>
+          <w:lang w:val="ar_AE" w:bidi="ar_AE"/>
+        </w:rPr>
+      </w:r>
+      <w:r>
+        <w:rPr>
+          <w:rtl/>
+          <w:cs/>
           <w:lang w:val="ar_AE" w:bidi="ar_AE"/>
         </w:rPr>
         <w:t>نَفَخْتُ عَلَيْهِ: أهلك الرب الحصاد لأن أولويات الناس كانت خاطئة—فقد كانوا يفكرون في أنفسهم فقط وليس في الله. • يَقُولُ رَبُّ الْجُنُودِ: "صيغة الله كالمتحدث"، التي غالبًا ما تختتم كل نبوة (</w:t>
@@ -1047,6 +1301,8 @@
       <w:hyperlink r:id="rId30">
         <w:r>
           <w:rPr>
+            <w:rtl/>
+            <w:cs/>
             <w:lang w:val="ar_AE" w:bidi="ar_AE"/>
           </w:rPr>
           <w:rPr>
@@ -1058,6 +1314,8 @@
       </w:hyperlink>
       <w:r>
         <w:rPr>
+          <w:rtl/>
+          <w:cs/>
           <w:lang w:val="ar_AE" w:bidi="ar_AE"/>
         </w:rPr>
         <w:t xml:space="preserve">؛ </w:t>
@@ -1065,6 +1323,8 @@
       <w:hyperlink r:id="rId31">
         <w:r>
           <w:rPr>
+            <w:rtl/>
+            <w:cs/>
             <w:lang w:val="ar_AE" w:bidi="ar_AE"/>
           </w:rPr>
           <w:rPr>
@@ -1076,6 +1336,8 @@
       </w:hyperlink>
       <w:r>
         <w:rPr>
+          <w:rtl/>
+          <w:cs/>
           <w:lang w:val="ar_AE" w:bidi="ar_AE"/>
         </w:rPr>
         <w:t xml:space="preserve">، </w:t>
@@ -1083,6 +1345,8 @@
       <w:hyperlink r:id="rId32">
         <w:r>
           <w:rPr>
+            <w:rtl/>
+            <w:cs/>
             <w:lang w:val="ar_AE" w:bidi="ar_AE"/>
           </w:rPr>
           <w:rPr>
@@ -1094,6 +1358,8 @@
       </w:hyperlink>
       <w:r>
         <w:rPr>
+          <w:rtl/>
+          <w:cs/>
           <w:lang w:val="ar_AE" w:bidi="ar_AE"/>
         </w:rPr>
         <w:t xml:space="preserve">، </w:t>
@@ -1101,6 +1367,8 @@
       <w:hyperlink r:id="rId33">
         <w:r>
           <w:rPr>
+            <w:rtl/>
+            <w:cs/>
             <w:lang w:val="ar_AE" w:bidi="ar_AE"/>
           </w:rPr>
           <w:rPr>
@@ -1112,27 +1380,35 @@
       </w:hyperlink>
       <w:r>
         <w:rPr>
+          <w:rtl/>
+          <w:cs/>
           <w:lang w:val="ar_AE" w:bidi="ar_AE"/>
         </w:rPr>
         <w:t>)، أيَّدت رسالة حجّي باعتبارها كلمة الله المؤكدة.</w:t>
       </w:r>
       <w:r>
         <w:rPr>
-          <w:lang w:val="ar_AE" w:bidi="ar_AE"/>
-        </w:rPr>
-      </w:r>
-      <w:r>
-        <w:rPr>
-          <w:lang w:val="ar_AE" w:bidi="ar_AE"/>
-        </w:rPr>
-      </w:r>
-    </w:p>
-    <w:p>
-      <w:pPr>
-        <w:bidi/>
-      </w:pPr>
-      <w:r>
-        <w:rPr>
+          <w:rtl/>
+          <w:cs/>
+          <w:lang w:val="ar_AE" w:bidi="ar_AE"/>
+        </w:rPr>
+      </w:r>
+      <w:r>
+        <w:rPr>
+          <w:rtl/>
+          <w:cs/>
+          <w:lang w:val="ar_AE" w:bidi="ar_AE"/>
+        </w:rPr>
+      </w:r>
+    </w:p>
+    <w:p>
+      <w:pPr>
+        <w:bidi/>
+      </w:pPr>
+      <w:r>
+        <w:rPr>
+          <w:rtl/>
+          <w:cs/>
           <w:lang w:val="ar_AE" w:bidi="ar_AE"/>
         </w:rPr>
       </w:r>
@@ -1144,27 +1420,35 @@
       </w:pPr>
       <w:r>
         <w:rPr>
+          <w:rtl/>
+          <w:cs/>
           <w:lang w:val="ar_AE" w:bidi="ar_AE"/>
         </w:rPr>
         <w:t>حجّي 1: 11</w:t>
       </w:r>
       <w:r>
         <w:rPr>
-          <w:lang w:val="ar_AE" w:bidi="ar_AE"/>
-        </w:rPr>
-      </w:r>
-    </w:p>
-    <w:p>
-      <w:pPr>
-        <w:bidi/>
-      </w:pPr>
-      <w:r>
-        <w:rPr>
-          <w:lang w:val="ar_AE" w:bidi="ar_AE"/>
-        </w:rPr>
-      </w:r>
-      <w:r>
-        <w:rPr>
+          <w:rtl/>
+          <w:cs/>
+          <w:lang w:val="ar_AE" w:bidi="ar_AE"/>
+        </w:rPr>
+      </w:r>
+    </w:p>
+    <w:p>
+      <w:pPr>
+        <w:bidi/>
+      </w:pPr>
+      <w:r>
+        <w:rPr>
+          <w:rtl/>
+          <w:cs/>
+          <w:lang w:val="ar_AE" w:bidi="ar_AE"/>
+        </w:rPr>
+      </w:r>
+      <w:r>
+        <w:rPr>
+          <w:rtl/>
+          <w:cs/>
           <w:lang w:val="ar_AE" w:bidi="ar_AE"/>
         </w:rPr>
         <w:t>وَدَعَوْتُ بِالْحَرِّ عَلَى الأَرْضِ: فشل الشعب في إدراك محنتهم كدينونة إلهية على أولوياتهم التي كانت في غير محلها، لذلك فسر حجّي الوضع في ضوء اللعنات المرتبطة بالعهد (</w:t>
@@ -1172,6 +1456,8 @@
       <w:hyperlink r:id="rId34">
         <w:r>
           <w:rPr>
+            <w:rtl/>
+            <w:cs/>
             <w:lang w:val="ar_AE" w:bidi="ar_AE"/>
           </w:rPr>
           <w:rPr>
@@ -1183,6 +1469,8 @@
       </w:hyperlink>
       <w:r>
         <w:rPr>
+          <w:rtl/>
+          <w:cs/>
           <w:lang w:val="ar_AE" w:bidi="ar_AE"/>
         </w:rPr>
         <w:t xml:space="preserve">، خاصة الآيات </w:t>
@@ -1190,6 +1478,8 @@
       <w:hyperlink r:id="rId35">
         <w:r>
           <w:rPr>
+            <w:rtl/>
+            <w:cs/>
             <w:lang w:val="ar_AE" w:bidi="ar_AE"/>
           </w:rPr>
           <w:rPr>
@@ -1201,6 +1491,8 @@
       </w:hyperlink>
       <w:r>
         <w:rPr>
+          <w:rtl/>
+          <w:cs/>
           <w:lang w:val="ar_AE" w:bidi="ar_AE"/>
         </w:rPr>
         <w:t xml:space="preserve">، </w:t>
@@ -1208,6 +1500,8 @@
       <w:hyperlink r:id="rId36">
         <w:r>
           <w:rPr>
+            <w:rtl/>
+            <w:cs/>
             <w:lang w:val="ar_AE" w:bidi="ar_AE"/>
           </w:rPr>
           <w:rPr>
@@ -1219,6 +1513,8 @@
       </w:hyperlink>
       <w:r>
         <w:rPr>
+          <w:rtl/>
+          <w:cs/>
           <w:lang w:val="ar_AE" w:bidi="ar_AE"/>
         </w:rPr>
         <w:t>). • الجفاف أو الحر (العبرية خوريب khoreb) هو تلاعب لفظي مع كلمة "الخراب" (</w:t>
@@ -1226,6 +1522,8 @@
       <w:hyperlink r:id="rId22">
         <w:r>
           <w:rPr>
+            <w:rtl/>
+            <w:cs/>
             <w:lang w:val="ar_AE" w:bidi="ar_AE"/>
           </w:rPr>
           <w:rPr>
@@ -1237,6 +1535,8 @@
       </w:hyperlink>
       <w:r>
         <w:rPr>
+          <w:rtl/>
+          <w:cs/>
           <w:lang w:val="ar_AE" w:bidi="ar_AE"/>
         </w:rPr>
         <w:t xml:space="preserve"> </w:t>
@@ -1244,6 +1544,8 @@
       <w:hyperlink r:id="rId37">
         <w:r>
           <w:rPr>
+            <w:rtl/>
+            <w:cs/>
             <w:lang w:val="ar_AE" w:bidi="ar_AE"/>
           </w:rPr>
           <w:rPr>
@@ -1255,27 +1557,35 @@
       </w:hyperlink>
       <w:r>
         <w:rPr>
+          <w:rtl/>
+          <w:cs/>
           <w:lang w:val="ar_AE" w:bidi="ar_AE"/>
         </w:rPr>
         <w:t>؛ العبرية خاريب khareb)—تتوافق اختبارات يهوذا مع الحالة التي تركوا فيها هيكل الرب.</w:t>
       </w:r>
       <w:r>
         <w:rPr>
-          <w:lang w:val="ar_AE" w:bidi="ar_AE"/>
-        </w:rPr>
-      </w:r>
-      <w:r>
-        <w:rPr>
-          <w:lang w:val="ar_AE" w:bidi="ar_AE"/>
-        </w:rPr>
-      </w:r>
-    </w:p>
-    <w:p>
-      <w:pPr>
-        <w:bidi/>
-      </w:pPr>
-      <w:r>
-        <w:rPr>
+          <w:rtl/>
+          <w:cs/>
+          <w:lang w:val="ar_AE" w:bidi="ar_AE"/>
+        </w:rPr>
+      </w:r>
+      <w:r>
+        <w:rPr>
+          <w:rtl/>
+          <w:cs/>
+          <w:lang w:val="ar_AE" w:bidi="ar_AE"/>
+        </w:rPr>
+      </w:r>
+    </w:p>
+    <w:p>
+      <w:pPr>
+        <w:bidi/>
+      </w:pPr>
+      <w:r>
+        <w:rPr>
+          <w:rtl/>
+          <w:cs/>
           <w:lang w:val="ar_AE" w:bidi="ar_AE"/>
         </w:rPr>
       </w:r>
@@ -1287,48 +1597,62 @@
       </w:pPr>
       <w:r>
         <w:rPr>
+          <w:rtl/>
+          <w:cs/>
           <w:lang w:val="ar_AE" w:bidi="ar_AE"/>
         </w:rPr>
         <w:t>حجّي 1: 12</w:t>
       </w:r>
       <w:r>
         <w:rPr>
-          <w:lang w:val="ar_AE" w:bidi="ar_AE"/>
-        </w:rPr>
-      </w:r>
-    </w:p>
-    <w:p>
-      <w:pPr>
-        <w:bidi/>
-      </w:pPr>
-      <w:r>
-        <w:rPr>
-          <w:lang w:val="ar_AE" w:bidi="ar_AE"/>
-        </w:rPr>
-      </w:r>
-      <w:r>
-        <w:rPr>
+          <w:rtl/>
+          <w:cs/>
+          <w:lang w:val="ar_AE" w:bidi="ar_AE"/>
+        </w:rPr>
+      </w:r>
+    </w:p>
+    <w:p>
+      <w:pPr>
+        <w:bidi/>
+      </w:pPr>
+      <w:r>
+        <w:rPr>
+          <w:rtl/>
+          <w:cs/>
+          <w:lang w:val="ar_AE" w:bidi="ar_AE"/>
+        </w:rPr>
+      </w:r>
+      <w:r>
+        <w:rPr>
+          <w:rtl/>
+          <w:cs/>
           <w:lang w:val="ar_AE" w:bidi="ar_AE"/>
         </w:rPr>
         <w:t>كُلُّ بَقِيَّةِ الشَّعْبِ تعني الشعب الذي عاد من بابل. كلهم كانوا متحدين في مشروع إعادة البناء. • وَخَافَ الشَّعْبُ أَمَامَ وَجْهِ الرَّبِّ: لقد استجابوا له بالخشوع والعبادة، وأعادوا ترتيب أولوياتهم من خلال وضع القيم الروحية فوق ازدهارهم المادي.</w:t>
       </w:r>
       <w:r>
         <w:rPr>
-          <w:lang w:val="ar_AE" w:bidi="ar_AE"/>
-        </w:rPr>
-      </w:r>
-      <w:r>
-        <w:rPr>
-          <w:lang w:val="ar_AE" w:bidi="ar_AE"/>
-        </w:rPr>
-      </w:r>
-    </w:p>
-    <w:p>
-      <w:pPr>
-        <w:bidi/>
-      </w:pPr>
-      <w:r>
-        <w:rPr>
+          <w:rtl/>
+          <w:cs/>
+          <w:lang w:val="ar_AE" w:bidi="ar_AE"/>
+        </w:rPr>
+      </w:r>
+      <w:r>
+        <w:rPr>
+          <w:rtl/>
+          <w:cs/>
+          <w:lang w:val="ar_AE" w:bidi="ar_AE"/>
+        </w:rPr>
+      </w:r>
+    </w:p>
+    <w:p>
+      <w:pPr>
+        <w:bidi/>
+      </w:pPr>
+      <w:r>
+        <w:rPr>
+          <w:rtl/>
+          <w:cs/>
           <w:lang w:val="ar_AE" w:bidi="ar_AE"/>
         </w:rPr>
       </w:r>
@@ -1340,27 +1664,35 @@
       </w:pPr>
       <w:r>
         <w:rPr>
+          <w:rtl/>
+          <w:cs/>
           <w:lang w:val="ar_AE" w:bidi="ar_AE"/>
         </w:rPr>
         <w:t>حجّي 1: 13</w:t>
       </w:r>
       <w:r>
         <w:rPr>
-          <w:lang w:val="ar_AE" w:bidi="ar_AE"/>
-        </w:rPr>
-      </w:r>
-    </w:p>
-    <w:p>
-      <w:pPr>
-        <w:bidi/>
-      </w:pPr>
-      <w:r>
-        <w:rPr>
-          <w:lang w:val="ar_AE" w:bidi="ar_AE"/>
-        </w:rPr>
-      </w:r>
-      <w:r>
-        <w:rPr>
+          <w:rtl/>
+          <w:cs/>
+          <w:lang w:val="ar_AE" w:bidi="ar_AE"/>
+        </w:rPr>
+      </w:r>
+    </w:p>
+    <w:p>
+      <w:pPr>
+        <w:bidi/>
+      </w:pPr>
+      <w:r>
+        <w:rPr>
+          <w:rtl/>
+          <w:cs/>
+          <w:lang w:val="ar_AE" w:bidi="ar_AE"/>
+        </w:rPr>
+      </w:r>
+      <w:r>
+        <w:rPr>
+          <w:rtl/>
+          <w:cs/>
           <w:lang w:val="ar_AE" w:bidi="ar_AE"/>
         </w:rPr>
         <w:t xml:space="preserve">اللقب غير المعتاد لحجّي باعتباره رسول الرب (غالبًا ما تُترجم العبارة العبرية نفسها </w:t>
@@ -1368,12 +1700,16 @@
       <w:r>
         <w:rPr>
           <w:i/>
+          <w:rtl/>
+          <w:cs/>
           <w:lang w:val="ar_AE" w:bidi="ar_AE"/>
         </w:rPr>
         <w:t>ملاك</w:t>
       </w:r>
       <w:r>
         <w:rPr>
+          <w:rtl/>
+          <w:cs/>
           <w:lang w:val="ar_AE" w:bidi="ar_AE"/>
         </w:rPr>
         <w:t xml:space="preserve"> الرب) يمنح حجّي سلطة مميزة كوكيل للرب. • أَنَا مَعَكُمْ: هذا يؤكد عهد الله مع شعب يهوذا، وحضوره الشخصي، ودعمه في مشروع البناء (</w:t>
@@ -1381,6 +1717,8 @@
       <w:hyperlink r:id="rId38">
         <w:r>
           <w:rPr>
+            <w:rtl/>
+            <w:cs/>
             <w:lang w:val="ar_AE" w:bidi="ar_AE"/>
           </w:rPr>
           <w:rPr>
@@ -1392,6 +1730,8 @@
       </w:hyperlink>
       <w:r>
         <w:rPr>
+          <w:rtl/>
+          <w:cs/>
           <w:lang w:val="ar_AE" w:bidi="ar_AE"/>
         </w:rPr>
         <w:t xml:space="preserve">؛ انظر </w:t>
@@ -1399,6 +1739,8 @@
       <w:hyperlink r:id="rId39">
         <w:r>
           <w:rPr>
+            <w:rtl/>
+            <w:cs/>
             <w:lang w:val="ar_AE" w:bidi="ar_AE"/>
           </w:rPr>
           <w:rPr>
@@ -1410,6 +1752,8 @@
       </w:hyperlink>
       <w:r>
         <w:rPr>
+          <w:rtl/>
+          <w:cs/>
           <w:lang w:val="ar_AE" w:bidi="ar_AE"/>
         </w:rPr>
         <w:t xml:space="preserve">؛ </w:t>
@@ -1417,6 +1761,8 @@
       <w:hyperlink r:id="rId40">
         <w:r>
           <w:rPr>
+            <w:rtl/>
+            <w:cs/>
             <w:lang w:val="ar_AE" w:bidi="ar_AE"/>
           </w:rPr>
           <w:rPr>
@@ -1428,6 +1774,8 @@
       </w:hyperlink>
       <w:r>
         <w:rPr>
+          <w:rtl/>
+          <w:cs/>
           <w:lang w:val="ar_AE" w:bidi="ar_AE"/>
         </w:rPr>
         <w:t xml:space="preserve">؛ </w:t>
@@ -1435,6 +1783,8 @@
       <w:hyperlink r:id="rId41">
         <w:r>
           <w:rPr>
+            <w:rtl/>
+            <w:cs/>
             <w:lang w:val="ar_AE" w:bidi="ar_AE"/>
           </w:rPr>
           <w:rPr>
@@ -1446,6 +1796,8 @@
       </w:hyperlink>
       <w:r>
         <w:rPr>
+          <w:rtl/>
+          <w:cs/>
           <w:lang w:val="ar_AE" w:bidi="ar_AE"/>
         </w:rPr>
         <w:t xml:space="preserve">؛ </w:t>
@@ -1453,6 +1805,8 @@
       <w:hyperlink r:id="rId42">
         <w:r>
           <w:rPr>
+            <w:rtl/>
+            <w:cs/>
             <w:lang w:val="ar_AE" w:bidi="ar_AE"/>
           </w:rPr>
           <w:rPr>
@@ -1464,6 +1818,8 @@
       </w:hyperlink>
       <w:r>
         <w:rPr>
+          <w:rtl/>
+          <w:cs/>
           <w:lang w:val="ar_AE" w:bidi="ar_AE"/>
         </w:rPr>
         <w:t xml:space="preserve">؛ </w:t>
@@ -1471,6 +1827,8 @@
       <w:hyperlink r:id="rId43">
         <w:r>
           <w:rPr>
+            <w:rtl/>
+            <w:cs/>
             <w:lang w:val="ar_AE" w:bidi="ar_AE"/>
           </w:rPr>
           <w:rPr>
@@ -1482,27 +1840,35 @@
       </w:hyperlink>
       <w:r>
         <w:rPr>
+          <w:rtl/>
+          <w:cs/>
           <w:lang w:val="ar_AE" w:bidi="ar_AE"/>
         </w:rPr>
         <w:t>).</w:t>
       </w:r>
       <w:r>
         <w:rPr>
-          <w:lang w:val="ar_AE" w:bidi="ar_AE"/>
-        </w:rPr>
-      </w:r>
-      <w:r>
-        <w:rPr>
-          <w:lang w:val="ar_AE" w:bidi="ar_AE"/>
-        </w:rPr>
-      </w:r>
-    </w:p>
-    <w:p>
-      <w:pPr>
-        <w:bidi/>
-      </w:pPr>
-      <w:r>
-        <w:rPr>
+          <w:rtl/>
+          <w:cs/>
+          <w:lang w:val="ar_AE" w:bidi="ar_AE"/>
+        </w:rPr>
+      </w:r>
+      <w:r>
+        <w:rPr>
+          <w:rtl/>
+          <w:cs/>
+          <w:lang w:val="ar_AE" w:bidi="ar_AE"/>
+        </w:rPr>
+      </w:r>
+    </w:p>
+    <w:p>
+      <w:pPr>
+        <w:bidi/>
+      </w:pPr>
+      <w:r>
+        <w:rPr>
+          <w:rtl/>
+          <w:cs/>
           <w:lang w:val="ar_AE" w:bidi="ar_AE"/>
         </w:rPr>
       </w:r>
@@ -1514,27 +1880,35 @@
       </w:pPr>
       <w:r>
         <w:rPr>
+          <w:rtl/>
+          <w:cs/>
           <w:lang w:val="ar_AE" w:bidi="ar_AE"/>
         </w:rPr>
         <w:t>حجّي 1: 14</w:t>
       </w:r>
       <w:r>
         <w:rPr>
-          <w:lang w:val="ar_AE" w:bidi="ar_AE"/>
-        </w:rPr>
-      </w:r>
-    </w:p>
-    <w:p>
-      <w:pPr>
-        <w:bidi/>
-      </w:pPr>
-      <w:r>
-        <w:rPr>
-          <w:lang w:val="ar_AE" w:bidi="ar_AE"/>
-        </w:rPr>
-      </w:r>
-      <w:r>
-        <w:rPr>
+          <w:rtl/>
+          <w:cs/>
+          <w:lang w:val="ar_AE" w:bidi="ar_AE"/>
+        </w:rPr>
+      </w:r>
+    </w:p>
+    <w:p>
+      <w:pPr>
+        <w:bidi/>
+      </w:pPr>
+      <w:r>
+        <w:rPr>
+          <w:rtl/>
+          <w:cs/>
+          <w:lang w:val="ar_AE" w:bidi="ar_AE"/>
+        </w:rPr>
+      </w:r>
+      <w:r>
+        <w:rPr>
+          <w:rtl/>
+          <w:cs/>
           <w:lang w:val="ar_AE" w:bidi="ar_AE"/>
         </w:rPr>
         <w:t xml:space="preserve">ألهب الرب حماس الشعب (حرفيًا </w:t>
@@ -1542,12 +1916,16 @@
       <w:r>
         <w:rPr>
           <w:i/>
+          <w:rtl/>
+          <w:cs/>
           <w:lang w:val="ar_AE" w:bidi="ar_AE"/>
         </w:rPr>
         <w:t>نَبَّهَ الرَّبُّ رُوحَ</w:t>
       </w:r>
       <w:r>
         <w:rPr>
+          <w:rtl/>
+          <w:cs/>
           <w:lang w:val="ar_AE" w:bidi="ar_AE"/>
         </w:rPr>
         <w:t xml:space="preserve">) لتحقيق مقاصده (انظر </w:t>
@@ -1555,6 +1933,8 @@
       <w:hyperlink r:id="rId44">
         <w:r>
           <w:rPr>
+            <w:rtl/>
+            <w:cs/>
             <w:lang w:val="ar_AE" w:bidi="ar_AE"/>
           </w:rPr>
           <w:rPr>
@@ -1566,6 +1946,8 @@
       </w:hyperlink>
       <w:r>
         <w:rPr>
+          <w:rtl/>
+          <w:cs/>
           <w:lang w:val="ar_AE" w:bidi="ar_AE"/>
         </w:rPr>
         <w:t xml:space="preserve">؛ </w:t>
@@ -1573,6 +1955,8 @@
       <w:hyperlink r:id="rId45">
         <w:r>
           <w:rPr>
+            <w:rtl/>
+            <w:cs/>
             <w:lang w:val="ar_AE" w:bidi="ar_AE"/>
           </w:rPr>
           <w:rPr>
@@ -1584,6 +1968,8 @@
       </w:hyperlink>
       <w:r>
         <w:rPr>
+          <w:rtl/>
+          <w:cs/>
           <w:lang w:val="ar_AE" w:bidi="ar_AE"/>
         </w:rPr>
         <w:t xml:space="preserve">؛ </w:t>
@@ -1591,6 +1977,8 @@
       <w:hyperlink r:id="rId46">
         <w:r>
           <w:rPr>
+            <w:rtl/>
+            <w:cs/>
             <w:lang w:val="ar_AE" w:bidi="ar_AE"/>
           </w:rPr>
           <w:rPr>
@@ -1602,6 +1990,8 @@
       </w:hyperlink>
       <w:r>
         <w:rPr>
+          <w:rtl/>
+          <w:cs/>
           <w:lang w:val="ar_AE" w:bidi="ar_AE"/>
         </w:rPr>
         <w:t xml:space="preserve">؛ </w:t>
@@ -1609,6 +1999,8 @@
       <w:hyperlink r:id="rId47">
         <w:r>
           <w:rPr>
+            <w:rtl/>
+            <w:cs/>
             <w:lang w:val="ar_AE" w:bidi="ar_AE"/>
           </w:rPr>
           <w:rPr>
@@ -1620,6 +2012,8 @@
       </w:hyperlink>
       <w:r>
         <w:rPr>
+          <w:rtl/>
+          <w:cs/>
           <w:lang w:val="ar_AE" w:bidi="ar_AE"/>
         </w:rPr>
         <w:t xml:space="preserve">، </w:t>
@@ -1627,6 +2021,8 @@
       <w:hyperlink r:id="rId48">
         <w:r>
           <w:rPr>
+            <w:rtl/>
+            <w:cs/>
             <w:lang w:val="ar_AE" w:bidi="ar_AE"/>
           </w:rPr>
           <w:rPr>
@@ -1638,27 +2034,35 @@
       </w:hyperlink>
       <w:r>
         <w:rPr>
+          <w:rtl/>
+          <w:cs/>
           <w:lang w:val="ar_AE" w:bidi="ar_AE"/>
         </w:rPr>
         <w:t>). العبادة الحقيقية لله تُحفز الخدمة المُضحِّية من قِبَل شعب الله.</w:t>
       </w:r>
       <w:r>
         <w:rPr>
-          <w:lang w:val="ar_AE" w:bidi="ar_AE"/>
-        </w:rPr>
-      </w:r>
-      <w:r>
-        <w:rPr>
-          <w:lang w:val="ar_AE" w:bidi="ar_AE"/>
-        </w:rPr>
-      </w:r>
-    </w:p>
-    <w:p>
-      <w:pPr>
-        <w:bidi/>
-      </w:pPr>
-      <w:r>
-        <w:rPr>
+          <w:rtl/>
+          <w:cs/>
+          <w:lang w:val="ar_AE" w:bidi="ar_AE"/>
+        </w:rPr>
+      </w:r>
+      <w:r>
+        <w:rPr>
+          <w:rtl/>
+          <w:cs/>
+          <w:lang w:val="ar_AE" w:bidi="ar_AE"/>
+        </w:rPr>
+      </w:r>
+    </w:p>
+    <w:p>
+      <w:pPr>
+        <w:bidi/>
+      </w:pPr>
+      <w:r>
+        <w:rPr>
+          <w:rtl/>
+          <w:cs/>
           <w:lang w:val="ar_AE" w:bidi="ar_AE"/>
         </w:rPr>
       </w:r>
@@ -1670,27 +2074,35 @@
       </w:pPr>
       <w:r>
         <w:rPr>
+          <w:rtl/>
+          <w:cs/>
           <w:lang w:val="ar_AE" w:bidi="ar_AE"/>
         </w:rPr>
         <w:t>حجّي 2: 1</w:t>
       </w:r>
       <w:r>
         <w:rPr>
-          <w:lang w:val="ar_AE" w:bidi="ar_AE"/>
-        </w:rPr>
-      </w:r>
-    </w:p>
-    <w:p>
-      <w:pPr>
-        <w:bidi/>
-      </w:pPr>
-      <w:r>
-        <w:rPr>
-          <w:lang w:val="ar_AE" w:bidi="ar_AE"/>
-        </w:rPr>
-      </w:r>
-      <w:r>
-        <w:rPr>
+          <w:rtl/>
+          <w:cs/>
+          <w:lang w:val="ar_AE" w:bidi="ar_AE"/>
+        </w:rPr>
+      </w:r>
+    </w:p>
+    <w:p>
+      <w:pPr>
+        <w:bidi/>
+      </w:pPr>
+      <w:r>
+        <w:rPr>
+          <w:rtl/>
+          <w:cs/>
+          <w:lang w:val="ar_AE" w:bidi="ar_AE"/>
+        </w:rPr>
+      </w:r>
+      <w:r>
+        <w:rPr>
+          <w:rtl/>
+          <w:cs/>
           <w:lang w:val="ar_AE" w:bidi="ar_AE"/>
         </w:rPr>
         <w:t xml:space="preserve">في 17 أكتوبر من نفس العام (فِي الشَّهْرِ السَّابعِ فِي الْحَادِي وَالْعِشْرِينَ مِنَ الشَّهْرِ): كان هذا اليوم هو الأخير من عيد المظال، وهو الاحتفال بحصاد الصيف (انظر </w:t>
@@ -1698,6 +2110,8 @@
       <w:hyperlink r:id="rId49">
         <w:r>
           <w:rPr>
+            <w:rtl/>
+            <w:cs/>
             <w:lang w:val="ar_AE" w:bidi="ar_AE"/>
           </w:rPr>
           <w:rPr>
@@ -1709,6 +2123,8 @@
       </w:hyperlink>
       <w:r>
         <w:rPr>
+          <w:rtl/>
+          <w:cs/>
           <w:lang w:val="ar_AE" w:bidi="ar_AE"/>
         </w:rPr>
         <w:t>). قبل مئات السنين، تم تقديس هيكل سليمان خلال هذا العيد (</w:t>
@@ -1716,6 +2132,8 @@
       <w:hyperlink r:id="rId50">
         <w:r>
           <w:rPr>
+            <w:rtl/>
+            <w:cs/>
             <w:lang w:val="ar_AE" w:bidi="ar_AE"/>
           </w:rPr>
           <w:rPr>
@@ -1727,27 +2145,35 @@
       </w:hyperlink>
       <w:r>
         <w:rPr>
+          <w:rtl/>
+          <w:cs/>
           <w:lang w:val="ar_AE" w:bidi="ar_AE"/>
         </w:rPr>
         <w:t>). كانت رسالة حجّي تهدف إلى تقديم الرجاء والتشجيع للناس في محنتهم الحالية وإحباطهم.</w:t>
       </w:r>
       <w:r>
         <w:rPr>
-          <w:lang w:val="ar_AE" w:bidi="ar_AE"/>
-        </w:rPr>
-      </w:r>
-      <w:r>
-        <w:rPr>
-          <w:lang w:val="ar_AE" w:bidi="ar_AE"/>
-        </w:rPr>
-      </w:r>
-    </w:p>
-    <w:p>
-      <w:pPr>
-        <w:bidi/>
-      </w:pPr>
-      <w:r>
-        <w:rPr>
+          <w:rtl/>
+          <w:cs/>
+          <w:lang w:val="ar_AE" w:bidi="ar_AE"/>
+        </w:rPr>
+      </w:r>
+      <w:r>
+        <w:rPr>
+          <w:rtl/>
+          <w:cs/>
+          <w:lang w:val="ar_AE" w:bidi="ar_AE"/>
+        </w:rPr>
+      </w:r>
+    </w:p>
+    <w:p>
+      <w:pPr>
+        <w:bidi/>
+      </w:pPr>
+      <w:r>
+        <w:rPr>
+          <w:rtl/>
+          <w:cs/>
           <w:lang w:val="ar_AE" w:bidi="ar_AE"/>
         </w:rPr>
       </w:r>
@@ -1759,27 +2185,35 @@
       </w:pPr>
       <w:r>
         <w:rPr>
+          <w:rtl/>
+          <w:cs/>
           <w:lang w:val="ar_AE" w:bidi="ar_AE"/>
         </w:rPr>
         <w:t>حجّي 2: 1–9</w:t>
       </w:r>
       <w:r>
         <w:rPr>
-          <w:lang w:val="ar_AE" w:bidi="ar_AE"/>
-        </w:rPr>
-      </w:r>
-    </w:p>
-    <w:p>
-      <w:pPr>
-        <w:bidi/>
-      </w:pPr>
-      <w:r>
-        <w:rPr>
-          <w:lang w:val="ar_AE" w:bidi="ar_AE"/>
-        </w:rPr>
-      </w:r>
-      <w:r>
-        <w:rPr>
+          <w:rtl/>
+          <w:cs/>
+          <w:lang w:val="ar_AE" w:bidi="ar_AE"/>
+        </w:rPr>
+      </w:r>
+    </w:p>
+    <w:p>
+      <w:pPr>
+        <w:bidi/>
+      </w:pPr>
+      <w:r>
+        <w:rPr>
+          <w:rtl/>
+          <w:cs/>
+          <w:lang w:val="ar_AE" w:bidi="ar_AE"/>
+        </w:rPr>
+      </w:r>
+      <w:r>
+        <w:rPr>
+          <w:rtl/>
+          <w:cs/>
           <w:lang w:val="ar_AE" w:bidi="ar_AE"/>
         </w:rPr>
         <w:t xml:space="preserve">تؤكد رسالة حجي الثانية لجماعة الرب أن الله لم ينس وعوده، التي قطعها من خلال الأنبياء السابقين، بمباركتهم واستردادهم (مثلًا، </w:t>
@@ -1787,6 +2221,8 @@
       <w:hyperlink r:id="rId51">
         <w:r>
           <w:rPr>
+            <w:rtl/>
+            <w:cs/>
             <w:lang w:val="ar_AE" w:bidi="ar_AE"/>
           </w:rPr>
           <w:rPr>
@@ -1798,6 +2234,8 @@
       </w:hyperlink>
       <w:r>
         <w:rPr>
+          <w:rtl/>
+          <w:cs/>
           <w:lang w:val="ar_AE" w:bidi="ar_AE"/>
         </w:rPr>
         <w:t xml:space="preserve">؛ </w:t>
@@ -1805,6 +2243,8 @@
       <w:hyperlink r:id="rId52">
         <w:r>
           <w:rPr>
+            <w:rtl/>
+            <w:cs/>
             <w:lang w:val="ar_AE" w:bidi="ar_AE"/>
           </w:rPr>
           <w:rPr>
@@ -1816,6 +2256,8 @@
       </w:hyperlink>
       <w:r>
         <w:rPr>
+          <w:rtl/>
+          <w:cs/>
           <w:lang w:val="ar_AE" w:bidi="ar_AE"/>
         </w:rPr>
         <w:t xml:space="preserve">؛ </w:t>
@@ -1823,6 +2265,8 @@
       <w:hyperlink r:id="rId53">
         <w:r>
           <w:rPr>
+            <w:rtl/>
+            <w:cs/>
             <w:lang w:val="ar_AE" w:bidi="ar_AE"/>
           </w:rPr>
           <w:rPr>
@@ -1834,6 +2278,8 @@
       </w:hyperlink>
       <w:r>
         <w:rPr>
+          <w:rtl/>
+          <w:cs/>
           <w:lang w:val="ar_AE" w:bidi="ar_AE"/>
         </w:rPr>
         <w:t xml:space="preserve">؛ </w:t>
@@ -1841,6 +2287,8 @@
       <w:hyperlink r:id="rId54">
         <w:r>
           <w:rPr>
+            <w:rtl/>
+            <w:cs/>
             <w:lang w:val="ar_AE" w:bidi="ar_AE"/>
           </w:rPr>
           <w:rPr>
@@ -1852,6 +2300,8 @@
       </w:hyperlink>
       <w:r>
         <w:rPr>
+          <w:rtl/>
+          <w:cs/>
           <w:lang w:val="ar_AE" w:bidi="ar_AE"/>
         </w:rPr>
         <w:t xml:space="preserve">؛ </w:t>
@@ -1859,6 +2309,8 @@
       <w:hyperlink r:id="rId55">
         <w:r>
           <w:rPr>
+            <w:rtl/>
+            <w:cs/>
             <w:lang w:val="ar_AE" w:bidi="ar_AE"/>
           </w:rPr>
           <w:rPr>
@@ -1870,27 +2322,35 @@
       </w:hyperlink>
       <w:r>
         <w:rPr>
+          <w:rtl/>
+          <w:cs/>
           <w:lang w:val="ar_AE" w:bidi="ar_AE"/>
         </w:rPr>
         <w:t>).</w:t>
       </w:r>
       <w:r>
         <w:rPr>
-          <w:lang w:val="ar_AE" w:bidi="ar_AE"/>
-        </w:rPr>
-      </w:r>
-      <w:r>
-        <w:rPr>
-          <w:lang w:val="ar_AE" w:bidi="ar_AE"/>
-        </w:rPr>
-      </w:r>
-    </w:p>
-    <w:p>
-      <w:pPr>
-        <w:bidi/>
-      </w:pPr>
-      <w:r>
-        <w:rPr>
+          <w:rtl/>
+          <w:cs/>
+          <w:lang w:val="ar_AE" w:bidi="ar_AE"/>
+        </w:rPr>
+      </w:r>
+      <w:r>
+        <w:rPr>
+          <w:rtl/>
+          <w:cs/>
+          <w:lang w:val="ar_AE" w:bidi="ar_AE"/>
+        </w:rPr>
+      </w:r>
+    </w:p>
+    <w:p>
+      <w:pPr>
+        <w:bidi/>
+      </w:pPr>
+      <w:r>
+        <w:rPr>
+          <w:rtl/>
+          <w:cs/>
           <w:lang w:val="ar_AE" w:bidi="ar_AE"/>
         </w:rPr>
       </w:r>
@@ -1902,27 +2362,35 @@
       </w:pPr>
       <w:r>
         <w:rPr>
+          <w:rtl/>
+          <w:cs/>
           <w:lang w:val="ar_AE" w:bidi="ar_AE"/>
         </w:rPr>
         <w:t>حجّي 2: 3</w:t>
       </w:r>
       <w:r>
         <w:rPr>
-          <w:lang w:val="ar_AE" w:bidi="ar_AE"/>
-        </w:rPr>
-      </w:r>
-    </w:p>
-    <w:p>
-      <w:pPr>
-        <w:bidi/>
-      </w:pPr>
-      <w:r>
-        <w:rPr>
-          <w:lang w:val="ar_AE" w:bidi="ar_AE"/>
-        </w:rPr>
-      </w:r>
-      <w:r>
-        <w:rPr>
+          <w:rtl/>
+          <w:cs/>
+          <w:lang w:val="ar_AE" w:bidi="ar_AE"/>
+        </w:rPr>
+      </w:r>
+    </w:p>
+    <w:p>
+      <w:pPr>
+        <w:bidi/>
+      </w:pPr>
+      <w:r>
+        <w:rPr>
+          <w:rtl/>
+          <w:cs/>
+          <w:lang w:val="ar_AE" w:bidi="ar_AE"/>
+        </w:rPr>
+      </w:r>
+      <w:r>
+        <w:rPr>
+          <w:rtl/>
+          <w:cs/>
           <w:lang w:val="ar_AE" w:bidi="ar_AE"/>
         </w:rPr>
         <w:t>كانت هناك عظمة سابقة لهيكل سليمان (</w:t>
@@ -1930,6 +2398,8 @@
       <w:hyperlink r:id="rId56">
         <w:r>
           <w:rPr>
+            <w:rtl/>
+            <w:cs/>
             <w:lang w:val="ar_AE" w:bidi="ar_AE"/>
           </w:rPr>
           <w:rPr>
@@ -1941,6 +2411,8 @@
       </w:hyperlink>
       <w:r>
         <w:rPr>
+          <w:rtl/>
+          <w:cs/>
           <w:lang w:val="ar_AE" w:bidi="ar_AE"/>
         </w:rPr>
         <w:t>)، وقد رآها بعض كبار السن من يهوذا في شبابهم قبل الذهاب إلى السبي في بابل. وقد بكوا عندما رأوا الأساس الجديد يُوضع (</w:t>
@@ -1948,6 +2420,8 @@
       <w:hyperlink r:id="rId57">
         <w:r>
           <w:rPr>
+            <w:rtl/>
+            <w:cs/>
             <w:lang w:val="ar_AE" w:bidi="ar_AE"/>
           </w:rPr>
           <w:rPr>
@@ -1959,27 +2433,35 @@
       </w:hyperlink>
       <w:r>
         <w:rPr>
+          <w:rtl/>
+          <w:cs/>
           <w:lang w:val="ar_AE" w:bidi="ar_AE"/>
         </w:rPr>
         <w:t>)، لأنه بدا وكأنه لا شيء على الإطلاق بالمقارنة.</w:t>
       </w:r>
       <w:r>
         <w:rPr>
-          <w:lang w:val="ar_AE" w:bidi="ar_AE"/>
-        </w:rPr>
-      </w:r>
-      <w:r>
-        <w:rPr>
-          <w:lang w:val="ar_AE" w:bidi="ar_AE"/>
-        </w:rPr>
-      </w:r>
-    </w:p>
-    <w:p>
-      <w:pPr>
-        <w:bidi/>
-      </w:pPr>
-      <w:r>
-        <w:rPr>
+          <w:rtl/>
+          <w:cs/>
+          <w:lang w:val="ar_AE" w:bidi="ar_AE"/>
+        </w:rPr>
+      </w:r>
+      <w:r>
+        <w:rPr>
+          <w:rtl/>
+          <w:cs/>
+          <w:lang w:val="ar_AE" w:bidi="ar_AE"/>
+        </w:rPr>
+      </w:r>
+    </w:p>
+    <w:p>
+      <w:pPr>
+        <w:bidi/>
+      </w:pPr>
+      <w:r>
+        <w:rPr>
+          <w:rtl/>
+          <w:cs/>
           <w:lang w:val="ar_AE" w:bidi="ar_AE"/>
         </w:rPr>
       </w:r>
@@ -1991,27 +2473,35 @@
       </w:pPr>
       <w:r>
         <w:rPr>
+          <w:rtl/>
+          <w:cs/>
           <w:lang w:val="ar_AE" w:bidi="ar_AE"/>
         </w:rPr>
         <w:t>حجّي 2: 4</w:t>
       </w:r>
       <w:r>
         <w:rPr>
-          <w:lang w:val="ar_AE" w:bidi="ar_AE"/>
-        </w:rPr>
-      </w:r>
-    </w:p>
-    <w:p>
-      <w:pPr>
-        <w:bidi/>
-      </w:pPr>
-      <w:r>
-        <w:rPr>
-          <w:lang w:val="ar_AE" w:bidi="ar_AE"/>
-        </w:rPr>
-      </w:r>
-      <w:r>
-        <w:rPr>
+          <w:rtl/>
+          <w:cs/>
+          <w:lang w:val="ar_AE" w:bidi="ar_AE"/>
+        </w:rPr>
+      </w:r>
+    </w:p>
+    <w:p>
+      <w:pPr>
+        <w:bidi/>
+      </w:pPr>
+      <w:r>
+        <w:rPr>
+          <w:rtl/>
+          <w:cs/>
+          <w:lang w:val="ar_AE" w:bidi="ar_AE"/>
+        </w:rPr>
+      </w:r>
+      <w:r>
+        <w:rPr>
+          <w:rtl/>
+          <w:cs/>
           <w:lang w:val="ar_AE" w:bidi="ar_AE"/>
         </w:rPr>
         <w:t xml:space="preserve">فَالآنَ … تَشَدَّدْ: يشير هذا إلى انتقال من التوبيخ والتحدي إلى التشجيع والدعم (قارن </w:t>
@@ -2019,6 +2509,8 @@
       <w:hyperlink r:id="rId58">
         <w:r>
           <w:rPr>
+            <w:rtl/>
+            <w:cs/>
             <w:lang w:val="ar_AE" w:bidi="ar_AE"/>
           </w:rPr>
           <w:rPr>
@@ -2030,27 +2522,35 @@
       </w:hyperlink>
       <w:r>
         <w:rPr>
+          <w:rtl/>
+          <w:cs/>
           <w:lang w:val="ar_AE" w:bidi="ar_AE"/>
         </w:rPr>
         <w:t>).</w:t>
       </w:r>
       <w:r>
         <w:rPr>
-          <w:lang w:val="ar_AE" w:bidi="ar_AE"/>
-        </w:rPr>
-      </w:r>
-      <w:r>
-        <w:rPr>
-          <w:lang w:val="ar_AE" w:bidi="ar_AE"/>
-        </w:rPr>
-      </w:r>
-    </w:p>
-    <w:p>
-      <w:pPr>
-        <w:bidi/>
-      </w:pPr>
-      <w:r>
-        <w:rPr>
+          <w:rtl/>
+          <w:cs/>
+          <w:lang w:val="ar_AE" w:bidi="ar_AE"/>
+        </w:rPr>
+      </w:r>
+      <w:r>
+        <w:rPr>
+          <w:rtl/>
+          <w:cs/>
+          <w:lang w:val="ar_AE" w:bidi="ar_AE"/>
+        </w:rPr>
+      </w:r>
+    </w:p>
+    <w:p>
+      <w:pPr>
+        <w:bidi/>
+      </w:pPr>
+      <w:r>
+        <w:rPr>
+          <w:rtl/>
+          <w:cs/>
           <w:lang w:val="ar_AE" w:bidi="ar_AE"/>
         </w:rPr>
       </w:r>
@@ -2062,27 +2562,35 @@
       </w:pPr>
       <w:r>
         <w:rPr>
+          <w:rtl/>
+          <w:cs/>
           <w:lang w:val="ar_AE" w:bidi="ar_AE"/>
         </w:rPr>
         <w:t>حجّي 2: 5</w:t>
       </w:r>
       <w:r>
         <w:rPr>
-          <w:lang w:val="ar_AE" w:bidi="ar_AE"/>
-        </w:rPr>
-      </w:r>
-    </w:p>
-    <w:p>
-      <w:pPr>
-        <w:bidi/>
-      </w:pPr>
-      <w:r>
-        <w:rPr>
-          <w:lang w:val="ar_AE" w:bidi="ar_AE"/>
-        </w:rPr>
-      </w:r>
-      <w:r>
-        <w:rPr>
+          <w:rtl/>
+          <w:cs/>
+          <w:lang w:val="ar_AE" w:bidi="ar_AE"/>
+        </w:rPr>
+      </w:r>
+    </w:p>
+    <w:p>
+      <w:pPr>
+        <w:bidi/>
+      </w:pPr>
+      <w:r>
+        <w:rPr>
+          <w:rtl/>
+          <w:cs/>
+          <w:lang w:val="ar_AE" w:bidi="ar_AE"/>
+        </w:rPr>
+      </w:r>
+      <w:r>
+        <w:rPr>
+          <w:rtl/>
+          <w:cs/>
           <w:lang w:val="ar_AE" w:bidi="ar_AE"/>
         </w:rPr>
         <w:t xml:space="preserve">رُوحِي قَائِمٌ فِي وَسَطِكُمْ: انظر </w:t>
@@ -2090,6 +2598,8 @@
       <w:hyperlink r:id="rId59">
         <w:r>
           <w:rPr>
+            <w:rtl/>
+            <w:cs/>
             <w:lang w:val="ar_AE" w:bidi="ar_AE"/>
           </w:rPr>
           <w:rPr>
@@ -2101,6 +2611,8 @@
       </w:hyperlink>
       <w:r>
         <w:rPr>
+          <w:rtl/>
+          <w:cs/>
           <w:lang w:val="ar_AE" w:bidi="ar_AE"/>
         </w:rPr>
         <w:t xml:space="preserve">؛ </w:t>
@@ -2108,6 +2620,8 @@
       <w:hyperlink r:id="rId60">
         <w:r>
           <w:rPr>
+            <w:rtl/>
+            <w:cs/>
             <w:lang w:val="ar_AE" w:bidi="ar_AE"/>
           </w:rPr>
           <w:rPr>
@@ -2119,6 +2633,8 @@
       </w:hyperlink>
       <w:r>
         <w:rPr>
+          <w:rtl/>
+          <w:cs/>
           <w:lang w:val="ar_AE" w:bidi="ar_AE"/>
         </w:rPr>
         <w:t xml:space="preserve">؛ </w:t>
@@ -2126,6 +2642,8 @@
       <w:hyperlink r:id="rId61">
         <w:r>
           <w:rPr>
+            <w:rtl/>
+            <w:cs/>
             <w:lang w:val="ar_AE" w:bidi="ar_AE"/>
           </w:rPr>
           <w:rPr>
@@ -2137,6 +2655,8 @@
       </w:hyperlink>
       <w:r>
         <w:rPr>
+          <w:rtl/>
+          <w:cs/>
           <w:lang w:val="ar_AE" w:bidi="ar_AE"/>
         </w:rPr>
         <w:t>. • تمامًا كما وعدت (حرفيًا</w:t>
@@ -2144,12 +2664,16 @@
       <w:r>
         <w:rPr>
           <w:i/>
+          <w:rtl/>
+          <w:cs/>
           <w:lang w:val="ar_AE" w:bidi="ar_AE"/>
         </w:rPr>
         <w:t xml:space="preserve"> حَسَبَ الْكَلاَمِ الَّذِي عَاهَدْتُكُمْ بِهِ</w:t>
       </w:r>
       <w:r>
         <w:rPr>
+          <w:rtl/>
+          <w:cs/>
           <w:lang w:val="ar_AE" w:bidi="ar_AE"/>
         </w:rPr>
         <w:t xml:space="preserve">): العبارة "عَاهَدْتُكُمْ بِهِ" هي التعبير الاصطلاحي العبري لصنع عهد (انظر </w:t>
@@ -2157,6 +2681,8 @@
       <w:hyperlink r:id="rId62">
         <w:r>
           <w:rPr>
+            <w:rtl/>
+            <w:cs/>
             <w:lang w:val="ar_AE" w:bidi="ar_AE"/>
           </w:rPr>
           <w:rPr>
@@ -2168,6 +2694,8 @@
       </w:hyperlink>
       <w:r>
         <w:rPr>
+          <w:rtl/>
+          <w:cs/>
           <w:lang w:val="ar_AE" w:bidi="ar_AE"/>
         </w:rPr>
         <w:t xml:space="preserve">؛ </w:t>
@@ -2175,6 +2703,8 @@
       <w:hyperlink r:id="rId63">
         <w:r>
           <w:rPr>
+            <w:rtl/>
+            <w:cs/>
             <w:lang w:val="ar_AE" w:bidi="ar_AE"/>
           </w:rPr>
           <w:rPr>
@@ -2186,6 +2716,8 @@
       </w:hyperlink>
       <w:r>
         <w:rPr>
+          <w:rtl/>
+          <w:cs/>
           <w:lang w:val="ar_AE" w:bidi="ar_AE"/>
         </w:rPr>
         <w:t xml:space="preserve">). عبارة حجّي، "حسب الكلام الذي عاهدتكم"، فريدة في العهد القديم، حيث تستخدم لغة تخلق عن عمد صلة بين نبوته وعلاقة العهد بين الله وشعبه. ومن خلال عمل هذا الارتباط، أكد حجّي على استمرارية أعمال الله في إنقاذ شعبه، أولًا من مصر ثم من بابل (انظر </w:t>
@@ -2193,6 +2725,8 @@
       <w:hyperlink r:id="rId64">
         <w:r>
           <w:rPr>
+            <w:rtl/>
+            <w:cs/>
             <w:lang w:val="ar_AE" w:bidi="ar_AE"/>
           </w:rPr>
           <w:rPr>
@@ -2204,27 +2738,35 @@
       </w:hyperlink>
       <w:r>
         <w:rPr>
+          <w:rtl/>
+          <w:cs/>
           <w:lang w:val="ar_AE" w:bidi="ar_AE"/>
         </w:rPr>
         <w:t>).</w:t>
       </w:r>
       <w:r>
         <w:rPr>
-          <w:lang w:val="ar_AE" w:bidi="ar_AE"/>
-        </w:rPr>
-      </w:r>
-      <w:r>
-        <w:rPr>
-          <w:lang w:val="ar_AE" w:bidi="ar_AE"/>
-        </w:rPr>
-      </w:r>
-    </w:p>
-    <w:p>
-      <w:pPr>
-        <w:bidi/>
-      </w:pPr>
-      <w:r>
-        <w:rPr>
+          <w:rtl/>
+          <w:cs/>
+          <w:lang w:val="ar_AE" w:bidi="ar_AE"/>
+        </w:rPr>
+      </w:r>
+      <w:r>
+        <w:rPr>
+          <w:rtl/>
+          <w:cs/>
+          <w:lang w:val="ar_AE" w:bidi="ar_AE"/>
+        </w:rPr>
+      </w:r>
+    </w:p>
+    <w:p>
+      <w:pPr>
+        <w:bidi/>
+      </w:pPr>
+      <w:r>
+        <w:rPr>
+          <w:rtl/>
+          <w:cs/>
           <w:lang w:val="ar_AE" w:bidi="ar_AE"/>
         </w:rPr>
       </w:r>
@@ -2236,27 +2778,35 @@
       </w:pPr>
       <w:r>
         <w:rPr>
+          <w:rtl/>
+          <w:cs/>
           <w:lang w:val="ar_AE" w:bidi="ar_AE"/>
         </w:rPr>
         <w:t>حجّي 2: 6–7</w:t>
       </w:r>
       <w:r>
         <w:rPr>
-          <w:lang w:val="ar_AE" w:bidi="ar_AE"/>
-        </w:rPr>
-      </w:r>
-    </w:p>
-    <w:p>
-      <w:pPr>
-        <w:bidi/>
-      </w:pPr>
-      <w:r>
-        <w:rPr>
-          <w:lang w:val="ar_AE" w:bidi="ar_AE"/>
-        </w:rPr>
-      </w:r>
-      <w:r>
-        <w:rPr>
+          <w:rtl/>
+          <w:cs/>
+          <w:lang w:val="ar_AE" w:bidi="ar_AE"/>
+        </w:rPr>
+      </w:r>
+    </w:p>
+    <w:p>
+      <w:pPr>
+        <w:bidi/>
+      </w:pPr>
+      <w:r>
+        <w:rPr>
+          <w:rtl/>
+          <w:cs/>
+          <w:lang w:val="ar_AE" w:bidi="ar_AE"/>
+        </w:rPr>
+      </w:r>
+      <w:r>
+        <w:rPr>
+          <w:rtl/>
+          <w:cs/>
           <w:lang w:val="ar_AE" w:bidi="ar_AE"/>
         </w:rPr>
         <w:t xml:space="preserve">سيزلزل الله السماوات والأرض مرة أخرى في يوم الدينونة القادم (انظر </w:t>
@@ -2264,6 +2814,8 @@
       <w:hyperlink r:id="rId65">
         <w:r>
           <w:rPr>
+            <w:rtl/>
+            <w:cs/>
             <w:lang w:val="ar_AE" w:bidi="ar_AE"/>
           </w:rPr>
           <w:rPr>
@@ -2275,6 +2827,8 @@
       </w:hyperlink>
       <w:r>
         <w:rPr>
+          <w:rtl/>
+          <w:cs/>
           <w:lang w:val="ar_AE" w:bidi="ar_AE"/>
         </w:rPr>
         <w:t xml:space="preserve">؛ </w:t>
@@ -2282,6 +2836,8 @@
       <w:hyperlink r:id="rId66">
         <w:r>
           <w:rPr>
+            <w:rtl/>
+            <w:cs/>
             <w:lang w:val="ar_AE" w:bidi="ar_AE"/>
           </w:rPr>
           <w:rPr>
@@ -2293,6 +2849,8 @@
       </w:hyperlink>
       <w:r>
         <w:rPr>
+          <w:rtl/>
+          <w:cs/>
           <w:lang w:val="ar_AE" w:bidi="ar_AE"/>
         </w:rPr>
         <w:t>). الزلزلة السابقة كانت الدينونة على مصر في زمن الخروج (</w:t>
@@ -2300,6 +2858,8 @@
       <w:hyperlink r:id="rId67">
         <w:r>
           <w:rPr>
+            <w:rtl/>
+            <w:cs/>
             <w:lang w:val="ar_AE" w:bidi="ar_AE"/>
           </w:rPr>
           <w:rPr>
@@ -2311,6 +2871,8 @@
       </w:hyperlink>
       <w:r>
         <w:rPr>
+          <w:rtl/>
+          <w:cs/>
           <w:lang w:val="ar_AE" w:bidi="ar_AE"/>
         </w:rPr>
         <w:t xml:space="preserve">؛ </w:t>
@@ -2318,6 +2880,8 @@
       <w:hyperlink r:id="rId68">
         <w:r>
           <w:rPr>
+            <w:rtl/>
+            <w:cs/>
             <w:lang w:val="ar_AE" w:bidi="ar_AE"/>
           </w:rPr>
           <w:rPr>
@@ -2329,6 +2893,8 @@
       </w:hyperlink>
       <w:r>
         <w:rPr>
+          <w:rtl/>
+          <w:cs/>
           <w:lang w:val="ar_AE" w:bidi="ar_AE"/>
         </w:rPr>
         <w:t>). ويربط العهد الجديد هذا الحدث بعودة يسوع المسيح في المستقبل القريب (</w:t>
@@ -2336,6 +2902,8 @@
       <w:hyperlink r:id="rId69">
         <w:r>
           <w:rPr>
+            <w:rtl/>
+            <w:cs/>
             <w:lang w:val="ar_AE" w:bidi="ar_AE"/>
           </w:rPr>
           <w:rPr>
@@ -2347,6 +2915,8 @@
       </w:hyperlink>
       <w:r>
         <w:rPr>
+          <w:rtl/>
+          <w:cs/>
           <w:lang w:val="ar_AE" w:bidi="ar_AE"/>
         </w:rPr>
         <w:t xml:space="preserve">). وربما رأى حجّي دينونة الله النهائية مُنبئًا بها من خلال أحداث سوف تحدث بعد زمنه (مثل سقوط فارس أمام اليونان، وسقوط اليونان أمام الرومان؛ انظر </w:t>
@@ -2354,6 +2924,8 @@
       <w:hyperlink r:id="rId70">
         <w:r>
           <w:rPr>
+            <w:rtl/>
+            <w:cs/>
             <w:lang w:val="ar_AE" w:bidi="ar_AE"/>
           </w:rPr>
           <w:rPr>
@@ -2365,27 +2937,35 @@
       </w:hyperlink>
       <w:r>
         <w:rPr>
+          <w:rtl/>
+          <w:cs/>
           <w:lang w:val="ar_AE" w:bidi="ar_AE"/>
         </w:rPr>
         <w:t>).</w:t>
       </w:r>
       <w:r>
         <w:rPr>
-          <w:lang w:val="ar_AE" w:bidi="ar_AE"/>
-        </w:rPr>
-      </w:r>
-      <w:r>
-        <w:rPr>
-          <w:lang w:val="ar_AE" w:bidi="ar_AE"/>
-        </w:rPr>
-      </w:r>
-    </w:p>
-    <w:p>
-      <w:pPr>
-        <w:bidi/>
-      </w:pPr>
-      <w:r>
-        <w:rPr>
+          <w:rtl/>
+          <w:cs/>
+          <w:lang w:val="ar_AE" w:bidi="ar_AE"/>
+        </w:rPr>
+      </w:r>
+      <w:r>
+        <w:rPr>
+          <w:rtl/>
+          <w:cs/>
+          <w:lang w:val="ar_AE" w:bidi="ar_AE"/>
+        </w:rPr>
+      </w:r>
+    </w:p>
+    <w:p>
+      <w:pPr>
+        <w:bidi/>
+      </w:pPr>
+      <w:r>
+        <w:rPr>
+          <w:rtl/>
+          <w:cs/>
           <w:lang w:val="ar_AE" w:bidi="ar_AE"/>
         </w:rPr>
       </w:r>
@@ -2397,48 +2977,62 @@
       </w:pPr>
       <w:r>
         <w:rPr>
+          <w:rtl/>
+          <w:cs/>
           <w:lang w:val="ar_AE" w:bidi="ar_AE"/>
         </w:rPr>
         <w:t>حجّي 2: 7</w:t>
       </w:r>
       <w:r>
         <w:rPr>
-          <w:lang w:val="ar_AE" w:bidi="ar_AE"/>
-        </w:rPr>
-      </w:r>
-    </w:p>
-    <w:p>
-      <w:pPr>
-        <w:bidi/>
-      </w:pPr>
-      <w:r>
-        <w:rPr>
-          <w:lang w:val="ar_AE" w:bidi="ar_AE"/>
-        </w:rPr>
-      </w:r>
-      <w:r>
-        <w:rPr>
+          <w:rtl/>
+          <w:cs/>
+          <w:lang w:val="ar_AE" w:bidi="ar_AE"/>
+        </w:rPr>
+      </w:r>
+    </w:p>
+    <w:p>
+      <w:pPr>
+        <w:bidi/>
+      </w:pPr>
+      <w:r>
+        <w:rPr>
+          <w:rtl/>
+          <w:cs/>
+          <w:lang w:val="ar_AE" w:bidi="ar_AE"/>
+        </w:rPr>
+      </w:r>
+      <w:r>
+        <w:rPr>
+          <w:rtl/>
+          <w:cs/>
           <w:lang w:val="ar_AE" w:bidi="ar_AE"/>
         </w:rPr>
         <w:t>الكنوز (مُشْتَهَى كُلِّ الأُمَمِ) … ستُجلب إلى الهيكل من قِبَل جميع الأمم كإكرام وإجلال لإله إسرائيل.</w:t>
       </w:r>
       <w:r>
         <w:rPr>
-          <w:lang w:val="ar_AE" w:bidi="ar_AE"/>
-        </w:rPr>
-      </w:r>
-      <w:r>
-        <w:rPr>
-          <w:lang w:val="ar_AE" w:bidi="ar_AE"/>
-        </w:rPr>
-      </w:r>
-    </w:p>
-    <w:p>
-      <w:pPr>
-        <w:bidi/>
-      </w:pPr>
-      <w:r>
-        <w:rPr>
+          <w:rtl/>
+          <w:cs/>
+          <w:lang w:val="ar_AE" w:bidi="ar_AE"/>
+        </w:rPr>
+      </w:r>
+      <w:r>
+        <w:rPr>
+          <w:rtl/>
+          <w:cs/>
+          <w:lang w:val="ar_AE" w:bidi="ar_AE"/>
+        </w:rPr>
+      </w:r>
+    </w:p>
+    <w:p>
+      <w:pPr>
+        <w:bidi/>
+      </w:pPr>
+      <w:r>
+        <w:rPr>
+          <w:rtl/>
+          <w:cs/>
           <w:lang w:val="ar_AE" w:bidi="ar_AE"/>
         </w:rPr>
       </w:r>
@@ -2450,27 +3044,35 @@
       </w:pPr>
       <w:r>
         <w:rPr>
+          <w:rtl/>
+          <w:cs/>
           <w:lang w:val="ar_AE" w:bidi="ar_AE"/>
         </w:rPr>
         <w:t>حجّي 2: 9</w:t>
       </w:r>
       <w:r>
         <w:rPr>
-          <w:lang w:val="ar_AE" w:bidi="ar_AE"/>
-        </w:rPr>
-      </w:r>
-    </w:p>
-    <w:p>
-      <w:pPr>
-        <w:bidi/>
-      </w:pPr>
-      <w:r>
-        <w:rPr>
-          <w:lang w:val="ar_AE" w:bidi="ar_AE"/>
-        </w:rPr>
-      </w:r>
-      <w:r>
-        <w:rPr>
+          <w:rtl/>
+          <w:cs/>
+          <w:lang w:val="ar_AE" w:bidi="ar_AE"/>
+        </w:rPr>
+      </w:r>
+    </w:p>
+    <w:p>
+      <w:pPr>
+        <w:bidi/>
+      </w:pPr>
+      <w:r>
+        <w:rPr>
+          <w:rtl/>
+          <w:cs/>
+          <w:lang w:val="ar_AE" w:bidi="ar_AE"/>
+        </w:rPr>
+      </w:r>
+      <w:r>
+        <w:rPr>
+          <w:rtl/>
+          <w:cs/>
           <w:lang w:val="ar_AE" w:bidi="ar_AE"/>
         </w:rPr>
         <w:t xml:space="preserve">مَجْدُ هذَا الْبَيْتِ الأَخِيرِ: ربما كان في ذهن حجّي مجيء المسيّا إلى هيكله (انظر </w:t>
@@ -2478,6 +3080,8 @@
       <w:hyperlink r:id="rId71">
         <w:r>
           <w:rPr>
+            <w:rtl/>
+            <w:cs/>
             <w:lang w:val="ar_AE" w:bidi="ar_AE"/>
           </w:rPr>
           <w:rPr>
@@ -2489,6 +3093,8 @@
       </w:hyperlink>
       <w:r>
         <w:rPr>
+          <w:rtl/>
+          <w:cs/>
           <w:lang w:val="ar_AE" w:bidi="ar_AE"/>
         </w:rPr>
         <w:t>). تم تقديم يسوع (باعتباره الابن البكر لله) في هيكل الرب كطفل (</w:t>
@@ -2496,6 +3102,8 @@
       <w:hyperlink r:id="rId72">
         <w:r>
           <w:rPr>
+            <w:rtl/>
+            <w:cs/>
             <w:lang w:val="ar_AE" w:bidi="ar_AE"/>
           </w:rPr>
           <w:rPr>
@@ -2507,6 +3115,8 @@
       </w:hyperlink>
       <w:r>
         <w:rPr>
+          <w:rtl/>
+          <w:cs/>
           <w:lang w:val="ar_AE" w:bidi="ar_AE"/>
         </w:rPr>
         <w:t>)، وعلّم هناك كشخص بالغ (</w:t>
@@ -2514,6 +3124,8 @@
       <w:hyperlink r:id="rId73">
         <w:r>
           <w:rPr>
+            <w:rtl/>
+            <w:cs/>
             <w:lang w:val="ar_AE" w:bidi="ar_AE"/>
           </w:rPr>
           <w:rPr>
@@ -2525,6 +3137,8 @@
       </w:hyperlink>
       <w:r>
         <w:rPr>
+          <w:rtl/>
+          <w:cs/>
           <w:lang w:val="ar_AE" w:bidi="ar_AE"/>
         </w:rPr>
         <w:t>). يسوع، كلمة الله المتجسد، هو أعظم من الهيكل (</w:t>
@@ -2532,6 +3146,8 @@
       <w:hyperlink r:id="rId74">
         <w:r>
           <w:rPr>
+            <w:rtl/>
+            <w:cs/>
             <w:lang w:val="ar_AE" w:bidi="ar_AE"/>
           </w:rPr>
           <w:rPr>
@@ -2543,6 +3159,8 @@
       </w:hyperlink>
       <w:r>
         <w:rPr>
+          <w:rtl/>
+          <w:cs/>
           <w:lang w:val="ar_AE" w:bidi="ar_AE"/>
         </w:rPr>
         <w:t xml:space="preserve">؛ انظر </w:t>
@@ -2550,6 +3168,8 @@
       <w:hyperlink r:id="rId75">
         <w:r>
           <w:rPr>
+            <w:rtl/>
+            <w:cs/>
             <w:lang w:val="ar_AE" w:bidi="ar_AE"/>
           </w:rPr>
           <w:rPr>
@@ -2561,6 +3181,8 @@
       </w:hyperlink>
       <w:r>
         <w:rPr>
+          <w:rtl/>
+          <w:cs/>
           <w:lang w:val="ar_AE" w:bidi="ar_AE"/>
         </w:rPr>
         <w:t xml:space="preserve">). وبرغم أنه تم التعرف عليه من قِبَل القليلين فقط، فإن وجود يسوع في الهيكل تجاوز بكثير المجد في خيمة الاجتماع في زمن موسى وفي هيكل سليمان (قارن </w:t>
@@ -2568,6 +3190,8 @@
       <w:hyperlink r:id="rId76">
         <w:r>
           <w:rPr>
+            <w:rtl/>
+            <w:cs/>
             <w:lang w:val="ar_AE" w:bidi="ar_AE"/>
           </w:rPr>
           <w:rPr>
@@ -2579,6 +3203,8 @@
       </w:hyperlink>
       <w:r>
         <w:rPr>
+          <w:rtl/>
+          <w:cs/>
           <w:lang w:val="ar_AE" w:bidi="ar_AE"/>
         </w:rPr>
         <w:t>). • وَفِي هذَا الْمَكَانِ أُعْطِي السَّلاَمَ: كانت البركة الكهنوتية (</w:t>
@@ -2586,6 +3212,8 @@
       <w:hyperlink r:id="rId77">
         <w:r>
           <w:rPr>
+            <w:rtl/>
+            <w:cs/>
             <w:lang w:val="ar_AE" w:bidi="ar_AE"/>
           </w:rPr>
           <w:rPr>
@@ -2597,6 +3225,8 @@
       </w:hyperlink>
       <w:r>
         <w:rPr>
+          <w:rtl/>
+          <w:cs/>
           <w:lang w:val="ar_AE" w:bidi="ar_AE"/>
         </w:rPr>
         <w:t>) تُعلن كجزء من طقوس الهيكل. وفي الأيام الأخيرة، سيقوم الله بعقد عهد سلام مع إسرائيل (</w:t>
@@ -2604,6 +3234,8 @@
       <w:hyperlink r:id="rId78">
         <w:r>
           <w:rPr>
+            <w:rtl/>
+            <w:cs/>
             <w:lang w:val="ar_AE" w:bidi="ar_AE"/>
           </w:rPr>
           <w:rPr>
@@ -2615,6 +3247,8 @@
       </w:hyperlink>
       <w:r>
         <w:rPr>
+          <w:rtl/>
+          <w:cs/>
           <w:lang w:val="ar_AE" w:bidi="ar_AE"/>
         </w:rPr>
         <w:t xml:space="preserve">؛ </w:t>
@@ -2622,6 +3256,8 @@
       <w:hyperlink r:id="rId79">
         <w:r>
           <w:rPr>
+            <w:rtl/>
+            <w:cs/>
             <w:lang w:val="ar_AE" w:bidi="ar_AE"/>
           </w:rPr>
           <w:rPr>
@@ -2633,6 +3269,8 @@
       </w:hyperlink>
       <w:r>
         <w:rPr>
+          <w:rtl/>
+          <w:cs/>
           <w:lang w:val="ar_AE" w:bidi="ar_AE"/>
         </w:rPr>
         <w:t xml:space="preserve">). كانت النتيجة الإيجابية لإعادة بناء الهيكل ضمانًا لذلك </w:t>
@@ -2640,33 +3278,43 @@
       <w:r>
         <w:rPr>
           <w:i/>
+          <w:rtl/>
+          <w:cs/>
           <w:lang w:val="ar_AE" w:bidi="ar_AE"/>
         </w:rPr>
         <w:t>السلام</w:t>
       </w:r>
       <w:r>
         <w:rPr>
+          <w:rtl/>
+          <w:cs/>
           <w:lang w:val="ar_AE" w:bidi="ar_AE"/>
         </w:rPr>
         <w:t xml:space="preserve"> المستقبلي.</w:t>
       </w:r>
       <w:r>
         <w:rPr>
-          <w:lang w:val="ar_AE" w:bidi="ar_AE"/>
-        </w:rPr>
-      </w:r>
-      <w:r>
-        <w:rPr>
-          <w:lang w:val="ar_AE" w:bidi="ar_AE"/>
-        </w:rPr>
-      </w:r>
-    </w:p>
-    <w:p>
-      <w:pPr>
-        <w:bidi/>
-      </w:pPr>
-      <w:r>
-        <w:rPr>
+          <w:rtl/>
+          <w:cs/>
+          <w:lang w:val="ar_AE" w:bidi="ar_AE"/>
+        </w:rPr>
+      </w:r>
+      <w:r>
+        <w:rPr>
+          <w:rtl/>
+          <w:cs/>
+          <w:lang w:val="ar_AE" w:bidi="ar_AE"/>
+        </w:rPr>
+      </w:r>
+    </w:p>
+    <w:p>
+      <w:pPr>
+        <w:bidi/>
+      </w:pPr>
+      <w:r>
+        <w:rPr>
+          <w:rtl/>
+          <w:cs/>
           <w:lang w:val="ar_AE" w:bidi="ar_AE"/>
         </w:rPr>
       </w:r>
@@ -2678,27 +3326,35 @@
       </w:pPr>
       <w:r>
         <w:rPr>
+          <w:rtl/>
+          <w:cs/>
           <w:lang w:val="ar_AE" w:bidi="ar_AE"/>
         </w:rPr>
         <w:t>حجّي 2: 10–19</w:t>
       </w:r>
       <w:r>
         <w:rPr>
-          <w:lang w:val="ar_AE" w:bidi="ar_AE"/>
-        </w:rPr>
-      </w:r>
-    </w:p>
-    <w:p>
-      <w:pPr>
-        <w:bidi/>
-      </w:pPr>
-      <w:r>
-        <w:rPr>
-          <w:lang w:val="ar_AE" w:bidi="ar_AE"/>
-        </w:rPr>
-      </w:r>
-      <w:r>
-        <w:rPr>
+          <w:rtl/>
+          <w:cs/>
+          <w:lang w:val="ar_AE" w:bidi="ar_AE"/>
+        </w:rPr>
+      </w:r>
+    </w:p>
+    <w:p>
+      <w:pPr>
+        <w:bidi/>
+      </w:pPr>
+      <w:r>
+        <w:rPr>
+          <w:rtl/>
+          <w:cs/>
+          <w:lang w:val="ar_AE" w:bidi="ar_AE"/>
+        </w:rPr>
+      </w:r>
+      <w:r>
+        <w:rPr>
+          <w:rtl/>
+          <w:cs/>
           <w:lang w:val="ar_AE" w:bidi="ar_AE"/>
         </w:rPr>
         <w:t>موضوع الرسالة الثالثة هو تعليمات الشريعة المتعلقة بالطهارة الطقسية. وكانت هذه التعليمات لا تزل سارية. يتوقع الله من شعبه أن يكونوا قديسين، كما هو قدوس (</w:t>
@@ -2706,6 +3362,8 @@
       <w:hyperlink r:id="rId80">
         <w:r>
           <w:rPr>
+            <w:rtl/>
+            <w:cs/>
             <w:lang w:val="ar_AE" w:bidi="ar_AE"/>
           </w:rPr>
           <w:rPr>
@@ -2717,27 +3375,35 @@
       </w:hyperlink>
       <w:r>
         <w:rPr>
+          <w:rtl/>
+          <w:cs/>
           <w:lang w:val="ar_AE" w:bidi="ar_AE"/>
         </w:rPr>
         <w:t>).</w:t>
       </w:r>
       <w:r>
         <w:rPr>
-          <w:lang w:val="ar_AE" w:bidi="ar_AE"/>
-        </w:rPr>
-      </w:r>
-      <w:r>
-        <w:rPr>
-          <w:lang w:val="ar_AE" w:bidi="ar_AE"/>
-        </w:rPr>
-      </w:r>
-    </w:p>
-    <w:p>
-      <w:pPr>
-        <w:bidi/>
-      </w:pPr>
-      <w:r>
-        <w:rPr>
+          <w:rtl/>
+          <w:cs/>
+          <w:lang w:val="ar_AE" w:bidi="ar_AE"/>
+        </w:rPr>
+      </w:r>
+      <w:r>
+        <w:rPr>
+          <w:rtl/>
+          <w:cs/>
+          <w:lang w:val="ar_AE" w:bidi="ar_AE"/>
+        </w:rPr>
+      </w:r>
+    </w:p>
+    <w:p>
+      <w:pPr>
+        <w:bidi/>
+      </w:pPr>
+      <w:r>
+        <w:rPr>
+          <w:rtl/>
+          <w:cs/>
           <w:lang w:val="ar_AE" w:bidi="ar_AE"/>
         </w:rPr>
       </w:r>
@@ -2749,27 +3415,35 @@
       </w:pPr>
       <w:r>
         <w:rPr>
+          <w:rtl/>
+          <w:cs/>
           <w:lang w:val="ar_AE" w:bidi="ar_AE"/>
         </w:rPr>
         <w:t>حجّي 2: 11</w:t>
       </w:r>
       <w:r>
         <w:rPr>
-          <w:lang w:val="ar_AE" w:bidi="ar_AE"/>
-        </w:rPr>
-      </w:r>
-    </w:p>
-    <w:p>
-      <w:pPr>
-        <w:bidi/>
-      </w:pPr>
-      <w:r>
-        <w:rPr>
-          <w:lang w:val="ar_AE" w:bidi="ar_AE"/>
-        </w:rPr>
-      </w:r>
-      <w:r>
-        <w:rPr>
+          <w:rtl/>
+          <w:cs/>
+          <w:lang w:val="ar_AE" w:bidi="ar_AE"/>
+        </w:rPr>
+      </w:r>
+    </w:p>
+    <w:p>
+      <w:pPr>
+        <w:bidi/>
+      </w:pPr>
+      <w:r>
+        <w:rPr>
+          <w:rtl/>
+          <w:cs/>
+          <w:lang w:val="ar_AE" w:bidi="ar_AE"/>
+        </w:rPr>
+      </w:r>
+      <w:r>
+        <w:rPr>
+          <w:rtl/>
+          <w:cs/>
           <w:lang w:val="ar_AE" w:bidi="ar_AE"/>
         </w:rPr>
         <w:t>اِسْأَلِ الْكَهَنَةَ: كان دور الكهنة يتمثل في تعليم وتفسير الشريعة (</w:t>
@@ -2777,6 +3451,8 @@
       <w:hyperlink r:id="rId81">
         <w:r>
           <w:rPr>
+            <w:rtl/>
+            <w:cs/>
             <w:lang w:val="ar_AE" w:bidi="ar_AE"/>
           </w:rPr>
           <w:rPr>
@@ -2788,6 +3464,8 @@
       </w:hyperlink>
       <w:r>
         <w:rPr>
+          <w:rtl/>
+          <w:cs/>
           <w:lang w:val="ar_AE" w:bidi="ar_AE"/>
         </w:rPr>
         <w:t xml:space="preserve">؛ </w:t>
@@ -2795,6 +3473,8 @@
       <w:hyperlink r:id="rId82">
         <w:r>
           <w:rPr>
+            <w:rtl/>
+            <w:cs/>
             <w:lang w:val="ar_AE" w:bidi="ar_AE"/>
           </w:rPr>
           <w:rPr>
@@ -2806,27 +3486,35 @@
       </w:hyperlink>
       <w:r>
         <w:rPr>
+          <w:rtl/>
+          <w:cs/>
           <w:lang w:val="ar_AE" w:bidi="ar_AE"/>
         </w:rPr>
         <w:t>)، ولذلك كانت الرسالة المتعلقة بالطهارة الطقسية موجهة إليهم.</w:t>
       </w:r>
       <w:r>
         <w:rPr>
-          <w:lang w:val="ar_AE" w:bidi="ar_AE"/>
-        </w:rPr>
-      </w:r>
-      <w:r>
-        <w:rPr>
-          <w:lang w:val="ar_AE" w:bidi="ar_AE"/>
-        </w:rPr>
-      </w:r>
-    </w:p>
-    <w:p>
-      <w:pPr>
-        <w:bidi/>
-      </w:pPr>
-      <w:r>
-        <w:rPr>
+          <w:rtl/>
+          <w:cs/>
+          <w:lang w:val="ar_AE" w:bidi="ar_AE"/>
+        </w:rPr>
+      </w:r>
+      <w:r>
+        <w:rPr>
+          <w:rtl/>
+          <w:cs/>
+          <w:lang w:val="ar_AE" w:bidi="ar_AE"/>
+        </w:rPr>
+      </w:r>
+    </w:p>
+    <w:p>
+      <w:pPr>
+        <w:bidi/>
+      </w:pPr>
+      <w:r>
+        <w:rPr>
+          <w:rtl/>
+          <w:cs/>
           <w:lang w:val="ar_AE" w:bidi="ar_AE"/>
         </w:rPr>
       </w:r>
@@ -2838,39 +3526,51 @@
       </w:pPr>
       <w:r>
         <w:rPr>
+          <w:rtl/>
+          <w:cs/>
           <w:lang w:val="ar_AE" w:bidi="ar_AE"/>
         </w:rPr>
         <w:t>حجّي 2: 12</w:t>
       </w:r>
       <w:r>
         <w:rPr>
-          <w:lang w:val="ar_AE" w:bidi="ar_AE"/>
-        </w:rPr>
-      </w:r>
-    </w:p>
-    <w:p>
-      <w:pPr>
-        <w:bidi/>
-      </w:pPr>
-      <w:r>
-        <w:rPr>
-          <w:lang w:val="ar_AE" w:bidi="ar_AE"/>
-        </w:rPr>
-      </w:r>
-      <w:r>
-        <w:rPr>
+          <w:rtl/>
+          <w:cs/>
+          <w:lang w:val="ar_AE" w:bidi="ar_AE"/>
+        </w:rPr>
+      </w:r>
+    </w:p>
+    <w:p>
+      <w:pPr>
+        <w:bidi/>
+      </w:pPr>
+      <w:r>
+        <w:rPr>
+          <w:rtl/>
+          <w:cs/>
+          <w:lang w:val="ar_AE" w:bidi="ar_AE"/>
+        </w:rPr>
+      </w:r>
+      <w:r>
+        <w:rPr>
+          <w:rtl/>
+          <w:cs/>
           <w:lang w:val="ar_AE" w:bidi="ar_AE"/>
         </w:rPr>
         <w:t>فَهَلْ يَتَقَدَّسُ؟ يشير هذا السؤال إلى اللحم من الذبيحة المُقَدَّسة والطريقة التي يمكن أن تنتقل بها الطهارة والنجاسة الطقسية (انظر ملاحظة الموضوع "</w:t>
       </w:r>
       <w:r>
         <w:rPr>
+          <w:rtl/>
+          <w:cs/>
           <w:lang w:val="ar_AE" w:bidi="ar_AE"/>
         </w:rPr>
         <w:t>طاهر، ونجس، ومُقَدَّس</w:t>
       </w:r>
       <w:r>
         <w:rPr>
+          <w:rtl/>
+          <w:cs/>
           <w:lang w:val="ar_AE" w:bidi="ar_AE"/>
         </w:rPr>
         <w:t xml:space="preserve">"). حمل الذبيحة المُقَدَّسة - اللحم الموضوع جانبًا والمجهَّز للتقدمة—كان يجعل الرداء مقدسًا (قارن </w:t>
@@ -2878,6 +3578,8 @@
       <w:hyperlink r:id="rId83">
         <w:r>
           <w:rPr>
+            <w:rtl/>
+            <w:cs/>
             <w:lang w:val="ar_AE" w:bidi="ar_AE"/>
           </w:rPr>
           <w:rPr>
@@ -2889,27 +3591,35 @@
       </w:hyperlink>
       <w:r>
         <w:rPr>
+          <w:rtl/>
+          <w:cs/>
           <w:lang w:val="ar_AE" w:bidi="ar_AE"/>
         </w:rPr>
         <w:t>). ومع ذلك، لم يكن من الممكن نقل هذه القداسة إلى طرف ثالث.</w:t>
       </w:r>
       <w:r>
         <w:rPr>
-          <w:lang w:val="ar_AE" w:bidi="ar_AE"/>
-        </w:rPr>
-      </w:r>
-      <w:r>
-        <w:rPr>
-          <w:lang w:val="ar_AE" w:bidi="ar_AE"/>
-        </w:rPr>
-      </w:r>
-    </w:p>
-    <w:p>
-      <w:pPr>
-        <w:bidi/>
-      </w:pPr>
-      <w:r>
-        <w:rPr>
+          <w:rtl/>
+          <w:cs/>
+          <w:lang w:val="ar_AE" w:bidi="ar_AE"/>
+        </w:rPr>
+      </w:r>
+      <w:r>
+        <w:rPr>
+          <w:rtl/>
+          <w:cs/>
+          <w:lang w:val="ar_AE" w:bidi="ar_AE"/>
+        </w:rPr>
+      </w:r>
+    </w:p>
+    <w:p>
+      <w:pPr>
+        <w:bidi/>
+      </w:pPr>
+      <w:r>
+        <w:rPr>
+          <w:rtl/>
+          <w:cs/>
           <w:lang w:val="ar_AE" w:bidi="ar_AE"/>
         </w:rPr>
       </w:r>
@@ -2921,27 +3631,35 @@
       </w:pPr>
       <w:r>
         <w:rPr>
+          <w:rtl/>
+          <w:cs/>
           <w:lang w:val="ar_AE" w:bidi="ar_AE"/>
         </w:rPr>
         <w:t>حجّي 2: 13</w:t>
       </w:r>
       <w:r>
         <w:rPr>
-          <w:lang w:val="ar_AE" w:bidi="ar_AE"/>
-        </w:rPr>
-      </w:r>
-    </w:p>
-    <w:p>
-      <w:pPr>
-        <w:bidi/>
-      </w:pPr>
-      <w:r>
-        <w:rPr>
-          <w:lang w:val="ar_AE" w:bidi="ar_AE"/>
-        </w:rPr>
-      </w:r>
-      <w:r>
-        <w:rPr>
+          <w:rtl/>
+          <w:cs/>
+          <w:lang w:val="ar_AE" w:bidi="ar_AE"/>
+        </w:rPr>
+      </w:r>
+    </w:p>
+    <w:p>
+      <w:pPr>
+        <w:bidi/>
+      </w:pPr>
+      <w:r>
+        <w:rPr>
+          <w:rtl/>
+          <w:cs/>
+          <w:lang w:val="ar_AE" w:bidi="ar_AE"/>
+        </w:rPr>
+      </w:r>
+      <w:r>
+        <w:rPr>
+          <w:rtl/>
+          <w:cs/>
           <w:lang w:val="ar_AE" w:bidi="ar_AE"/>
         </w:rPr>
         <w:t xml:space="preserve">تنتقل النجاسة الطقسية بسهولة أكبر بكثير من الطهارة الطقسية. فأي شخص يلمس جثة يصبح نجسًا وبذلك غير طاهر. وأي شيء يلمسه شخص نجس طقسيًا يصبح أيضًا غير طاهر (انظر </w:t>
@@ -2949,6 +3667,8 @@
       <w:hyperlink r:id="rId84">
         <w:r>
           <w:rPr>
+            <w:rtl/>
+            <w:cs/>
             <w:lang w:val="ar_AE" w:bidi="ar_AE"/>
           </w:rPr>
           <w:rPr>
@@ -2960,6 +3680,8 @@
       </w:hyperlink>
       <w:r>
         <w:rPr>
+          <w:rtl/>
+          <w:cs/>
           <w:lang w:val="ar_AE" w:bidi="ar_AE"/>
         </w:rPr>
         <w:t xml:space="preserve">، </w:t>
@@ -2967,6 +3689,8 @@
       <w:hyperlink r:id="rId85">
         <w:r>
           <w:rPr>
+            <w:rtl/>
+            <w:cs/>
             <w:lang w:val="ar_AE" w:bidi="ar_AE"/>
           </w:rPr>
           <w:rPr>
@@ -2978,6 +3702,8 @@
       </w:hyperlink>
       <w:r>
         <w:rPr>
+          <w:rtl/>
+          <w:cs/>
           <w:lang w:val="ar_AE" w:bidi="ar_AE"/>
         </w:rPr>
         <w:t xml:space="preserve">). يُطبق حجّي هذا في </w:t>
@@ -2985,6 +3711,8 @@
       <w:hyperlink r:id="rId86">
         <w:r>
           <w:rPr>
+            <w:rtl/>
+            <w:cs/>
             <w:lang w:val="ar_AE" w:bidi="ar_AE"/>
           </w:rPr>
           <w:rPr>
@@ -2996,27 +3724,35 @@
       </w:hyperlink>
       <w:r>
         <w:rPr>
+          <w:rtl/>
+          <w:cs/>
           <w:lang w:val="ar_AE" w:bidi="ar_AE"/>
         </w:rPr>
         <w:t>.</w:t>
       </w:r>
       <w:r>
         <w:rPr>
-          <w:lang w:val="ar_AE" w:bidi="ar_AE"/>
-        </w:rPr>
-      </w:r>
-      <w:r>
-        <w:rPr>
-          <w:lang w:val="ar_AE" w:bidi="ar_AE"/>
-        </w:rPr>
-      </w:r>
-    </w:p>
-    <w:p>
-      <w:pPr>
-        <w:bidi/>
-      </w:pPr>
-      <w:r>
-        <w:rPr>
+          <w:rtl/>
+          <w:cs/>
+          <w:lang w:val="ar_AE" w:bidi="ar_AE"/>
+        </w:rPr>
+      </w:r>
+      <w:r>
+        <w:rPr>
+          <w:rtl/>
+          <w:cs/>
+          <w:lang w:val="ar_AE" w:bidi="ar_AE"/>
+        </w:rPr>
+      </w:r>
+    </w:p>
+    <w:p>
+      <w:pPr>
+        <w:bidi/>
+      </w:pPr>
+      <w:r>
+        <w:rPr>
+          <w:rtl/>
+          <w:cs/>
           <w:lang w:val="ar_AE" w:bidi="ar_AE"/>
         </w:rPr>
       </w:r>
@@ -3028,48 +3764,62 @@
       </w:pPr>
       <w:r>
         <w:rPr>
+          <w:rtl/>
+          <w:cs/>
           <w:lang w:val="ar_AE" w:bidi="ar_AE"/>
         </w:rPr>
         <w:t>حجّي 2: 14</w:t>
       </w:r>
       <w:r>
         <w:rPr>
-          <w:lang w:val="ar_AE" w:bidi="ar_AE"/>
-        </w:rPr>
-      </w:r>
-    </w:p>
-    <w:p>
-      <w:pPr>
-        <w:bidi/>
-      </w:pPr>
-      <w:r>
-        <w:rPr>
-          <w:lang w:val="ar_AE" w:bidi="ar_AE"/>
-        </w:rPr>
-      </w:r>
-      <w:r>
-        <w:rPr>
+          <w:rtl/>
+          <w:cs/>
+          <w:lang w:val="ar_AE" w:bidi="ar_AE"/>
+        </w:rPr>
+      </w:r>
+    </w:p>
+    <w:p>
+      <w:pPr>
+        <w:bidi/>
+      </w:pPr>
+      <w:r>
+        <w:rPr>
+          <w:rtl/>
+          <w:cs/>
+          <w:lang w:val="ar_AE" w:bidi="ar_AE"/>
+        </w:rPr>
+      </w:r>
+      <w:r>
+        <w:rPr>
+          <w:rtl/>
+          <w:cs/>
           <w:lang w:val="ar_AE" w:bidi="ar_AE"/>
         </w:rPr>
         <w:t>هكَذَا هذَا الشَّعْبُ: إن مجرد العودة من السبي إلى الأرض التي وعد الله بها إسرائيل لم تجعل شعب يهوذا مُقَدَّسًا. كانوا لا يزالون غير طاهرين، لأنهم لم يلتزموا بوصايا عهد الله معهم. وكانت أعمالهم وحتى عبادتهم ملوثة بالنجاسة؛ وكانت أنقاض هيكل الرب ترمز إلى عصيان الشعب. وكان إعادة بناء الهيكل علامة ملموسة على تغير القلوب وتجديد الطاعة لعهد الله.</w:t>
       </w:r>
       <w:r>
         <w:rPr>
-          <w:lang w:val="ar_AE" w:bidi="ar_AE"/>
-        </w:rPr>
-      </w:r>
-      <w:r>
-        <w:rPr>
-          <w:lang w:val="ar_AE" w:bidi="ar_AE"/>
-        </w:rPr>
-      </w:r>
-    </w:p>
-    <w:p>
-      <w:pPr>
-        <w:bidi/>
-      </w:pPr>
-      <w:r>
-        <w:rPr>
+          <w:rtl/>
+          <w:cs/>
+          <w:lang w:val="ar_AE" w:bidi="ar_AE"/>
+        </w:rPr>
+      </w:r>
+      <w:r>
+        <w:rPr>
+          <w:rtl/>
+          <w:cs/>
+          <w:lang w:val="ar_AE" w:bidi="ar_AE"/>
+        </w:rPr>
+      </w:r>
+    </w:p>
+    <w:p>
+      <w:pPr>
+        <w:bidi/>
+      </w:pPr>
+      <w:r>
+        <w:rPr>
+          <w:rtl/>
+          <w:cs/>
           <w:lang w:val="ar_AE" w:bidi="ar_AE"/>
         </w:rPr>
       </w:r>
@@ -3081,39 +3831,51 @@
       </w:pPr>
       <w:r>
         <w:rPr>
+          <w:rtl/>
+          <w:cs/>
           <w:lang w:val="ar_AE" w:bidi="ar_AE"/>
         </w:rPr>
         <w:t>حجّي 2: 15</w:t>
       </w:r>
       <w:r>
         <w:rPr>
-          <w:lang w:val="ar_AE" w:bidi="ar_AE"/>
-        </w:rPr>
-      </w:r>
-    </w:p>
-    <w:p>
-      <w:pPr>
-        <w:bidi/>
-      </w:pPr>
-      <w:r>
-        <w:rPr>
-          <w:lang w:val="ar_AE" w:bidi="ar_AE"/>
-        </w:rPr>
-      </w:r>
-      <w:r>
-        <w:rPr>
+          <w:rtl/>
+          <w:cs/>
+          <w:lang w:val="ar_AE" w:bidi="ar_AE"/>
+        </w:rPr>
+      </w:r>
+    </w:p>
+    <w:p>
+      <w:pPr>
+        <w:bidi/>
+      </w:pPr>
+      <w:r>
+        <w:rPr>
+          <w:rtl/>
+          <w:cs/>
+          <w:lang w:val="ar_AE" w:bidi="ar_AE"/>
+        </w:rPr>
+      </w:r>
+      <w:r>
+        <w:rPr>
+          <w:rtl/>
+          <w:cs/>
           <w:lang w:val="ar_AE" w:bidi="ar_AE"/>
         </w:rPr>
         <w:t xml:space="preserve">وَالآنَ فَاجْعَلُوا قَلْبَكُمْ مِنْ هذَا الْيَوْمِ فَرَاجِعًا (انظر </w:t>
       </w:r>
       <w:r>
         <w:rPr>
+          <w:rtl/>
+          <w:cs/>
           <w:lang w:val="ar_AE" w:bidi="ar_AE"/>
         </w:rPr>
         <w:t>ملاحظة الدراسة على 1:5</w:t>
       </w:r>
       <w:r>
         <w:rPr>
+          <w:rtl/>
+          <w:cs/>
           <w:lang w:val="ar_AE" w:bidi="ar_AE"/>
         </w:rPr>
         <w:t>): البركة الإلهية، سواء كانت روحية أو مادية، تعتمد على طاعة شعب الله (</w:t>
@@ -3121,6 +3883,8 @@
       <w:hyperlink r:id="rId87">
         <w:r>
           <w:rPr>
+            <w:rtl/>
+            <w:cs/>
             <w:lang w:val="ar_AE" w:bidi="ar_AE"/>
           </w:rPr>
           <w:rPr>
@@ -3132,6 +3896,8 @@
       </w:hyperlink>
       <w:r>
         <w:rPr>
+          <w:rtl/>
+          <w:cs/>
           <w:lang w:val="ar_AE" w:bidi="ar_AE"/>
         </w:rPr>
         <w:t xml:space="preserve">). دعا حجّي الشعب إلى المثابرة في امتحان الذات الذي يقود إلى التوبة وفي خوف الرب الذي بدأته رسالته الأولى (انظر </w:t>
@@ -3139,6 +3905,8 @@
       <w:hyperlink r:id="rId25">
         <w:r>
           <w:rPr>
+            <w:rtl/>
+            <w:cs/>
             <w:lang w:val="ar_AE" w:bidi="ar_AE"/>
           </w:rPr>
           <w:rPr>
@@ -3150,6 +3918,8 @@
       </w:hyperlink>
       <w:r>
         <w:rPr>
+          <w:rtl/>
+          <w:cs/>
           <w:lang w:val="ar_AE" w:bidi="ar_AE"/>
         </w:rPr>
         <w:t xml:space="preserve">، </w:t>
@@ -3157,6 +3927,8 @@
       <w:hyperlink r:id="rId88">
         <w:r>
           <w:rPr>
+            <w:rtl/>
+            <w:cs/>
             <w:lang w:val="ar_AE" w:bidi="ar_AE"/>
           </w:rPr>
           <w:rPr>
@@ -3168,27 +3940,35 @@
       </w:hyperlink>
       <w:r>
         <w:rPr>
+          <w:rtl/>
+          <w:cs/>
           <w:lang w:val="ar_AE" w:bidi="ar_AE"/>
         </w:rPr>
         <w:t>).</w:t>
       </w:r>
       <w:r>
         <w:rPr>
-          <w:lang w:val="ar_AE" w:bidi="ar_AE"/>
-        </w:rPr>
-      </w:r>
-      <w:r>
-        <w:rPr>
-          <w:lang w:val="ar_AE" w:bidi="ar_AE"/>
-        </w:rPr>
-      </w:r>
-    </w:p>
-    <w:p>
-      <w:pPr>
-        <w:bidi/>
-      </w:pPr>
-      <w:r>
-        <w:rPr>
+          <w:rtl/>
+          <w:cs/>
+          <w:lang w:val="ar_AE" w:bidi="ar_AE"/>
+        </w:rPr>
+      </w:r>
+      <w:r>
+        <w:rPr>
+          <w:rtl/>
+          <w:cs/>
+          <w:lang w:val="ar_AE" w:bidi="ar_AE"/>
+        </w:rPr>
+      </w:r>
+    </w:p>
+    <w:p>
+      <w:pPr>
+        <w:bidi/>
+      </w:pPr>
+      <w:r>
+        <w:rPr>
+          <w:rtl/>
+          <w:cs/>
           <w:lang w:val="ar_AE" w:bidi="ar_AE"/>
         </w:rPr>
       </w:r>
@@ -3200,27 +3980,35 @@
       </w:pPr>
       <w:r>
         <w:rPr>
+          <w:rtl/>
+          <w:cs/>
           <w:lang w:val="ar_AE" w:bidi="ar_AE"/>
         </w:rPr>
         <w:t>حجّي 2: 17</w:t>
       </w:r>
       <w:r>
         <w:rPr>
-          <w:lang w:val="ar_AE" w:bidi="ar_AE"/>
-        </w:rPr>
-      </w:r>
-    </w:p>
-    <w:p>
-      <w:pPr>
-        <w:bidi/>
-      </w:pPr>
-      <w:r>
-        <w:rPr>
-          <w:lang w:val="ar_AE" w:bidi="ar_AE"/>
-        </w:rPr>
-      </w:r>
-      <w:r>
-        <w:rPr>
+          <w:rtl/>
+          <w:cs/>
+          <w:lang w:val="ar_AE" w:bidi="ar_AE"/>
+        </w:rPr>
+      </w:r>
+    </w:p>
+    <w:p>
+      <w:pPr>
+        <w:bidi/>
+      </w:pPr>
+      <w:r>
+        <w:rPr>
+          <w:rtl/>
+          <w:cs/>
+          <w:lang w:val="ar_AE" w:bidi="ar_AE"/>
+        </w:rPr>
+      </w:r>
+      <w:r>
+        <w:rPr>
+          <w:rtl/>
+          <w:cs/>
           <w:lang w:val="ar_AE" w:bidi="ar_AE"/>
         </w:rPr>
         <w:t>الرجوع غالبًا ما يشير إلى التوبة. • وَمَا رَجَعْتُمْ إِلَيَّ: كان الشعب العبري عنيدًا ومتمردًا منذ زمن موسى (</w:t>
@@ -3228,6 +4016,8 @@
       <w:hyperlink r:id="rId89">
         <w:r>
           <w:rPr>
+            <w:rtl/>
+            <w:cs/>
             <w:lang w:val="ar_AE" w:bidi="ar_AE"/>
           </w:rPr>
           <w:rPr>
@@ -3239,6 +4029,8 @@
       </w:hyperlink>
       <w:r>
         <w:rPr>
+          <w:rtl/>
+          <w:cs/>
           <w:lang w:val="ar_AE" w:bidi="ar_AE"/>
         </w:rPr>
         <w:t>) إلى زمن يسوع (</w:t>
@@ -3246,6 +4038,8 @@
       <w:hyperlink r:id="rId90">
         <w:r>
           <w:rPr>
+            <w:rtl/>
+            <w:cs/>
             <w:lang w:val="ar_AE" w:bidi="ar_AE"/>
           </w:rPr>
           <w:rPr>
@@ -3257,6 +4051,8 @@
       </w:hyperlink>
       <w:r>
         <w:rPr>
+          <w:rtl/>
+          <w:cs/>
           <w:lang w:val="ar_AE" w:bidi="ar_AE"/>
         </w:rPr>
         <w:t xml:space="preserve">). • بِاللَّفْحِ وَبِالْيَرَقَانِ: ما حدث كان نتيجة العصيان لعهد الله (انظر </w:t>
@@ -3264,6 +4060,8 @@
       <w:hyperlink r:id="rId91">
         <w:r>
           <w:rPr>
+            <w:rtl/>
+            <w:cs/>
             <w:lang w:val="ar_AE" w:bidi="ar_AE"/>
           </w:rPr>
           <w:rPr>
@@ -3275,27 +4073,35 @@
       </w:hyperlink>
       <w:r>
         <w:rPr>
+          <w:rtl/>
+          <w:cs/>
           <w:lang w:val="ar_AE" w:bidi="ar_AE"/>
         </w:rPr>
         <w:t>).</w:t>
       </w:r>
       <w:r>
         <w:rPr>
-          <w:lang w:val="ar_AE" w:bidi="ar_AE"/>
-        </w:rPr>
-      </w:r>
-      <w:r>
-        <w:rPr>
-          <w:lang w:val="ar_AE" w:bidi="ar_AE"/>
-        </w:rPr>
-      </w:r>
-    </w:p>
-    <w:p>
-      <w:pPr>
-        <w:bidi/>
-      </w:pPr>
-      <w:r>
-        <w:rPr>
+          <w:rtl/>
+          <w:cs/>
+          <w:lang w:val="ar_AE" w:bidi="ar_AE"/>
+        </w:rPr>
+      </w:r>
+      <w:r>
+        <w:rPr>
+          <w:rtl/>
+          <w:cs/>
+          <w:lang w:val="ar_AE" w:bidi="ar_AE"/>
+        </w:rPr>
+      </w:r>
+    </w:p>
+    <w:p>
+      <w:pPr>
+        <w:bidi/>
+      </w:pPr>
+      <w:r>
+        <w:rPr>
+          <w:rtl/>
+          <w:cs/>
           <w:lang w:val="ar_AE" w:bidi="ar_AE"/>
         </w:rPr>
       </w:r>
@@ -3307,27 +4113,35 @@
       </w:pPr>
       <w:r>
         <w:rPr>
+          <w:rtl/>
+          <w:cs/>
           <w:lang w:val="ar_AE" w:bidi="ar_AE"/>
         </w:rPr>
         <w:t>حجّي 2: 18</w:t>
       </w:r>
       <w:r>
         <w:rPr>
-          <w:lang w:val="ar_AE" w:bidi="ar_AE"/>
-        </w:rPr>
-      </w:r>
-    </w:p>
-    <w:p>
-      <w:pPr>
-        <w:bidi/>
-      </w:pPr>
-      <w:r>
-        <w:rPr>
-          <w:lang w:val="ar_AE" w:bidi="ar_AE"/>
-        </w:rPr>
-      </w:r>
-      <w:r>
-        <w:rPr>
+          <w:rtl/>
+          <w:cs/>
+          <w:lang w:val="ar_AE" w:bidi="ar_AE"/>
+        </w:rPr>
+      </w:r>
+    </w:p>
+    <w:p>
+      <w:pPr>
+        <w:bidi/>
+      </w:pPr>
+      <w:r>
+        <w:rPr>
+          <w:rtl/>
+          <w:cs/>
+          <w:lang w:val="ar_AE" w:bidi="ar_AE"/>
+        </w:rPr>
+      </w:r>
+      <w:r>
+        <w:rPr>
+          <w:rtl/>
+          <w:cs/>
           <w:lang w:val="ar_AE" w:bidi="ar_AE"/>
         </w:rPr>
         <w:t xml:space="preserve">تأملوا في هذا اليوم الثامن عشر من ديسمبر: أو </w:t>
@@ -3335,12 +4149,16 @@
       <w:r>
         <w:rPr>
           <w:i/>
+          <w:rtl/>
+          <w:cs/>
           <w:lang w:val="ar_AE" w:bidi="ar_AE"/>
         </w:rPr>
         <w:t>في هذا اليوم الثامن عشر من ديسمبر، تأملوا في اليوم؛</w:t>
       </w:r>
       <w:r>
         <w:rPr>
+          <w:rtl/>
+          <w:cs/>
           <w:lang w:val="ar_AE" w:bidi="ar_AE"/>
         </w:rPr>
         <w:t xml:space="preserve"> حرفيًا </w:t>
@@ -3348,12 +4166,16 @@
       <w:r>
         <w:rPr>
           <w:i/>
+          <w:rtl/>
+          <w:cs/>
           <w:lang w:val="ar_AE" w:bidi="ar_AE"/>
         </w:rPr>
         <w:t>فَاجْعَلُوا قَلْبَكُمْ مِنْ هذَا الْيَوْمِ فَصَاعِدًا، مِنَ الْيَوْمِ الرَّابعِ وَالْعِشْرِينَ مِنَ الشَّهْرِ التَّاسِعِ.</w:t>
       </w:r>
       <w:r>
         <w:rPr>
+          <w:rtl/>
+          <w:cs/>
           <w:lang w:val="ar_AE" w:bidi="ar_AE"/>
         </w:rPr>
         <w:t xml:space="preserve"> يعتقد البعض أن عبارة "هذا اليوم" تشير إلى تاريخ إزالة الأنقاض الأولية من موقع الهيكل والحصول على مواد البناء (21 سبتمبر، 520 قبل الميلاد؛ انظر </w:t>
@@ -3361,6 +4183,8 @@
       <w:hyperlink r:id="rId92">
         <w:r>
           <w:rPr>
+            <w:rtl/>
+            <w:cs/>
             <w:lang w:val="ar_AE" w:bidi="ar_AE"/>
           </w:rPr>
           <w:rPr>
@@ -3372,27 +4196,35 @@
       </w:hyperlink>
       <w:r>
         <w:rPr>
+          <w:rtl/>
+          <w:cs/>
           <w:lang w:val="ar_AE" w:bidi="ar_AE"/>
         </w:rPr>
         <w:t>).</w:t>
       </w:r>
       <w:r>
         <w:rPr>
-          <w:lang w:val="ar_AE" w:bidi="ar_AE"/>
-        </w:rPr>
-      </w:r>
-      <w:r>
-        <w:rPr>
-          <w:lang w:val="ar_AE" w:bidi="ar_AE"/>
-        </w:rPr>
-      </w:r>
-    </w:p>
-    <w:p>
-      <w:pPr>
-        <w:bidi/>
-      </w:pPr>
-      <w:r>
-        <w:rPr>
+          <w:rtl/>
+          <w:cs/>
+          <w:lang w:val="ar_AE" w:bidi="ar_AE"/>
+        </w:rPr>
+      </w:r>
+      <w:r>
+        <w:rPr>
+          <w:rtl/>
+          <w:cs/>
+          <w:lang w:val="ar_AE" w:bidi="ar_AE"/>
+        </w:rPr>
+      </w:r>
+    </w:p>
+    <w:p>
+      <w:pPr>
+        <w:bidi/>
+      </w:pPr>
+      <w:r>
+        <w:rPr>
+          <w:rtl/>
+          <w:cs/>
           <w:lang w:val="ar_AE" w:bidi="ar_AE"/>
         </w:rPr>
       </w:r>
@@ -3404,27 +4236,35 @@
       </w:pPr>
       <w:r>
         <w:rPr>
+          <w:rtl/>
+          <w:cs/>
           <w:lang w:val="ar_AE" w:bidi="ar_AE"/>
         </w:rPr>
         <w:t>حجّي 2: 19</w:t>
       </w:r>
       <w:r>
         <w:rPr>
-          <w:lang w:val="ar_AE" w:bidi="ar_AE"/>
-        </w:rPr>
-      </w:r>
-    </w:p>
-    <w:p>
-      <w:pPr>
-        <w:bidi/>
-      </w:pPr>
-      <w:r>
-        <w:rPr>
-          <w:lang w:val="ar_AE" w:bidi="ar_AE"/>
-        </w:rPr>
-      </w:r>
-      <w:r>
-        <w:rPr>
+          <w:rtl/>
+          <w:cs/>
+          <w:lang w:val="ar_AE" w:bidi="ar_AE"/>
+        </w:rPr>
+      </w:r>
+    </w:p>
+    <w:p>
+      <w:pPr>
+        <w:bidi/>
+      </w:pPr>
+      <w:r>
+        <w:rPr>
+          <w:rtl/>
+          <w:cs/>
+          <w:lang w:val="ar_AE" w:bidi="ar_AE"/>
+        </w:rPr>
+      </w:r>
+      <w:r>
+        <w:rPr>
+          <w:rtl/>
+          <w:cs/>
           <w:lang w:val="ar_AE" w:bidi="ar_AE"/>
         </w:rPr>
         <w:t xml:space="preserve">ها أنا أعطيكم وعدًا الآن بينما البذار ما تزال في المخزن: إن الوعد بمحصول وافر يلفت الانتباه إلى أمانة الله لشعب عهده. لم يكن الهيكل قد اكتمل بعد، ولكن الله وعد بمد بركاته في الحال. • فَمِنْ هذَا الْيَوْمِ أُبَارِكُ: كان الله كريمًا في الاستجابة الفورية لجهود شعبه نحو التجديد الروحي والطاعة (انظر </w:t>
@@ -3432,6 +4272,8 @@
       <w:hyperlink r:id="rId93">
         <w:r>
           <w:rPr>
+            <w:rtl/>
+            <w:cs/>
             <w:lang w:val="ar_AE" w:bidi="ar_AE"/>
           </w:rPr>
           <w:rPr>
@@ -3443,27 +4285,35 @@
       </w:hyperlink>
       <w:r>
         <w:rPr>
+          <w:rtl/>
+          <w:cs/>
           <w:lang w:val="ar_AE" w:bidi="ar_AE"/>
         </w:rPr>
         <w:t>).</w:t>
       </w:r>
       <w:r>
         <w:rPr>
-          <w:lang w:val="ar_AE" w:bidi="ar_AE"/>
-        </w:rPr>
-      </w:r>
-      <w:r>
-        <w:rPr>
-          <w:lang w:val="ar_AE" w:bidi="ar_AE"/>
-        </w:rPr>
-      </w:r>
-    </w:p>
-    <w:p>
-      <w:pPr>
-        <w:bidi/>
-      </w:pPr>
-      <w:r>
-        <w:rPr>
+          <w:rtl/>
+          <w:cs/>
+          <w:lang w:val="ar_AE" w:bidi="ar_AE"/>
+        </w:rPr>
+      </w:r>
+      <w:r>
+        <w:rPr>
+          <w:rtl/>
+          <w:cs/>
+          <w:lang w:val="ar_AE" w:bidi="ar_AE"/>
+        </w:rPr>
+      </w:r>
+    </w:p>
+    <w:p>
+      <w:pPr>
+        <w:bidi/>
+      </w:pPr>
+      <w:r>
+        <w:rPr>
+          <w:rtl/>
+          <w:cs/>
           <w:lang w:val="ar_AE" w:bidi="ar_AE"/>
         </w:rPr>
       </w:r>
@@ -3475,27 +4325,35 @@
       </w:pPr>
       <w:r>
         <w:rPr>
+          <w:rtl/>
+          <w:cs/>
           <w:lang w:val="ar_AE" w:bidi="ar_AE"/>
         </w:rPr>
         <w:t>حجّي 2: 20–23</w:t>
       </w:r>
       <w:r>
         <w:rPr>
-          <w:lang w:val="ar_AE" w:bidi="ar_AE"/>
-        </w:rPr>
-      </w:r>
-    </w:p>
-    <w:p>
-      <w:pPr>
-        <w:bidi/>
-      </w:pPr>
-      <w:r>
-        <w:rPr>
-          <w:lang w:val="ar_AE" w:bidi="ar_AE"/>
-        </w:rPr>
-      </w:r>
-      <w:r>
-        <w:rPr>
+          <w:rtl/>
+          <w:cs/>
+          <w:lang w:val="ar_AE" w:bidi="ar_AE"/>
+        </w:rPr>
+      </w:r>
+    </w:p>
+    <w:p>
+      <w:pPr>
+        <w:bidi/>
+      </w:pPr>
+      <w:r>
+        <w:rPr>
+          <w:rtl/>
+          <w:cs/>
+          <w:lang w:val="ar_AE" w:bidi="ar_AE"/>
+        </w:rPr>
+      </w:r>
+      <w:r>
+        <w:rPr>
+          <w:rtl/>
+          <w:cs/>
           <w:lang w:val="ar_AE" w:bidi="ar_AE"/>
         </w:rPr>
         <w:t xml:space="preserve">الرسالة الأخيرة لحجّي قد تكون الأهم؛ فهي تؤكد مجددًا بروز نسل داود في الحياة الدينية والسياسية لإسرائيل. كانت عائلة داود مفتاحًا لاسترداد الشعب العبري بعد السبي البابلي (انظر </w:t>
@@ -3503,6 +4361,8 @@
       <w:hyperlink r:id="rId94">
         <w:r>
           <w:rPr>
+            <w:rtl/>
+            <w:cs/>
             <w:lang w:val="ar_AE" w:bidi="ar_AE"/>
           </w:rPr>
           <w:rPr>
@@ -3514,6 +4374,8 @@
       </w:hyperlink>
       <w:r>
         <w:rPr>
+          <w:rtl/>
+          <w:cs/>
           <w:lang w:val="ar_AE" w:bidi="ar_AE"/>
         </w:rPr>
         <w:t xml:space="preserve">؛ </w:t>
@@ -3521,6 +4383,8 @@
       <w:hyperlink r:id="rId95">
         <w:r>
           <w:rPr>
+            <w:rtl/>
+            <w:cs/>
             <w:lang w:val="ar_AE" w:bidi="ar_AE"/>
           </w:rPr>
           <w:rPr>
@@ -3532,6 +4396,8 @@
       </w:hyperlink>
       <w:r>
         <w:rPr>
+          <w:rtl/>
+          <w:cs/>
           <w:lang w:val="ar_AE" w:bidi="ar_AE"/>
         </w:rPr>
         <w:t>). لقد لعن الله نسل داود، الملك يهوياكين، في وقت السبي (</w:t>
@@ -3539,6 +4405,8 @@
       <w:hyperlink r:id="rId96">
         <w:r>
           <w:rPr>
+            <w:rtl/>
+            <w:cs/>
             <w:lang w:val="ar_AE" w:bidi="ar_AE"/>
           </w:rPr>
           <w:rPr>
@@ -3550,6 +4418,8 @@
       </w:hyperlink>
       <w:r>
         <w:rPr>
+          <w:rtl/>
+          <w:cs/>
           <w:lang w:val="ar_AE" w:bidi="ar_AE"/>
         </w:rPr>
         <w:t xml:space="preserve">)، لكن الرسالة الأخيرة لحجّي تلغي تلك اللعنة وتعيد العهد مع داود (انظر </w:t>
@@ -3557,6 +4427,8 @@
       <w:hyperlink r:id="rId97">
         <w:r>
           <w:rPr>
+            <w:rtl/>
+            <w:cs/>
             <w:lang w:val="ar_AE" w:bidi="ar_AE"/>
           </w:rPr>
           <w:rPr>
@@ -3568,27 +4440,35 @@
       </w:hyperlink>
       <w:r>
         <w:rPr>
+          <w:rtl/>
+          <w:cs/>
           <w:lang w:val="ar_AE" w:bidi="ar_AE"/>
         </w:rPr>
         <w:t>) كوسيلة ينفذ بها الله وعوده ليبارك ويسترد إسرائيل.</w:t>
       </w:r>
       <w:r>
         <w:rPr>
-          <w:lang w:val="ar_AE" w:bidi="ar_AE"/>
-        </w:rPr>
-      </w:r>
-      <w:r>
-        <w:rPr>
-          <w:lang w:val="ar_AE" w:bidi="ar_AE"/>
-        </w:rPr>
-      </w:r>
-    </w:p>
-    <w:p>
-      <w:pPr>
-        <w:bidi/>
-      </w:pPr>
-      <w:r>
-        <w:rPr>
+          <w:rtl/>
+          <w:cs/>
+          <w:lang w:val="ar_AE" w:bidi="ar_AE"/>
+        </w:rPr>
+      </w:r>
+      <w:r>
+        <w:rPr>
+          <w:rtl/>
+          <w:cs/>
+          <w:lang w:val="ar_AE" w:bidi="ar_AE"/>
+        </w:rPr>
+      </w:r>
+    </w:p>
+    <w:p>
+      <w:pPr>
+        <w:bidi/>
+      </w:pPr>
+      <w:r>
+        <w:rPr>
+          <w:rtl/>
+          <w:cs/>
           <w:lang w:val="ar_AE" w:bidi="ar_AE"/>
         </w:rPr>
       </w:r>
@@ -3600,27 +4480,35 @@
       </w:pPr>
       <w:r>
         <w:rPr>
+          <w:rtl/>
+          <w:cs/>
           <w:lang w:val="ar_AE" w:bidi="ar_AE"/>
         </w:rPr>
         <w:t>حجّي 2: 21</w:t>
       </w:r>
       <w:r>
         <w:rPr>
-          <w:lang w:val="ar_AE" w:bidi="ar_AE"/>
-        </w:rPr>
-      </w:r>
-    </w:p>
-    <w:p>
-      <w:pPr>
-        <w:bidi/>
-      </w:pPr>
-      <w:r>
-        <w:rPr>
-          <w:lang w:val="ar_AE" w:bidi="ar_AE"/>
-        </w:rPr>
-      </w:r>
-      <w:r>
-        <w:rPr>
+          <w:rtl/>
+          <w:cs/>
+          <w:lang w:val="ar_AE" w:bidi="ar_AE"/>
+        </w:rPr>
+      </w:r>
+    </w:p>
+    <w:p>
+      <w:pPr>
+        <w:bidi/>
+      </w:pPr>
+      <w:r>
+        <w:rPr>
+          <w:rtl/>
+          <w:cs/>
+          <w:lang w:val="ar_AE" w:bidi="ar_AE"/>
+        </w:rPr>
+      </w:r>
+      <w:r>
+        <w:rPr>
+          <w:rtl/>
+          <w:cs/>
           <w:lang w:val="ar_AE" w:bidi="ar_AE"/>
         </w:rPr>
         <w:t>كان زربابل الوالي من نسل داود من خلال يهوياكين (</w:t>
@@ -3628,6 +4516,8 @@
       <w:hyperlink r:id="rId98">
         <w:r>
           <w:rPr>
+            <w:rtl/>
+            <w:cs/>
             <w:lang w:val="ar_AE" w:bidi="ar_AE"/>
           </w:rPr>
           <w:rPr>
@@ -3639,6 +4529,8 @@
       </w:hyperlink>
       <w:r>
         <w:rPr>
+          <w:rtl/>
+          <w:cs/>
           <w:lang w:val="ar_AE" w:bidi="ar_AE"/>
         </w:rPr>
         <w:t>). وهكذا فإن تأكيد حجّي يبطل اللعنة على يهوياكين (</w:t>
@@ -3646,6 +4538,8 @@
       <w:hyperlink r:id="rId96">
         <w:r>
           <w:rPr>
+            <w:rtl/>
+            <w:cs/>
             <w:lang w:val="ar_AE" w:bidi="ar_AE"/>
           </w:rPr>
           <w:rPr>
@@ -3657,27 +4551,35 @@
       </w:hyperlink>
       <w:r>
         <w:rPr>
+          <w:rtl/>
+          <w:cs/>
           <w:lang w:val="ar_AE" w:bidi="ar_AE"/>
         </w:rPr>
         <w:t>). ومع ذلك، يختفي زربّابل فجأة من السجل الكتابي. ربما تم عزله كحاكم يهودي أو حتى أُعدم على يد الملك داريوس، الذي كان يسعى للسيطرة على إمبراطوريته المكتسبة حديثًا. التوقعات المنسوبة هنا إلى زربّابل، ووضعه كواحد من نسل داود، ربما جعله يُشَكِّل تهديدًا سياسيًا لداريوس.</w:t>
       </w:r>
       <w:r>
         <w:rPr>
-          <w:lang w:val="ar_AE" w:bidi="ar_AE"/>
-        </w:rPr>
-      </w:r>
-      <w:r>
-        <w:rPr>
-          <w:lang w:val="ar_AE" w:bidi="ar_AE"/>
-        </w:rPr>
-      </w:r>
-    </w:p>
-    <w:p>
-      <w:pPr>
-        <w:bidi/>
-      </w:pPr>
-      <w:r>
-        <w:rPr>
+          <w:rtl/>
+          <w:cs/>
+          <w:lang w:val="ar_AE" w:bidi="ar_AE"/>
+        </w:rPr>
+      </w:r>
+      <w:r>
+        <w:rPr>
+          <w:rtl/>
+          <w:cs/>
+          <w:lang w:val="ar_AE" w:bidi="ar_AE"/>
+        </w:rPr>
+      </w:r>
+    </w:p>
+    <w:p>
+      <w:pPr>
+        <w:bidi/>
+      </w:pPr>
+      <w:r>
+        <w:rPr>
+          <w:rtl/>
+          <w:cs/>
           <w:lang w:val="ar_AE" w:bidi="ar_AE"/>
         </w:rPr>
       </w:r>
@@ -3689,27 +4591,35 @@
       </w:pPr>
       <w:r>
         <w:rPr>
+          <w:rtl/>
+          <w:cs/>
           <w:lang w:val="ar_AE" w:bidi="ar_AE"/>
         </w:rPr>
         <w:t>حجّي 2: 22</w:t>
       </w:r>
       <w:r>
         <w:rPr>
-          <w:lang w:val="ar_AE" w:bidi="ar_AE"/>
-        </w:rPr>
-      </w:r>
-    </w:p>
-    <w:p>
-      <w:pPr>
-        <w:bidi/>
-      </w:pPr>
-      <w:r>
-        <w:rPr>
-          <w:lang w:val="ar_AE" w:bidi="ar_AE"/>
-        </w:rPr>
-      </w:r>
-      <w:r>
-        <w:rPr>
+          <w:rtl/>
+          <w:cs/>
+          <w:lang w:val="ar_AE" w:bidi="ar_AE"/>
+        </w:rPr>
+      </w:r>
+    </w:p>
+    <w:p>
+      <w:pPr>
+        <w:bidi/>
+      </w:pPr>
+      <w:r>
+        <w:rPr>
+          <w:rtl/>
+          <w:cs/>
+          <w:lang w:val="ar_AE" w:bidi="ar_AE"/>
+        </w:rPr>
+      </w:r>
+      <w:r>
+        <w:rPr>
+          <w:rtl/>
+          <w:cs/>
           <w:lang w:val="ar_AE" w:bidi="ar_AE"/>
         </w:rPr>
         <w:t xml:space="preserve">وَأَقْلِبُ الْمَرْكَبَاتِ وَالرَّاكِبِينَ فِيهَا: إن لغة النبي ستُذكّر إسرائيل بخلاصهم من الجيش المصري (انظر </w:t>
@@ -3717,6 +4627,8 @@
       <w:hyperlink r:id="rId99">
         <w:r>
           <w:rPr>
+            <w:rtl/>
+            <w:cs/>
             <w:lang w:val="ar_AE" w:bidi="ar_AE"/>
           </w:rPr>
           <w:rPr>
@@ -3728,27 +4640,35 @@
       </w:hyperlink>
       <w:r>
         <w:rPr>
+          <w:rtl/>
+          <w:cs/>
           <w:lang w:val="ar_AE" w:bidi="ar_AE"/>
         </w:rPr>
         <w:t>). إن غموض التهديد بدينونة الله يجعل من غير الواضح ما إذا كان حجي يشير إلى أحداث في المستقبل البعيد أو إلى شيء أكثر إلحاحًا يتعلق بالإمبراطورية الفارسية (على سبيل المثال، الحروب اليونانية الفارسية في عهد داريوس الأول وأحشويروش أو الحرب البيلوبونيزية اللاحقة).</w:t>
       </w:r>
       <w:r>
         <w:rPr>
-          <w:lang w:val="ar_AE" w:bidi="ar_AE"/>
-        </w:rPr>
-      </w:r>
-      <w:r>
-        <w:rPr>
-          <w:lang w:val="ar_AE" w:bidi="ar_AE"/>
-        </w:rPr>
-      </w:r>
-    </w:p>
-    <w:p>
-      <w:pPr>
-        <w:bidi/>
-      </w:pPr>
-      <w:r>
-        <w:rPr>
+          <w:rtl/>
+          <w:cs/>
+          <w:lang w:val="ar_AE" w:bidi="ar_AE"/>
+        </w:rPr>
+      </w:r>
+      <w:r>
+        <w:rPr>
+          <w:rtl/>
+          <w:cs/>
+          <w:lang w:val="ar_AE" w:bidi="ar_AE"/>
+        </w:rPr>
+      </w:r>
+    </w:p>
+    <w:p>
+      <w:pPr>
+        <w:bidi/>
+      </w:pPr>
+      <w:r>
+        <w:rPr>
+          <w:rtl/>
+          <w:cs/>
           <w:lang w:val="ar_AE" w:bidi="ar_AE"/>
         </w:rPr>
       </w:r>
@@ -3760,27 +4680,35 @@
       </w:pPr>
       <w:r>
         <w:rPr>
+          <w:rtl/>
+          <w:cs/>
           <w:lang w:val="ar_AE" w:bidi="ar_AE"/>
         </w:rPr>
         <w:t>حجّي 2: 23</w:t>
       </w:r>
       <w:r>
         <w:rPr>
-          <w:lang w:val="ar_AE" w:bidi="ar_AE"/>
-        </w:rPr>
-      </w:r>
-    </w:p>
-    <w:p>
-      <w:pPr>
-        <w:bidi/>
-      </w:pPr>
-      <w:r>
-        <w:rPr>
-          <w:lang w:val="ar_AE" w:bidi="ar_AE"/>
-        </w:rPr>
-      </w:r>
-      <w:r>
-        <w:rPr>
+          <w:rtl/>
+          <w:cs/>
+          <w:lang w:val="ar_AE" w:bidi="ar_AE"/>
+        </w:rPr>
+      </w:r>
+    </w:p>
+    <w:p>
+      <w:pPr>
+        <w:bidi/>
+      </w:pPr>
+      <w:r>
+        <w:rPr>
+          <w:rtl/>
+          <w:cs/>
+          <w:lang w:val="ar_AE" w:bidi="ar_AE"/>
+        </w:rPr>
+      </w:r>
+      <w:r>
+        <w:rPr>
+          <w:rtl/>
+          <w:cs/>
           <w:lang w:val="ar_AE" w:bidi="ar_AE"/>
         </w:rPr>
         <w:t>كان الخاتم رمزًا للملكية. وكان يتم استخدام حجر منقوش مُثبت في خاتم من الذهب أو الفضة لختم أو تأييد الوثائق الرسمية. وتبرز الصورة هنا السلطة الإلهية الممنوحة لزربّابل وتؤكد للشعب استمرار مشاركة الله في العملية السياسية، (بالرغم من فشل الملوك العبرانيين). ولا شك أن تعيين زربّابل كـ</w:t>
@@ -3788,24 +4716,32 @@
       <w:r>
         <w:rPr>
           <w:i/>
+          <w:rtl/>
+          <w:cs/>
           <w:lang w:val="ar_AE" w:bidi="ar_AE"/>
         </w:rPr>
         <w:t>خاتم</w:t>
       </w:r>
       <w:r>
         <w:rPr>
+          <w:rtl/>
+          <w:cs/>
           <w:lang w:val="ar_AE" w:bidi="ar_AE"/>
         </w:rPr>
         <w:t xml:space="preserve"> للرب أعاد إحياء التوقعات بشأن المسيّا، حيث كان زربّابل من نسل الملك داود. ومع ذلك، فإن الإعلان يشير في النهاية إلى ما هو أبعد من زربّابل (انظر </w:t>
       </w:r>
       <w:r>
         <w:rPr>
+          <w:rtl/>
+          <w:cs/>
           <w:lang w:val="ar_AE" w:bidi="ar_AE"/>
         </w:rPr>
         <w:t>ملاحظة الدراسة على 2:21</w:t>
       </w:r>
       <w:r>
         <w:rPr>
+          <w:rtl/>
+          <w:cs/>
           <w:lang w:val="ar_AE" w:bidi="ar_AE"/>
         </w:rPr>
         <w:t xml:space="preserve">) إلى واحد من نسله (انظر </w:t>
@@ -3813,6 +4749,8 @@
       <w:hyperlink r:id="rId100">
         <w:r>
           <w:rPr>
+            <w:rtl/>
+            <w:cs/>
             <w:lang w:val="ar_AE" w:bidi="ar_AE"/>
           </w:rPr>
           <w:rPr>
@@ -3824,6 +4762,8 @@
       </w:hyperlink>
       <w:r>
         <w:rPr>
+          <w:rtl/>
+          <w:cs/>
           <w:lang w:val="ar_AE" w:bidi="ar_AE"/>
         </w:rPr>
         <w:t xml:space="preserve">؛ </w:t>
@@ -3831,6 +4771,8 @@
       <w:hyperlink r:id="rId101">
         <w:r>
           <w:rPr>
+            <w:rtl/>
+            <w:cs/>
             <w:lang w:val="ar_AE" w:bidi="ar_AE"/>
           </w:rPr>
           <w:rPr>
@@ -3842,6 +4784,8 @@
       </w:hyperlink>
       <w:r>
         <w:rPr>
+          <w:rtl/>
+          <w:cs/>
           <w:lang w:val="ar_AE" w:bidi="ar_AE"/>
         </w:rPr>
         <w:t xml:space="preserve">؛ </w:t>
@@ -3849,6 +4793,8 @@
       <w:hyperlink r:id="rId102">
         <w:r>
           <w:rPr>
+            <w:rtl/>
+            <w:cs/>
             <w:lang w:val="ar_AE" w:bidi="ar_AE"/>
           </w:rPr>
           <w:rPr>
@@ -3860,17 +4806,23 @@
       </w:hyperlink>
       <w:r>
         <w:rPr>
+          <w:rtl/>
+          <w:cs/>
           <w:lang w:val="ar_AE" w:bidi="ar_AE"/>
         </w:rPr>
         <w:t>).</w:t>
       </w:r>
       <w:r>
         <w:rPr>
-          <w:lang w:val="ar_AE" w:bidi="ar_AE"/>
-        </w:rPr>
-      </w:r>
-      <w:r>
-        <w:rPr>
+          <w:rtl/>
+          <w:cs/>
+          <w:lang w:val="ar_AE" w:bidi="ar_AE"/>
+        </w:rPr>
+      </w:r>
+      <w:r>
+        <w:rPr>
+          <w:rtl/>
+          <w:cs/>
           <w:lang w:val="ar_AE" w:bidi="ar_AE"/>
         </w:rPr>
       </w:r>

--- a/arb/docx/37.content.docx
+++ b/arb/docx/37.content.docx
@@ -326,20 +326,14 @@
         </w:rPr>
         <w:t xml:space="preserve">) الكاتب والجمهور والتاريخ والمناسبة التي أدت إلى النبوة. • فِي السَّنَةِ الثَّانِيَةِ: حكم الملك داريوس الأول (هستاسبس) بلاد فارس من 521 إلى 486 قبل الميلاد، في بداية الإمبراطورية الفارسية (539–331 قبل الميلاد). تُعدّ رسائل حجّي من بين النبوات الأكثر تحديدًا في العهد القديم. • النبيّ (بالعبرية نبي'nabi): يُعيَّن حجّي كممثل لله الذي يتحدث بسلطان الله الذي أرسله. • قاد زربّابل مجموعة من العبرانيين للعودة إلى إسرائيل بعد السبي البابلي وكان هو الحاكم المُعيَّن من قِبَل الفرس ليهوذا في زمن خدمة حجّي (انظر </w:t>
       </w:r>
-      <w:hyperlink r:id="rId13">
-        <w:r>
-          <w:rPr>
-            <w:rtl/>
-            <w:cs/>
-            <w:lang w:val="ar_AE" w:bidi="ar_AE"/>
-          </w:rPr>
-          <w:rPr>
-            <w:color w:val="0000EE"/>
-            <w:u w:val="single"/>
-          </w:rPr>
-          <w:t>عزرا 2:1–2</w:t>
-        </w:r>
-      </w:hyperlink>
+      <w:r>
+        <w:rPr>
+          <w:rtl/>
+          <w:cs/>
+          <w:lang w:val="ar_AE" w:bidi="ar_AE"/>
+        </w:rPr>
+        <w:t>عزرا 2:1–2</w:t>
+      </w:r>
       <w:r>
         <w:rPr>
           <w:rtl/>
@@ -348,20 +342,14 @@
         </w:rPr>
         <w:t xml:space="preserve">؛ </w:t>
       </w:r>
-      <w:hyperlink r:id="rId14">
-        <w:r>
-          <w:rPr>
-            <w:rtl/>
-            <w:cs/>
-            <w:lang w:val="ar_AE" w:bidi="ar_AE"/>
-          </w:rPr>
-          <w:rPr>
-            <w:color w:val="0000EE"/>
-            <w:u w:val="single"/>
-          </w:rPr>
-          <w:t>3:2</w:t>
-        </w:r>
-      </w:hyperlink>
+      <w:r>
+        <w:rPr>
+          <w:rtl/>
+          <w:cs/>
+          <w:lang w:val="ar_AE" w:bidi="ar_AE"/>
+        </w:rPr>
+        <w:t>3:2</w:t>
+      </w:r>
       <w:r>
         <w:rPr>
           <w:rtl/>
@@ -370,20 +358,14 @@
         </w:rPr>
         <w:t xml:space="preserve">؛ </w:t>
       </w:r>
-      <w:hyperlink r:id="rId15">
-        <w:r>
-          <w:rPr>
-            <w:rtl/>
-            <w:cs/>
-            <w:lang w:val="ar_AE" w:bidi="ar_AE"/>
-          </w:rPr>
-          <w:rPr>
-            <w:color w:val="0000EE"/>
-            <w:u w:val="single"/>
-          </w:rPr>
-          <w:t>نحميا 7:7</w:t>
-        </w:r>
-      </w:hyperlink>
+      <w:r>
+        <w:rPr>
+          <w:rtl/>
+          <w:cs/>
+          <w:lang w:val="ar_AE" w:bidi="ar_AE"/>
+        </w:rPr>
+        <w:t>نحميا 7:7</w:t>
+      </w:r>
       <w:r>
         <w:rPr>
           <w:rtl/>
@@ -392,20 +374,14 @@
         </w:rPr>
         <w:t>). • كان يشوع (يهوشع) رئيسًا للكهنة في ذلك الوقت. وتحت إشرافه أعيد بناء المذبح وتم تدشين الهيكل الثاني (</w:t>
       </w:r>
-      <w:hyperlink r:id="rId14">
-        <w:r>
-          <w:rPr>
-            <w:rtl/>
-            <w:cs/>
-            <w:lang w:val="ar_AE" w:bidi="ar_AE"/>
-          </w:rPr>
-          <w:rPr>
-            <w:color w:val="0000EE"/>
-            <w:u w:val="single"/>
-          </w:rPr>
-          <w:t>عزرا 3:2</w:t>
-        </w:r>
-      </w:hyperlink>
+      <w:r>
+        <w:rPr>
+          <w:rtl/>
+          <w:cs/>
+          <w:lang w:val="ar_AE" w:bidi="ar_AE"/>
+        </w:rPr>
+        <w:t>عزرا 3:2</w:t>
+      </w:r>
       <w:r>
         <w:rPr>
           <w:rtl/>
@@ -414,20 +390,14 @@
         </w:rPr>
         <w:t xml:space="preserve">؛ </w:t>
       </w:r>
-      <w:hyperlink r:id="rId16">
-        <w:r>
-          <w:rPr>
-            <w:rtl/>
-            <w:cs/>
-            <w:lang w:val="ar_AE" w:bidi="ar_AE"/>
-          </w:rPr>
-          <w:rPr>
-            <w:color w:val="0000EE"/>
-            <w:u w:val="single"/>
-          </w:rPr>
-          <w:t>5:2</w:t>
-        </w:r>
-      </w:hyperlink>
+      <w:r>
+        <w:rPr>
+          <w:rtl/>
+          <w:cs/>
+          <w:lang w:val="ar_AE" w:bidi="ar_AE"/>
+        </w:rPr>
+        <w:t>5:2</w:t>
+      </w:r>
       <w:r>
         <w:rPr>
           <w:rtl/>
@@ -436,20 +406,14 @@
         </w:rPr>
         <w:t xml:space="preserve">؛ </w:t>
       </w:r>
-      <w:hyperlink r:id="rId17">
-        <w:r>
-          <w:rPr>
-            <w:rtl/>
-            <w:cs/>
-            <w:lang w:val="ar_AE" w:bidi="ar_AE"/>
-          </w:rPr>
-          <w:rPr>
-            <w:color w:val="0000EE"/>
-            <w:u w:val="single"/>
-          </w:rPr>
-          <w:t>6:15</w:t>
-        </w:r>
-      </w:hyperlink>
+      <w:r>
+        <w:rPr>
+          <w:rtl/>
+          <w:cs/>
+          <w:lang w:val="ar_AE" w:bidi="ar_AE"/>
+        </w:rPr>
+        <w:t>6:15</w:t>
+      </w:r>
       <w:r>
         <w:rPr>
           <w:rtl/>
@@ -592,20 +556,14 @@
         </w:rPr>
         <w:t>رَبُّ الْجُنُودِ: التعبير المفضل لحجّي وزكريّا عن الله يُبرز القوة التي لا تُقهر وراء كلمة الله. يمكن للرب أن يستدعي أعدادًا لا حصر لها من القوات السماوية لتنفيذ إرادته في لحظة (</w:t>
       </w:r>
-      <w:hyperlink r:id="rId18">
-        <w:r>
-          <w:rPr>
-            <w:rtl/>
-            <w:cs/>
-            <w:lang w:val="ar_AE" w:bidi="ar_AE"/>
-          </w:rPr>
-          <w:rPr>
-            <w:color w:val="0000EE"/>
-            <w:u w:val="single"/>
-          </w:rPr>
-          <w:t>2 ملوك 6:17</w:t>
-        </w:r>
-      </w:hyperlink>
+      <w:r>
+        <w:rPr>
+          <w:rtl/>
+          <w:cs/>
+          <w:lang w:val="ar_AE" w:bidi="ar_AE"/>
+        </w:rPr>
+        <w:t>2 ملوك 6:17</w:t>
+      </w:r>
       <w:r>
         <w:rPr>
           <w:rtl/>
@@ -614,20 +572,14 @@
         </w:rPr>
         <w:t xml:space="preserve">؛ </w:t>
       </w:r>
-      <w:hyperlink r:id="rId19">
-        <w:r>
-          <w:rPr>
-            <w:rtl/>
-            <w:cs/>
-            <w:lang w:val="ar_AE" w:bidi="ar_AE"/>
-          </w:rPr>
-          <w:rPr>
-            <w:color w:val="0000EE"/>
-            <w:u w:val="single"/>
-          </w:rPr>
-          <w:t>متى 26:53</w:t>
-        </w:r>
-      </w:hyperlink>
+      <w:r>
+        <w:rPr>
+          <w:rtl/>
+          <w:cs/>
+          <w:lang w:val="ar_AE" w:bidi="ar_AE"/>
+        </w:rPr>
+        <w:t>متى 26:53</w:t>
+      </w:r>
       <w:r>
         <w:rPr>
           <w:rtl/>
@@ -636,20 +588,14 @@
         </w:rPr>
         <w:t>). كان الهدف من هذا الفكر هو تشجيع اليهود الذين شعروا بالعجز وعدم الأهمية. • إِنَّ الْوَقْتَ لَمْ يَبْلُغْ وَقْتَ: أدى ضعف المحاصيل بسبب الجفاف والأوبئة إلى إضعاف اقتصاد يهوذا (</w:t>
       </w:r>
-      <w:hyperlink r:id="rId20">
-        <w:r>
-          <w:rPr>
-            <w:rtl/>
-            <w:cs/>
-            <w:lang w:val="ar_AE" w:bidi="ar_AE"/>
-          </w:rPr>
-          <w:rPr>
-            <w:color w:val="0000EE"/>
-            <w:u w:val="single"/>
-          </w:rPr>
-          <w:t>حجي 1:6</w:t>
-        </w:r>
-      </w:hyperlink>
+      <w:r>
+        <w:rPr>
+          <w:rtl/>
+          <w:cs/>
+          <w:lang w:val="ar_AE" w:bidi="ar_AE"/>
+        </w:rPr>
+        <w:t>حجي 1:6</w:t>
+      </w:r>
       <w:r>
         <w:rPr>
           <w:rtl/>
@@ -658,20 +604,14 @@
         </w:rPr>
         <w:t xml:space="preserve">، </w:t>
       </w:r>
-      <w:hyperlink r:id="rId21">
-        <w:r>
-          <w:rPr>
-            <w:rtl/>
-            <w:cs/>
-            <w:lang w:val="ar_AE" w:bidi="ar_AE"/>
-          </w:rPr>
-          <w:rPr>
-            <w:color w:val="0000EE"/>
-            <w:u w:val="single"/>
-          </w:rPr>
-          <w:t>9–11</w:t>
-        </w:r>
-      </w:hyperlink>
+      <w:r>
+        <w:rPr>
+          <w:rtl/>
+          <w:cs/>
+          <w:lang w:val="ar_AE" w:bidi="ar_AE"/>
+        </w:rPr>
+        <w:t>9–11</w:t>
+      </w:r>
       <w:r>
         <w:rPr>
           <w:rtl/>
@@ -680,20 +620,14 @@
         </w:rPr>
         <w:t>) لدرجة أن الناس اعتقدوا أنهم لا يستطيعون تحمل تكلفة إعادة بناء الهيكل. أقنعهم حجي أنهم لا يستطيعون ترك الهيكل في حالة خراب، لأن الله لن يُباركهم ويُنجحهم إذا لم يعيدوا بناء بيت الرب (</w:t>
       </w:r>
-      <w:hyperlink r:id="rId22">
-        <w:r>
-          <w:rPr>
-            <w:rtl/>
-            <w:cs/>
-            <w:lang w:val="ar_AE" w:bidi="ar_AE"/>
-          </w:rPr>
-          <w:rPr>
-            <w:color w:val="0000EE"/>
-            <w:u w:val="single"/>
-          </w:rPr>
-          <w:t>1:4</w:t>
-        </w:r>
-      </w:hyperlink>
+      <w:r>
+        <w:rPr>
+          <w:rtl/>
+          <w:cs/>
+          <w:lang w:val="ar_AE" w:bidi="ar_AE"/>
+        </w:rPr>
+        <w:t>1:4</w:t>
+      </w:r>
       <w:r>
         <w:rPr>
           <w:rtl/>
@@ -702,20 +636,14 @@
         </w:rPr>
         <w:t xml:space="preserve">، </w:t>
       </w:r>
-      <w:hyperlink r:id="rId23">
-        <w:r>
-          <w:rPr>
-            <w:rtl/>
-            <w:cs/>
-            <w:lang w:val="ar_AE" w:bidi="ar_AE"/>
-          </w:rPr>
-          <w:rPr>
-            <w:color w:val="0000EE"/>
-            <w:u w:val="single"/>
-          </w:rPr>
-          <w:t>7–8</w:t>
-        </w:r>
-      </w:hyperlink>
+      <w:r>
+        <w:rPr>
+          <w:rtl/>
+          <w:cs/>
+          <w:lang w:val="ar_AE" w:bidi="ar_AE"/>
+        </w:rPr>
+        <w:t>7–8</w:t>
+      </w:r>
       <w:r>
         <w:rPr>
           <w:rtl/>
@@ -791,20 +719,14 @@
         </w:rPr>
         <w:t xml:space="preserve">هَلِ الْوَقْتُ لَكُمْ؟ إن الأسئلة البلاغية في الأدب النبوي تدعو إلى الاتفاق وليس الرد (انظر </w:t>
       </w:r>
-      <w:hyperlink r:id="rId24">
-        <w:r>
-          <w:rPr>
-            <w:rtl/>
-            <w:cs/>
-            <w:lang w:val="ar_AE" w:bidi="ar_AE"/>
-          </w:rPr>
-          <w:rPr>
-            <w:color w:val="0000EE"/>
-            <w:u w:val="single"/>
-          </w:rPr>
-          <w:t>2:3</w:t>
-        </w:r>
-      </w:hyperlink>
+      <w:r>
+        <w:rPr>
+          <w:rtl/>
+          <w:cs/>
+          <w:lang w:val="ar_AE" w:bidi="ar_AE"/>
+        </w:rPr>
+        <w:t>2:3</w:t>
+      </w:r>
       <w:r>
         <w:rPr>
           <w:rtl/>
@@ -948,20 +870,14 @@
         </w:rPr>
         <w:t xml:space="preserve"> هو موضع التفكير والشعور والإرادة. لذا فإن هذا الأمر (أيضًا </w:t>
       </w:r>
-      <w:hyperlink r:id="rId25">
-        <w:r>
-          <w:rPr>
-            <w:rtl/>
-            <w:cs/>
-            <w:lang w:val="ar_AE" w:bidi="ar_AE"/>
-          </w:rPr>
-          <w:rPr>
-            <w:color w:val="0000EE"/>
-            <w:u w:val="single"/>
-          </w:rPr>
-          <w:t>1:7</w:t>
-        </w:r>
-      </w:hyperlink>
+      <w:r>
+        <w:rPr>
+          <w:rtl/>
+          <w:cs/>
+          <w:lang w:val="ar_AE" w:bidi="ar_AE"/>
+        </w:rPr>
+        <w:t>1:7</w:t>
+      </w:r>
       <w:r>
         <w:rPr>
           <w:rtl/>
@@ -970,20 +886,14 @@
         </w:rPr>
         <w:t xml:space="preserve">؛ </w:t>
       </w:r>
-      <w:hyperlink r:id="rId26">
-        <w:r>
-          <w:rPr>
-            <w:rtl/>
-            <w:cs/>
-            <w:lang w:val="ar_AE" w:bidi="ar_AE"/>
-          </w:rPr>
-          <w:rPr>
-            <w:color w:val="0000EE"/>
-            <w:u w:val="single"/>
-          </w:rPr>
-          <w:t>2:15</w:t>
-        </w:r>
-      </w:hyperlink>
+      <w:r>
+        <w:rPr>
+          <w:rtl/>
+          <w:cs/>
+          <w:lang w:val="ar_AE" w:bidi="ar_AE"/>
+        </w:rPr>
+        <w:t>2:15</w:t>
+      </w:r>
       <w:r>
         <w:rPr>
           <w:rtl/>
@@ -992,20 +902,14 @@
         </w:rPr>
         <w:t xml:space="preserve">، </w:t>
       </w:r>
-      <w:hyperlink r:id="rId27">
-        <w:r>
-          <w:rPr>
-            <w:rtl/>
-            <w:cs/>
-            <w:lang w:val="ar_AE" w:bidi="ar_AE"/>
-          </w:rPr>
-          <w:rPr>
-            <w:color w:val="0000EE"/>
-            <w:u w:val="single"/>
-          </w:rPr>
-          <w:t>18</w:t>
-        </w:r>
-      </w:hyperlink>
+      <w:r>
+        <w:rPr>
+          <w:rtl/>
+          <w:cs/>
+          <w:lang w:val="ar_AE" w:bidi="ar_AE"/>
+        </w:rPr>
+        <w:t>18</w:t>
+      </w:r>
       <w:r>
         <w:rPr>
           <w:rtl/>
@@ -1014,20 +918,14 @@
         </w:rPr>
         <w:t xml:space="preserve">) يدعو الناس إلى التفكير بعناية واستخلاص الاستنتاجات الصحيحة بشأن العلاقة بين ما يحدث لهم (الجفاف والفقر، </w:t>
       </w:r>
-      <w:hyperlink r:id="rId20">
-        <w:r>
-          <w:rPr>
-            <w:rtl/>
-            <w:cs/>
-            <w:lang w:val="ar_AE" w:bidi="ar_AE"/>
-          </w:rPr>
-          <w:rPr>
-            <w:color w:val="0000EE"/>
-            <w:u w:val="single"/>
-          </w:rPr>
-          <w:t>1:6</w:t>
-        </w:r>
-      </w:hyperlink>
+      <w:r>
+        <w:rPr>
+          <w:rtl/>
+          <w:cs/>
+          <w:lang w:val="ar_AE" w:bidi="ar_AE"/>
+        </w:rPr>
+        <w:t>1:6</w:t>
+      </w:r>
       <w:r>
         <w:rPr>
           <w:rtl/>
@@ -1036,20 +934,14 @@
         </w:rPr>
         <w:t>) وإخفاقهم في استعادة العبادة الصحيحة للرب (</w:t>
       </w:r>
-      <w:hyperlink r:id="rId28">
-        <w:r>
-          <w:rPr>
-            <w:rtl/>
-            <w:cs/>
-            <w:lang w:val="ar_AE" w:bidi="ar_AE"/>
-          </w:rPr>
-          <w:rPr>
-            <w:color w:val="0000EE"/>
-            <w:u w:val="single"/>
-          </w:rPr>
-          <w:t>1:8–9</w:t>
-        </w:r>
-      </w:hyperlink>
+      <w:r>
+        <w:rPr>
+          <w:rtl/>
+          <w:cs/>
+          <w:lang w:val="ar_AE" w:bidi="ar_AE"/>
+        </w:rPr>
+        <w:t>1:8–9</w:t>
+      </w:r>
       <w:r>
         <w:rPr>
           <w:rtl/>
@@ -1209,20 +1101,14 @@
         </w:rPr>
         <w:t>اِصْعَدُوا إِلَى الْجَبَلِ: لم تكن الأشجار المحيطة بأورشليم كافية لتلبية متطلبات مشروع الهيكل. كانت هذه الإمدادات تُستورد من لبنان وسوريا في الشمال. • التحدي لإعادة بناء البيت يبرز أهمية العبادة في حياة الجماعة والحاجة إلى مسكن مناسب حتى تتم عبادة الرب وفقًا للشريعة. ستشهد الأرض بركة وازدهارًا عندما يُعاد بناء هيكل الرب، مكان سكنه (</w:t>
       </w:r>
-      <w:hyperlink r:id="rId29">
-        <w:r>
-          <w:rPr>
-            <w:rtl/>
-            <w:cs/>
-            <w:lang w:val="ar_AE" w:bidi="ar_AE"/>
-          </w:rPr>
-          <w:rPr>
-            <w:color w:val="0000EE"/>
-            <w:u w:val="single"/>
-          </w:rPr>
-          <w:t>2:4</w:t>
-        </w:r>
-      </w:hyperlink>
+      <w:r>
+        <w:rPr>
+          <w:rtl/>
+          <w:cs/>
+          <w:lang w:val="ar_AE" w:bidi="ar_AE"/>
+        </w:rPr>
+        <w:t>2:4</w:t>
+      </w:r>
       <w:r>
         <w:rPr>
           <w:rtl/>
@@ -1298,20 +1184,14 @@
         </w:rPr>
         <w:t>نَفَخْتُ عَلَيْهِ: أهلك الرب الحصاد لأن أولويات الناس كانت خاطئة—فقد كانوا يفكرون في أنفسهم فقط وليس في الله. • يَقُولُ رَبُّ الْجُنُودِ: "صيغة الله كالمتحدث"، التي غالبًا ما تختتم كل نبوة (</w:t>
       </w:r>
-      <w:hyperlink r:id="rId30">
-        <w:r>
-          <w:rPr>
-            <w:rtl/>
-            <w:cs/>
-            <w:lang w:val="ar_AE" w:bidi="ar_AE"/>
-          </w:rPr>
-          <w:rPr>
-            <w:color w:val="0000EE"/>
-            <w:u w:val="single"/>
-          </w:rPr>
-          <w:t>1:13</w:t>
-        </w:r>
-      </w:hyperlink>
+      <w:r>
+        <w:rPr>
+          <w:rtl/>
+          <w:cs/>
+          <w:lang w:val="ar_AE" w:bidi="ar_AE"/>
+        </w:rPr>
+        <w:t>1:13</w:t>
+      </w:r>
       <w:r>
         <w:rPr>
           <w:rtl/>
@@ -1320,20 +1200,14 @@
         </w:rPr>
         <w:t xml:space="preserve">؛ </w:t>
       </w:r>
-      <w:hyperlink r:id="rId31">
-        <w:r>
-          <w:rPr>
-            <w:rtl/>
-            <w:cs/>
-            <w:lang w:val="ar_AE" w:bidi="ar_AE"/>
-          </w:rPr>
-          <w:rPr>
-            <w:color w:val="0000EE"/>
-            <w:u w:val="single"/>
-          </w:rPr>
-          <w:t>2:8</w:t>
-        </w:r>
-      </w:hyperlink>
+      <w:r>
+        <w:rPr>
+          <w:rtl/>
+          <w:cs/>
+          <w:lang w:val="ar_AE" w:bidi="ar_AE"/>
+        </w:rPr>
+        <w:t>2:8</w:t>
+      </w:r>
       <w:r>
         <w:rPr>
           <w:rtl/>
@@ -1342,20 +1216,14 @@
         </w:rPr>
         <w:t xml:space="preserve">، </w:t>
       </w:r>
-      <w:hyperlink r:id="rId32">
-        <w:r>
-          <w:rPr>
-            <w:rtl/>
-            <w:cs/>
-            <w:lang w:val="ar_AE" w:bidi="ar_AE"/>
-          </w:rPr>
-          <w:rPr>
-            <w:color w:val="0000EE"/>
-            <w:u w:val="single"/>
-          </w:rPr>
-          <w:t>17</w:t>
-        </w:r>
-      </w:hyperlink>
+      <w:r>
+        <w:rPr>
+          <w:rtl/>
+          <w:cs/>
+          <w:lang w:val="ar_AE" w:bidi="ar_AE"/>
+        </w:rPr>
+        <w:t>17</w:t>
+      </w:r>
       <w:r>
         <w:rPr>
           <w:rtl/>
@@ -1364,20 +1232,14 @@
         </w:rPr>
         <w:t xml:space="preserve">، </w:t>
       </w:r>
-      <w:hyperlink r:id="rId33">
-        <w:r>
-          <w:rPr>
-            <w:rtl/>
-            <w:cs/>
-            <w:lang w:val="ar_AE" w:bidi="ar_AE"/>
-          </w:rPr>
-          <w:rPr>
-            <w:color w:val="0000EE"/>
-            <w:u w:val="single"/>
-          </w:rPr>
-          <w:t>23</w:t>
-        </w:r>
-      </w:hyperlink>
+      <w:r>
+        <w:rPr>
+          <w:rtl/>
+          <w:cs/>
+          <w:lang w:val="ar_AE" w:bidi="ar_AE"/>
+        </w:rPr>
+        <w:t>23</w:t>
+      </w:r>
       <w:r>
         <w:rPr>
           <w:rtl/>
@@ -1453,20 +1315,14 @@
         </w:rPr>
         <w:t>وَدَعَوْتُ بِالْحَرِّ عَلَى الأَرْضِ: فشل الشعب في إدراك محنتهم كدينونة إلهية على أولوياتهم التي كانت في غير محلها، لذلك فسر حجّي الوضع في ضوء اللعنات المرتبطة بالعهد (</w:t>
       </w:r>
-      <w:hyperlink r:id="rId34">
-        <w:r>
-          <w:rPr>
-            <w:rtl/>
-            <w:cs/>
-            <w:lang w:val="ar_AE" w:bidi="ar_AE"/>
-          </w:rPr>
-          <w:rPr>
-            <w:color w:val="0000EE"/>
-            <w:u w:val="single"/>
-          </w:rPr>
-          <w:t>تثنية 28:15–68</w:t>
-        </w:r>
-      </w:hyperlink>
+      <w:r>
+        <w:rPr>
+          <w:rtl/>
+          <w:cs/>
+          <w:lang w:val="ar_AE" w:bidi="ar_AE"/>
+        </w:rPr>
+        <w:t>تثنية 28:15–68</w:t>
+      </w:r>
       <w:r>
         <w:rPr>
           <w:rtl/>
@@ -1475,20 +1331,14 @@
         </w:rPr>
         <w:t xml:space="preserve">، خاصة الآيات </w:t>
       </w:r>
-      <w:hyperlink r:id="rId35">
-        <w:r>
-          <w:rPr>
-            <w:rtl/>
-            <w:cs/>
-            <w:lang w:val="ar_AE" w:bidi="ar_AE"/>
-          </w:rPr>
-          <w:rPr>
-            <w:color w:val="0000EE"/>
-            <w:u w:val="single"/>
-          </w:rPr>
-          <w:t>22–24</w:t>
-        </w:r>
-      </w:hyperlink>
+      <w:r>
+        <w:rPr>
+          <w:rtl/>
+          <w:cs/>
+          <w:lang w:val="ar_AE" w:bidi="ar_AE"/>
+        </w:rPr>
+        <w:t>22–24</w:t>
+      </w:r>
       <w:r>
         <w:rPr>
           <w:rtl/>
@@ -1497,20 +1347,14 @@
         </w:rPr>
         <w:t xml:space="preserve">، </w:t>
       </w:r>
-      <w:hyperlink r:id="rId36">
-        <w:r>
-          <w:rPr>
-            <w:rtl/>
-            <w:cs/>
-            <w:lang w:val="ar_AE" w:bidi="ar_AE"/>
-          </w:rPr>
-          <w:rPr>
-            <w:color w:val="0000EE"/>
-            <w:u w:val="single"/>
-          </w:rPr>
-          <w:t>38–40</w:t>
-        </w:r>
-      </w:hyperlink>
+      <w:r>
+        <w:rPr>
+          <w:rtl/>
+          <w:cs/>
+          <w:lang w:val="ar_AE" w:bidi="ar_AE"/>
+        </w:rPr>
+        <w:t>38–40</w:t>
+      </w:r>
       <w:r>
         <w:rPr>
           <w:rtl/>
@@ -1519,20 +1363,14 @@
         </w:rPr>
         <w:t>). • الجفاف أو الحر (العبرية خوريب khoreb) هو تلاعب لفظي مع كلمة "الخراب" (</w:t>
       </w:r>
-      <w:hyperlink r:id="rId22">
-        <w:r>
-          <w:rPr>
-            <w:rtl/>
-            <w:cs/>
-            <w:lang w:val="ar_AE" w:bidi="ar_AE"/>
-          </w:rPr>
-          <w:rPr>
-            <w:color w:val="0000EE"/>
-            <w:u w:val="single"/>
-          </w:rPr>
-          <w:t>حجي 1:4،</w:t>
-        </w:r>
-      </w:hyperlink>
+      <w:r>
+        <w:rPr>
+          <w:rtl/>
+          <w:cs/>
+          <w:lang w:val="ar_AE" w:bidi="ar_AE"/>
+        </w:rPr>
+        <w:t>حجي 1:4،</w:t>
+      </w:r>
       <w:r>
         <w:rPr>
           <w:rtl/>
@@ -1541,20 +1379,14 @@
         </w:rPr>
         <w:t xml:space="preserve"> </w:t>
       </w:r>
-      <w:hyperlink r:id="rId37">
-        <w:r>
-          <w:rPr>
-            <w:rtl/>
-            <w:cs/>
-            <w:lang w:val="ar_AE" w:bidi="ar_AE"/>
-          </w:rPr>
-          <w:rPr>
-            <w:color w:val="0000EE"/>
-            <w:u w:val="single"/>
-          </w:rPr>
-          <w:t>9</w:t>
-        </w:r>
-      </w:hyperlink>
+      <w:r>
+        <w:rPr>
+          <w:rtl/>
+          <w:cs/>
+          <w:lang w:val="ar_AE" w:bidi="ar_AE"/>
+        </w:rPr>
+        <w:t>9</w:t>
+      </w:r>
       <w:r>
         <w:rPr>
           <w:rtl/>
@@ -1714,20 +1546,14 @@
         </w:rPr>
         <w:t xml:space="preserve"> الرب) يمنح حجّي سلطة مميزة كوكيل للرب. • أَنَا مَعَكُمْ: هذا يؤكد عهد الله مع شعب يهوذا، وحضوره الشخصي، ودعمه في مشروع البناء (</w:t>
       </w:r>
-      <w:hyperlink r:id="rId38">
-        <w:r>
-          <w:rPr>
-            <w:rtl/>
-            <w:cs/>
-            <w:lang w:val="ar_AE" w:bidi="ar_AE"/>
-          </w:rPr>
-          <w:rPr>
-            <w:color w:val="0000EE"/>
-            <w:u w:val="single"/>
-          </w:rPr>
-          <w:t>2:4–5</w:t>
-        </w:r>
-      </w:hyperlink>
+      <w:r>
+        <w:rPr>
+          <w:rtl/>
+          <w:cs/>
+          <w:lang w:val="ar_AE" w:bidi="ar_AE"/>
+        </w:rPr>
+        <w:t>2:4–5</w:t>
+      </w:r>
       <w:r>
         <w:rPr>
           <w:rtl/>
@@ -1736,20 +1562,14 @@
         </w:rPr>
         <w:t xml:space="preserve">؛ انظر </w:t>
       </w:r>
-      <w:hyperlink r:id="rId39">
-        <w:r>
-          <w:rPr>
-            <w:rtl/>
-            <w:cs/>
-            <w:lang w:val="ar_AE" w:bidi="ar_AE"/>
-          </w:rPr>
-          <w:rPr>
-            <w:color w:val="0000EE"/>
-            <w:u w:val="single"/>
-          </w:rPr>
-          <w:t>تكوين 26:3</w:t>
-        </w:r>
-      </w:hyperlink>
+      <w:r>
+        <w:rPr>
+          <w:rtl/>
+          <w:cs/>
+          <w:lang w:val="ar_AE" w:bidi="ar_AE"/>
+        </w:rPr>
+        <w:t>تكوين 26:3</w:t>
+      </w:r>
       <w:r>
         <w:rPr>
           <w:rtl/>
@@ -1758,20 +1578,14 @@
         </w:rPr>
         <w:t xml:space="preserve">؛ </w:t>
       </w:r>
-      <w:hyperlink r:id="rId40">
-        <w:r>
-          <w:rPr>
-            <w:rtl/>
-            <w:cs/>
-            <w:lang w:val="ar_AE" w:bidi="ar_AE"/>
-          </w:rPr>
-          <w:rPr>
-            <w:color w:val="0000EE"/>
-            <w:u w:val="single"/>
-          </w:rPr>
-          <w:t>خروج 3:12</w:t>
-        </w:r>
-      </w:hyperlink>
+      <w:r>
+        <w:rPr>
+          <w:rtl/>
+          <w:cs/>
+          <w:lang w:val="ar_AE" w:bidi="ar_AE"/>
+        </w:rPr>
+        <w:t>خروج 3:12</w:t>
+      </w:r>
       <w:r>
         <w:rPr>
           <w:rtl/>
@@ -1780,20 +1594,14 @@
         </w:rPr>
         <w:t xml:space="preserve">؛ </w:t>
       </w:r>
-      <w:hyperlink r:id="rId41">
-        <w:r>
-          <w:rPr>
-            <w:rtl/>
-            <w:cs/>
-            <w:lang w:val="ar_AE" w:bidi="ar_AE"/>
-          </w:rPr>
-          <w:rPr>
-            <w:color w:val="0000EE"/>
-            <w:u w:val="single"/>
-          </w:rPr>
-          <w:t>إشعياء 41:10</w:t>
-        </w:r>
-      </w:hyperlink>
+      <w:r>
+        <w:rPr>
+          <w:rtl/>
+          <w:cs/>
+          <w:lang w:val="ar_AE" w:bidi="ar_AE"/>
+        </w:rPr>
+        <w:t>إشعياء 41:10</w:t>
+      </w:r>
       <w:r>
         <w:rPr>
           <w:rtl/>
@@ -1802,20 +1610,14 @@
         </w:rPr>
         <w:t xml:space="preserve">؛ </w:t>
       </w:r>
-      <w:hyperlink r:id="rId42">
-        <w:r>
-          <w:rPr>
-            <w:rtl/>
-            <w:cs/>
-            <w:lang w:val="ar_AE" w:bidi="ar_AE"/>
-          </w:rPr>
-          <w:rPr>
-            <w:color w:val="0000EE"/>
-            <w:u w:val="single"/>
-          </w:rPr>
-          <w:t>43:5</w:t>
-        </w:r>
-      </w:hyperlink>
+      <w:r>
+        <w:rPr>
+          <w:rtl/>
+          <w:cs/>
+          <w:lang w:val="ar_AE" w:bidi="ar_AE"/>
+        </w:rPr>
+        <w:t>43:5</w:t>
+      </w:r>
       <w:r>
         <w:rPr>
           <w:rtl/>
@@ -1824,20 +1626,14 @@
         </w:rPr>
         <w:t xml:space="preserve">؛ </w:t>
       </w:r>
-      <w:hyperlink r:id="rId43">
-        <w:r>
-          <w:rPr>
-            <w:rtl/>
-            <w:cs/>
-            <w:lang w:val="ar_AE" w:bidi="ar_AE"/>
-          </w:rPr>
-          <w:rPr>
-            <w:color w:val="0000EE"/>
-            <w:u w:val="single"/>
-          </w:rPr>
-          <w:t>إرميا 30:11</w:t>
-        </w:r>
-      </w:hyperlink>
+      <w:r>
+        <w:rPr>
+          <w:rtl/>
+          <w:cs/>
+          <w:lang w:val="ar_AE" w:bidi="ar_AE"/>
+        </w:rPr>
+        <w:t>إرميا 30:11</w:t>
+      </w:r>
       <w:r>
         <w:rPr>
           <w:rtl/>
@@ -1930,20 +1726,14 @@
         </w:rPr>
         <w:t xml:space="preserve">) لتحقيق مقاصده (انظر </w:t>
       </w:r>
-      <w:hyperlink r:id="rId44">
-        <w:r>
-          <w:rPr>
-            <w:rtl/>
-            <w:cs/>
-            <w:lang w:val="ar_AE" w:bidi="ar_AE"/>
-          </w:rPr>
-          <w:rPr>
-            <w:color w:val="0000EE"/>
-            <w:u w:val="single"/>
-          </w:rPr>
-          <w:t>عزرا 1:1</w:t>
-        </w:r>
-      </w:hyperlink>
+      <w:r>
+        <w:rPr>
+          <w:rtl/>
+          <w:cs/>
+          <w:lang w:val="ar_AE" w:bidi="ar_AE"/>
+        </w:rPr>
+        <w:t>عزرا 1:1</w:t>
+      </w:r>
       <w:r>
         <w:rPr>
           <w:rtl/>
@@ -1952,20 +1742,14 @@
         </w:rPr>
         <w:t xml:space="preserve">؛ </w:t>
       </w:r>
-      <w:hyperlink r:id="rId45">
-        <w:r>
-          <w:rPr>
-            <w:rtl/>
-            <w:cs/>
-            <w:lang w:val="ar_AE" w:bidi="ar_AE"/>
-          </w:rPr>
-          <w:rPr>
-            <w:color w:val="0000EE"/>
-            <w:u w:val="single"/>
-          </w:rPr>
-          <w:t>إشعياء 13:17</w:t>
-        </w:r>
-      </w:hyperlink>
+      <w:r>
+        <w:rPr>
+          <w:rtl/>
+          <w:cs/>
+          <w:lang w:val="ar_AE" w:bidi="ar_AE"/>
+        </w:rPr>
+        <w:t>إشعياء 13:17</w:t>
+      </w:r>
       <w:r>
         <w:rPr>
           <w:rtl/>
@@ -1974,20 +1758,14 @@
         </w:rPr>
         <w:t xml:space="preserve">؛ </w:t>
       </w:r>
-      <w:hyperlink r:id="rId46">
-        <w:r>
-          <w:rPr>
-            <w:rtl/>
-            <w:cs/>
-            <w:lang w:val="ar_AE" w:bidi="ar_AE"/>
-          </w:rPr>
-          <w:rPr>
-            <w:color w:val="0000EE"/>
-            <w:u w:val="single"/>
-          </w:rPr>
-          <w:t>41:25</w:t>
-        </w:r>
-      </w:hyperlink>
+      <w:r>
+        <w:rPr>
+          <w:rtl/>
+          <w:cs/>
+          <w:lang w:val="ar_AE" w:bidi="ar_AE"/>
+        </w:rPr>
+        <w:t>41:25</w:t>
+      </w:r>
       <w:r>
         <w:rPr>
           <w:rtl/>
@@ -1996,20 +1774,14 @@
         </w:rPr>
         <w:t xml:space="preserve">؛ </w:t>
       </w:r>
-      <w:hyperlink r:id="rId47">
-        <w:r>
-          <w:rPr>
-            <w:rtl/>
-            <w:cs/>
-            <w:lang w:val="ar_AE" w:bidi="ar_AE"/>
-          </w:rPr>
-          <w:rPr>
-            <w:color w:val="0000EE"/>
-            <w:u w:val="single"/>
-          </w:rPr>
-          <w:t>إرميا 51:1</w:t>
-        </w:r>
-      </w:hyperlink>
+      <w:r>
+        <w:rPr>
+          <w:rtl/>
+          <w:cs/>
+          <w:lang w:val="ar_AE" w:bidi="ar_AE"/>
+        </w:rPr>
+        <w:t>إرميا 51:1</w:t>
+      </w:r>
       <w:r>
         <w:rPr>
           <w:rtl/>
@@ -2018,20 +1790,14 @@
         </w:rPr>
         <w:t xml:space="preserve">، </w:t>
       </w:r>
-      <w:hyperlink r:id="rId48">
-        <w:r>
-          <w:rPr>
-            <w:rtl/>
-            <w:cs/>
-            <w:lang w:val="ar_AE" w:bidi="ar_AE"/>
-          </w:rPr>
-          <w:rPr>
-            <w:color w:val="0000EE"/>
-            <w:u w:val="single"/>
-          </w:rPr>
-          <w:t>11</w:t>
-        </w:r>
-      </w:hyperlink>
+      <w:r>
+        <w:rPr>
+          <w:rtl/>
+          <w:cs/>
+          <w:lang w:val="ar_AE" w:bidi="ar_AE"/>
+        </w:rPr>
+        <w:t>11</w:t>
+      </w:r>
       <w:r>
         <w:rPr>
           <w:rtl/>
@@ -2107,20 +1873,14 @@
         </w:rPr>
         <w:t xml:space="preserve">في 17 أكتوبر من نفس العام (فِي الشَّهْرِ السَّابعِ فِي الْحَادِي وَالْعِشْرِينَ مِنَ الشَّهْرِ): كان هذا اليوم هو الأخير من عيد المظال، وهو الاحتفال بحصاد الصيف (انظر </w:t>
       </w:r>
-      <w:hyperlink r:id="rId49">
-        <w:r>
-          <w:rPr>
-            <w:rtl/>
-            <w:cs/>
-            <w:lang w:val="ar_AE" w:bidi="ar_AE"/>
-          </w:rPr>
-          <w:rPr>
-            <w:color w:val="0000EE"/>
-            <w:u w:val="single"/>
-          </w:rPr>
-          <w:t>لاويين 23:34–43</w:t>
-        </w:r>
-      </w:hyperlink>
+      <w:r>
+        <w:rPr>
+          <w:rtl/>
+          <w:cs/>
+          <w:lang w:val="ar_AE" w:bidi="ar_AE"/>
+        </w:rPr>
+        <w:t>لاويين 23:34–43</w:t>
+      </w:r>
       <w:r>
         <w:rPr>
           <w:rtl/>
@@ -2129,20 +1889,14 @@
         </w:rPr>
         <w:t>). قبل مئات السنين، تم تقديس هيكل سليمان خلال هذا العيد (</w:t>
       </w:r>
-      <w:hyperlink r:id="rId50">
-        <w:r>
-          <w:rPr>
-            <w:rtl/>
-            <w:cs/>
-            <w:lang w:val="ar_AE" w:bidi="ar_AE"/>
-          </w:rPr>
-          <w:rPr>
-            <w:color w:val="0000EE"/>
-            <w:u w:val="single"/>
-          </w:rPr>
-          <w:t>1 ملوك 8:2</w:t>
-        </w:r>
-      </w:hyperlink>
+      <w:r>
+        <w:rPr>
+          <w:rtl/>
+          <w:cs/>
+          <w:lang w:val="ar_AE" w:bidi="ar_AE"/>
+        </w:rPr>
+        <w:t>1 ملوك 8:2</w:t>
+      </w:r>
       <w:r>
         <w:rPr>
           <w:rtl/>
@@ -2218,20 +1972,14 @@
         </w:rPr>
         <w:t xml:space="preserve">تؤكد رسالة حجي الثانية لجماعة الرب أن الله لم ينس وعوده، التي قطعها من خلال الأنبياء السابقين، بمباركتهم واستردادهم (مثلًا، </w:t>
       </w:r>
-      <w:hyperlink r:id="rId51">
-        <w:r>
-          <w:rPr>
-            <w:rtl/>
-            <w:cs/>
-            <w:lang w:val="ar_AE" w:bidi="ar_AE"/>
-          </w:rPr>
-          <w:rPr>
-            <w:color w:val="0000EE"/>
-            <w:u w:val="single"/>
-          </w:rPr>
-          <w:t>إشعياء 35</w:t>
-        </w:r>
-      </w:hyperlink>
+      <w:r>
+        <w:rPr>
+          <w:rtl/>
+          <w:cs/>
+          <w:lang w:val="ar_AE" w:bidi="ar_AE"/>
+        </w:rPr>
+        <w:t>إشعياء 35</w:t>
+      </w:r>
       <w:r>
         <w:rPr>
           <w:rtl/>
@@ -2240,20 +1988,14 @@
         </w:rPr>
         <w:t xml:space="preserve">؛ </w:t>
       </w:r>
-      <w:hyperlink r:id="rId52">
-        <w:r>
-          <w:rPr>
-            <w:rtl/>
-            <w:cs/>
-            <w:lang w:val="ar_AE" w:bidi="ar_AE"/>
-          </w:rPr>
-          <w:rPr>
-            <w:color w:val="0000EE"/>
-            <w:u w:val="single"/>
-          </w:rPr>
-          <w:t>40:1–11</w:t>
-        </w:r>
-      </w:hyperlink>
+      <w:r>
+        <w:rPr>
+          <w:rtl/>
+          <w:cs/>
+          <w:lang w:val="ar_AE" w:bidi="ar_AE"/>
+        </w:rPr>
+        <w:t>40:1–11</w:t>
+      </w:r>
       <w:r>
         <w:rPr>
           <w:rtl/>
@@ -2262,20 +2004,14 @@
         </w:rPr>
         <w:t xml:space="preserve">؛ </w:t>
       </w:r>
-      <w:hyperlink r:id="rId53">
-        <w:r>
-          <w:rPr>
-            <w:rtl/>
-            <w:cs/>
-            <w:lang w:val="ar_AE" w:bidi="ar_AE"/>
-          </w:rPr>
-          <w:rPr>
-            <w:color w:val="0000EE"/>
-            <w:u w:val="single"/>
-          </w:rPr>
-          <w:t>52:1–12</w:t>
-        </w:r>
-      </w:hyperlink>
+      <w:r>
+        <w:rPr>
+          <w:rtl/>
+          <w:cs/>
+          <w:lang w:val="ar_AE" w:bidi="ar_AE"/>
+        </w:rPr>
+        <w:t>52:1–12</w:t>
+      </w:r>
       <w:r>
         <w:rPr>
           <w:rtl/>
@@ -2284,20 +2020,14 @@
         </w:rPr>
         <w:t xml:space="preserve">؛ </w:t>
       </w:r>
-      <w:hyperlink r:id="rId54">
-        <w:r>
-          <w:rPr>
-            <w:rtl/>
-            <w:cs/>
-            <w:lang w:val="ar_AE" w:bidi="ar_AE"/>
-          </w:rPr>
-          <w:rPr>
-            <w:color w:val="0000EE"/>
-            <w:u w:val="single"/>
-          </w:rPr>
-          <w:t>إرميا 32:36–44</w:t>
-        </w:r>
-      </w:hyperlink>
+      <w:r>
+        <w:rPr>
+          <w:rtl/>
+          <w:cs/>
+          <w:lang w:val="ar_AE" w:bidi="ar_AE"/>
+        </w:rPr>
+        <w:t>إرميا 32:36–44</w:t>
+      </w:r>
       <w:r>
         <w:rPr>
           <w:rtl/>
@@ -2306,20 +2036,14 @@
         </w:rPr>
         <w:t xml:space="preserve">؛ </w:t>
       </w:r>
-      <w:hyperlink r:id="rId55">
-        <w:r>
-          <w:rPr>
-            <w:rtl/>
-            <w:cs/>
-            <w:lang w:val="ar_AE" w:bidi="ar_AE"/>
-          </w:rPr>
-          <w:rPr>
-            <w:color w:val="0000EE"/>
-            <w:u w:val="single"/>
-          </w:rPr>
-          <w:t>33:6–26</w:t>
-        </w:r>
-      </w:hyperlink>
+      <w:r>
+        <w:rPr>
+          <w:rtl/>
+          <w:cs/>
+          <w:lang w:val="ar_AE" w:bidi="ar_AE"/>
+        </w:rPr>
+        <w:t>33:6–26</w:t>
+      </w:r>
       <w:r>
         <w:rPr>
           <w:rtl/>
@@ -2395,20 +2119,14 @@
         </w:rPr>
         <w:t>كانت هناك عظمة سابقة لهيكل سليمان (</w:t>
       </w:r>
-      <w:hyperlink r:id="rId56">
-        <w:r>
-          <w:rPr>
-            <w:rtl/>
-            <w:cs/>
-            <w:lang w:val="ar_AE" w:bidi="ar_AE"/>
-          </w:rPr>
-          <w:rPr>
-            <w:color w:val="0000EE"/>
-            <w:u w:val="single"/>
-          </w:rPr>
-          <w:t>1 ملوك 6:38</w:t>
-        </w:r>
-      </w:hyperlink>
+      <w:r>
+        <w:rPr>
+          <w:rtl/>
+          <w:cs/>
+          <w:lang w:val="ar_AE" w:bidi="ar_AE"/>
+        </w:rPr>
+        <w:t>1 ملوك 6:38</w:t>
+      </w:r>
       <w:r>
         <w:rPr>
           <w:rtl/>
@@ -2417,20 +2135,14 @@
         </w:rPr>
         <w:t>)، وقد رآها بعض كبار السن من يهوذا في شبابهم قبل الذهاب إلى السبي في بابل. وقد بكوا عندما رأوا الأساس الجديد يُوضع (</w:t>
       </w:r>
-      <w:hyperlink r:id="rId57">
-        <w:r>
-          <w:rPr>
-            <w:rtl/>
-            <w:cs/>
-            <w:lang w:val="ar_AE" w:bidi="ar_AE"/>
-          </w:rPr>
-          <w:rPr>
-            <w:color w:val="0000EE"/>
-            <w:u w:val="single"/>
-          </w:rPr>
-          <w:t>عزرا 3:12–13</w:t>
-        </w:r>
-      </w:hyperlink>
+      <w:r>
+        <w:rPr>
+          <w:rtl/>
+          <w:cs/>
+          <w:lang w:val="ar_AE" w:bidi="ar_AE"/>
+        </w:rPr>
+        <w:t>عزرا 3:12–13</w:t>
+      </w:r>
       <w:r>
         <w:rPr>
           <w:rtl/>
@@ -2506,20 +2218,14 @@
         </w:rPr>
         <w:t xml:space="preserve">فَالآنَ … تَشَدَّدْ: يشير هذا إلى انتقال من التوبيخ والتحدي إلى التشجيع والدعم (قارن </w:t>
       </w:r>
-      <w:hyperlink r:id="rId58">
-        <w:r>
-          <w:rPr>
-            <w:rtl/>
-            <w:cs/>
-            <w:lang w:val="ar_AE" w:bidi="ar_AE"/>
-          </w:rPr>
-          <w:rPr>
-            <w:color w:val="0000EE"/>
-            <w:u w:val="single"/>
-          </w:rPr>
-          <w:t>يشوع 1:6–7</w:t>
-        </w:r>
-      </w:hyperlink>
+      <w:r>
+        <w:rPr>
+          <w:rtl/>
+          <w:cs/>
+          <w:lang w:val="ar_AE" w:bidi="ar_AE"/>
+        </w:rPr>
+        <w:t>يشوع 1:6–7</w:t>
+      </w:r>
       <w:r>
         <w:rPr>
           <w:rtl/>
@@ -2595,20 +2301,14 @@
         </w:rPr>
         <w:t xml:space="preserve">رُوحِي قَائِمٌ فِي وَسَطِكُمْ: انظر </w:t>
       </w:r>
-      <w:hyperlink r:id="rId59">
-        <w:r>
-          <w:rPr>
-            <w:rtl/>
-            <w:cs/>
-            <w:lang w:val="ar_AE" w:bidi="ar_AE"/>
-          </w:rPr>
-          <w:rPr>
-            <w:color w:val="0000EE"/>
-            <w:u w:val="single"/>
-          </w:rPr>
-          <w:t>خروج 29:46</w:t>
-        </w:r>
-      </w:hyperlink>
+      <w:r>
+        <w:rPr>
+          <w:rtl/>
+          <w:cs/>
+          <w:lang w:val="ar_AE" w:bidi="ar_AE"/>
+        </w:rPr>
+        <w:t>خروج 29:46</w:t>
+      </w:r>
       <w:r>
         <w:rPr>
           <w:rtl/>
@@ -2617,20 +2317,14 @@
         </w:rPr>
         <w:t xml:space="preserve">؛ </w:t>
       </w:r>
-      <w:hyperlink r:id="rId60">
-        <w:r>
-          <w:rPr>
-            <w:rtl/>
-            <w:cs/>
-            <w:lang w:val="ar_AE" w:bidi="ar_AE"/>
-          </w:rPr>
-          <w:rPr>
-            <w:color w:val="0000EE"/>
-            <w:u w:val="single"/>
-          </w:rPr>
-          <w:t>إشعياء 63:11</w:t>
-        </w:r>
-      </w:hyperlink>
+      <w:r>
+        <w:rPr>
+          <w:rtl/>
+          <w:cs/>
+          <w:lang w:val="ar_AE" w:bidi="ar_AE"/>
+        </w:rPr>
+        <w:t>إشعياء 63:11</w:t>
+      </w:r>
       <w:r>
         <w:rPr>
           <w:rtl/>
@@ -2639,20 +2333,14 @@
         </w:rPr>
         <w:t xml:space="preserve">؛ </w:t>
       </w:r>
-      <w:hyperlink r:id="rId61">
-        <w:r>
-          <w:rPr>
-            <w:rtl/>
-            <w:cs/>
-            <w:lang w:val="ar_AE" w:bidi="ar_AE"/>
-          </w:rPr>
-          <w:rPr>
-            <w:color w:val="0000EE"/>
-            <w:u w:val="single"/>
-          </w:rPr>
-          <w:t>حزقيال 36:26–27</w:t>
-        </w:r>
-      </w:hyperlink>
+      <w:r>
+        <w:rPr>
+          <w:rtl/>
+          <w:cs/>
+          <w:lang w:val="ar_AE" w:bidi="ar_AE"/>
+        </w:rPr>
+        <w:t>حزقيال 36:26–27</w:t>
+      </w:r>
       <w:r>
         <w:rPr>
           <w:rtl/>
@@ -2678,20 +2366,14 @@
         </w:rPr>
         <w:t xml:space="preserve">): العبارة "عَاهَدْتُكُمْ بِهِ" هي التعبير الاصطلاحي العبري لصنع عهد (انظر </w:t>
       </w:r>
-      <w:hyperlink r:id="rId62">
-        <w:r>
-          <w:rPr>
-            <w:rtl/>
-            <w:cs/>
-            <w:lang w:val="ar_AE" w:bidi="ar_AE"/>
-          </w:rPr>
-          <w:rPr>
-            <w:color w:val="0000EE"/>
-            <w:u w:val="single"/>
-          </w:rPr>
-          <w:t>تكوين 15:18</w:t>
-        </w:r>
-      </w:hyperlink>
+      <w:r>
+        <w:rPr>
+          <w:rtl/>
+          <w:cs/>
+          <w:lang w:val="ar_AE" w:bidi="ar_AE"/>
+        </w:rPr>
+        <w:t>تكوين 15:18</w:t>
+      </w:r>
       <w:r>
         <w:rPr>
           <w:rtl/>
@@ -2700,20 +2382,14 @@
         </w:rPr>
         <w:t xml:space="preserve">؛ </w:t>
       </w:r>
-      <w:hyperlink r:id="rId63">
-        <w:r>
-          <w:rPr>
-            <w:rtl/>
-            <w:cs/>
-            <w:lang w:val="ar_AE" w:bidi="ar_AE"/>
-          </w:rPr>
-          <w:rPr>
-            <w:color w:val="0000EE"/>
-            <w:u w:val="single"/>
-          </w:rPr>
-          <w:t>خروج 34:27</w:t>
-        </w:r>
-      </w:hyperlink>
+      <w:r>
+        <w:rPr>
+          <w:rtl/>
+          <w:cs/>
+          <w:lang w:val="ar_AE" w:bidi="ar_AE"/>
+        </w:rPr>
+        <w:t>خروج 34:27</w:t>
+      </w:r>
       <w:r>
         <w:rPr>
           <w:rtl/>
@@ -2722,20 +2398,14 @@
         </w:rPr>
         <w:t xml:space="preserve">). عبارة حجّي، "حسب الكلام الذي عاهدتكم"، فريدة في العهد القديم، حيث تستخدم لغة تخلق عن عمد صلة بين نبوته وعلاقة العهد بين الله وشعبه. ومن خلال عمل هذا الارتباط، أكد حجّي على استمرارية أعمال الله في إنقاذ شعبه، أولًا من مصر ثم من بابل (انظر </w:t>
       </w:r>
-      <w:hyperlink r:id="rId64">
-        <w:r>
-          <w:rPr>
-            <w:rtl/>
-            <w:cs/>
-            <w:lang w:val="ar_AE" w:bidi="ar_AE"/>
-          </w:rPr>
-          <w:rPr>
-            <w:color w:val="0000EE"/>
-            <w:u w:val="single"/>
-          </w:rPr>
-          <w:t>حزقيال 20:33–38</w:t>
-        </w:r>
-      </w:hyperlink>
+      <w:r>
+        <w:rPr>
+          <w:rtl/>
+          <w:cs/>
+          <w:lang w:val="ar_AE" w:bidi="ar_AE"/>
+        </w:rPr>
+        <w:t>حزقيال 20:33–38</w:t>
+      </w:r>
       <w:r>
         <w:rPr>
           <w:rtl/>
@@ -2811,20 +2481,14 @@
         </w:rPr>
         <w:t xml:space="preserve">سيزلزل الله السماوات والأرض مرة أخرى في يوم الدينونة القادم (انظر </w:t>
       </w:r>
-      <w:hyperlink r:id="rId65">
-        <w:r>
-          <w:rPr>
-            <w:rtl/>
-            <w:cs/>
-            <w:lang w:val="ar_AE" w:bidi="ar_AE"/>
-          </w:rPr>
-          <w:rPr>
-            <w:color w:val="0000EE"/>
-            <w:u w:val="single"/>
-          </w:rPr>
-          <w:t>إشعياء 2:19–21</w:t>
-        </w:r>
-      </w:hyperlink>
+      <w:r>
+        <w:rPr>
+          <w:rtl/>
+          <w:cs/>
+          <w:lang w:val="ar_AE" w:bidi="ar_AE"/>
+        </w:rPr>
+        <w:t>إشعياء 2:19–21</w:t>
+      </w:r>
       <w:r>
         <w:rPr>
           <w:rtl/>
@@ -2833,20 +2497,14 @@
         </w:rPr>
         <w:t xml:space="preserve">؛ </w:t>
       </w:r>
-      <w:hyperlink r:id="rId66">
-        <w:r>
-          <w:rPr>
-            <w:rtl/>
-            <w:cs/>
-            <w:lang w:val="ar_AE" w:bidi="ar_AE"/>
-          </w:rPr>
-          <w:rPr>
-            <w:color w:val="0000EE"/>
-            <w:u w:val="single"/>
-          </w:rPr>
-          <w:t>30:28</w:t>
-        </w:r>
-      </w:hyperlink>
+      <w:r>
+        <w:rPr>
+          <w:rtl/>
+          <w:cs/>
+          <w:lang w:val="ar_AE" w:bidi="ar_AE"/>
+        </w:rPr>
+        <w:t>30:28</w:t>
+      </w:r>
       <w:r>
         <w:rPr>
           <w:rtl/>
@@ -2855,20 +2513,14 @@
         </w:rPr>
         <w:t>). الزلزلة السابقة كانت الدينونة على مصر في زمن الخروج (</w:t>
       </w:r>
-      <w:hyperlink r:id="rId67">
-        <w:r>
-          <w:rPr>
-            <w:rtl/>
-            <w:cs/>
-            <w:lang w:val="ar_AE" w:bidi="ar_AE"/>
-          </w:rPr>
-          <w:rPr>
-            <w:color w:val="0000EE"/>
-            <w:u w:val="single"/>
-          </w:rPr>
-          <w:t>حجي 2:21–22</w:t>
-        </w:r>
-      </w:hyperlink>
+      <w:r>
+        <w:rPr>
+          <w:rtl/>
+          <w:cs/>
+          <w:lang w:val="ar_AE" w:bidi="ar_AE"/>
+        </w:rPr>
+        <w:t>حجي 2:21–22</w:t>
+      </w:r>
       <w:r>
         <w:rPr>
           <w:rtl/>
@@ -2877,20 +2529,14 @@
         </w:rPr>
         <w:t xml:space="preserve">؛ </w:t>
       </w:r>
-      <w:hyperlink r:id="rId68">
-        <w:r>
-          <w:rPr>
-            <w:rtl/>
-            <w:cs/>
-            <w:lang w:val="ar_AE" w:bidi="ar_AE"/>
-          </w:rPr>
-          <w:rPr>
-            <w:color w:val="0000EE"/>
-            <w:u w:val="single"/>
-          </w:rPr>
-          <w:t>خروج 14:31</w:t>
-        </w:r>
-      </w:hyperlink>
+      <w:r>
+        <w:rPr>
+          <w:rtl/>
+          <w:cs/>
+          <w:lang w:val="ar_AE" w:bidi="ar_AE"/>
+        </w:rPr>
+        <w:t>خروج 14:31</w:t>
+      </w:r>
       <w:r>
         <w:rPr>
           <w:rtl/>
@@ -2899,20 +2545,14 @@
         </w:rPr>
         <w:t>). ويربط العهد الجديد هذا الحدث بعودة يسوع المسيح في المستقبل القريب (</w:t>
       </w:r>
-      <w:hyperlink r:id="rId69">
-        <w:r>
-          <w:rPr>
-            <w:rtl/>
-            <w:cs/>
-            <w:lang w:val="ar_AE" w:bidi="ar_AE"/>
-          </w:rPr>
-          <w:rPr>
-            <w:color w:val="0000EE"/>
-            <w:u w:val="single"/>
-          </w:rPr>
-          <w:t>عبرانيين 12:26–27</w:t>
-        </w:r>
-      </w:hyperlink>
+      <w:r>
+        <w:rPr>
+          <w:rtl/>
+          <w:cs/>
+          <w:lang w:val="ar_AE" w:bidi="ar_AE"/>
+        </w:rPr>
+        <w:t>عبرانيين 12:26–27</w:t>
+      </w:r>
       <w:r>
         <w:rPr>
           <w:rtl/>
@@ -2921,20 +2561,14 @@
         </w:rPr>
         <w:t xml:space="preserve">). وربما رأى حجّي دينونة الله النهائية مُنبئًا بها من خلال أحداث سوف تحدث بعد زمنه (مثل سقوط فارس أمام اليونان، وسقوط اليونان أمام الرومان؛ انظر </w:t>
       </w:r>
-      <w:hyperlink r:id="rId70">
-        <w:r>
-          <w:rPr>
-            <w:rtl/>
-            <w:cs/>
-            <w:lang w:val="ar_AE" w:bidi="ar_AE"/>
-          </w:rPr>
-          <w:rPr>
-            <w:color w:val="0000EE"/>
-            <w:u w:val="single"/>
-          </w:rPr>
-          <w:t>دانيآل 2:39–45</w:t>
-        </w:r>
-      </w:hyperlink>
+      <w:r>
+        <w:rPr>
+          <w:rtl/>
+          <w:cs/>
+          <w:lang w:val="ar_AE" w:bidi="ar_AE"/>
+        </w:rPr>
+        <w:t>دانيآل 2:39–45</w:t>
+      </w:r>
       <w:r>
         <w:rPr>
           <w:rtl/>
@@ -3077,20 +2711,14 @@
         </w:rPr>
         <w:t xml:space="preserve">مَجْدُ هذَا الْبَيْتِ الأَخِيرِ: ربما كان في ذهن حجّي مجيء المسيّا إلى هيكله (انظر </w:t>
       </w:r>
-      <w:hyperlink r:id="rId71">
-        <w:r>
-          <w:rPr>
-            <w:rtl/>
-            <w:cs/>
-            <w:lang w:val="ar_AE" w:bidi="ar_AE"/>
-          </w:rPr>
-          <w:rPr>
-            <w:color w:val="0000EE"/>
-            <w:u w:val="single"/>
-          </w:rPr>
-          <w:t>ملاخي 3:1</w:t>
-        </w:r>
-      </w:hyperlink>
+      <w:r>
+        <w:rPr>
+          <w:rtl/>
+          <w:cs/>
+          <w:lang w:val="ar_AE" w:bidi="ar_AE"/>
+        </w:rPr>
+        <w:t>ملاخي 3:1</w:t>
+      </w:r>
       <w:r>
         <w:rPr>
           <w:rtl/>
@@ -3099,20 +2727,14 @@
         </w:rPr>
         <w:t>). تم تقديم يسوع (باعتباره الابن البكر لله) في هيكل الرب كطفل (</w:t>
       </w:r>
-      <w:hyperlink r:id="rId72">
-        <w:r>
-          <w:rPr>
-            <w:rtl/>
-            <w:cs/>
-            <w:lang w:val="ar_AE" w:bidi="ar_AE"/>
-          </w:rPr>
-          <w:rPr>
-            <w:color w:val="0000EE"/>
-            <w:u w:val="single"/>
-          </w:rPr>
-          <w:t>لوقا 2:22</w:t>
-        </w:r>
-      </w:hyperlink>
+      <w:r>
+        <w:rPr>
+          <w:rtl/>
+          <w:cs/>
+          <w:lang w:val="ar_AE" w:bidi="ar_AE"/>
+        </w:rPr>
+        <w:t>لوقا 2:22</w:t>
+      </w:r>
       <w:r>
         <w:rPr>
           <w:rtl/>
@@ -3121,20 +2743,14 @@
         </w:rPr>
         <w:t>)، وعلّم هناك كشخص بالغ (</w:t>
       </w:r>
-      <w:hyperlink r:id="rId73">
-        <w:r>
-          <w:rPr>
-            <w:rtl/>
-            <w:cs/>
-            <w:lang w:val="ar_AE" w:bidi="ar_AE"/>
-          </w:rPr>
-          <w:rPr>
-            <w:color w:val="0000EE"/>
-            <w:u w:val="single"/>
-          </w:rPr>
-          <w:t>لوقا 19:45–47</w:t>
-        </w:r>
-      </w:hyperlink>
+      <w:r>
+        <w:rPr>
+          <w:rtl/>
+          <w:cs/>
+          <w:lang w:val="ar_AE" w:bidi="ar_AE"/>
+        </w:rPr>
+        <w:t>لوقا 19:45–47</w:t>
+      </w:r>
       <w:r>
         <w:rPr>
           <w:rtl/>
@@ -3143,20 +2759,14 @@
         </w:rPr>
         <w:t>). يسوع، كلمة الله المتجسد، هو أعظم من الهيكل (</w:t>
       </w:r>
-      <w:hyperlink r:id="rId74">
-        <w:r>
-          <w:rPr>
-            <w:rtl/>
-            <w:cs/>
-            <w:lang w:val="ar_AE" w:bidi="ar_AE"/>
-          </w:rPr>
-          <w:rPr>
-            <w:color w:val="0000EE"/>
-            <w:u w:val="single"/>
-          </w:rPr>
-          <w:t>متى 12:6</w:t>
-        </w:r>
-      </w:hyperlink>
+      <w:r>
+        <w:rPr>
+          <w:rtl/>
+          <w:cs/>
+          <w:lang w:val="ar_AE" w:bidi="ar_AE"/>
+        </w:rPr>
+        <w:t>متى 12:6</w:t>
+      </w:r>
       <w:r>
         <w:rPr>
           <w:rtl/>
@@ -3165,20 +2775,14 @@
         </w:rPr>
         <w:t xml:space="preserve">؛ انظر </w:t>
       </w:r>
-      <w:hyperlink r:id="rId75">
-        <w:r>
-          <w:rPr>
-            <w:rtl/>
-            <w:cs/>
-            <w:lang w:val="ar_AE" w:bidi="ar_AE"/>
-          </w:rPr>
-          <w:rPr>
-            <w:color w:val="0000EE"/>
-            <w:u w:val="single"/>
-          </w:rPr>
-          <w:t>يوحنا 2:13–22</w:t>
-        </w:r>
-      </w:hyperlink>
+      <w:r>
+        <w:rPr>
+          <w:rtl/>
+          <w:cs/>
+          <w:lang w:val="ar_AE" w:bidi="ar_AE"/>
+        </w:rPr>
+        <w:t>يوحنا 2:13–22</w:t>
+      </w:r>
       <w:r>
         <w:rPr>
           <w:rtl/>
@@ -3187,20 +2791,14 @@
         </w:rPr>
         <w:t xml:space="preserve">). وبرغم أنه تم التعرف عليه من قِبَل القليلين فقط، فإن وجود يسوع في الهيكل تجاوز بكثير المجد في خيمة الاجتماع في زمن موسى وفي هيكل سليمان (قارن </w:t>
       </w:r>
-      <w:hyperlink r:id="rId76">
-        <w:r>
-          <w:rPr>
-            <w:rtl/>
-            <w:cs/>
-            <w:lang w:val="ar_AE" w:bidi="ar_AE"/>
-          </w:rPr>
-          <w:rPr>
-            <w:color w:val="0000EE"/>
-            <w:u w:val="single"/>
-          </w:rPr>
-          <w:t>لوقا 2:29–32</w:t>
-        </w:r>
-      </w:hyperlink>
+      <w:r>
+        <w:rPr>
+          <w:rtl/>
+          <w:cs/>
+          <w:lang w:val="ar_AE" w:bidi="ar_AE"/>
+        </w:rPr>
+        <w:t>لوقا 2:29–32</w:t>
+      </w:r>
       <w:r>
         <w:rPr>
           <w:rtl/>
@@ -3209,20 +2807,14 @@
         </w:rPr>
         <w:t>). • وَفِي هذَا الْمَكَانِ أُعْطِي السَّلاَمَ: كانت البركة الكهنوتية (</w:t>
       </w:r>
-      <w:hyperlink r:id="rId77">
-        <w:r>
-          <w:rPr>
-            <w:rtl/>
-            <w:cs/>
-            <w:lang w:val="ar_AE" w:bidi="ar_AE"/>
-          </w:rPr>
-          <w:rPr>
-            <w:color w:val="0000EE"/>
-            <w:u w:val="single"/>
-          </w:rPr>
-          <w:t>عدد 6:24–26</w:t>
-        </w:r>
-      </w:hyperlink>
+      <w:r>
+        <w:rPr>
+          <w:rtl/>
+          <w:cs/>
+          <w:lang w:val="ar_AE" w:bidi="ar_AE"/>
+        </w:rPr>
+        <w:t>عدد 6:24–26</w:t>
+      </w:r>
       <w:r>
         <w:rPr>
           <w:rtl/>
@@ -3231,20 +2823,14 @@
         </w:rPr>
         <w:t>) تُعلن كجزء من طقوس الهيكل. وفي الأيام الأخيرة، سيقوم الله بعقد عهد سلام مع إسرائيل (</w:t>
       </w:r>
-      <w:hyperlink r:id="rId78">
-        <w:r>
-          <w:rPr>
-            <w:rtl/>
-            <w:cs/>
-            <w:lang w:val="ar_AE" w:bidi="ar_AE"/>
-          </w:rPr>
-          <w:rPr>
-            <w:color w:val="0000EE"/>
-            <w:u w:val="single"/>
-          </w:rPr>
-          <w:t>حزقيال 34:25</w:t>
-        </w:r>
-      </w:hyperlink>
+      <w:r>
+        <w:rPr>
+          <w:rtl/>
+          <w:cs/>
+          <w:lang w:val="ar_AE" w:bidi="ar_AE"/>
+        </w:rPr>
+        <w:t>حزقيال 34:25</w:t>
+      </w:r>
       <w:r>
         <w:rPr>
           <w:rtl/>
@@ -3253,20 +2839,14 @@
         </w:rPr>
         <w:t xml:space="preserve">؛ </w:t>
       </w:r>
-      <w:hyperlink r:id="rId79">
-        <w:r>
-          <w:rPr>
-            <w:rtl/>
-            <w:cs/>
-            <w:lang w:val="ar_AE" w:bidi="ar_AE"/>
-          </w:rPr>
-          <w:rPr>
-            <w:color w:val="0000EE"/>
-            <w:u w:val="single"/>
-          </w:rPr>
-          <w:t>37:26</w:t>
-        </w:r>
-      </w:hyperlink>
+      <w:r>
+        <w:rPr>
+          <w:rtl/>
+          <w:cs/>
+          <w:lang w:val="ar_AE" w:bidi="ar_AE"/>
+        </w:rPr>
+        <w:t>37:26</w:t>
+      </w:r>
       <w:r>
         <w:rPr>
           <w:rtl/>
@@ -3359,20 +2939,14 @@
         </w:rPr>
         <w:t>موضوع الرسالة الثالثة هو تعليمات الشريعة المتعلقة بالطهارة الطقسية. وكانت هذه التعليمات لا تزل سارية. يتوقع الله من شعبه أن يكونوا قديسين، كما هو قدوس (</w:t>
       </w:r>
-      <w:hyperlink r:id="rId80">
-        <w:r>
-          <w:rPr>
-            <w:rtl/>
-            <w:cs/>
-            <w:lang w:val="ar_AE" w:bidi="ar_AE"/>
-          </w:rPr>
-          <w:rPr>
-            <w:color w:val="0000EE"/>
-            <w:u w:val="single"/>
-          </w:rPr>
-          <w:t>لاويين 11:44–45</w:t>
-        </w:r>
-      </w:hyperlink>
+      <w:r>
+        <w:rPr>
+          <w:rtl/>
+          <w:cs/>
+          <w:lang w:val="ar_AE" w:bidi="ar_AE"/>
+        </w:rPr>
+        <w:t>لاويين 11:44–45</w:t>
+      </w:r>
       <w:r>
         <w:rPr>
           <w:rtl/>
@@ -3448,20 +3022,14 @@
         </w:rPr>
         <w:t>اِسْأَلِ الْكَهَنَةَ: كان دور الكهنة يتمثل في تعليم وتفسير الشريعة (</w:t>
       </w:r>
-      <w:hyperlink r:id="rId81">
-        <w:r>
-          <w:rPr>
-            <w:rtl/>
-            <w:cs/>
-            <w:lang w:val="ar_AE" w:bidi="ar_AE"/>
-          </w:rPr>
-          <w:rPr>
-            <w:color w:val="0000EE"/>
-            <w:u w:val="single"/>
-          </w:rPr>
-          <w:t>تثنية 33:10</w:t>
-        </w:r>
-      </w:hyperlink>
+      <w:r>
+        <w:rPr>
+          <w:rtl/>
+          <w:cs/>
+          <w:lang w:val="ar_AE" w:bidi="ar_AE"/>
+        </w:rPr>
+        <w:t>تثنية 33:10</w:t>
+      </w:r>
       <w:r>
         <w:rPr>
           <w:rtl/>
@@ -3470,20 +3038,14 @@
         </w:rPr>
         <w:t xml:space="preserve">؛ </w:t>
       </w:r>
-      <w:hyperlink r:id="rId82">
-        <w:r>
-          <w:rPr>
-            <w:rtl/>
-            <w:cs/>
-            <w:lang w:val="ar_AE" w:bidi="ar_AE"/>
-          </w:rPr>
-          <w:rPr>
-            <w:color w:val="0000EE"/>
-            <w:u w:val="single"/>
-          </w:rPr>
-          <w:t>ملاخي 2:7–9</w:t>
-        </w:r>
-      </w:hyperlink>
+      <w:r>
+        <w:rPr>
+          <w:rtl/>
+          <w:cs/>
+          <w:lang w:val="ar_AE" w:bidi="ar_AE"/>
+        </w:rPr>
+        <w:t>ملاخي 2:7–9</w:t>
+      </w:r>
       <w:r>
         <w:rPr>
           <w:rtl/>
@@ -3575,20 +3137,14 @@
         </w:rPr>
         <w:t xml:space="preserve">"). حمل الذبيحة المُقَدَّسة - اللحم الموضوع جانبًا والمجهَّز للتقدمة—كان يجعل الرداء مقدسًا (قارن </w:t>
       </w:r>
-      <w:hyperlink r:id="rId83">
-        <w:r>
-          <w:rPr>
-            <w:rtl/>
-            <w:cs/>
-            <w:lang w:val="ar_AE" w:bidi="ar_AE"/>
-          </w:rPr>
-          <w:rPr>
-            <w:color w:val="0000EE"/>
-            <w:u w:val="single"/>
-          </w:rPr>
-          <w:t>لاويين 6:18</w:t>
-        </w:r>
-      </w:hyperlink>
+      <w:r>
+        <w:rPr>
+          <w:rtl/>
+          <w:cs/>
+          <w:lang w:val="ar_AE" w:bidi="ar_AE"/>
+        </w:rPr>
+        <w:t>لاويين 6:18</w:t>
+      </w:r>
       <w:r>
         <w:rPr>
           <w:rtl/>
@@ -3664,20 +3220,14 @@
         </w:rPr>
         <w:t xml:space="preserve">تنتقل النجاسة الطقسية بسهولة أكبر بكثير من الطهارة الطقسية. فأي شخص يلمس جثة يصبح نجسًا وبذلك غير طاهر. وأي شيء يلمسه شخص نجس طقسيًا يصبح أيضًا غير طاهر (انظر </w:t>
       </w:r>
-      <w:hyperlink r:id="rId84">
-        <w:r>
-          <w:rPr>
-            <w:rtl/>
-            <w:cs/>
-            <w:lang w:val="ar_AE" w:bidi="ar_AE"/>
-          </w:rPr>
-          <w:rPr>
-            <w:color w:val="0000EE"/>
-            <w:u w:val="single"/>
-          </w:rPr>
-          <w:t>عدد 19:11–13</w:t>
-        </w:r>
-      </w:hyperlink>
+      <w:r>
+        <w:rPr>
+          <w:rtl/>
+          <w:cs/>
+          <w:lang w:val="ar_AE" w:bidi="ar_AE"/>
+        </w:rPr>
+        <w:t>عدد 19:11–13</w:t>
+      </w:r>
       <w:r>
         <w:rPr>
           <w:rtl/>
@@ -3686,20 +3236,14 @@
         </w:rPr>
         <w:t xml:space="preserve">، </w:t>
       </w:r>
-      <w:hyperlink r:id="rId85">
-        <w:r>
-          <w:rPr>
-            <w:rtl/>
-            <w:cs/>
-            <w:lang w:val="ar_AE" w:bidi="ar_AE"/>
-          </w:rPr>
-          <w:rPr>
-            <w:color w:val="0000EE"/>
-            <w:u w:val="single"/>
-          </w:rPr>
-          <w:t>22</w:t>
-        </w:r>
-      </w:hyperlink>
+      <w:r>
+        <w:rPr>
+          <w:rtl/>
+          <w:cs/>
+          <w:lang w:val="ar_AE" w:bidi="ar_AE"/>
+        </w:rPr>
+        <w:t>22</w:t>
+      </w:r>
       <w:r>
         <w:rPr>
           <w:rtl/>
@@ -3708,20 +3252,14 @@
         </w:rPr>
         <w:t xml:space="preserve">). يُطبق حجّي هذا في </w:t>
       </w:r>
-      <w:hyperlink r:id="rId86">
-        <w:r>
-          <w:rPr>
-            <w:rtl/>
-            <w:cs/>
-            <w:lang w:val="ar_AE" w:bidi="ar_AE"/>
-          </w:rPr>
-          <w:rPr>
-            <w:color w:val="0000EE"/>
-            <w:u w:val="single"/>
-          </w:rPr>
-          <w:t>حجّي 2:14</w:t>
-        </w:r>
-      </w:hyperlink>
+      <w:r>
+        <w:rPr>
+          <w:rtl/>
+          <w:cs/>
+          <w:lang w:val="ar_AE" w:bidi="ar_AE"/>
+        </w:rPr>
+        <w:t>حجّي 2:14</w:t>
+      </w:r>
       <w:r>
         <w:rPr>
           <w:rtl/>
@@ -3880,20 +3418,14 @@
         </w:rPr>
         <w:t>): البركة الإلهية، سواء كانت روحية أو مادية، تعتمد على طاعة شعب الله (</w:t>
       </w:r>
-      <w:hyperlink r:id="rId87">
-        <w:r>
-          <w:rPr>
-            <w:rtl/>
-            <w:cs/>
-            <w:lang w:val="ar_AE" w:bidi="ar_AE"/>
-          </w:rPr>
-          <w:rPr>
-            <w:color w:val="0000EE"/>
-            <w:u w:val="single"/>
-          </w:rPr>
-          <w:t>تثنية 30:6–10</w:t>
-        </w:r>
-      </w:hyperlink>
+      <w:r>
+        <w:rPr>
+          <w:rtl/>
+          <w:cs/>
+          <w:lang w:val="ar_AE" w:bidi="ar_AE"/>
+        </w:rPr>
+        <w:t>تثنية 30:6–10</w:t>
+      </w:r>
       <w:r>
         <w:rPr>
           <w:rtl/>
@@ -3902,20 +3434,14 @@
         </w:rPr>
         <w:t xml:space="preserve">). دعا حجّي الشعب إلى المثابرة في امتحان الذات الذي يقود إلى التوبة وفي خوف الرب الذي بدأته رسالته الأولى (انظر </w:t>
       </w:r>
-      <w:hyperlink r:id="rId25">
-        <w:r>
-          <w:rPr>
-            <w:rtl/>
-            <w:cs/>
-            <w:lang w:val="ar_AE" w:bidi="ar_AE"/>
-          </w:rPr>
-          <w:rPr>
-            <w:color w:val="0000EE"/>
-            <w:u w:val="single"/>
-          </w:rPr>
-          <w:t>حجّي 1:7</w:t>
-        </w:r>
-      </w:hyperlink>
+      <w:r>
+        <w:rPr>
+          <w:rtl/>
+          <w:cs/>
+          <w:lang w:val="ar_AE" w:bidi="ar_AE"/>
+        </w:rPr>
+        <w:t>حجّي 1:7</w:t>
+      </w:r>
       <w:r>
         <w:rPr>
           <w:rtl/>
@@ -3924,20 +3450,14 @@
         </w:rPr>
         <w:t xml:space="preserve">، </w:t>
       </w:r>
-      <w:hyperlink r:id="rId88">
-        <w:r>
-          <w:rPr>
-            <w:rtl/>
-            <w:cs/>
-            <w:lang w:val="ar_AE" w:bidi="ar_AE"/>
-          </w:rPr>
-          <w:rPr>
-            <w:color w:val="0000EE"/>
-            <w:u w:val="single"/>
-          </w:rPr>
-          <w:t>12</w:t>
-        </w:r>
-      </w:hyperlink>
+      <w:r>
+        <w:rPr>
+          <w:rtl/>
+          <w:cs/>
+          <w:lang w:val="ar_AE" w:bidi="ar_AE"/>
+        </w:rPr>
+        <w:t>12</w:t>
+      </w:r>
       <w:r>
         <w:rPr>
           <w:rtl/>
@@ -4013,20 +3533,14 @@
         </w:rPr>
         <w:t>الرجوع غالبًا ما يشير إلى التوبة. • وَمَا رَجَعْتُمْ إِلَيَّ: كان الشعب العبري عنيدًا ومتمردًا منذ زمن موسى (</w:t>
       </w:r>
-      <w:hyperlink r:id="rId89">
-        <w:r>
-          <w:rPr>
-            <w:rtl/>
-            <w:cs/>
-            <w:lang w:val="ar_AE" w:bidi="ar_AE"/>
-          </w:rPr>
-          <w:rPr>
-            <w:color w:val="0000EE"/>
-            <w:u w:val="single"/>
-          </w:rPr>
-          <w:t>تثنية 31:27</w:t>
-        </w:r>
-      </w:hyperlink>
+      <w:r>
+        <w:rPr>
+          <w:rtl/>
+          <w:cs/>
+          <w:lang w:val="ar_AE" w:bidi="ar_AE"/>
+        </w:rPr>
+        <w:t>تثنية 31:27</w:t>
+      </w:r>
       <w:r>
         <w:rPr>
           <w:rtl/>
@@ -4035,20 +3549,14 @@
         </w:rPr>
         <w:t>) إلى زمن يسوع (</w:t>
       </w:r>
-      <w:hyperlink r:id="rId90">
-        <w:r>
-          <w:rPr>
-            <w:rtl/>
-            <w:cs/>
-            <w:lang w:val="ar_AE" w:bidi="ar_AE"/>
-          </w:rPr>
-          <w:rPr>
-            <w:color w:val="0000EE"/>
-            <w:u w:val="single"/>
-          </w:rPr>
-          <w:t>متى 17:17</w:t>
-        </w:r>
-      </w:hyperlink>
+      <w:r>
+        <w:rPr>
+          <w:rtl/>
+          <w:cs/>
+          <w:lang w:val="ar_AE" w:bidi="ar_AE"/>
+        </w:rPr>
+        <w:t>متى 17:17</w:t>
+      </w:r>
       <w:r>
         <w:rPr>
           <w:rtl/>
@@ -4057,20 +3565,14 @@
         </w:rPr>
         <w:t xml:space="preserve">). • بِاللَّفْحِ وَبِالْيَرَقَانِ: ما حدث كان نتيجة العصيان لعهد الله (انظر </w:t>
       </w:r>
-      <w:hyperlink r:id="rId91">
-        <w:r>
-          <w:rPr>
-            <w:rtl/>
-            <w:cs/>
-            <w:lang w:val="ar_AE" w:bidi="ar_AE"/>
-          </w:rPr>
-          <w:rPr>
-            <w:color w:val="0000EE"/>
-            <w:u w:val="single"/>
-          </w:rPr>
-          <w:t>تثنية 28:22</w:t>
-        </w:r>
-      </w:hyperlink>
+      <w:r>
+        <w:rPr>
+          <w:rtl/>
+          <w:cs/>
+          <w:lang w:val="ar_AE" w:bidi="ar_AE"/>
+        </w:rPr>
+        <w:t>تثنية 28:22</w:t>
+      </w:r>
       <w:r>
         <w:rPr>
           <w:rtl/>
@@ -4180,20 +3682,14 @@
         </w:rPr>
         <w:t xml:space="preserve"> يعتقد البعض أن عبارة "هذا اليوم" تشير إلى تاريخ إزالة الأنقاض الأولية من موقع الهيكل والحصول على مواد البناء (21 سبتمبر، 520 قبل الميلاد؛ انظر </w:t>
       </w:r>
-      <w:hyperlink r:id="rId92">
-        <w:r>
-          <w:rPr>
-            <w:rtl/>
-            <w:cs/>
-            <w:lang w:val="ar_AE" w:bidi="ar_AE"/>
-          </w:rPr>
-          <w:rPr>
-            <w:color w:val="0000EE"/>
-            <w:u w:val="single"/>
-          </w:rPr>
-          <w:t>1:14–15</w:t>
-        </w:r>
-      </w:hyperlink>
+      <w:r>
+        <w:rPr>
+          <w:rtl/>
+          <w:cs/>
+          <w:lang w:val="ar_AE" w:bidi="ar_AE"/>
+        </w:rPr>
+        <w:t>1:14–15</w:t>
+      </w:r>
       <w:r>
         <w:rPr>
           <w:rtl/>
@@ -4269,20 +3765,14 @@
         </w:rPr>
         <w:t xml:space="preserve">ها أنا أعطيكم وعدًا الآن بينما البذار ما تزال في المخزن: إن الوعد بمحصول وافر يلفت الانتباه إلى أمانة الله لشعب عهده. لم يكن الهيكل قد اكتمل بعد، ولكن الله وعد بمد بركاته في الحال. • فَمِنْ هذَا الْيَوْمِ أُبَارِكُ: كان الله كريمًا في الاستجابة الفورية لجهود شعبه نحو التجديد الروحي والطاعة (انظر </w:t>
       </w:r>
-      <w:hyperlink r:id="rId93">
-        <w:r>
-          <w:rPr>
-            <w:rtl/>
-            <w:cs/>
-            <w:lang w:val="ar_AE" w:bidi="ar_AE"/>
-          </w:rPr>
-          <w:rPr>
-            <w:color w:val="0000EE"/>
-            <w:u w:val="single"/>
-          </w:rPr>
-          <w:t>مزمور 111:4–5</w:t>
-        </w:r>
-      </w:hyperlink>
+      <w:r>
+        <w:rPr>
+          <w:rtl/>
+          <w:cs/>
+          <w:lang w:val="ar_AE" w:bidi="ar_AE"/>
+        </w:rPr>
+        <w:t>مزمور 111:4–5</w:t>
+      </w:r>
       <w:r>
         <w:rPr>
           <w:rtl/>
@@ -4358,20 +3848,14 @@
         </w:rPr>
         <w:t xml:space="preserve">الرسالة الأخيرة لحجّي قد تكون الأهم؛ فهي تؤكد مجددًا بروز نسل داود في الحياة الدينية والسياسية لإسرائيل. كانت عائلة داود مفتاحًا لاسترداد الشعب العبري بعد السبي البابلي (انظر </w:t>
       </w:r>
-      <w:hyperlink r:id="rId94">
-        <w:r>
-          <w:rPr>
-            <w:rtl/>
-            <w:cs/>
-            <w:lang w:val="ar_AE" w:bidi="ar_AE"/>
-          </w:rPr>
-          <w:rPr>
-            <w:color w:val="0000EE"/>
-            <w:u w:val="single"/>
-          </w:rPr>
-          <w:t>إرميا 23:5</w:t>
-        </w:r>
-      </w:hyperlink>
+      <w:r>
+        <w:rPr>
+          <w:rtl/>
+          <w:cs/>
+          <w:lang w:val="ar_AE" w:bidi="ar_AE"/>
+        </w:rPr>
+        <w:t>إرميا 23:5</w:t>
+      </w:r>
       <w:r>
         <w:rPr>
           <w:rtl/>
@@ -4380,20 +3864,14 @@
         </w:rPr>
         <w:t xml:space="preserve">؛ </w:t>
       </w:r>
-      <w:hyperlink r:id="rId95">
-        <w:r>
-          <w:rPr>
-            <w:rtl/>
-            <w:cs/>
-            <w:lang w:val="ar_AE" w:bidi="ar_AE"/>
-          </w:rPr>
-          <w:rPr>
-            <w:color w:val="0000EE"/>
-            <w:u w:val="single"/>
-          </w:rPr>
-          <w:t>حزقيال 37:24</w:t>
-        </w:r>
-      </w:hyperlink>
+      <w:r>
+        <w:rPr>
+          <w:rtl/>
+          <w:cs/>
+          <w:lang w:val="ar_AE" w:bidi="ar_AE"/>
+        </w:rPr>
+        <w:t>حزقيال 37:24</w:t>
+      </w:r>
       <w:r>
         <w:rPr>
           <w:rtl/>
@@ -4402,20 +3880,14 @@
         </w:rPr>
         <w:t>). لقد لعن الله نسل داود، الملك يهوياكين، في وقت السبي (</w:t>
       </w:r>
-      <w:hyperlink r:id="rId96">
-        <w:r>
-          <w:rPr>
-            <w:rtl/>
-            <w:cs/>
-            <w:lang w:val="ar_AE" w:bidi="ar_AE"/>
-          </w:rPr>
-          <w:rPr>
-            <w:color w:val="0000EE"/>
-            <w:u w:val="single"/>
-          </w:rPr>
-          <w:t>إرميا 22:24–30</w:t>
-        </w:r>
-      </w:hyperlink>
+      <w:r>
+        <w:rPr>
+          <w:rtl/>
+          <w:cs/>
+          <w:lang w:val="ar_AE" w:bidi="ar_AE"/>
+        </w:rPr>
+        <w:t>إرميا 22:24–30</w:t>
+      </w:r>
       <w:r>
         <w:rPr>
           <w:rtl/>
@@ -4424,20 +3896,14 @@
         </w:rPr>
         <w:t xml:space="preserve">)، لكن الرسالة الأخيرة لحجّي تلغي تلك اللعنة وتعيد العهد مع داود (انظر </w:t>
       </w:r>
-      <w:hyperlink r:id="rId97">
-        <w:r>
-          <w:rPr>
-            <w:rtl/>
-            <w:cs/>
-            <w:lang w:val="ar_AE" w:bidi="ar_AE"/>
-          </w:rPr>
-          <w:rPr>
-            <w:color w:val="0000EE"/>
-            <w:u w:val="single"/>
-          </w:rPr>
-          <w:t>2 صموئيل 7:4–17</w:t>
-        </w:r>
-      </w:hyperlink>
+      <w:r>
+        <w:rPr>
+          <w:rtl/>
+          <w:cs/>
+          <w:lang w:val="ar_AE" w:bidi="ar_AE"/>
+        </w:rPr>
+        <w:t>2 صموئيل 7:4–17</w:t>
+      </w:r>
       <w:r>
         <w:rPr>
           <w:rtl/>
@@ -4513,20 +3979,14 @@
         </w:rPr>
         <w:t>كان زربابل الوالي من نسل داود من خلال يهوياكين (</w:t>
       </w:r>
-      <w:hyperlink r:id="rId98">
-        <w:r>
-          <w:rPr>
-            <w:rtl/>
-            <w:cs/>
-            <w:lang w:val="ar_AE" w:bidi="ar_AE"/>
-          </w:rPr>
-          <w:rPr>
-            <w:color w:val="0000EE"/>
-            <w:u w:val="single"/>
-          </w:rPr>
-          <w:t>1 أخبار 3:19</w:t>
-        </w:r>
-      </w:hyperlink>
+      <w:r>
+        <w:rPr>
+          <w:rtl/>
+          <w:cs/>
+          <w:lang w:val="ar_AE" w:bidi="ar_AE"/>
+        </w:rPr>
+        <w:t>1 أخبار 3:19</w:t>
+      </w:r>
       <w:r>
         <w:rPr>
           <w:rtl/>
@@ -4535,20 +3995,14 @@
         </w:rPr>
         <w:t>). وهكذا فإن تأكيد حجّي يبطل اللعنة على يهوياكين (</w:t>
       </w:r>
-      <w:hyperlink r:id="rId96">
-        <w:r>
-          <w:rPr>
-            <w:rtl/>
-            <w:cs/>
-            <w:lang w:val="ar_AE" w:bidi="ar_AE"/>
-          </w:rPr>
-          <w:rPr>
-            <w:color w:val="0000EE"/>
-            <w:u w:val="single"/>
-          </w:rPr>
-          <w:t>إرميا 22:24–30</w:t>
-        </w:r>
-      </w:hyperlink>
+      <w:r>
+        <w:rPr>
+          <w:rtl/>
+          <w:cs/>
+          <w:lang w:val="ar_AE" w:bidi="ar_AE"/>
+        </w:rPr>
+        <w:t>إرميا 22:24–30</w:t>
+      </w:r>
       <w:r>
         <w:rPr>
           <w:rtl/>
@@ -4624,20 +4078,14 @@
         </w:rPr>
         <w:t xml:space="preserve">وَأَقْلِبُ الْمَرْكَبَاتِ وَالرَّاكِبِينَ فِيهَا: إن لغة النبي ستُذكّر إسرائيل بخلاصهم من الجيش المصري (انظر </w:t>
       </w:r>
-      <w:hyperlink r:id="rId99">
-        <w:r>
-          <w:rPr>
-            <w:rtl/>
-            <w:cs/>
-            <w:lang w:val="ar_AE" w:bidi="ar_AE"/>
-          </w:rPr>
-          <w:rPr>
-            <w:color w:val="0000EE"/>
-            <w:u w:val="single"/>
-          </w:rPr>
-          <w:t>خروج 15:1–21</w:t>
-        </w:r>
-      </w:hyperlink>
+      <w:r>
+        <w:rPr>
+          <w:rtl/>
+          <w:cs/>
+          <w:lang w:val="ar_AE" w:bidi="ar_AE"/>
+        </w:rPr>
+        <w:t>خروج 15:1–21</w:t>
+      </w:r>
       <w:r>
         <w:rPr>
           <w:rtl/>
@@ -4746,20 +4194,14 @@
         </w:rPr>
         <w:t xml:space="preserve">) إلى واحد من نسله (انظر </w:t>
       </w:r>
-      <w:hyperlink r:id="rId100">
-        <w:r>
-          <w:rPr>
-            <w:rtl/>
-            <w:cs/>
-            <w:lang w:val="ar_AE" w:bidi="ar_AE"/>
-          </w:rPr>
-          <w:rPr>
-            <w:color w:val="0000EE"/>
-            <w:u w:val="single"/>
-          </w:rPr>
-          <w:t>متى 1:12</w:t>
-        </w:r>
-      </w:hyperlink>
+      <w:r>
+        <w:rPr>
+          <w:rtl/>
+          <w:cs/>
+          <w:lang w:val="ar_AE" w:bidi="ar_AE"/>
+        </w:rPr>
+        <w:t>متى 1:12</w:t>
+      </w:r>
       <w:r>
         <w:rPr>
           <w:rtl/>
@@ -4768,20 +4210,14 @@
         </w:rPr>
         <w:t xml:space="preserve">؛ </w:t>
       </w:r>
-      <w:hyperlink r:id="rId101">
-        <w:r>
-          <w:rPr>
-            <w:rtl/>
-            <w:cs/>
-            <w:lang w:val="ar_AE" w:bidi="ar_AE"/>
-          </w:rPr>
-          <w:rPr>
-            <w:color w:val="0000EE"/>
-            <w:u w:val="single"/>
-          </w:rPr>
-          <w:t>لوقا 1:32–33</w:t>
-        </w:r>
-      </w:hyperlink>
+      <w:r>
+        <w:rPr>
+          <w:rtl/>
+          <w:cs/>
+          <w:lang w:val="ar_AE" w:bidi="ar_AE"/>
+        </w:rPr>
+        <w:t>لوقا 1:32–33</w:t>
+      </w:r>
       <w:r>
         <w:rPr>
           <w:rtl/>
@@ -4790,20 +4226,14 @@
         </w:rPr>
         <w:t xml:space="preserve">؛ </w:t>
       </w:r>
-      <w:hyperlink r:id="rId102">
-        <w:r>
-          <w:rPr>
-            <w:rtl/>
-            <w:cs/>
-            <w:lang w:val="ar_AE" w:bidi="ar_AE"/>
-          </w:rPr>
-          <w:rPr>
-            <w:color w:val="0000EE"/>
-            <w:u w:val="single"/>
-          </w:rPr>
-          <w:t>3:27</w:t>
-        </w:r>
-      </w:hyperlink>
+      <w:r>
+        <w:rPr>
+          <w:rtl/>
+          <w:cs/>
+          <w:lang w:val="ar_AE" w:bidi="ar_AE"/>
+        </w:rPr>
+        <w:t>3:27</w:t>
+      </w:r>
       <w:r>
         <w:rPr>
           <w:rtl/>
